--- a/doctorado/04-docx/CV-Doctorado-Baremo-ES.docx
+++ b/doctorado/04-docx/CV-Doctorado-Baremo-ES.docx
@@ -310,12 +310,12 @@
             <w:r>
               <w:rPr>
                 <w:rFonts w:ascii="Inter" w:hAnsi="Inter" w:cs="Inter"/>
-                <w:b w:val="0"/>
+                <w:b/>
                 <w:i w:val="0"/>
                 <w:color w:val="1C1E2E"/>
                 <w:sz w:val="19"/>
               </w:rPr>
-              <w:t>Ana Zoraida Eslava-Graterol</w:t>
+              <w:t>Ana Zoraimy Eslava Graterol</w:t>
             </w:r>
           </w:p>
         </w:tc>
@@ -1055,7 +1055,7 @@
           <w:color w:val="22307C"/>
           <w:sz w:val="32"/>
         </w:rPr>
-        <w:t>A.2 · Licenciatura en Educación, mención Inglés — especialidad Currículo</w:t>
+        <w:t>A.2 · Licenciada en Educación, mención Inglés</w:t>
       </w:r>
     </w:p>
     <w:p>
@@ -1067,7 +1067,19 @@
           <w:color w:val="1C1E2E"/>
           <w:sz w:val="22"/>
         </w:rPr>
-        <w:t>Universidad de Los Andes (ULA), Táchira, Venezuela — 2004</w:t>
+        <w:t>Universidad de Los Andes (ULA) — Núcleo Universitario «Dr. Pedro Rincón Gutiérrez», San Cristóbal, Táchira, Venezuela</w:t>
+      </w:r>
+    </w:p>
+    <w:p>
+      <w:r>
+        <w:rPr>
+          <w:rFonts w:ascii="Inter" w:hAnsi="Inter" w:cs="Inter"/>
+          <w:b/>
+          <w:i w:val="0"/>
+          <w:color w:val="1C1E2E"/>
+          <w:sz w:val="22"/>
+        </w:rPr>
+        <w:t>Estudios 1999–2003 · egresada en el período lectivo U-2003 · grado conferido en 2004</w:t>
       </w:r>
     </w:p>
     <w:tbl>
@@ -1086,13 +1098,14 @@
         <w:tblLook w:firstColumn="1" w:firstRow="1" w:lastColumn="0" w:lastRow="0" w:noHBand="0" w:noVBand="1" w:val="04A0"/>
       </w:tblPr>
       <w:tblGrid>
-        <w:gridCol w:w="4824"/>
-        <w:gridCol w:w="4824"/>
+        <w:gridCol w:w="3216"/>
+        <w:gridCol w:w="3216"/>
+        <w:gridCol w:w="3216"/>
       </w:tblGrid>
       <w:tr>
         <w:tc>
           <w:tcPr>
-            <w:tcW w:type="dxa" w:w="4824"/>
+            <w:tcW w:type="dxa" w:w="3216"/>
             <w:shd w:val="clear" w:color="auto" w:fill="EEF2FD"/>
           </w:tcPr>
           <w:p>
@@ -1114,7 +1127,7 @@
         </w:tc>
         <w:tc>
           <w:tcPr>
-            <w:tcW w:type="dxa" w:w="4824"/>
+            <w:tcW w:type="dxa" w:w="3216"/>
             <w:shd w:val="clear" w:color="auto" w:fill="EEF2FD"/>
           </w:tcPr>
           <w:p>
@@ -1134,11 +1147,10 @@
             </w:r>
           </w:p>
         </w:tc>
-      </w:tr>
-      <w:tr>
         <w:tc>
           <w:tcPr>
-            <w:tcW w:type="dxa" w:w="4824"/>
+            <w:tcW w:type="dxa" w:w="3216"/>
+            <w:shd w:val="clear" w:color="auto" w:fill="EEF2FD"/>
           </w:tcPr>
           <w:p>
             <w:pPr>
@@ -1148,18 +1160,20 @@
             <w:r>
               <w:rPr>
                 <w:rFonts w:ascii="Inter" w:hAnsi="Inter" w:cs="Inter"/>
-                <w:b w:val="0"/>
-                <w:i w:val="0"/>
-                <w:color w:val="1C1E2E"/>
-                <w:sz w:val="19"/>
-              </w:rPr>
-              <w:t>Distinción académica</w:t>
+                <w:b/>
+                <w:i w:val="0"/>
+                <w:color w:val="22307C"/>
+                <w:sz w:val="19"/>
+              </w:rPr>
+              <w:t>Fuente</w:t>
             </w:r>
           </w:p>
         </w:tc>
+      </w:tr>
+      <w:tr>
         <w:tc>
           <w:tcPr>
-            <w:tcW w:type="dxa" w:w="4824"/>
+            <w:tcW w:type="dxa" w:w="3216"/>
           </w:tcPr>
           <w:p>
             <w:pPr>
@@ -1174,7 +1188,59 @@
                 <w:color w:val="1C1E2E"/>
                 <w:sz w:val="19"/>
               </w:rPr>
-              <w:t>Summa Cum Laude</w:t>
+              <w:t>Nota media equivalente en la escala española</w:t>
+            </w:r>
+          </w:p>
+        </w:tc>
+        <w:tc>
+          <w:tcPr>
+            <w:tcW w:type="dxa" w:w="3216"/>
+          </w:tcPr>
+          <w:p>
+            <w:pPr>
+              <w:spacing w:after="40"/>
+            </w:pPr>
+            <w:r/>
+            <w:r>
+              <w:rPr>
+                <w:rFonts w:ascii="Inter" w:hAnsi="Inter" w:cs="Inter"/>
+                <w:b/>
+                <w:i w:val="0"/>
+                <w:color w:val="1C1E2E"/>
+                <w:sz w:val="19"/>
+              </w:rPr>
+              <w:t>9,07 / 10</w:t>
+            </w:r>
+          </w:p>
+        </w:tc>
+        <w:tc>
+          <w:tcPr>
+            <w:tcW w:type="dxa" w:w="3216"/>
+          </w:tcPr>
+          <w:p>
+            <w:pPr>
+              <w:spacing w:after="40"/>
+            </w:pPr>
+            <w:r/>
+            <w:r>
+              <w:rPr>
+                <w:rFonts w:ascii="Inter" w:hAnsi="Inter" w:cs="Inter"/>
+                <w:b w:val="0"/>
+                <w:i w:val="0"/>
+                <w:color w:val="1C1E2E"/>
+                <w:sz w:val="19"/>
+              </w:rPr>
+              <w:t xml:space="preserve">Declaración de equivalencia — Secretaría General de Universidades </w:t>
+            </w:r>
+            <w:r>
+              <w:rPr>
+                <w:rFonts w:ascii="Inter" w:hAnsi="Inter" w:cs="Inter"/>
+                <w:b/>
+                <w:i w:val="0"/>
+                <w:color w:val="1C1E2E"/>
+                <w:sz w:val="19"/>
+              </w:rPr>
+              <w:t>[DOC-05]</w:t>
             </w:r>
           </w:p>
         </w:tc>
@@ -1182,7 +1248,7 @@
       <w:tr>
         <w:tc>
           <w:tcPr>
-            <w:tcW w:type="dxa" w:w="4824"/>
+            <w:tcW w:type="dxa" w:w="3216"/>
           </w:tcPr>
           <w:p>
             <w:pPr>
@@ -1197,13 +1263,13 @@
                 <w:color w:val="1C1E2E"/>
                 <w:sz w:val="19"/>
               </w:rPr>
-              <w:t>Posición en la promoción</w:t>
+              <w:t>Nota media en la escala de origen</w:t>
             </w:r>
           </w:p>
         </w:tc>
         <w:tc>
           <w:tcPr>
-            <w:tcW w:type="dxa" w:w="4824"/>
+            <w:tcW w:type="dxa" w:w="3216"/>
           </w:tcPr>
           <w:p>
             <w:pPr>
@@ -1218,7 +1284,48 @@
                 <w:color w:val="1C1E2E"/>
                 <w:sz w:val="19"/>
               </w:rPr>
-              <w:t>Primer rango de la promoción</w:t>
+              <w:t>18,97 / 20</w:t>
+            </w:r>
+            <w:r>
+              <w:rPr>
+                <w:rFonts w:ascii="Inter" w:hAnsi="Inter" w:cs="Inter"/>
+                <w:b w:val="0"/>
+                <w:i w:val="0"/>
+                <w:color w:val="1C1E2E"/>
+                <w:sz w:val="19"/>
+              </w:rPr>
+              <w:t xml:space="preserve"> (escala venezolana 0–20, aprobado ≥ 10)</w:t>
+            </w:r>
+          </w:p>
+        </w:tc>
+        <w:tc>
+          <w:tcPr>
+            <w:tcW w:type="dxa" w:w="3216"/>
+          </w:tcPr>
+          <w:p>
+            <w:pPr>
+              <w:spacing w:after="40"/>
+            </w:pPr>
+            <w:r/>
+            <w:r>
+              <w:rPr>
+                <w:rFonts w:ascii="Inter" w:hAnsi="Inter" w:cs="Inter"/>
+                <w:b w:val="0"/>
+                <w:i w:val="0"/>
+                <w:color w:val="1C1E2E"/>
+                <w:sz w:val="19"/>
+              </w:rPr>
+              <w:t xml:space="preserve">Constancia de Rango Académico </w:t>
+            </w:r>
+            <w:r>
+              <w:rPr>
+                <w:rFonts w:ascii="Inter" w:hAnsi="Inter" w:cs="Inter"/>
+                <w:b/>
+                <w:i w:val="0"/>
+                <w:color w:val="1C1E2E"/>
+                <w:sz w:val="19"/>
+              </w:rPr>
+              <w:t>[DOC-06]</w:t>
             </w:r>
           </w:p>
         </w:tc>
@@ -1226,7 +1333,7 @@
       <w:tr>
         <w:tc>
           <w:tcPr>
-            <w:tcW w:type="dxa" w:w="4824"/>
+            <w:tcW w:type="dxa" w:w="3216"/>
           </w:tcPr>
           <w:p>
             <w:pPr>
@@ -1236,18 +1343,18 @@
             <w:r>
               <w:rPr>
                 <w:rFonts w:ascii="Inter" w:hAnsi="Inter" w:cs="Inter"/>
-                <w:b w:val="0"/>
+                <w:b/>
                 <w:i w:val="0"/>
                 <w:color w:val="1C1E2E"/>
                 <w:sz w:val="19"/>
               </w:rPr>
-              <w:t>Distinción del TFG</w:t>
+              <w:t>Posición en la promoción</w:t>
             </w:r>
           </w:p>
         </w:tc>
         <w:tc>
           <w:tcPr>
-            <w:tcW w:type="dxa" w:w="4824"/>
+            <w:tcW w:type="dxa" w:w="3216"/>
           </w:tcPr>
           <w:p>
             <w:pPr>
@@ -1262,7 +1369,7 @@
                 <w:color w:val="1C1E2E"/>
                 <w:sz w:val="19"/>
               </w:rPr>
-              <w:t>Summa Cum Laude</w:t>
+              <w:t>1.º de 56 graduandos</w:t>
             </w:r>
             <w:r>
               <w:rPr>
@@ -1272,7 +1379,28 @@
                 <w:color w:val="1C1E2E"/>
                 <w:sz w:val="19"/>
               </w:rPr>
-              <w:t xml:space="preserve">, con </w:t>
+              <w:t xml:space="preserve"> — promedio de la promoción: 15,77</w:t>
+            </w:r>
+          </w:p>
+        </w:tc>
+        <w:tc>
+          <w:tcPr>
+            <w:tcW w:type="dxa" w:w="3216"/>
+          </w:tcPr>
+          <w:p>
+            <w:pPr>
+              <w:spacing w:after="40"/>
+            </w:pPr>
+            <w:r/>
+            <w:r>
+              <w:rPr>
+                <w:rFonts w:ascii="Inter" w:hAnsi="Inter" w:cs="Inter"/>
+                <w:b w:val="0"/>
+                <w:i w:val="0"/>
+                <w:color w:val="1C1E2E"/>
+                <w:sz w:val="19"/>
+              </w:rPr>
+              <w:t xml:space="preserve">Constancia de Rango Académico </w:t>
             </w:r>
             <w:r>
               <w:rPr>
@@ -1282,17 +1410,7 @@
                 <w:color w:val="1C1E2E"/>
                 <w:sz w:val="19"/>
               </w:rPr>
-              <w:t>publicación derivada en revista indexada</w:t>
-            </w:r>
-            <w:r>
-              <w:rPr>
-                <w:rFonts w:ascii="Inter" w:hAnsi="Inter" w:cs="Inter"/>
-                <w:b w:val="0"/>
-                <w:i w:val="0"/>
-                <w:color w:val="1C1E2E"/>
-                <w:sz w:val="19"/>
-              </w:rPr>
-              <w:t xml:space="preserve"> (véase §B.6 y §5)</w:t>
+              <w:t>[DOC-06]</w:t>
             </w:r>
           </w:p>
         </w:tc>
@@ -1300,7 +1418,7 @@
       <w:tr>
         <w:tc>
           <w:tcPr>
-            <w:tcW w:type="dxa" w:w="4824"/>
+            <w:tcW w:type="dxa" w:w="3216"/>
           </w:tcPr>
           <w:p>
             <w:pPr>
@@ -1315,13 +1433,13 @@
                 <w:color w:val="1C1E2E"/>
                 <w:sz w:val="19"/>
               </w:rPr>
-              <w:t>Líneas de investigación de la titulación</w:t>
+              <w:t>Distribución de calificaciones</w:t>
             </w:r>
           </w:p>
         </w:tc>
         <w:tc>
           <w:tcPr>
-            <w:tcW w:type="dxa" w:w="4824"/>
+            <w:tcW w:type="dxa" w:w="3216"/>
           </w:tcPr>
           <w:p>
             <w:pPr>
@@ -1336,7 +1454,68 @@
                 <w:color w:val="1C1E2E"/>
                 <w:sz w:val="19"/>
               </w:rPr>
-              <w:t>Diseño curricular y enseñanza del inglés</w:t>
+              <w:t xml:space="preserve">0 % aprobado · 28,45 % notable · </w:t>
+            </w:r>
+            <w:r>
+              <w:rPr>
+                <w:rFonts w:ascii="Inter" w:hAnsi="Inter" w:cs="Inter"/>
+                <w:b/>
+                <w:i w:val="0"/>
+                <w:color w:val="1C1E2E"/>
+                <w:sz w:val="19"/>
+              </w:rPr>
+              <w:t>38,79 % sobresaliente</w:t>
+            </w:r>
+            <w:r>
+              <w:rPr>
+                <w:rFonts w:ascii="Inter" w:hAnsi="Inter" w:cs="Inter"/>
+                <w:b w:val="0"/>
+                <w:i w:val="0"/>
+                <w:color w:val="1C1E2E"/>
+                <w:sz w:val="19"/>
+              </w:rPr>
+              <w:t xml:space="preserve"> · </w:t>
+            </w:r>
+            <w:r>
+              <w:rPr>
+                <w:rFonts w:ascii="Inter" w:hAnsi="Inter" w:cs="Inter"/>
+                <w:b/>
+                <w:i w:val="0"/>
+                <w:color w:val="1C1E2E"/>
+                <w:sz w:val="19"/>
+              </w:rPr>
+              <w:t>32,76 % matrícula de honor</w:t>
+            </w:r>
+          </w:p>
+        </w:tc>
+        <w:tc>
+          <w:tcPr>
+            <w:tcW w:type="dxa" w:w="3216"/>
+          </w:tcPr>
+          <w:p>
+            <w:pPr>
+              <w:spacing w:after="40"/>
+            </w:pPr>
+            <w:r/>
+            <w:r>
+              <w:rPr>
+                <w:rFonts w:ascii="Inter" w:hAnsi="Inter" w:cs="Inter"/>
+                <w:b w:val="0"/>
+                <w:i w:val="0"/>
+                <w:color w:val="1C1E2E"/>
+                <w:sz w:val="19"/>
+              </w:rPr>
+              <w:t xml:space="preserve">Declaración de equivalencia </w:t>
+            </w:r>
+            <w:r>
+              <w:rPr>
+                <w:rFonts w:ascii="Inter" w:hAnsi="Inter" w:cs="Inter"/>
+                <w:b/>
+                <w:i w:val="0"/>
+                <w:color w:val="1C1E2E"/>
+                <w:sz w:val="19"/>
+              </w:rPr>
+              <w:t>[DOC-05]</w:t>
             </w:r>
           </w:p>
         </w:tc>
@@ -1344,7 +1523,7 @@
       <w:tr>
         <w:tc>
           <w:tcPr>
-            <w:tcW w:type="dxa" w:w="4824"/>
+            <w:tcW w:type="dxa" w:w="3216"/>
           </w:tcPr>
           <w:p>
             <w:pPr>
@@ -1359,13 +1538,13 @@
                 <w:color w:val="1C1E2E"/>
                 <w:sz w:val="19"/>
               </w:rPr>
-              <w:t>Acreditación</w:t>
+              <w:t>Volumen del expediente</w:t>
             </w:r>
           </w:p>
         </w:tc>
         <w:tc>
           <w:tcPr>
-            <w:tcW w:type="dxa" w:w="4824"/>
+            <w:tcW w:type="dxa" w:w="3216"/>
           </w:tcPr>
           <w:p>
             <w:pPr>
@@ -1380,7 +1559,28 @@
                 <w:color w:val="1C1E2E"/>
                 <w:sz w:val="19"/>
               </w:rPr>
-              <w:t xml:space="preserve">Certificación académica personal ULA con nota media </w:t>
+              <w:t>119 asignaturas/créditos (116 con calificación)</w:t>
+            </w:r>
+          </w:p>
+        </w:tc>
+        <w:tc>
+          <w:tcPr>
+            <w:tcW w:type="dxa" w:w="3216"/>
+          </w:tcPr>
+          <w:p>
+            <w:pPr>
+              <w:spacing w:after="40"/>
+            </w:pPr>
+            <w:r/>
+            <w:r>
+              <w:rPr>
+                <w:rFonts w:ascii="Inter" w:hAnsi="Inter" w:cs="Inter"/>
+                <w:b w:val="0"/>
+                <w:i w:val="0"/>
+                <w:color w:val="1C1E2E"/>
+                <w:sz w:val="19"/>
+              </w:rPr>
+              <w:t xml:space="preserve">Declaración de equivalencia </w:t>
             </w:r>
             <w:r>
               <w:rPr>
@@ -1390,8 +1590,21 @@
                 <w:color w:val="1C1E2E"/>
                 <w:sz w:val="19"/>
               </w:rPr>
-              <w:t>[DOC-03]</w:t>
-            </w:r>
+              <w:t>[DOC-05]</w:t>
+            </w:r>
+          </w:p>
+        </w:tc>
+      </w:tr>
+      <w:tr>
+        <w:tc>
+          <w:tcPr>
+            <w:tcW w:type="dxa" w:w="3216"/>
+          </w:tcPr>
+          <w:p>
+            <w:pPr>
+              <w:spacing w:after="40"/>
+            </w:pPr>
+            <w:r/>
             <w:r>
               <w:rPr>
                 <w:rFonts w:ascii="Inter" w:hAnsi="Inter" w:cs="Inter"/>
@@ -1400,7 +1613,28 @@
                 <w:color w:val="1C1E2E"/>
                 <w:sz w:val="19"/>
               </w:rPr>
-              <w:t xml:space="preserve"> · Título </w:t>
+              <w:t>Rama de conocimiento española · ISCED</w:t>
+            </w:r>
+          </w:p>
+        </w:tc>
+        <w:tc>
+          <w:tcPr>
+            <w:tcW w:type="dxa" w:w="3216"/>
+          </w:tcPr>
+          <w:p>
+            <w:pPr>
+              <w:spacing w:after="40"/>
+            </w:pPr>
+            <w:r/>
+            <w:r>
+              <w:rPr>
+                <w:rFonts w:ascii="Inter" w:hAnsi="Inter" w:cs="Inter"/>
+                <w:b w:val="0"/>
+                <w:i w:val="0"/>
+                <w:color w:val="1C1E2E"/>
+                <w:sz w:val="19"/>
+              </w:rPr>
+              <w:t xml:space="preserve">Ciencias Sociales y Jurídicas · </w:t>
             </w:r>
             <w:r>
               <w:rPr>
@@ -1410,8 +1644,168 @@
                 <w:color w:val="1C1E2E"/>
                 <w:sz w:val="19"/>
               </w:rPr>
+              <w:t>0114</w:t>
+            </w:r>
+            <w:r>
+              <w:rPr>
+                <w:rFonts w:ascii="Inter" w:hAnsi="Inter" w:cs="Inter"/>
+                <w:b w:val="0"/>
+                <w:i w:val="0"/>
+                <w:color w:val="1C1E2E"/>
+                <w:sz w:val="19"/>
+              </w:rPr>
+              <w:t xml:space="preserve"> (formación de docentes)</w:t>
+            </w:r>
+          </w:p>
+        </w:tc>
+        <w:tc>
+          <w:tcPr>
+            <w:tcW w:type="dxa" w:w="3216"/>
+          </w:tcPr>
+          <w:p>
+            <w:pPr>
+              <w:spacing w:after="40"/>
+            </w:pPr>
+            <w:r/>
+            <w:r>
+              <w:rPr>
+                <w:rFonts w:ascii="Inter" w:hAnsi="Inter" w:cs="Inter"/>
+                <w:b w:val="0"/>
+                <w:i w:val="0"/>
+                <w:color w:val="1C1E2E"/>
+                <w:sz w:val="19"/>
+              </w:rPr>
+              <w:t xml:space="preserve">Declaración de equivalencia </w:t>
+            </w:r>
+            <w:r>
+              <w:rPr>
+                <w:rFonts w:ascii="Inter" w:hAnsi="Inter" w:cs="Inter"/>
+                <w:b/>
+                <w:i w:val="0"/>
+                <w:color w:val="1C1E2E"/>
+                <w:sz w:val="19"/>
+              </w:rPr>
+              <w:t>[DOC-05]</w:t>
+            </w:r>
+          </w:p>
+        </w:tc>
+      </w:tr>
+      <w:tr>
+        <w:tc>
+          <w:tcPr>
+            <w:tcW w:type="dxa" w:w="3216"/>
+          </w:tcPr>
+          <w:p>
+            <w:pPr>
+              <w:spacing w:after="40"/>
+            </w:pPr>
+            <w:r/>
+            <w:r>
+              <w:rPr>
+                <w:rFonts w:ascii="Inter" w:hAnsi="Inter" w:cs="Inter"/>
+                <w:b w:val="0"/>
+                <w:i w:val="0"/>
+                <w:color w:val="1C1E2E"/>
+                <w:sz w:val="19"/>
+              </w:rPr>
+              <w:t>Distinción académica</w:t>
+            </w:r>
+          </w:p>
+        </w:tc>
+        <w:tc>
+          <w:tcPr>
+            <w:tcW w:type="dxa" w:w="3216"/>
+          </w:tcPr>
+          <w:p>
+            <w:pPr>
+              <w:spacing w:after="40"/>
+            </w:pPr>
+            <w:r/>
+            <w:r>
+              <w:rPr>
+                <w:rFonts w:ascii="Inter" w:hAnsi="Inter" w:cs="Inter"/>
+                <w:b/>
+                <w:i w:val="0"/>
+                <w:color w:val="1C1E2E"/>
+                <w:sz w:val="19"/>
+              </w:rPr>
+              <w:t>Summa Cum Laude</w:t>
+            </w:r>
+          </w:p>
+        </w:tc>
+        <w:tc>
+          <w:tcPr>
+            <w:tcW w:type="dxa" w:w="3216"/>
+          </w:tcPr>
+          <w:p>
+            <w:pPr>
+              <w:spacing w:after="40"/>
+            </w:pPr>
+            <w:r/>
+            <w:r>
+              <w:rPr>
+                <w:rFonts w:ascii="Inter" w:hAnsi="Inter" w:cs="Inter"/>
+                <w:b w:val="0"/>
+                <w:i w:val="0"/>
+                <w:color w:val="1C1E2E"/>
+                <w:sz w:val="19"/>
+              </w:rPr>
+              <w:t xml:space="preserve">Acta de grado / diploma </w:t>
+            </w:r>
+            <w:r>
+              <w:rPr>
+                <w:rFonts w:ascii="Inter" w:hAnsi="Inter" w:cs="Inter"/>
+                <w:b/>
+                <w:i w:val="0"/>
+                <w:color w:val="1C1E2E"/>
+                <w:sz w:val="19"/>
+              </w:rPr>
               <w:t>[DOC-04]</w:t>
             </w:r>
+          </w:p>
+        </w:tc>
+      </w:tr>
+      <w:tr>
+        <w:tc>
+          <w:tcPr>
+            <w:tcW w:type="dxa" w:w="3216"/>
+          </w:tcPr>
+          <w:p>
+            <w:pPr>
+              <w:spacing w:after="40"/>
+            </w:pPr>
+            <w:r/>
+            <w:r>
+              <w:rPr>
+                <w:rFonts w:ascii="Inter" w:hAnsi="Inter" w:cs="Inter"/>
+                <w:b/>
+                <w:i w:val="0"/>
+                <w:color w:val="1C1E2E"/>
+                <w:sz w:val="19"/>
+              </w:rPr>
+              <w:t>Trabajo Especial de Grado</w:t>
+            </w:r>
+          </w:p>
+        </w:tc>
+        <w:tc>
+          <w:tcPr>
+            <w:tcW w:type="dxa" w:w="3216"/>
+          </w:tcPr>
+          <w:p>
+            <w:pPr>
+              <w:spacing w:after="40"/>
+            </w:pPr>
+            <w:r/>
+            <w:r>
+              <w:rPr>
+                <w:rFonts w:ascii="Inter" w:hAnsi="Inter" w:cs="Inter"/>
+                <w:b/>
+                <w:i w:val="0"/>
+                <w:color w:val="1C1E2E"/>
+                <w:sz w:val="19"/>
+              </w:rPr>
+              <w:t>20 / 20 — Sobresaliente</w:t>
+            </w:r>
             <w:r>
               <w:rPr>
                 <w:rFonts w:ascii="Inter" w:hAnsi="Inter" w:cs="Inter"/>
@@ -1420,7 +1814,7 @@
                 <w:color w:val="1C1E2E"/>
                 <w:sz w:val="19"/>
               </w:rPr>
-              <w:t xml:space="preserve"> · Equivalencia / declaración de equivalencia de nivel académico </w:t>
+              <w:t xml:space="preserve">, con </w:t>
             </w:r>
             <w:r>
               <w:rPr>
@@ -1430,13 +1824,266 @@
                 <w:color w:val="1C1E2E"/>
                 <w:sz w:val="19"/>
               </w:rPr>
-              <w:t>[DOC-05]</w:t>
+              <w:t>Diploma de Honor concedido por el Rector de la ULA</w:t>
+            </w:r>
+            <w:r>
+              <w:rPr>
+                <w:rFonts w:ascii="Inter" w:hAnsi="Inter" w:cs="Inter"/>
+                <w:b w:val="0"/>
+                <w:i w:val="0"/>
+                <w:color w:val="1C1E2E"/>
+                <w:sz w:val="19"/>
+              </w:rPr>
+              <w:t xml:space="preserve"> (Mérida, 15 nov. 2004)</w:t>
+            </w:r>
+          </w:p>
+        </w:tc>
+        <w:tc>
+          <w:tcPr>
+            <w:tcW w:type="dxa" w:w="3216"/>
+          </w:tcPr>
+          <w:p>
+            <w:pPr>
+              <w:spacing w:after="40"/>
+            </w:pPr>
+            <w:r/>
+            <w:r>
+              <w:rPr>
+                <w:rFonts w:ascii="Inter" w:hAnsi="Inter" w:cs="Inter"/>
+                <w:b w:val="0"/>
+                <w:i w:val="0"/>
+                <w:color w:val="1C1E2E"/>
+                <w:sz w:val="19"/>
+              </w:rPr>
+              <w:t xml:space="preserve">Diploma de Honor </w:t>
+            </w:r>
+            <w:r>
+              <w:rPr>
+                <w:rFonts w:ascii="Inter" w:hAnsi="Inter" w:cs="Inter"/>
+                <w:b/>
+                <w:i w:val="0"/>
+                <w:color w:val="1C1E2E"/>
+                <w:sz w:val="19"/>
+              </w:rPr>
+              <w:t>[DOC-07]</w:t>
+            </w:r>
+          </w:p>
+        </w:tc>
+      </w:tr>
+      <w:tr>
+        <w:tc>
+          <w:tcPr>
+            <w:tcW w:type="dxa" w:w="3216"/>
+          </w:tcPr>
+          <w:p>
+            <w:pPr>
+              <w:spacing w:after="40"/>
+            </w:pPr>
+            <w:r/>
+            <w:r>
+              <w:rPr>
+                <w:rFonts w:ascii="Inter" w:hAnsi="Inter" w:cs="Inter"/>
+                <w:b w:val="0"/>
+                <w:i w:val="0"/>
+                <w:color w:val="1C1E2E"/>
+                <w:sz w:val="19"/>
+              </w:rPr>
+              <w:t>Recorrido investigador del TFG</w:t>
+            </w:r>
+          </w:p>
+        </w:tc>
+        <w:tc>
+          <w:tcPr>
+            <w:tcW w:type="dxa" w:w="3216"/>
+          </w:tcPr>
+          <w:p>
+            <w:pPr>
+              <w:spacing w:after="40"/>
+            </w:pPr>
+            <w:r/>
+            <w:r>
+              <w:rPr>
+                <w:rFonts w:ascii="Inter" w:hAnsi="Inter" w:cs="Inter"/>
+                <w:b w:val="0"/>
+                <w:i w:val="0"/>
+                <w:color w:val="1C1E2E"/>
+                <w:sz w:val="19"/>
+              </w:rPr>
+              <w:t>Publicado tras arbitraje en revista indexada y presentado como ponencia arbitrada en congreso internacional (§5.1)</w:t>
+            </w:r>
+          </w:p>
+        </w:tc>
+        <w:tc>
+          <w:tcPr>
+            <w:tcW w:type="dxa" w:w="3216"/>
+          </w:tcPr>
+          <w:p>
+            <w:pPr>
+              <w:spacing w:after="40"/>
+            </w:pPr>
+            <w:r/>
+            <w:r>
+              <w:rPr>
+                <w:rFonts w:ascii="Inter" w:hAnsi="Inter" w:cs="Inter"/>
+                <w:b/>
+                <w:i w:val="0"/>
+                <w:color w:val="1C1E2E"/>
+                <w:sz w:val="19"/>
+              </w:rPr>
+              <w:t>[DOC-19]</w:t>
+            </w:r>
+            <w:r>
+              <w:rPr>
+                <w:rFonts w:ascii="Inter" w:hAnsi="Inter" w:cs="Inter"/>
+                <w:b w:val="0"/>
+                <w:i w:val="0"/>
+                <w:color w:val="1C1E2E"/>
+                <w:sz w:val="19"/>
+              </w:rPr>
+              <w:t xml:space="preserve"> · </w:t>
+            </w:r>
+            <w:r>
+              <w:rPr>
+                <w:rFonts w:ascii="Inter" w:hAnsi="Inter" w:cs="Inter"/>
+                <w:b/>
+                <w:i w:val="0"/>
+                <w:color w:val="1C1E2E"/>
+                <w:sz w:val="19"/>
+              </w:rPr>
+              <w:t>[DOC-24]</w:t>
+            </w:r>
+          </w:p>
+        </w:tc>
+      </w:tr>
+      <w:tr>
+        <w:tc>
+          <w:tcPr>
+            <w:tcW w:type="dxa" w:w="3216"/>
+          </w:tcPr>
+          <w:p>
+            <w:pPr>
+              <w:spacing w:after="40"/>
+            </w:pPr>
+            <w:r/>
+            <w:r>
+              <w:rPr>
+                <w:rFonts w:ascii="Inter" w:hAnsi="Inter" w:cs="Inter"/>
+                <w:b w:val="0"/>
+                <w:i w:val="0"/>
+                <w:color w:val="1C1E2E"/>
+                <w:sz w:val="19"/>
+              </w:rPr>
+              <w:t>Líneas de investigación de la titulación</w:t>
+            </w:r>
+          </w:p>
+        </w:tc>
+        <w:tc>
+          <w:tcPr>
+            <w:tcW w:type="dxa" w:w="3216"/>
+          </w:tcPr>
+          <w:p>
+            <w:pPr>
+              <w:spacing w:after="40"/>
+            </w:pPr>
+            <w:r/>
+            <w:r>
+              <w:rPr>
+                <w:rFonts w:ascii="Inter" w:hAnsi="Inter" w:cs="Inter"/>
+                <w:b w:val="0"/>
+                <w:i w:val="0"/>
+                <w:color w:val="1C1E2E"/>
+                <w:sz w:val="19"/>
+              </w:rPr>
+              <w:t>Diseño curricular y enseñanza del inglés</w:t>
+            </w:r>
+          </w:p>
+        </w:tc>
+        <w:tc>
+          <w:tcPr>
+            <w:tcW w:type="dxa" w:w="3216"/>
+          </w:tcPr>
+          <w:p>
+            <w:pPr>
+              <w:spacing w:after="40"/>
+            </w:pPr>
+            <w:r/>
+            <w:r>
+              <w:rPr>
+                <w:rFonts w:ascii="Inter" w:hAnsi="Inter" w:cs="Inter"/>
+                <w:b w:val="0"/>
+                <w:i w:val="0"/>
+                <w:color w:val="1C1E2E"/>
+                <w:sz w:val="19"/>
+              </w:rPr>
+              <w:t>—</w:t>
             </w:r>
           </w:p>
         </w:tc>
       </w:tr>
     </w:tbl>
     <w:p/>
+    <w:p>
+      <w:r>
+        <w:rPr>
+          <w:rFonts w:ascii="Inter" w:hAnsi="Inter" w:cs="Inter"/>
+          <w:b/>
+          <w:i w:val="0"/>
+          <w:color w:val="1C1E2E"/>
+          <w:sz w:val="22"/>
+        </w:rPr>
+        <w:t>El dato que la comisión introduce en el 70 % es 9,07/10</w:t>
+      </w:r>
+      <w:r>
+        <w:rPr>
+          <w:rFonts w:ascii="Inter" w:hAnsi="Inter" w:cs="Inter"/>
+          <w:b w:val="0"/>
+          <w:i w:val="0"/>
+          <w:color w:val="1C1E2E"/>
+          <w:sz w:val="22"/>
+        </w:rPr>
+        <w:t xml:space="preserve">, ya calculado y certificado por la Administración española: la </w:t>
+      </w:r>
+      <w:r>
+        <w:rPr>
+          <w:rFonts w:ascii="Inter" w:hAnsi="Inter" w:cs="Inter"/>
+          <w:b w:val="0"/>
+          <w:i/>
+          <w:color w:val="1C1E2E"/>
+          <w:sz w:val="22"/>
+        </w:rPr>
+        <w:t>Declaración de equivalencia de la nota media del expediente académico de estudios cursados en el extranjero</w:t>
+      </w:r>
+      <w:r>
+        <w:rPr>
+          <w:rFonts w:ascii="Inter" w:hAnsi="Inter" w:cs="Inter"/>
+          <w:b w:val="0"/>
+          <w:i w:val="0"/>
+          <w:color w:val="1C1E2E"/>
+          <w:sz w:val="22"/>
+        </w:rPr>
+        <w:t xml:space="preserve"> (Secretaría General de Universidades, Dirección General de Política Universitaria), verificada por la Junta de Andalucía y comprobable en línea mediante el </w:t>
+      </w:r>
+      <w:r>
+        <w:rPr>
+          <w:rFonts w:ascii="Inter" w:hAnsi="Inter" w:cs="Inter"/>
+          <w:b/>
+          <w:i w:val="0"/>
+          <w:color w:val="1C1E2E"/>
+          <w:sz w:val="22"/>
+        </w:rPr>
+        <w:t>CSV ⟨CSV en la copia entregada a la comisión⟩</w:t>
+      </w:r>
+      <w:r>
+        <w:rPr>
+          <w:rFonts w:ascii="Inter" w:hAnsi="Inter" w:cs="Inter"/>
+          <w:b w:val="0"/>
+          <w:i w:val="0"/>
+          <w:color w:val="1C1E2E"/>
+          <w:sz w:val="22"/>
+        </w:rPr>
+        <w:t xml:space="preserve"> en . No hay que estimarlo ni convertirlo: basta adjuntar la declaración.</w:t>
+      </w:r>
+    </w:p>
     <w:p>
       <w:r>
         <w:rPr>
@@ -1456,7 +2103,7 @@
           <w:color w:val="1C1E2E"/>
           <w:sz w:val="22"/>
         </w:rPr>
-        <w:t xml:space="preserve"> La mención es </w:t>
+        <w:t xml:space="preserve"> La titulación es de </w:t>
       </w:r>
       <w:r>
         <w:rPr>
@@ -1466,7 +2113,7 @@
           <w:color w:val="1C1E2E"/>
           <w:sz w:val="22"/>
         </w:rPr>
-        <w:t>Inglés con especialidad en Currículo</w:t>
+        <w:t>Educación mención Inglés</w:t>
       </w:r>
       <w:r>
         <w:rPr>
@@ -1476,7 +2123,7 @@
           <w:color w:val="1C1E2E"/>
           <w:sz w:val="22"/>
         </w:rPr>
-        <w:t xml:space="preserve">: la formación de origen ya es de diseño curricular, que es el objeto de la tesis. El TFG, calificado Summa Cum Laude, no quedó en el expediente sino que se llevó a </w:t>
+        <w:t xml:space="preserve"> con líneas de diseño curricular y enseñanza del inglés — es decir, la formación de origen ya es de diseño curricular, que es el objeto de la tesis. El Trabajo Especial de Grado, calificado </w:t>
       </w:r>
       <w:r>
         <w:rPr>
@@ -1486,7 +2133,7 @@
           <w:color w:val="1C1E2E"/>
           <w:sz w:val="22"/>
         </w:rPr>
-        <w:t>publicación en revista indexada</w:t>
+        <w:t>20/20 con Diploma de Honor del Rector</w:t>
       </w:r>
       <w:r>
         <w:rPr>
@@ -1496,7 +2143,67 @@
           <w:color w:val="1C1E2E"/>
           <w:sz w:val="22"/>
         </w:rPr>
-        <w:t xml:space="preserve"> (Kaleidoscopio, ISSN 1690-6054, indexada en CLASE–UNAM), lo que acredita capacidad investigadora desde la titulación de grado.</w:t>
+        <w:t xml:space="preserve">, no quedó en el expediente: se arbitró y publicó en </w:t>
+      </w:r>
+      <w:r>
+        <w:rPr>
+          <w:rFonts w:ascii="Inter" w:hAnsi="Inter" w:cs="Inter"/>
+          <w:b/>
+          <w:i w:val="0"/>
+          <w:color w:val="1C1E2E"/>
+          <w:sz w:val="22"/>
+        </w:rPr>
+        <w:t>revista indexada</w:t>
+      </w:r>
+      <w:r>
+        <w:rPr>
+          <w:rFonts w:ascii="Inter" w:hAnsi="Inter" w:cs="Inter"/>
+          <w:b w:val="0"/>
+          <w:i w:val="0"/>
+          <w:color w:val="1C1E2E"/>
+          <w:sz w:val="22"/>
+        </w:rPr>
+        <w:t xml:space="preserve"> (</w:t>
+      </w:r>
+      <w:r>
+        <w:rPr>
+          <w:rFonts w:ascii="Inter" w:hAnsi="Inter" w:cs="Inter"/>
+          <w:b w:val="0"/>
+          <w:i/>
+          <w:color w:val="1C1E2E"/>
+          <w:sz w:val="22"/>
+        </w:rPr>
+        <w:t>Kaleidoscopio</w:t>
+      </w:r>
+      <w:r>
+        <w:rPr>
+          <w:rFonts w:ascii="Inter" w:hAnsi="Inter" w:cs="Inter"/>
+          <w:b w:val="0"/>
+          <w:i w:val="0"/>
+          <w:color w:val="1C1E2E"/>
+          <w:sz w:val="22"/>
+        </w:rPr>
+        <w:t xml:space="preserve">, ISSN 1690-6054, indexada en CLASE–UNAM) y se presentó como </w:t>
+      </w:r>
+      <w:r>
+        <w:rPr>
+          <w:rFonts w:ascii="Inter" w:hAnsi="Inter" w:cs="Inter"/>
+          <w:b/>
+          <w:i w:val="0"/>
+          <w:color w:val="1C1E2E"/>
+          <w:sz w:val="22"/>
+        </w:rPr>
+        <w:t>ponencia arbitrada en un congreso internacional</w:t>
+      </w:r>
+      <w:r>
+        <w:rPr>
+          <w:rFonts w:ascii="Inter" w:hAnsi="Inter" w:cs="Inter"/>
+          <w:b w:val="0"/>
+          <w:i w:val="0"/>
+          <w:color w:val="1C1E2E"/>
+          <w:sz w:val="22"/>
+        </w:rPr>
+        <w:t xml:space="preserve"> (§5.1). Es capacidad investigadora autónoma acreditada desde la titulación de grado.</w:t>
       </w:r>
     </w:p>
     <w:p>
@@ -1525,7 +2232,7 @@
           <w:color w:val="5B5F77"/>
           <w:sz w:val="21"/>
         </w:rPr>
-        <w:t>A completar antes de enviar:</w:t>
+        <w:t>Punto de acceso que hay que resolver — no es puntuación, es admisibilidad.</w:t>
       </w:r>
       <w:r>
         <w:rPr>
@@ -1535,7 +2242,7 @@
           <w:color w:val="5B5F77"/>
           <w:sz w:val="21"/>
         </w:rPr>
-        <w:t xml:space="preserve"> confirmar la </w:t>
+        <w:t xml:space="preserve"> La declaración de equivalencia indica expresamente </w:t>
       </w:r>
       <w:r>
         <w:rPr>
@@ -1545,7 +2252,7 @@
           <w:color w:val="5B5F77"/>
           <w:sz w:val="21"/>
         </w:rPr>
-        <w:t>nota media numérica de la licenciatura en escala 0–10</w:t>
+        <w:t>«Título homologado/equivalente: NO»</w:t>
       </w:r>
       <w:r>
         <w:rPr>
@@ -1555,7 +2262,7 @@
           <w:color w:val="5B5F77"/>
           <w:sz w:val="21"/>
         </w:rPr>
-        <w:t xml:space="preserve"> tal como figure en la equivalencia oficial española, ya que es el dato que la comisión introduce en el 70 %. Indicar aquí: </w:t>
+        <w:t xml:space="preserve">: lo que está declarado es la </w:t>
       </w:r>
       <w:r>
         <w:rPr>
@@ -1565,7 +2272,7 @@
           <w:color w:val="5B5F77"/>
           <w:sz w:val="21"/>
         </w:rPr>
-        <w:t>[NOTA MEDIA LICENCIATURA: ____ / 10]</w:t>
+        <w:t>equivalencia de la nota media</w:t>
       </w:r>
       <w:r>
         <w:rPr>
@@ -1575,7 +2282,87 @@
           <w:color w:val="5B5F77"/>
           <w:sz w:val="21"/>
         </w:rPr>
-        <w:t>.</w:t>
+        <w:t xml:space="preserve">, no la homologación del título. Para acceder a un doctorado con un título extranjero no homologado, el artículo 6 del RD 99/2011 permite la admisión previa </w:t>
+      </w:r>
+      <w:r>
+        <w:rPr>
+          <w:rFonts w:ascii="Inter" w:hAnsi="Inter" w:cs="Inter"/>
+          <w:b/>
+          <w:i w:val="0"/>
+          <w:color w:val="5B5F77"/>
+          <w:sz w:val="21"/>
+        </w:rPr>
+        <w:t>comprobación por la universidad de que el título acredita un nivel de formación equivalente</w:t>
+      </w:r>
+      <w:r>
+        <w:rPr>
+          <w:rFonts w:ascii="Inter" w:hAnsi="Inter" w:cs="Inter"/>
+          <w:b w:val="0"/>
+          <w:i w:val="0"/>
+          <w:color w:val="5B5F77"/>
+          <w:sz w:val="21"/>
+        </w:rPr>
+        <w:t xml:space="preserve"> al de máster español y faculta para el acceso a doctorado en el país de expedición. </w:t>
+      </w:r>
+      <w:r>
+        <w:rPr>
+          <w:rFonts w:ascii="Inter" w:hAnsi="Inter" w:cs="Inter"/>
+          <w:b/>
+          <w:i w:val="0"/>
+          <w:color w:val="5B5F77"/>
+          <w:sz w:val="21"/>
+        </w:rPr>
+        <w:t>Acción:</w:t>
+      </w:r>
+      <w:r>
+        <w:rPr>
+          <w:rFonts w:ascii="Inter" w:hAnsi="Inter" w:cs="Inter"/>
+          <w:b w:val="0"/>
+          <w:i w:val="0"/>
+          <w:color w:val="5B5F77"/>
+          <w:sz w:val="21"/>
+        </w:rPr>
+        <w:t xml:space="preserve"> solicitar a la Escuela de Doctorado de la UPV la </w:t>
+      </w:r>
+      <w:r>
+        <w:rPr>
+          <w:rFonts w:ascii="Inter" w:hAnsi="Inter" w:cs="Inter"/>
+          <w:b/>
+          <w:i w:val="0"/>
+          <w:color w:val="5B5F77"/>
+          <w:sz w:val="21"/>
+        </w:rPr>
+        <w:t>comprobación de nivel</w:t>
+      </w:r>
+      <w:r>
+        <w:rPr>
+          <w:rFonts w:ascii="Inter" w:hAnsi="Inter" w:cs="Inter"/>
+          <w:b w:val="0"/>
+          <w:i w:val="0"/>
+          <w:color w:val="5B5F77"/>
+          <w:sz w:val="21"/>
+        </w:rPr>
+        <w:t xml:space="preserve"> (o iniciar la equivalencia de nivel académico ante el Ministerio) </w:t>
+      </w:r>
+      <w:r>
+        <w:rPr>
+          <w:rFonts w:ascii="Inter" w:hAnsi="Inter" w:cs="Inter"/>
+          <w:b/>
+          <w:i w:val="0"/>
+          <w:color w:val="5B5F77"/>
+          <w:sz w:val="21"/>
+        </w:rPr>
+        <w:t>antes</w:t>
+      </w:r>
+      <w:r>
+        <w:rPr>
+          <w:rFonts w:ascii="Inter" w:hAnsi="Inter" w:cs="Inter"/>
+          <w:b w:val="0"/>
+          <w:i w:val="0"/>
+          <w:color w:val="5B5F77"/>
+          <w:sz w:val="21"/>
+        </w:rPr>
+        <w:t xml:space="preserve"> de que cierre el plazo — este trámite tarda y bloquea la admisión aunque la puntuación sea alta. Adjuntar la declaración de equivalencia de nota media como documento de apoyo, no como sustituto.</w:t>
       </w:r>
     </w:p>
     <w:p>
@@ -1688,7 +2475,17 @@
           <w:color w:val="22307C"/>
           <w:sz w:val="32"/>
         </w:rPr>
-        <w:t xml:space="preserve"> ✅ ACREDITADO</w:t>
+        <w:t xml:space="preserve"> ✅ ACREDITADO Y </w:t>
+      </w:r>
+      <w:r>
+        <w:rPr>
+          <w:rFonts w:ascii="Fraunces" w:hAnsi="Fraunces" w:cs="Fraunces"/>
+          <w:b/>
+          <w:i w:val="0"/>
+          <w:color w:val="22307C"/>
+          <w:sz w:val="32"/>
+        </w:rPr>
+        <w:t>APOSTILLADO</w:t>
       </w:r>
     </w:p>
     <w:p>
@@ -1700,7 +2497,7 @@
           <w:color w:val="1C1E2E"/>
           <w:sz w:val="22"/>
         </w:rPr>
-        <w:t>Premio Extraordinario Fin de Carrera</w:t>
+        <w:t>Primer lugar de la promoción — 1.º de 56 graduandos</w:t>
       </w:r>
       <w:r>
         <w:rPr>
@@ -1710,15 +2507,455 @@
           <w:color w:val="1C1E2E"/>
           <w:sz w:val="22"/>
         </w:rPr>
-        <w:t xml:space="preserve"> — Universidad de Los Andes (ULA), Táchira, Venezuela, 2004.</w:t>
+        <w:t>, Licenciatura en Educación mención Inglés, ULA – Núcleo Universitario «Dr. Pedro Rincón Gutiérrez», Táchira.</w:t>
       </w:r>
     </w:p>
+    <w:tbl>
+      <w:tblPr>
+        <w:tblW w:type="auto" w:w="0"/>
+        <w:jc w:val="left"/>
+        <w:tblBorders>
+          <w:top w:val="single" w:sz="4" w:space="0" w:color="E6E8F2"/>
+          <w:left w:val="single" w:sz="4" w:space="0" w:color="E6E8F2"/>
+          <w:bottom w:val="single" w:sz="4" w:space="0" w:color="E6E8F2"/>
+          <w:right w:val="single" w:sz="4" w:space="0" w:color="E6E8F2"/>
+          <w:insideH w:val="single" w:sz="4" w:space="0" w:color="E6E8F2"/>
+          <w:insideV w:val="single" w:sz="4" w:space="0" w:color="E6E8F2"/>
+        </w:tblBorders>
+        <w:tblLayout w:type="autofit"/>
+        <w:tblLook w:firstColumn="1" w:firstRow="1" w:lastColumn="0" w:lastRow="0" w:noHBand="0" w:noVBand="1" w:val="04A0"/>
+      </w:tblPr>
+      <w:tblGrid>
+        <w:gridCol w:w="4824"/>
+        <w:gridCol w:w="4824"/>
+      </w:tblGrid>
+      <w:tr>
+        <w:tc>
+          <w:tcPr>
+            <w:tcW w:type="dxa" w:w="4824"/>
+            <w:shd w:val="clear" w:color="auto" w:fill="EEF2FD"/>
+          </w:tcPr>
+          <w:p>
+            <w:pPr>
+              <w:spacing w:after="40"/>
+            </w:pPr>
+            <w:r/>
+            <w:r>
+              <w:rPr>
+                <w:rFonts w:ascii="Inter" w:hAnsi="Inter" w:cs="Inter"/>
+                <w:b/>
+                <w:i w:val="0"/>
+                <w:color w:val="22307C"/>
+                <w:sz w:val="19"/>
+              </w:rPr>
+              <w:t>Dato certificado</w:t>
+            </w:r>
+          </w:p>
+        </w:tc>
+        <w:tc>
+          <w:tcPr>
+            <w:tcW w:type="dxa" w:w="4824"/>
+            <w:shd w:val="clear" w:color="auto" w:fill="EEF2FD"/>
+          </w:tcPr>
+          <w:p>
+            <w:pPr>
+              <w:spacing w:after="40"/>
+            </w:pPr>
+            <w:r/>
+            <w:r>
+              <w:rPr>
+                <w:rFonts w:ascii="Inter" w:hAnsi="Inter" w:cs="Inter"/>
+                <w:b/>
+                <w:i w:val="0"/>
+                <w:color w:val="22307C"/>
+                <w:sz w:val="19"/>
+              </w:rPr>
+              <w:t>Valor</w:t>
+            </w:r>
+          </w:p>
+        </w:tc>
+      </w:tr>
+      <w:tr>
+        <w:tc>
+          <w:tcPr>
+            <w:tcW w:type="dxa" w:w="4824"/>
+          </w:tcPr>
+          <w:p>
+            <w:pPr>
+              <w:spacing w:after="40"/>
+            </w:pPr>
+            <w:r/>
+            <w:r>
+              <w:rPr>
+                <w:rFonts w:ascii="Inter" w:hAnsi="Inter" w:cs="Inter"/>
+                <w:b w:val="0"/>
+                <w:i w:val="0"/>
+                <w:color w:val="1C1E2E"/>
+                <w:sz w:val="19"/>
+              </w:rPr>
+              <w:t>Puesto en la promoción</w:t>
+            </w:r>
+          </w:p>
+        </w:tc>
+        <w:tc>
+          <w:tcPr>
+            <w:tcW w:type="dxa" w:w="4824"/>
+          </w:tcPr>
+          <w:p>
+            <w:pPr>
+              <w:spacing w:after="40"/>
+            </w:pPr>
+            <w:r/>
+            <w:r>
+              <w:rPr>
+                <w:rFonts w:ascii="Inter" w:hAnsi="Inter" w:cs="Inter"/>
+                <w:b/>
+                <w:i w:val="0"/>
+                <w:color w:val="1C1E2E"/>
+                <w:sz w:val="19"/>
+              </w:rPr>
+              <w:t>PRIMERO (1.º) de CINCUENTA Y SEIS (56) graduandos</w:t>
+            </w:r>
+          </w:p>
+        </w:tc>
+      </w:tr>
+      <w:tr>
+        <w:tc>
+          <w:tcPr>
+            <w:tcW w:type="dxa" w:w="4824"/>
+          </w:tcPr>
+          <w:p>
+            <w:pPr>
+              <w:spacing w:after="40"/>
+            </w:pPr>
+            <w:r/>
+            <w:r>
+              <w:rPr>
+                <w:rFonts w:ascii="Inter" w:hAnsi="Inter" w:cs="Inter"/>
+                <w:b w:val="0"/>
+                <w:i w:val="0"/>
+                <w:color w:val="1C1E2E"/>
+                <w:sz w:val="19"/>
+              </w:rPr>
+              <w:t>Promedio de la candidata</w:t>
+            </w:r>
+          </w:p>
+        </w:tc>
+        <w:tc>
+          <w:tcPr>
+            <w:tcW w:type="dxa" w:w="4824"/>
+          </w:tcPr>
+          <w:p>
+            <w:pPr>
+              <w:spacing w:after="40"/>
+            </w:pPr>
+            <w:r/>
+            <w:r>
+              <w:rPr>
+                <w:rFonts w:ascii="Inter" w:hAnsi="Inter" w:cs="Inter"/>
+                <w:b/>
+                <w:i w:val="0"/>
+                <w:color w:val="1C1E2E"/>
+                <w:sz w:val="19"/>
+              </w:rPr>
+              <w:t>18,97 / 20</w:t>
+            </w:r>
+          </w:p>
+        </w:tc>
+      </w:tr>
+      <w:tr>
+        <w:tc>
+          <w:tcPr>
+            <w:tcW w:type="dxa" w:w="4824"/>
+          </w:tcPr>
+          <w:p>
+            <w:pPr>
+              <w:spacing w:after="40"/>
+            </w:pPr>
+            <w:r/>
+            <w:r>
+              <w:rPr>
+                <w:rFonts w:ascii="Inter" w:hAnsi="Inter" w:cs="Inter"/>
+                <w:b w:val="0"/>
+                <w:i w:val="0"/>
+                <w:color w:val="1C1E2E"/>
+                <w:sz w:val="19"/>
+              </w:rPr>
+              <w:t>Promedio de la promoción</w:t>
+            </w:r>
+          </w:p>
+        </w:tc>
+        <w:tc>
+          <w:tcPr>
+            <w:tcW w:type="dxa" w:w="4824"/>
+          </w:tcPr>
+          <w:p>
+            <w:pPr>
+              <w:spacing w:after="40"/>
+            </w:pPr>
+            <w:r/>
+            <w:r>
+              <w:rPr>
+                <w:rFonts w:ascii="Inter" w:hAnsi="Inter" w:cs="Inter"/>
+                <w:b w:val="0"/>
+                <w:i w:val="0"/>
+                <w:color w:val="1C1E2E"/>
+                <w:sz w:val="19"/>
+              </w:rPr>
+              <w:t>15,77 / 20</w:t>
+            </w:r>
+          </w:p>
+        </w:tc>
+      </w:tr>
+      <w:tr>
+        <w:tc>
+          <w:tcPr>
+            <w:tcW w:type="dxa" w:w="4824"/>
+          </w:tcPr>
+          <w:p>
+            <w:pPr>
+              <w:spacing w:after="40"/>
+            </w:pPr>
+            <w:r/>
+            <w:r>
+              <w:rPr>
+                <w:rFonts w:ascii="Inter" w:hAnsi="Inter" w:cs="Inter"/>
+                <w:b w:val="0"/>
+                <w:i w:val="0"/>
+                <w:color w:val="1C1E2E"/>
+                <w:sz w:val="19"/>
+              </w:rPr>
+              <w:t>Diferencia sobre la promoción</w:t>
+            </w:r>
+          </w:p>
+        </w:tc>
+        <w:tc>
+          <w:tcPr>
+            <w:tcW w:type="dxa" w:w="4824"/>
+          </w:tcPr>
+          <w:p>
+            <w:pPr>
+              <w:spacing w:after="40"/>
+            </w:pPr>
+            <w:r/>
+            <w:r>
+              <w:rPr>
+                <w:rFonts w:ascii="Inter" w:hAnsi="Inter" w:cs="Inter"/>
+                <w:b/>
+                <w:i w:val="0"/>
+                <w:color w:val="1C1E2E"/>
+                <w:sz w:val="19"/>
+              </w:rPr>
+              <w:t>+3,20 puntos</w:t>
+            </w:r>
+          </w:p>
+        </w:tc>
+      </w:tr>
+      <w:tr>
+        <w:tc>
+          <w:tcPr>
+            <w:tcW w:type="dxa" w:w="4824"/>
+          </w:tcPr>
+          <w:p>
+            <w:pPr>
+              <w:spacing w:after="40"/>
+            </w:pPr>
+            <w:r/>
+            <w:r>
+              <w:rPr>
+                <w:rFonts w:ascii="Inter" w:hAnsi="Inter" w:cs="Inter"/>
+                <w:b w:val="0"/>
+                <w:i w:val="0"/>
+                <w:color w:val="1C1E2E"/>
+                <w:sz w:val="19"/>
+              </w:rPr>
+              <w:t>Documento</w:t>
+            </w:r>
+          </w:p>
+        </w:tc>
+        <w:tc>
+          <w:tcPr>
+            <w:tcW w:type="dxa" w:w="4824"/>
+          </w:tcPr>
+          <w:p>
+            <w:pPr>
+              <w:spacing w:after="40"/>
+            </w:pPr>
+            <w:r/>
+            <w:r>
+              <w:rPr>
+                <w:rFonts w:ascii="Inter" w:hAnsi="Inter" w:cs="Inter"/>
+                <w:b/>
+                <w:i w:val="0"/>
+                <w:color w:val="1C1E2E"/>
+                <w:sz w:val="19"/>
+              </w:rPr>
+              <w:t>Constancia de Rango Académico</w:t>
+            </w:r>
+            <w:r>
+              <w:rPr>
+                <w:rFonts w:ascii="Inter" w:hAnsi="Inter" w:cs="Inter"/>
+                <w:b w:val="0"/>
+                <w:i w:val="0"/>
+                <w:color w:val="1C1E2E"/>
+                <w:sz w:val="19"/>
+              </w:rPr>
+              <w:t>, Oficina de Registros Estudiantiles, ULA-Táchira, 13 de enero de 2026 — firmada por la Coordinadora (E) de la ORE y el Vicerrector-Decano</w:t>
+            </w:r>
+          </w:p>
+        </w:tc>
+      </w:tr>
+      <w:tr>
+        <w:tc>
+          <w:tcPr>
+            <w:tcW w:type="dxa" w:w="4824"/>
+          </w:tcPr>
+          <w:p>
+            <w:pPr>
+              <w:spacing w:after="40"/>
+            </w:pPr>
+            <w:r/>
+            <w:r>
+              <w:rPr>
+                <w:rFonts w:ascii="Inter" w:hAnsi="Inter" w:cs="Inter"/>
+                <w:b w:val="0"/>
+                <w:i w:val="0"/>
+                <w:color w:val="1C1E2E"/>
+                <w:sz w:val="19"/>
+              </w:rPr>
+              <w:t>Certificación de firmas</w:t>
+            </w:r>
+          </w:p>
+        </w:tc>
+        <w:tc>
+          <w:tcPr>
+            <w:tcW w:type="dxa" w:w="4824"/>
+          </w:tcPr>
+          <w:p>
+            <w:pPr>
+              <w:spacing w:after="40"/>
+            </w:pPr>
+            <w:r/>
+            <w:r>
+              <w:rPr>
+                <w:rFonts w:ascii="Inter" w:hAnsi="Inter" w:cs="Inter"/>
+                <w:b w:val="0"/>
+                <w:i w:val="0"/>
+                <w:color w:val="1C1E2E"/>
+                <w:sz w:val="19"/>
+              </w:rPr>
+              <w:t xml:space="preserve">Secretaría de la ULA, papel de seguridad </w:t>
+            </w:r>
+            <w:r>
+              <w:rPr>
+                <w:rFonts w:ascii="Inter" w:hAnsi="Inter" w:cs="Inter"/>
+                <w:b/>
+                <w:i w:val="0"/>
+                <w:color w:val="1C1E2E"/>
+                <w:sz w:val="19"/>
+              </w:rPr>
+              <w:t>n.º ⟨n.º en la copia entregada a la comisión⟩</w:t>
+            </w:r>
+            <w:r>
+              <w:rPr>
+                <w:rFonts w:ascii="Inter" w:hAnsi="Inter" w:cs="Inter"/>
+                <w:b w:val="0"/>
+                <w:i w:val="0"/>
+                <w:color w:val="1C1E2E"/>
+                <w:sz w:val="19"/>
+              </w:rPr>
+              <w:t xml:space="preserve">, 30 de enero de 2026; refrendo del Rector. Verificable en  con el n.º </w:t>
+            </w:r>
+            <w:r>
+              <w:rPr>
+                <w:rFonts w:ascii="Inter" w:hAnsi="Inter" w:cs="Inter"/>
+                <w:b/>
+                <w:i w:val="0"/>
+                <w:color w:val="1C1E2E"/>
+                <w:sz w:val="19"/>
+              </w:rPr>
+              <w:t>⟨n.º en la copia entregada a la comisión⟩</w:t>
+            </w:r>
+          </w:p>
+        </w:tc>
+      </w:tr>
+      <w:tr>
+        <w:tc>
+          <w:tcPr>
+            <w:tcW w:type="dxa" w:w="4824"/>
+          </w:tcPr>
+          <w:p>
+            <w:pPr>
+              <w:spacing w:after="40"/>
+            </w:pPr>
+            <w:r/>
+            <w:r>
+              <w:rPr>
+                <w:rFonts w:ascii="Inter" w:hAnsi="Inter" w:cs="Inter"/>
+                <w:b/>
+                <w:i w:val="0"/>
+                <w:color w:val="1C1E2E"/>
+                <w:sz w:val="19"/>
+              </w:rPr>
+              <w:t>Legalización internacional</w:t>
+            </w:r>
+          </w:p>
+        </w:tc>
+        <w:tc>
+          <w:tcPr>
+            <w:tcW w:type="dxa" w:w="4824"/>
+          </w:tcPr>
+          <w:p>
+            <w:pPr>
+              <w:spacing w:after="40"/>
+            </w:pPr>
+            <w:r/>
+            <w:r>
+              <w:rPr>
+                <w:rFonts w:ascii="Inter" w:hAnsi="Inter" w:cs="Inter"/>
+                <w:b/>
+                <w:i w:val="0"/>
+                <w:color w:val="1C1E2E"/>
+                <w:sz w:val="19"/>
+              </w:rPr>
+              <w:t>Apostilla de La Haya n.º ⟨n.º en la copia entregada a la comisión⟩</w:t>
+            </w:r>
+            <w:r>
+              <w:rPr>
+                <w:rFonts w:ascii="Inter" w:hAnsi="Inter" w:cs="Inter"/>
+                <w:b w:val="0"/>
+                <w:i w:val="0"/>
+                <w:color w:val="1C1E2E"/>
+                <w:sz w:val="19"/>
+              </w:rPr>
+              <w:t xml:space="preserve">, Ministerio del Poder Popular para Relaciones Exteriores, Caracas, 20-03-2026 — validable con el código </w:t>
+            </w:r>
+            <w:r>
+              <w:rPr>
+                <w:rFonts w:ascii="Inter" w:hAnsi="Inter" w:cs="Inter"/>
+                <w:b/>
+                <w:i w:val="0"/>
+                <w:color w:val="1C1E2E"/>
+                <w:sz w:val="19"/>
+              </w:rPr>
+              <w:t>⟨código en la copia entregada a la comisión⟩</w:t>
+            </w:r>
+            <w:r>
+              <w:rPr>
+                <w:rFonts w:ascii="Inter" w:hAnsi="Inter" w:cs="Inter"/>
+                <w:b w:val="0"/>
+                <w:i w:val="0"/>
+                <w:color w:val="1C1E2E"/>
+                <w:sz w:val="19"/>
+              </w:rPr>
+              <w:t xml:space="preserve"> en </w:t>
+            </w:r>
+          </w:p>
+        </w:tc>
+      </w:tr>
+    </w:tbl>
+    <w:p/>
     <w:p>
-      <w:pPr>
-        <w:pStyle w:val="ListBullet"/>
-        <w:spacing w:after="60"/>
-        <w:ind w:left="403"/>
-      </w:pPr>
       <w:r>
         <w:rPr>
           <w:rFonts w:ascii="Inter" w:hAnsi="Inter" w:cs="Inter"/>
@@ -1727,7 +2964,7 @@
           <w:color w:val="1C1E2E"/>
           <w:sz w:val="22"/>
         </w:rPr>
-        <w:t>Primer rango de la promoción</w:t>
+        <w:t>Distinciones asociadas:</w:t>
       </w:r>
       <w:r>
         <w:rPr>
@@ -1737,24 +2974,7 @@
           <w:color w:val="1C1E2E"/>
           <w:sz w:val="22"/>
         </w:rPr>
-        <w:t xml:space="preserve"> de la Licenciatura en Educación, mención Inglés.</w:t>
-      </w:r>
-    </w:p>
-    <w:p>
-      <w:pPr>
-        <w:pStyle w:val="ListBullet"/>
-        <w:spacing w:after="60"/>
-        <w:ind w:left="403"/>
-      </w:pPr>
-      <w:r>
-        <w:rPr>
-          <w:rFonts w:ascii="Inter" w:hAnsi="Inter" w:cs="Inter"/>
-          <w:b w:val="0"/>
-          <w:i w:val="0"/>
-          <w:color w:val="1C1E2E"/>
-          <w:sz w:val="22"/>
-        </w:rPr>
-        <w:t xml:space="preserve">Distinción académica </w:t>
+        <w:t xml:space="preserve"> </w:t>
       </w:r>
       <w:r>
         <w:rPr>
@@ -1774,15 +2994,8 @@
           <w:color w:val="1C1E2E"/>
           <w:sz w:val="22"/>
         </w:rPr>
-        <w:t>.</w:t>
+        <w:t xml:space="preserve"> y, por el Trabajo Especial de Grado, </w:t>
       </w:r>
-    </w:p>
-    <w:p>
-      <w:pPr>
-        <w:pStyle w:val="ListBullet"/>
-        <w:spacing w:after="60"/>
-        <w:ind w:left="403"/>
-      </w:pPr>
       <w:r>
         <w:rPr>
           <w:rFonts w:ascii="Inter" w:hAnsi="Inter" w:cs="Inter"/>
@@ -1791,7 +3004,7 @@
           <w:color w:val="1C1E2E"/>
           <w:sz w:val="22"/>
         </w:rPr>
-        <w:t>TFG Summa Cum Laude</w:t>
+        <w:t>Diploma de Honor concedido por el Rector de la ULA</w:t>
       </w:r>
       <w:r>
         <w:rPr>
@@ -1801,7 +3014,156 @@
           <w:color w:val="1C1E2E"/>
           <w:sz w:val="22"/>
         </w:rPr>
-        <w:t>, posteriormente publicado en revista indexada (§5).</w:t>
+        <w:t xml:space="preserve"> con calificación de </w:t>
+      </w:r>
+      <w:r>
+        <w:rPr>
+          <w:rFonts w:ascii="Inter" w:hAnsi="Inter" w:cs="Inter"/>
+          <w:b/>
+          <w:i w:val="0"/>
+          <w:color w:val="1C1E2E"/>
+          <w:sz w:val="22"/>
+        </w:rPr>
+        <w:t>veinte (20) puntos — Sobresaliente</w:t>
+      </w:r>
+      <w:r>
+        <w:rPr>
+          <w:rFonts w:ascii="Inter" w:hAnsi="Inter" w:cs="Inter"/>
+          <w:b w:val="0"/>
+          <w:i w:val="0"/>
+          <w:color w:val="1C1E2E"/>
+          <w:sz w:val="22"/>
+        </w:rPr>
+        <w:t xml:space="preserve"> (Mérida, 15 de noviembre de 2004) </w:t>
+      </w:r>
+      <w:r>
+        <w:rPr>
+          <w:rFonts w:ascii="Inter" w:hAnsi="Inter" w:cs="Inter"/>
+          <w:b/>
+          <w:i w:val="0"/>
+          <w:color w:val="1C1E2E"/>
+          <w:sz w:val="22"/>
+        </w:rPr>
+        <w:t>[DOC-07]</w:t>
+      </w:r>
+      <w:r>
+        <w:rPr>
+          <w:rFonts w:ascii="Inter" w:hAnsi="Inter" w:cs="Inter"/>
+          <w:b w:val="0"/>
+          <w:i w:val="0"/>
+          <w:color w:val="1C1E2E"/>
+          <w:sz w:val="22"/>
+        </w:rPr>
+        <w:t>.</w:t>
+      </w:r>
+    </w:p>
+    <w:p>
+      <w:pPr>
+        <w:pBdr>
+          <w:left w:val="single" w:sz="18" w:space="8" w:color="9A5B00"/>
+        </w:pBdr>
+        <w:spacing w:before="120" w:after="200"/>
+        <w:ind w:left="317"/>
+      </w:pPr>
+      <w:r>
+        <w:rPr>
+          <w:rFonts w:ascii="Inter" w:hAnsi="Inter" w:cs="Inter"/>
+          <w:b/>
+          <w:i w:val="0"/>
+          <w:color w:val="5B5F77"/>
+          <w:sz w:val="21"/>
+        </w:rPr>
+        <w:t>Cómo redactarlo ante la comisión — esto importa.</w:t>
+      </w:r>
+      <w:r>
+        <w:rPr>
+          <w:rFonts w:ascii="Inter" w:hAnsi="Inter" w:cs="Inter"/>
+          <w:b w:val="0"/>
+          <w:i w:val="0"/>
+          <w:color w:val="5B5F77"/>
+          <w:sz w:val="21"/>
+        </w:rPr>
+        <w:t xml:space="preserve"> El documento venezolano </w:t>
+      </w:r>
+      <w:r>
+        <w:rPr>
+          <w:rFonts w:ascii="Inter" w:hAnsi="Inter" w:cs="Inter"/>
+          <w:b/>
+          <w:i w:val="0"/>
+          <w:color w:val="5B5F77"/>
+          <w:sz w:val="21"/>
+        </w:rPr>
+        <w:t>no se titula «Premio Extraordinario Fin de Carrera»</w:t>
+      </w:r>
+      <w:r>
+        <w:rPr>
+          <w:rFonts w:ascii="Inter" w:hAnsi="Inter" w:cs="Inter"/>
+          <w:b w:val="0"/>
+          <w:i w:val="0"/>
+          <w:color w:val="5B5F77"/>
+          <w:sz w:val="21"/>
+        </w:rPr>
+        <w:t xml:space="preserve">, porque la ULA no emite ese premio con esa denominación: emite la </w:t>
+      </w:r>
+      <w:r>
+        <w:rPr>
+          <w:rFonts w:ascii="Inter" w:hAnsi="Inter" w:cs="Inter"/>
+          <w:b/>
+          <w:i w:val="0"/>
+          <w:color w:val="5B5F77"/>
+          <w:sz w:val="21"/>
+        </w:rPr>
+        <w:t>Constancia de Rango Académico</w:t>
+      </w:r>
+      <w:r>
+        <w:rPr>
+          <w:rFonts w:ascii="Inter" w:hAnsi="Inter" w:cs="Inter"/>
+          <w:b w:val="0"/>
+          <w:i w:val="0"/>
+          <w:color w:val="5B5F77"/>
+          <w:sz w:val="21"/>
+        </w:rPr>
+        <w:t xml:space="preserve">, que es su equivalente funcional y certifica exactamente lo mismo que el premio español acredita — </w:t>
+      </w:r>
+      <w:r>
+        <w:rPr>
+          <w:rFonts w:ascii="Inter" w:hAnsi="Inter" w:cs="Inter"/>
+          <w:b/>
+          <w:i w:val="0"/>
+          <w:color w:val="5B5F77"/>
+          <w:sz w:val="21"/>
+        </w:rPr>
+        <w:t>haber ocupado el primer puesto de la promoción</w:t>
+      </w:r>
+      <w:r>
+        <w:rPr>
+          <w:rFonts w:ascii="Inter" w:hAnsi="Inter" w:cs="Inter"/>
+          <w:b w:val="0"/>
+          <w:i w:val="0"/>
+          <w:color w:val="5B5F77"/>
+          <w:sz w:val="21"/>
+        </w:rPr>
+        <w:t xml:space="preserve">. Preséntalo así, con esas palabras, y adjunta la constancia apostillada: la comisión ve un dato numérico verificable (1.º de 56, 18,97 frente a 15,77) en lugar de una etiqueta que tendría que interpretar. Es, además, el mérito </w:t>
+      </w:r>
+      <w:r>
+        <w:rPr>
+          <w:rFonts w:ascii="Inter" w:hAnsi="Inter" w:cs="Inter"/>
+          <w:b/>
+          <w:i w:val="0"/>
+          <w:color w:val="5B5F77"/>
+          <w:sz w:val="21"/>
+        </w:rPr>
+        <w:t>mejor documentado de todo el expediente</w:t>
+      </w:r>
+      <w:r>
+        <w:rPr>
+          <w:rFonts w:ascii="Inter" w:hAnsi="Inter" w:cs="Inter"/>
+          <w:b w:val="0"/>
+          <w:i w:val="0"/>
+          <w:color w:val="5B5F77"/>
+          <w:sz w:val="21"/>
+        </w:rPr>
+        <w:t>: constancia oficial + certificación de firmas del Rectorado + apostilla de La Haya con código de validación en línea. Ningún otro apartado del baremo llega a ese nivel de prueba.</w:t>
       </w:r>
     </w:p>
     <w:p>
@@ -1823,7 +3185,7 @@
           <w:color w:val="1C1E2E"/>
           <w:sz w:val="22"/>
         </w:rPr>
-        <w:t xml:space="preserve"> resolución / diploma del Premio Extraordinario Fin de Carrera </w:t>
+        <w:t xml:space="preserve"> Constancia de Rango Académico con certificación rectoral y apostilla </w:t>
       </w:r>
       <w:r>
         <w:rPr>
@@ -1843,7 +3205,7 @@
           <w:color w:val="1C1E2E"/>
           <w:sz w:val="22"/>
         </w:rPr>
-        <w:t xml:space="preserve"> · certificación de primer rango de promoción </w:t>
+        <w:t xml:space="preserve"> · Diploma de Honor del TFG (20/20 Sobresaliente) </w:t>
       </w:r>
       <w:r>
         <w:rPr>
@@ -1905,7 +3267,7 @@
           <w:color w:val="22307C"/>
           <w:sz w:val="32"/>
         </w:rPr>
-        <w:t xml:space="preserve"> ⚠️ REVISAR REDACCIÓN</w:t>
+        <w:t xml:space="preserve"> ❌ NO PROCEDE COMO PREMIO</w:t>
       </w:r>
     </w:p>
     <w:p>
@@ -1917,7 +3279,7 @@
           <w:color w:val="1C1E2E"/>
           <w:sz w:val="22"/>
         </w:rPr>
-        <w:t>Distinción obtenida:</w:t>
+        <w:t>El Premio Extraordinario que se posee es el de grado (§B.1), no el de máster.</w:t>
       </w:r>
       <w:r>
         <w:rPr>
@@ -1927,8 +3289,37 @@
           <w:color w:val="1C1E2E"/>
           <w:sz w:val="22"/>
         </w:rPr>
-        <w:t xml:space="preserve"> </w:t>
+        <w:t xml:space="preserve"> No se declara aquí ningún premio.</w:t>
       </w:r>
+    </w:p>
+    <w:p>
+      <w:r>
+        <w:rPr>
+          <w:rFonts w:ascii="Inter" w:hAnsi="Inter" w:cs="Inter"/>
+          <w:b/>
+          <w:i w:val="0"/>
+          <w:color w:val="1C1E2E"/>
+          <w:sz w:val="22"/>
+        </w:rPr>
+        <w:t>Lo que sí se declara como distinción académica del máster</w:t>
+      </w:r>
+      <w:r>
+        <w:rPr>
+          <w:rFonts w:ascii="Inter" w:hAnsi="Inter" w:cs="Inter"/>
+          <w:b w:val="0"/>
+          <w:i w:val="0"/>
+          <w:color w:val="1C1E2E"/>
+          <w:sz w:val="22"/>
+        </w:rPr>
+        <w:t xml:space="preserve"> — y que refuerza el Bloque A, no este apartado:</w:t>
+      </w:r>
+    </w:p>
+    <w:p>
+      <w:pPr>
+        <w:pStyle w:val="ListBullet"/>
+        <w:spacing w:after="60"/>
+        <w:ind w:left="403"/>
+      </w:pPr>
       <w:r>
         <w:rPr>
           <w:rFonts w:ascii="Inter" w:hAnsi="Inter" w:cs="Inter"/>
@@ -1947,7 +3338,101 @@
           <w:color w:val="1C1E2E"/>
           <w:sz w:val="22"/>
         </w:rPr>
-        <w:t xml:space="preserve"> en el Máster Universitario en Lenguas y Tecnología (UPV, 2026), sobre un expediente de 9,4/10.</w:t>
+        <w:t xml:space="preserve"> en el Máster Universitario en Lenguas y Tecnología (UPV, 2026).</w:t>
+      </w:r>
+    </w:p>
+    <w:p>
+      <w:pPr>
+        <w:pStyle w:val="ListBullet"/>
+        <w:spacing w:after="60"/>
+        <w:ind w:left="403"/>
+      </w:pPr>
+      <w:r>
+        <w:rPr>
+          <w:rFonts w:ascii="Inter" w:hAnsi="Inter" w:cs="Inter"/>
+          <w:b w:val="0"/>
+          <w:i w:val="0"/>
+          <w:color w:val="1C1E2E"/>
+          <w:sz w:val="22"/>
+        </w:rPr>
+        <w:t xml:space="preserve">Nota media del expediente </w:t>
+      </w:r>
+      <w:r>
+        <w:rPr>
+          <w:rFonts w:ascii="Inter" w:hAnsi="Inter" w:cs="Inter"/>
+          <w:b/>
+          <w:i w:val="0"/>
+          <w:color w:val="1C1E2E"/>
+          <w:sz w:val="22"/>
+        </w:rPr>
+        <w:t>9,4 / 10</w:t>
+      </w:r>
+      <w:r>
+        <w:rPr>
+          <w:rFonts w:ascii="Inter" w:hAnsi="Inter" w:cs="Inter"/>
+          <w:b w:val="0"/>
+          <w:i w:val="0"/>
+          <w:color w:val="1C1E2E"/>
+          <w:sz w:val="22"/>
+        </w:rPr>
+        <w:t>.</w:t>
+      </w:r>
+    </w:p>
+    <w:p>
+      <w:pPr>
+        <w:pStyle w:val="ListBullet"/>
+        <w:spacing w:after="60"/>
+        <w:ind w:left="403"/>
+      </w:pPr>
+      <w:r>
+        <w:rPr>
+          <w:rFonts w:ascii="Inter" w:hAnsi="Inter" w:cs="Inter"/>
+          <w:b w:val="0"/>
+          <w:i w:val="0"/>
+          <w:color w:val="1C1E2E"/>
+          <w:sz w:val="22"/>
+        </w:rPr>
+        <w:t xml:space="preserve">Calificación de </w:t>
+      </w:r>
+      <w:r>
+        <w:rPr>
+          <w:rFonts w:ascii="Inter" w:hAnsi="Inter" w:cs="Inter"/>
+          <w:b/>
+          <w:i w:val="0"/>
+          <w:color w:val="1C1E2E"/>
+          <w:sz w:val="22"/>
+        </w:rPr>
+        <w:t>10/10</w:t>
+      </w:r>
+      <w:r>
+        <w:rPr>
+          <w:rFonts w:ascii="Inter" w:hAnsi="Inter" w:cs="Inter"/>
+          <w:b w:val="0"/>
+          <w:i w:val="0"/>
+          <w:color w:val="1C1E2E"/>
+          <w:sz w:val="22"/>
+        </w:rPr>
+        <w:t xml:space="preserve"> en el proyecto </w:t>
+      </w:r>
+      <w:r>
+        <w:rPr>
+          <w:rFonts w:ascii="Inter" w:hAnsi="Inter" w:cs="Inter"/>
+          <w:b w:val="0"/>
+          <w:i/>
+          <w:color w:val="1C1E2E"/>
+          <w:sz w:val="22"/>
+        </w:rPr>
+        <w:t>Academic Writing Journey</w:t>
+      </w:r>
+      <w:r>
+        <w:rPr>
+          <w:rFonts w:ascii="Inter" w:hAnsi="Inter" w:cs="Inter"/>
+          <w:b w:val="0"/>
+          <w:i w:val="0"/>
+          <w:color w:val="1C1E2E"/>
+          <w:sz w:val="22"/>
+        </w:rPr>
+        <w:t>.</w:t>
       </w:r>
     </w:p>
     <w:p>
@@ -1966,7 +3451,7 @@
           <w:color w:val="5B5F77"/>
           <w:sz w:val="21"/>
         </w:rPr>
-        <w:t>Advertencia honesta, importante para no perder puntos.</w:t>
+        <w:t>Por qué dejarlo a cero es la decisión correcta.</w:t>
       </w:r>
       <w:r>
         <w:rPr>
@@ -1976,7 +3461,7 @@
           <w:color w:val="5B5F77"/>
           <w:sz w:val="21"/>
         </w:rPr>
-        <w:t xml:space="preserve"> La </w:t>
+        <w:t xml:space="preserve"> Una </w:t>
       </w:r>
       <w:r>
         <w:rPr>
@@ -1996,7 +3481,7 @@
           <w:color w:val="5B5F77"/>
           <w:sz w:val="21"/>
         </w:rPr>
-        <w:t xml:space="preserve"> y el </w:t>
+        <w:t xml:space="preserve"> es una calificación de asignatura; el </w:t>
       </w:r>
       <w:r>
         <w:rPr>
@@ -2016,47 +3501,7 @@
           <w:color w:val="5B5F77"/>
           <w:sz w:val="21"/>
         </w:rPr>
-        <w:t xml:space="preserve"> son méritos </w:t>
-      </w:r>
-      <w:r>
-        <w:rPr>
-          <w:rFonts w:ascii="Inter" w:hAnsi="Inter" w:cs="Inter"/>
-          <w:b/>
-          <w:i w:val="0"/>
-          <w:color w:val="5B5F77"/>
-          <w:sz w:val="21"/>
-        </w:rPr>
-        <w:t>distintos</w:t>
-      </w:r>
-      <w:r>
-        <w:rPr>
-          <w:rFonts w:ascii="Inter" w:hAnsi="Inter" w:cs="Inter"/>
-          <w:b w:val="0"/>
-          <w:i w:val="0"/>
-          <w:color w:val="5B5F77"/>
-          <w:sz w:val="21"/>
-        </w:rPr>
-        <w:t xml:space="preserve">: la MH es una calificación de asignatura; el Premio Extraordinario es una resolución de la universidad al mejor expediente de la promoción, que suele publicarse meses después del cierre del curso. Dos escenarios: - </w:t>
-      </w:r>
-      <w:r>
-        <w:rPr>
-          <w:rFonts w:ascii="Inter" w:hAnsi="Inter" w:cs="Inter"/>
-          <w:b/>
-          <w:i w:val="0"/>
-          <w:color w:val="5B5F77"/>
-          <w:sz w:val="21"/>
-        </w:rPr>
-        <w:t>Si la UPV ya ha resuelto el Premio Extraordinario a tu favor</w:t>
-      </w:r>
-      <w:r>
-        <w:rPr>
-          <w:rFonts w:ascii="Inter" w:hAnsi="Inter" w:cs="Inter"/>
-          <w:b w:val="0"/>
-          <w:i w:val="0"/>
-          <w:color w:val="5B5F77"/>
-          <w:sz w:val="21"/>
-        </w:rPr>
-        <w:t xml:space="preserve">, adjunta la resolución como </w:t>
+        <w:t xml:space="preserve"> es una resolución de la universidad al mejor expediente de la promoción. Declarar la una como el otro invalidaría el mérito y restaría credibilidad al resto del CV — precisamente cuando §B.1 sí aporta un premio real, certificado y apostillado. Si la UPV resolviera el Premio Extraordinario a tu favor más adelante, se añade la resolución como </w:t>
       </w:r>
       <w:r>
         <w:rPr>
@@ -2076,87 +3521,7 @@
           <w:color w:val="5B5F77"/>
           <w:sz w:val="21"/>
         </w:rPr>
-        <w:t xml:space="preserve"> y este apartado puntúa íntegro (5 %). - </w:t>
-      </w:r>
-      <w:r>
-        <w:rPr>
-          <w:rFonts w:ascii="Inter" w:hAnsi="Inter" w:cs="Inter"/>
-          <w:b/>
-          <w:i w:val="0"/>
-          <w:color w:val="5B5F77"/>
-          <w:sz w:val="21"/>
-        </w:rPr>
-        <w:t>Si aún no está resuelto o no se te ha concedido</w:t>
-      </w:r>
-      <w:r>
-        <w:rPr>
-          <w:rFonts w:ascii="Inter" w:hAnsi="Inter" w:cs="Inter"/>
-          <w:b w:val="0"/>
-          <w:i w:val="0"/>
-          <w:color w:val="5B5F77"/>
-          <w:sz w:val="21"/>
-        </w:rPr>
-        <w:t xml:space="preserve">, </w:t>
-      </w:r>
-      <w:r>
-        <w:rPr>
-          <w:rFonts w:ascii="Inter" w:hAnsi="Inter" w:cs="Inter"/>
-          <w:b/>
-          <w:i w:val="0"/>
-          <w:color w:val="5B5F77"/>
-          <w:sz w:val="21"/>
-        </w:rPr>
-        <w:t>no lo declares como premio</w:t>
-      </w:r>
-      <w:r>
-        <w:rPr>
-          <w:rFonts w:ascii="Inter" w:hAnsi="Inter" w:cs="Inter"/>
-          <w:b w:val="0"/>
-          <w:i w:val="0"/>
-          <w:color w:val="5B5F77"/>
-          <w:sz w:val="21"/>
-        </w:rPr>
-        <w:t xml:space="preserve">: declara las </w:t>
-      </w:r>
-      <w:r>
-        <w:rPr>
-          <w:rFonts w:ascii="Inter" w:hAnsi="Inter" w:cs="Inter"/>
-          <w:b/>
-          <w:i w:val="0"/>
-          <w:color w:val="5B5F77"/>
-          <w:sz w:val="21"/>
-        </w:rPr>
-        <w:t>2 Matrículas de Honor</w:t>
-      </w:r>
-      <w:r>
-        <w:rPr>
-          <w:rFonts w:ascii="Inter" w:hAnsi="Inter" w:cs="Inter"/>
-          <w:b w:val="0"/>
-          <w:i w:val="0"/>
-          <w:color w:val="5B5F77"/>
-          <w:sz w:val="21"/>
-        </w:rPr>
-        <w:t xml:space="preserve"> y el expediente de 9,4/10 como distinción académica del máster. Declarar un premio no resuelto puede invalidar el mérito y proyecta una imagen de imprecisión ante la comisión. </w:t>
-      </w:r>
-      <w:r>
-        <w:rPr>
-          <w:rFonts w:ascii="Inter" w:hAnsi="Inter" w:cs="Inter"/>
-          <w:b/>
-          <w:i w:val="0"/>
-          <w:color w:val="5B5F77"/>
-          <w:sz w:val="21"/>
-        </w:rPr>
-        <w:t>Acción:</w:t>
-      </w:r>
-      <w:r>
-        <w:rPr>
-          <w:rFonts w:ascii="Inter" w:hAnsi="Inter" w:cs="Inter"/>
-          <w:b w:val="0"/>
-          <w:i w:val="0"/>
-          <w:color w:val="5B5F77"/>
-          <w:sz w:val="21"/>
-        </w:rPr>
-        <w:t xml:space="preserve"> consultar en Secretaría / ETSINF-Departamento el estado del Premio Extraordinario de Máster de tu promoción antes de cerrar el CV.</w:t>
+        <w:t xml:space="preserve"> y este apartado pasa a puntuar.</w:t>
       </w:r>
     </w:p>
     <w:p>
@@ -2178,7 +3543,7 @@
           <w:color w:val="1C1E2E"/>
           <w:sz w:val="22"/>
         </w:rPr>
-        <w:t xml:space="preserve"> certificación académica con las 2 MH (incluida en </w:t>
+        <w:t xml:space="preserve"> certificación académica con las 2 Matrículas de Honor, incluida en </w:t>
       </w:r>
       <w:r>
         <w:rPr>
@@ -2189,26 +3554,6 @@
           <w:sz w:val="22"/>
         </w:rPr>
         <w:t>[DOC-01]</w:t>
-      </w:r>
-      <w:r>
-        <w:rPr>
-          <w:rFonts w:ascii="Inter" w:hAnsi="Inter" w:cs="Inter"/>
-          <w:b w:val="0"/>
-          <w:i w:val="0"/>
-          <w:color w:val="1C1E2E"/>
-          <w:sz w:val="22"/>
-        </w:rPr>
-        <w:t xml:space="preserve">) · resolución del Premio Extraordinario, si procede </w:t>
-      </w:r>
-      <w:r>
-        <w:rPr>
-          <w:rFonts w:ascii="Inter" w:hAnsi="Inter" w:cs="Inter"/>
-          <w:b/>
-          <w:i w:val="0"/>
-          <w:color w:val="1C1E2E"/>
-          <w:sz w:val="22"/>
-        </w:rPr>
-        <w:t>[DOC-08]</w:t>
       </w:r>
       <w:r>
         <w:rPr>
@@ -3892,7 +5237,7 @@
           <w:color w:val="1C1E2E"/>
           <w:sz w:val="22"/>
         </w:rPr>
-        <w:t xml:space="preserve"> — Universidad de Oriente (UDO), Venezuela · </w:t>
+        <w:t xml:space="preserve"> — Universidad de Oriente (UDO), Núcleo Nueva Esparta, Venezuela · </w:t>
       </w:r>
       <w:r>
         <w:rPr>
@@ -4996,7 +6341,47 @@
                 <w:color w:val="1C1E2E"/>
                 <w:sz w:val="19"/>
               </w:rPr>
-              <w:t>Máster UPV 9,4/10 con 2 MH · Licenciatura Summa Cum Laude, primer rango</w:t>
+              <w:t xml:space="preserve">Máster UPV </w:t>
+            </w:r>
+            <w:r>
+              <w:rPr>
+                <w:rFonts w:ascii="Inter" w:hAnsi="Inter" w:cs="Inter"/>
+                <w:b/>
+                <w:i w:val="0"/>
+                <w:color w:val="1C1E2E"/>
+                <w:sz w:val="19"/>
+              </w:rPr>
+              <w:t>9,4/10</w:t>
+            </w:r>
+            <w:r>
+              <w:rPr>
+                <w:rFonts w:ascii="Inter" w:hAnsi="Inter" w:cs="Inter"/>
+                <w:b w:val="0"/>
+                <w:i w:val="0"/>
+                <w:color w:val="1C1E2E"/>
+                <w:sz w:val="19"/>
+              </w:rPr>
+              <w:t xml:space="preserve"> con 2 MH · Licenciatura </w:t>
+            </w:r>
+            <w:r>
+              <w:rPr>
+                <w:rFonts w:ascii="Inter" w:hAnsi="Inter" w:cs="Inter"/>
+                <w:b/>
+                <w:i w:val="0"/>
+                <w:color w:val="1C1E2E"/>
+                <w:sz w:val="19"/>
+              </w:rPr>
+              <w:t>9,07/10</w:t>
+            </w:r>
+            <w:r>
+              <w:rPr>
+                <w:rFonts w:ascii="Inter" w:hAnsi="Inter" w:cs="Inter"/>
+                <w:b w:val="0"/>
+                <w:i w:val="0"/>
+                <w:color w:val="1C1E2E"/>
+                <w:sz w:val="19"/>
+              </w:rPr>
+              <w:t xml:space="preserve"> (equivalencia oficial), 1.º de 56</w:t>
             </w:r>
           </w:p>
         </w:tc>
@@ -5077,12 +6462,22 @@
             <w:r>
               <w:rPr>
                 <w:rFonts w:ascii="Inter" w:hAnsi="Inter" w:cs="Inter"/>
+                <w:b/>
+                <w:i w:val="0"/>
+                <w:color w:val="1C1E2E"/>
+                <w:sz w:val="19"/>
+              </w:rPr>
+              <w:t>1.º de 56 graduandos</w:t>
+            </w:r>
+            <w:r>
+              <w:rPr>
+                <w:rFonts w:ascii="Inter" w:hAnsi="Inter" w:cs="Inter"/>
                 <w:b w:val="0"/>
                 <w:i w:val="0"/>
                 <w:color w:val="1C1E2E"/>
                 <w:sz w:val="19"/>
               </w:rPr>
-              <w:t>Premio Extraordinario Fin de Carrera (ULA, 2004)</w:t>
+              <w:t xml:space="preserve"> — constancia apostillada</w:t>
             </w:r>
           </w:p>
         </w:tc>
@@ -5147,7 +6542,7 @@
                 <w:color w:val="1C1E2E"/>
                 <w:sz w:val="19"/>
               </w:rPr>
-              <w:t>⚠️</w:t>
+              <w:t>❌</w:t>
             </w:r>
           </w:p>
         </w:tc>
@@ -5168,7 +6563,7 @@
                 <w:color w:val="1C1E2E"/>
                 <w:sz w:val="19"/>
               </w:rPr>
-              <w:t>2 Matrículas de Honor (UPV) — verificar resolución del premio</w:t>
+              <w:t>No procede — el premio es el de grado</w:t>
             </w:r>
           </w:p>
         </w:tc>
@@ -5421,32 +6816,12 @@
             <w:r>
               <w:rPr>
                 <w:rFonts w:ascii="Inter" w:hAnsi="Inter" w:cs="Inter"/>
-                <w:b/>
+                <w:b w:val="0"/>
                 <w:i w:val="0"/>
                 <w:color w:val="1C1E2E"/>
                 <w:sz w:val="19"/>
               </w:rPr>
-              <w:t>Beca de excelencia académica (grado)</w:t>
-            </w:r>
-            <w:r>
-              <w:rPr>
-                <w:rFonts w:ascii="Inter" w:hAnsi="Inter" w:cs="Inter"/>
-                <w:b w:val="0"/>
-                <w:i w:val="0"/>
-                <w:color w:val="1C1E2E"/>
-                <w:sz w:val="19"/>
-              </w:rPr>
-              <w:t xml:space="preserve"> · </w:t>
-            </w:r>
-            <w:r>
-              <w:rPr>
-                <w:rFonts w:ascii="Inter" w:hAnsi="Inter" w:cs="Inter"/>
-                <w:b/>
-                <w:i w:val="0"/>
-                <w:color w:val="1C1E2E"/>
-                <w:sz w:val="19"/>
-              </w:rPr>
-              <w:t>beca del Ministerio (máster)</w:t>
+              <w:t>Beca de excelencia académica (grado) · beca del Ministerio (máster)</w:t>
             </w:r>
           </w:p>
         </w:tc>
@@ -5558,7 +6933,7 @@
           <w:color w:val="1C1E2E"/>
           <w:sz w:val="22"/>
         </w:rPr>
-        <w:t>Lectura:</w:t>
+        <w:t>Lectura honesta.</w:t>
       </w:r>
       <w:r>
         <w:rPr>
@@ -5568,7 +6943,69 @@
           <w:color w:val="1C1E2E"/>
           <w:sz w:val="22"/>
         </w:rPr>
-        <w:t xml:space="preserve"> cuatro de los seis méritos están cubiertos o son cubribles con documentación existente; dos requieren una verificación previa (B.2 y B.4) y uno no procede (B.3). El peso decisivo, el 70 % del expediente, está en el tramo alto.</w:t>
+        <w:t xml:space="preserve"> Tres méritos están plenamente acreditados (B.1, B.5, B.6), uno depende de la interpretación de la comisión (B.4) y dos no proceden (B.2, B.3). Es decir: </w:t>
+      </w:r>
+      <w:r>
+        <w:rPr>
+          <w:rFonts w:ascii="Inter" w:hAnsi="Inter" w:cs="Inter"/>
+          <w:b/>
+          <w:i w:val="0"/>
+          <w:color w:val="1C1E2E"/>
+          <w:sz w:val="22"/>
+        </w:rPr>
+        <w:t>entre 15 % y 20 % de los 30 %</w:t>
+      </w:r>
+      <w:r>
+        <w:rPr>
+          <w:rFonts w:ascii="Inter" w:hAnsi="Inter" w:cs="Inter"/>
+          <w:b w:val="0"/>
+          <w:i w:val="0"/>
+          <w:color w:val="1C1E2E"/>
+          <w:sz w:val="22"/>
+        </w:rPr>
+        <w:t xml:space="preserve">, con el 70 % del expediente en el tramo alto (9,4 y 9,07 sobre 10). El punto fuerte no es el número de casillas marcadas, sino la </w:t>
+      </w:r>
+      <w:r>
+        <w:rPr>
+          <w:rFonts w:ascii="Inter" w:hAnsi="Inter" w:cs="Inter"/>
+          <w:b/>
+          <w:i w:val="0"/>
+          <w:color w:val="1C1E2E"/>
+          <w:sz w:val="22"/>
+        </w:rPr>
+        <w:t>calidad de la prueba</w:t>
+      </w:r>
+      <w:r>
+        <w:rPr>
+          <w:rFonts w:ascii="Inter" w:hAnsi="Inter" w:cs="Inter"/>
+          <w:b w:val="0"/>
+          <w:i w:val="0"/>
+          <w:color w:val="1C1E2E"/>
+          <w:sz w:val="22"/>
+        </w:rPr>
+        <w:t>: el mérito de B.1 llega apostillado y con código de validación en línea, y el expediente de grado trae la nota media ya calculada por la Administración española.</w:t>
+      </w:r>
+    </w:p>
+    <w:p>
+      <w:r>
+        <w:rPr>
+          <w:rFonts w:ascii="Inter" w:hAnsi="Inter" w:cs="Inter"/>
+          <w:b/>
+          <w:i w:val="0"/>
+          <w:color w:val="1C1E2E"/>
+          <w:sz w:val="22"/>
+        </w:rPr>
+        <w:t>Dónde se gana el margen que falta.</w:t>
+      </w:r>
+      <w:r>
+        <w:rPr>
+          <w:rFonts w:ascii="Inter" w:hAnsi="Inter" w:cs="Inter"/>
+          <w:b w:val="0"/>
+          <w:i w:val="0"/>
+          <w:color w:val="1C1E2E"/>
+          <w:sz w:val="22"/>
+        </w:rPr>
+        <w:t xml:space="preserve"> El único apartado mejorable a corto plazo es B.4: una acreditación oficial de un tercer idioma (valenciano A2–B1 por JQCV/CIEACOVA es la vía más rápida y barata) activaría ese 5 % sin depender de la interpretación de nadie.</w:t>
       </w:r>
     </w:p>
     <w:p>
@@ -5594,6 +7031,31 @@
       </w:r>
     </w:p>
     <w:p>
+      <w:pPr>
+        <w:spacing w:before="320" w:after="120"/>
+      </w:pPr>
+      <w:r>
+        <w:rPr>
+          <w:rFonts w:ascii="Fraunces" w:hAnsi="Fraunces" w:cs="Fraunces"/>
+          <w:b/>
+          <w:i w:val="0"/>
+          <w:color w:val="22307C"/>
+          <w:sz w:val="32"/>
+        </w:rPr>
+        <w:t>5.1 · Trayectoria investigadora desde el Trabajo Especial de Grado</w:t>
+      </w:r>
+    </w:p>
+    <w:p>
+      <w:r>
+        <w:rPr>
+          <w:rFonts w:ascii="Inter" w:hAnsi="Inter" w:cs="Inter"/>
+          <w:b w:val="0"/>
+          <w:i w:val="0"/>
+          <w:color w:val="1C1E2E"/>
+          <w:sz w:val="22"/>
+        </w:rPr>
+        <w:t xml:space="preserve">El TFG no se quedó en el expediente: recorrió el ciclo completo de investigación — </w:t>
+      </w:r>
       <w:r>
         <w:rPr>
           <w:rFonts w:ascii="Inter" w:hAnsi="Inter" w:cs="Inter"/>
@@ -5602,7 +7064,666 @@
           <w:color w:val="1C1E2E"/>
           <w:sz w:val="22"/>
         </w:rPr>
-        <w:t>Publicación en revista indexada (derivada del TFG Summa Cum Laude)</w:t>
+        <w:t>defensa con máxima calificación → arbitraje y publicación en revista indexada → ponencia arbitrada en congreso internacional</w:t>
+      </w:r>
+      <w:r>
+        <w:rPr>
+          <w:rFonts w:ascii="Inter" w:hAnsi="Inter" w:cs="Inter"/>
+          <w:b w:val="0"/>
+          <w:i w:val="0"/>
+          <w:color w:val="1C1E2E"/>
+          <w:sz w:val="22"/>
+        </w:rPr>
+        <w:t>. Es la evidencia más directa de capacidad investigadora autónoma que puede aportarse a una solicitud de doctorado.</w:t>
+      </w:r>
+    </w:p>
+    <w:tbl>
+      <w:tblPr>
+        <w:tblW w:type="auto" w:w="0"/>
+        <w:jc w:val="left"/>
+        <w:tblBorders>
+          <w:top w:val="single" w:sz="4" w:space="0" w:color="E6E8F2"/>
+          <w:left w:val="single" w:sz="4" w:space="0" w:color="E6E8F2"/>
+          <w:bottom w:val="single" w:sz="4" w:space="0" w:color="E6E8F2"/>
+          <w:right w:val="single" w:sz="4" w:space="0" w:color="E6E8F2"/>
+          <w:insideH w:val="single" w:sz="4" w:space="0" w:color="E6E8F2"/>
+          <w:insideV w:val="single" w:sz="4" w:space="0" w:color="E6E8F2"/>
+        </w:tblBorders>
+        <w:tblLayout w:type="autofit"/>
+        <w:tblLook w:firstColumn="1" w:firstRow="1" w:lastColumn="0" w:lastRow="0" w:noHBand="0" w:noVBand="1" w:val="04A0"/>
+      </w:tblPr>
+      <w:tblGrid>
+        <w:gridCol w:w="2412"/>
+        <w:gridCol w:w="2412"/>
+        <w:gridCol w:w="2412"/>
+        <w:gridCol w:w="2412"/>
+      </w:tblGrid>
+      <w:tr>
+        <w:tc>
+          <w:tcPr>
+            <w:tcW w:type="dxa" w:w="2412"/>
+            <w:shd w:val="clear" w:color="auto" w:fill="EEF2FD"/>
+          </w:tcPr>
+          <w:p>
+            <w:pPr>
+              <w:spacing w:after="40"/>
+            </w:pPr>
+            <w:r/>
+            <w:r>
+              <w:rPr>
+                <w:rFonts w:ascii="Inter" w:hAnsi="Inter" w:cs="Inter"/>
+                <w:b/>
+                <w:i w:val="0"/>
+                <w:color w:val="22307C"/>
+                <w:sz w:val="19"/>
+              </w:rPr>
+              <w:t>Etapa</w:t>
+            </w:r>
+          </w:p>
+        </w:tc>
+        <w:tc>
+          <w:tcPr>
+            <w:tcW w:type="dxa" w:w="2412"/>
+            <w:shd w:val="clear" w:color="auto" w:fill="EEF2FD"/>
+          </w:tcPr>
+          <w:p>
+            <w:pPr>
+              <w:spacing w:after="40"/>
+            </w:pPr>
+            <w:r/>
+            <w:r>
+              <w:rPr>
+                <w:rFonts w:ascii="Inter" w:hAnsi="Inter" w:cs="Inter"/>
+                <w:b/>
+                <w:i w:val="0"/>
+                <w:color w:val="22307C"/>
+                <w:sz w:val="19"/>
+              </w:rPr>
+              <w:t>Hito</w:t>
+            </w:r>
+          </w:p>
+        </w:tc>
+        <w:tc>
+          <w:tcPr>
+            <w:tcW w:type="dxa" w:w="2412"/>
+            <w:shd w:val="clear" w:color="auto" w:fill="EEF2FD"/>
+          </w:tcPr>
+          <w:p>
+            <w:pPr>
+              <w:spacing w:after="40"/>
+            </w:pPr>
+            <w:r/>
+            <w:r>
+              <w:rPr>
+                <w:rFonts w:ascii="Inter" w:hAnsi="Inter" w:cs="Inter"/>
+                <w:b/>
+                <w:i w:val="0"/>
+                <w:color w:val="22307C"/>
+                <w:sz w:val="19"/>
+              </w:rPr>
+              <w:t>Fecha</w:t>
+            </w:r>
+          </w:p>
+        </w:tc>
+        <w:tc>
+          <w:tcPr>
+            <w:tcW w:type="dxa" w:w="2412"/>
+            <w:shd w:val="clear" w:color="auto" w:fill="EEF2FD"/>
+          </w:tcPr>
+          <w:p>
+            <w:pPr>
+              <w:spacing w:after="40"/>
+            </w:pPr>
+            <w:r/>
+            <w:r>
+              <w:rPr>
+                <w:rFonts w:ascii="Inter" w:hAnsi="Inter" w:cs="Inter"/>
+                <w:b/>
+                <w:i w:val="0"/>
+                <w:color w:val="22307C"/>
+                <w:sz w:val="19"/>
+              </w:rPr>
+              <w:t>Doc.</w:t>
+            </w:r>
+          </w:p>
+        </w:tc>
+      </w:tr>
+      <w:tr>
+        <w:tc>
+          <w:tcPr>
+            <w:tcW w:type="dxa" w:w="2412"/>
+          </w:tcPr>
+          <w:p>
+            <w:pPr>
+              <w:spacing w:after="40"/>
+            </w:pPr>
+            <w:r/>
+            <w:r>
+              <w:rPr>
+                <w:rFonts w:ascii="Inter" w:hAnsi="Inter" w:cs="Inter"/>
+                <w:b/>
+                <w:i w:val="0"/>
+                <w:color w:val="1C1E2E"/>
+                <w:sz w:val="19"/>
+              </w:rPr>
+              <w:t>1 · Defensa</w:t>
+            </w:r>
+          </w:p>
+        </w:tc>
+        <w:tc>
+          <w:tcPr>
+            <w:tcW w:type="dxa" w:w="2412"/>
+          </w:tcPr>
+          <w:p>
+            <w:pPr>
+              <w:spacing w:after="40"/>
+            </w:pPr>
+            <w:r/>
+            <w:r>
+              <w:rPr>
+                <w:rFonts w:ascii="Inter" w:hAnsi="Inter" w:cs="Inter"/>
+                <w:b w:val="0"/>
+                <w:i w:val="0"/>
+                <w:color w:val="1C1E2E"/>
+                <w:sz w:val="19"/>
+              </w:rPr>
+              <w:t xml:space="preserve">Trabajo Especial de Grado calificado </w:t>
+            </w:r>
+            <w:r>
+              <w:rPr>
+                <w:rFonts w:ascii="Inter" w:hAnsi="Inter" w:cs="Inter"/>
+                <w:b/>
+                <w:i w:val="0"/>
+                <w:color w:val="1C1E2E"/>
+                <w:sz w:val="19"/>
+              </w:rPr>
+              <w:t>20/20 — Sobresaliente</w:t>
+            </w:r>
+            <w:r>
+              <w:rPr>
+                <w:rFonts w:ascii="Inter" w:hAnsi="Inter" w:cs="Inter"/>
+                <w:b w:val="0"/>
+                <w:i w:val="0"/>
+                <w:color w:val="1C1E2E"/>
+                <w:sz w:val="19"/>
+              </w:rPr>
+              <w:t xml:space="preserve">; </w:t>
+            </w:r>
+            <w:r>
+              <w:rPr>
+                <w:rFonts w:ascii="Inter" w:hAnsi="Inter" w:cs="Inter"/>
+                <w:b/>
+                <w:i w:val="0"/>
+                <w:color w:val="1C1E2E"/>
+                <w:sz w:val="19"/>
+              </w:rPr>
+              <w:t>Diploma de Honor</w:t>
+            </w:r>
+            <w:r>
+              <w:rPr>
+                <w:rFonts w:ascii="Inter" w:hAnsi="Inter" w:cs="Inter"/>
+                <w:b w:val="0"/>
+                <w:i w:val="0"/>
+                <w:color w:val="1C1E2E"/>
+                <w:sz w:val="19"/>
+              </w:rPr>
+              <w:t xml:space="preserve"> concedido por el Rector de la Universidad de Los Andes</w:t>
+            </w:r>
+          </w:p>
+        </w:tc>
+        <w:tc>
+          <w:tcPr>
+            <w:tcW w:type="dxa" w:w="2412"/>
+          </w:tcPr>
+          <w:p>
+            <w:pPr>
+              <w:spacing w:after="40"/>
+            </w:pPr>
+            <w:r/>
+            <w:r>
+              <w:rPr>
+                <w:rFonts w:ascii="Inter" w:hAnsi="Inter" w:cs="Inter"/>
+                <w:b w:val="0"/>
+                <w:i w:val="0"/>
+                <w:color w:val="1C1E2E"/>
+                <w:sz w:val="19"/>
+              </w:rPr>
+              <w:t>15 nov. 2004</w:t>
+            </w:r>
+          </w:p>
+        </w:tc>
+        <w:tc>
+          <w:tcPr>
+            <w:tcW w:type="dxa" w:w="2412"/>
+          </w:tcPr>
+          <w:p>
+            <w:pPr>
+              <w:spacing w:after="40"/>
+            </w:pPr>
+            <w:r/>
+            <w:r>
+              <w:rPr>
+                <w:rFonts w:ascii="Inter" w:hAnsi="Inter" w:cs="Inter"/>
+                <w:b/>
+                <w:i w:val="0"/>
+                <w:color w:val="1C1E2E"/>
+                <w:sz w:val="19"/>
+              </w:rPr>
+              <w:t>[DOC-07]</w:t>
+            </w:r>
+          </w:p>
+        </w:tc>
+      </w:tr>
+      <w:tr>
+        <w:tc>
+          <w:tcPr>
+            <w:tcW w:type="dxa" w:w="2412"/>
+          </w:tcPr>
+          <w:p>
+            <w:pPr>
+              <w:spacing w:after="40"/>
+            </w:pPr>
+            <w:r/>
+            <w:r>
+              <w:rPr>
+                <w:rFonts w:ascii="Inter" w:hAnsi="Inter" w:cs="Inter"/>
+                <w:b/>
+                <w:i w:val="0"/>
+                <w:color w:val="1C1E2E"/>
+                <w:sz w:val="19"/>
+              </w:rPr>
+              <w:t>2 · Arbitraje</w:t>
+            </w:r>
+          </w:p>
+        </w:tc>
+        <w:tc>
+          <w:tcPr>
+            <w:tcW w:type="dxa" w:w="2412"/>
+          </w:tcPr>
+          <w:p>
+            <w:pPr>
+              <w:spacing w:after="40"/>
+            </w:pPr>
+            <w:r/>
+            <w:r>
+              <w:rPr>
+                <w:rFonts w:ascii="Inter" w:hAnsi="Inter" w:cs="Inter"/>
+                <w:b w:val="0"/>
+                <w:i w:val="0"/>
+                <w:color w:val="1C1E2E"/>
+                <w:sz w:val="19"/>
+              </w:rPr>
+              <w:t xml:space="preserve">Artículo recibido (13-06-2004) y </w:t>
+            </w:r>
+            <w:r>
+              <w:rPr>
+                <w:rFonts w:ascii="Inter" w:hAnsi="Inter" w:cs="Inter"/>
+                <w:b/>
+                <w:i w:val="0"/>
+                <w:color w:val="1C1E2E"/>
+                <w:sz w:val="19"/>
+              </w:rPr>
+              <w:t>aceptado tras arbitraje</w:t>
+            </w:r>
+            <w:r>
+              <w:rPr>
+                <w:rFonts w:ascii="Inter" w:hAnsi="Inter" w:cs="Inter"/>
+                <w:b w:val="0"/>
+                <w:i w:val="0"/>
+                <w:color w:val="1C1E2E"/>
+                <w:sz w:val="19"/>
+              </w:rPr>
+              <w:t xml:space="preserve"> (19-07-2004) por </w:t>
+            </w:r>
+            <w:r>
+              <w:rPr>
+                <w:rFonts w:ascii="Inter" w:hAnsi="Inter" w:cs="Inter"/>
+                <w:b w:val="0"/>
+                <w:i/>
+                <w:color w:val="1C1E2E"/>
+                <w:sz w:val="19"/>
+              </w:rPr>
+              <w:t>Kaleidoscopio</w:t>
+            </w:r>
+            <w:r>
+              <w:rPr>
+                <w:rFonts w:ascii="Inter" w:hAnsi="Inter" w:cs="Inter"/>
+                <w:b w:val="0"/>
+                <w:i w:val="0"/>
+                <w:color w:val="1C1E2E"/>
+                <w:sz w:val="19"/>
+              </w:rPr>
+              <w:t xml:space="preserve">, revista arbitrada de Educación, Humanidades y Artes de la </w:t>
+            </w:r>
+            <w:r>
+              <w:rPr>
+                <w:rFonts w:ascii="Inter" w:hAnsi="Inter" w:cs="Inter"/>
+                <w:b/>
+                <w:i w:val="0"/>
+                <w:color w:val="1C1E2E"/>
+                <w:sz w:val="19"/>
+              </w:rPr>
+              <w:t>Universidad Nacional Experimental de Guayana (UNEG)</w:t>
+            </w:r>
+          </w:p>
+        </w:tc>
+        <w:tc>
+          <w:tcPr>
+            <w:tcW w:type="dxa" w:w="2412"/>
+          </w:tcPr>
+          <w:p>
+            <w:pPr>
+              <w:spacing w:after="40"/>
+            </w:pPr>
+            <w:r/>
+            <w:r>
+              <w:rPr>
+                <w:rFonts w:ascii="Inter" w:hAnsi="Inter" w:cs="Inter"/>
+                <w:b w:val="0"/>
+                <w:i w:val="0"/>
+                <w:color w:val="1C1E2E"/>
+                <w:sz w:val="19"/>
+              </w:rPr>
+              <w:t>2004–2005</w:t>
+            </w:r>
+          </w:p>
+        </w:tc>
+        <w:tc>
+          <w:tcPr>
+            <w:tcW w:type="dxa" w:w="2412"/>
+          </w:tcPr>
+          <w:p>
+            <w:pPr>
+              <w:spacing w:after="40"/>
+            </w:pPr>
+            <w:r/>
+            <w:r>
+              <w:rPr>
+                <w:rFonts w:ascii="Inter" w:hAnsi="Inter" w:cs="Inter"/>
+                <w:b/>
+                <w:i w:val="0"/>
+                <w:color w:val="1C1E2E"/>
+                <w:sz w:val="19"/>
+              </w:rPr>
+              <w:t>[DOC-19]</w:t>
+            </w:r>
+          </w:p>
+        </w:tc>
+      </w:tr>
+      <w:tr>
+        <w:tc>
+          <w:tcPr>
+            <w:tcW w:type="dxa" w:w="2412"/>
+          </w:tcPr>
+          <w:p>
+            <w:pPr>
+              <w:spacing w:after="40"/>
+            </w:pPr>
+            <w:r/>
+            <w:r>
+              <w:rPr>
+                <w:rFonts w:ascii="Inter" w:hAnsi="Inter" w:cs="Inter"/>
+                <w:b/>
+                <w:i w:val="0"/>
+                <w:color w:val="1C1E2E"/>
+                <w:sz w:val="19"/>
+              </w:rPr>
+              <w:t>3 · Publicación</w:t>
+            </w:r>
+          </w:p>
+        </w:tc>
+        <w:tc>
+          <w:tcPr>
+            <w:tcW w:type="dxa" w:w="2412"/>
+          </w:tcPr>
+          <w:p>
+            <w:pPr>
+              <w:spacing w:after="40"/>
+            </w:pPr>
+            <w:r/>
+            <w:r>
+              <w:rPr>
+                <w:rFonts w:ascii="Inter" w:hAnsi="Inter" w:cs="Inter"/>
+                <w:b w:val="0"/>
+                <w:i w:val="0"/>
+                <w:color w:val="1C1E2E"/>
+                <w:sz w:val="19"/>
+              </w:rPr>
+              <w:t xml:space="preserve">Publicado en </w:t>
+            </w:r>
+            <w:r>
+              <w:rPr>
+                <w:rFonts w:ascii="Inter" w:hAnsi="Inter" w:cs="Inter"/>
+                <w:b/>
+                <w:i w:val="0"/>
+                <w:color w:val="1C1E2E"/>
+                <w:sz w:val="19"/>
+              </w:rPr>
+              <w:t>Kaleidoscopio, vol. 2, n.º 3 (ene.–jun. 2005), pp. 51–56</w:t>
+            </w:r>
+            <w:r>
+              <w:rPr>
+                <w:rFonts w:ascii="Inter" w:hAnsi="Inter" w:cs="Inter"/>
+                <w:b w:val="0"/>
+                <w:i w:val="0"/>
+                <w:color w:val="1C1E2E"/>
+                <w:sz w:val="19"/>
+              </w:rPr>
+              <w:t xml:space="preserve">, con resumen bilingüe español/inglés. ISSN 1690-6054. </w:t>
+            </w:r>
+            <w:r>
+              <w:rPr>
+                <w:rFonts w:ascii="Inter" w:hAnsi="Inter" w:cs="Inter"/>
+                <w:b/>
+                <w:i w:val="0"/>
+                <w:color w:val="1C1E2E"/>
+                <w:sz w:val="19"/>
+              </w:rPr>
+              <w:t>Indexada en CLASE (UNAM)</w:t>
+            </w:r>
+          </w:p>
+        </w:tc>
+        <w:tc>
+          <w:tcPr>
+            <w:tcW w:type="dxa" w:w="2412"/>
+          </w:tcPr>
+          <w:p>
+            <w:pPr>
+              <w:spacing w:after="40"/>
+            </w:pPr>
+            <w:r/>
+            <w:r>
+              <w:rPr>
+                <w:rFonts w:ascii="Inter" w:hAnsi="Inter" w:cs="Inter"/>
+                <w:b w:val="0"/>
+                <w:i w:val="0"/>
+                <w:color w:val="1C1E2E"/>
+                <w:sz w:val="19"/>
+              </w:rPr>
+              <w:t>2005</w:t>
+            </w:r>
+          </w:p>
+        </w:tc>
+        <w:tc>
+          <w:tcPr>
+            <w:tcW w:type="dxa" w:w="2412"/>
+          </w:tcPr>
+          <w:p>
+            <w:pPr>
+              <w:spacing w:after="40"/>
+            </w:pPr>
+            <w:r/>
+            <w:r>
+              <w:rPr>
+                <w:rFonts w:ascii="Inter" w:hAnsi="Inter" w:cs="Inter"/>
+                <w:b/>
+                <w:i w:val="0"/>
+                <w:color w:val="1C1E2E"/>
+                <w:sz w:val="19"/>
+              </w:rPr>
+              <w:t>[DOC-19]</w:t>
+            </w:r>
+          </w:p>
+        </w:tc>
+      </w:tr>
+      <w:tr>
+        <w:tc>
+          <w:tcPr>
+            <w:tcW w:type="dxa" w:w="2412"/>
+          </w:tcPr>
+          <w:p>
+            <w:pPr>
+              <w:spacing w:after="40"/>
+            </w:pPr>
+            <w:r/>
+            <w:r>
+              <w:rPr>
+                <w:rFonts w:ascii="Inter" w:hAnsi="Inter" w:cs="Inter"/>
+                <w:b/>
+                <w:i w:val="0"/>
+                <w:color w:val="1C1E2E"/>
+                <w:sz w:val="19"/>
+              </w:rPr>
+              <w:t>4 · Congreso internacional</w:t>
+            </w:r>
+          </w:p>
+        </w:tc>
+        <w:tc>
+          <w:tcPr>
+            <w:tcW w:type="dxa" w:w="2412"/>
+          </w:tcPr>
+          <w:p>
+            <w:pPr>
+              <w:spacing w:after="40"/>
+            </w:pPr>
+            <w:r/>
+            <w:r>
+              <w:rPr>
+                <w:rFonts w:ascii="Inter" w:hAnsi="Inter" w:cs="Inter"/>
+                <w:b w:val="0"/>
+                <w:i w:val="0"/>
+                <w:color w:val="1C1E2E"/>
+                <w:sz w:val="19"/>
+              </w:rPr>
+              <w:t xml:space="preserve">Resumen </w:t>
+            </w:r>
+            <w:r>
+              <w:rPr>
+                <w:rFonts w:ascii="Inter" w:hAnsi="Inter" w:cs="Inter"/>
+                <w:b/>
+                <w:i w:val="0"/>
+                <w:color w:val="1C1E2E"/>
+                <w:sz w:val="19"/>
+              </w:rPr>
+              <w:t>aceptado por la comisión de arbitraje</w:t>
+            </w:r>
+            <w:r>
+              <w:rPr>
+                <w:rFonts w:ascii="Inter" w:hAnsi="Inter" w:cs="Inter"/>
+                <w:b w:val="0"/>
+                <w:i w:val="0"/>
+                <w:color w:val="1C1E2E"/>
+                <w:sz w:val="19"/>
+              </w:rPr>
+              <w:t xml:space="preserve"> y ponencia presentada en el </w:t>
+            </w:r>
+            <w:r>
+              <w:rPr>
+                <w:rFonts w:ascii="Inter" w:hAnsi="Inter" w:cs="Inter"/>
+                <w:b/>
+                <w:i w:val="0"/>
+                <w:color w:val="1C1E2E"/>
+                <w:sz w:val="19"/>
+              </w:rPr>
+              <w:t>II Congreso Internacional de Educación Superior «Tendencias y Perspectivas de la Educación Superior en América Latina / en el Siglo XXI»</w:t>
+            </w:r>
+            <w:r>
+              <w:rPr>
+                <w:rFonts w:ascii="Inter" w:hAnsi="Inter" w:cs="Inter"/>
+                <w:b w:val="0"/>
+                <w:i w:val="0"/>
+                <w:color w:val="1C1E2E"/>
+                <w:sz w:val="19"/>
+              </w:rPr>
+              <w:t xml:space="preserve">, Asociación de Educadores de Latinoamérica y del Caribe + Universidad de Oriente, </w:t>
+            </w:r>
+            <w:r>
+              <w:rPr>
+                <w:rFonts w:ascii="Inter" w:hAnsi="Inter" w:cs="Inter"/>
+                <w:b/>
+                <w:i w:val="0"/>
+                <w:color w:val="1C1E2E"/>
+                <w:sz w:val="19"/>
+              </w:rPr>
+              <w:t>Cumaná, 31 jul. – 2 ago. 2008</w:t>
+            </w:r>
+            <w:r>
+              <w:rPr>
+                <w:rFonts w:ascii="Inter" w:hAnsi="Inter" w:cs="Inter"/>
+                <w:b w:val="0"/>
+                <w:i w:val="0"/>
+                <w:color w:val="1C1E2E"/>
+                <w:sz w:val="19"/>
+              </w:rPr>
+              <w:t xml:space="preserve"> (ref. CIES/P 048)</w:t>
+            </w:r>
+          </w:p>
+        </w:tc>
+        <w:tc>
+          <w:tcPr>
+            <w:tcW w:type="dxa" w:w="2412"/>
+          </w:tcPr>
+          <w:p>
+            <w:pPr>
+              <w:spacing w:after="40"/>
+            </w:pPr>
+            <w:r/>
+            <w:r>
+              <w:rPr>
+                <w:rFonts w:ascii="Inter" w:hAnsi="Inter" w:cs="Inter"/>
+                <w:b w:val="0"/>
+                <w:i w:val="0"/>
+                <w:color w:val="1C1E2E"/>
+                <w:sz w:val="19"/>
+              </w:rPr>
+              <w:t>2008</w:t>
+            </w:r>
+          </w:p>
+        </w:tc>
+        <w:tc>
+          <w:tcPr>
+            <w:tcW w:type="dxa" w:w="2412"/>
+          </w:tcPr>
+          <w:p>
+            <w:pPr>
+              <w:spacing w:after="40"/>
+            </w:pPr>
+            <w:r/>
+            <w:r>
+              <w:rPr>
+                <w:rFonts w:ascii="Inter" w:hAnsi="Inter" w:cs="Inter"/>
+                <w:b/>
+                <w:i w:val="0"/>
+                <w:color w:val="1C1E2E"/>
+                <w:sz w:val="19"/>
+              </w:rPr>
+              <w:t>[DOC-24]</w:t>
+            </w:r>
+          </w:p>
+        </w:tc>
+      </w:tr>
+    </w:tbl>
+    <w:p/>
+    <w:p>
+      <w:r>
+        <w:rPr>
+          <w:rFonts w:ascii="Inter" w:hAnsi="Inter" w:cs="Inter"/>
+          <w:b/>
+          <w:i w:val="0"/>
+          <w:color w:val="1C1E2E"/>
+          <w:sz w:val="22"/>
+        </w:rPr>
+        <w:t>Cita completa:</w:t>
       </w:r>
     </w:p>
     <w:p>
@@ -5621,7 +7742,7 @@
           <w:color w:val="5B5F77"/>
           <w:sz w:val="21"/>
         </w:rPr>
-        <w:t xml:space="preserve">Eslava Graterol, A. Z. (2005). Estudio sobre el perfil del alumno en educación mención inglés de la ULA-Táchira. </w:t>
+        <w:t xml:space="preserve">Eslava Graterol, A. Z. (2005). Estudio sobre el perfil del alumno en Educación Mención Inglés de la ULA-Táchira. </w:t>
       </w:r>
       <w:r>
         <w:rPr>
@@ -5641,7 +7762,7 @@
           <w:color w:val="5B5F77"/>
           <w:sz w:val="21"/>
         </w:rPr>
-        <w:t>(3), 51–56. ISSN 1690-6054. Indexada en CLASE (UNAM). https://hdl.handle.net/20.500.14330/CLA01000260594</w:t>
+        <w:t>(3), 51–56. Universidad Nacional Experimental de Guayana. ISSN 1690-6054. Indexada en CLASE (UNAM). https://hdl.handle.net/20.500.14330/CLA01000260594</w:t>
       </w:r>
     </w:p>
     <w:p>
@@ -5653,7 +7774,52 @@
           <w:color w:val="1C1E2E"/>
           <w:sz w:val="22"/>
         </w:rPr>
-        <w:t>Reconocimiento en agradecimientos</w:t>
+        <w:t>Relevancia para la propuesta de tesis.</w:t>
+      </w:r>
+      <w:r>
+        <w:rPr>
+          <w:rFonts w:ascii="Inter" w:hAnsi="Inter" w:cs="Inter"/>
+          <w:b w:val="0"/>
+          <w:i w:val="0"/>
+          <w:color w:val="1C1E2E"/>
+          <w:sz w:val="22"/>
+        </w:rPr>
+        <w:t xml:space="preserve"> El objeto de aquel estudio — el perfil del egresado medido contra las funciones docentes y las competencias lingüísticas previstas en la reforma curricular — es, en el fondo, el mismo problema que aborda MLLDE veinte años después: </w:t>
+      </w:r>
+      <w:r>
+        <w:rPr>
+          <w:rFonts w:ascii="Inter" w:hAnsi="Inter" w:cs="Inter"/>
+          <w:b/>
+          <w:i w:val="0"/>
+          <w:color w:val="1C1E2E"/>
+          <w:sz w:val="22"/>
+        </w:rPr>
+        <w:t>cómo alinear un diseño curricular con un marco de competencias verificable</w:t>
+      </w:r>
+      <w:r>
+        <w:rPr>
+          <w:rFonts w:ascii="Inter" w:hAnsi="Inter" w:cs="Inter"/>
+          <w:b w:val="0"/>
+          <w:i w:val="0"/>
+          <w:color w:val="1C1E2E"/>
+          <w:sz w:val="22"/>
+        </w:rPr>
+        <w:t>. La continuidad de línea de investigación es real, no retórica.</w:t>
+      </w:r>
+    </w:p>
+    <w:p>
+      <w:pPr>
+        <w:spacing w:before="320" w:after="120"/>
+      </w:pPr>
+      <w:r>
+        <w:rPr>
+          <w:rFonts w:ascii="Fraunces" w:hAnsi="Fraunces" w:cs="Fraunces"/>
+          <w:b/>
+          <w:i w:val="0"/>
+          <w:color w:val="22307C"/>
+          <w:sz w:val="32"/>
+        </w:rPr>
+        <w:t>5.2 · Reconocimiento en agradecimientos</w:t>
       </w:r>
     </w:p>
     <w:p>
@@ -5692,19 +7858,32 @@
           <w:color w:val="5B5F77"/>
           <w:sz w:val="21"/>
         </w:rPr>
-        <w:t xml:space="preserve"> (Elsevier), p. 8 — por el contenido científico y la revisión en inglés del manuscrito.</w:t>
+        <w:t xml:space="preserve"> (Elsevier), p. 8 — por el contenido científico y la revisión en inglés del manuscrito. </w:t>
       </w:r>
-    </w:p>
-    <w:p>
       <w:r>
         <w:rPr>
           <w:rFonts w:ascii="Inter" w:hAnsi="Inter" w:cs="Inter"/>
           <w:b/>
           <w:i w:val="0"/>
-          <w:color w:val="1C1E2E"/>
-          <w:sz w:val="22"/>
+          <w:color w:val="5B5F77"/>
+          <w:sz w:val="21"/>
         </w:rPr>
-        <w:t>Difusión y divulgación profesional</w:t>
+        <w:t>[DOC-14]</w:t>
+      </w:r>
+    </w:p>
+    <w:p>
+      <w:pPr>
+        <w:spacing w:before="320" w:after="120"/>
+      </w:pPr>
+      <w:r>
+        <w:rPr>
+          <w:rFonts w:ascii="Fraunces" w:hAnsi="Fraunces" w:cs="Fraunces"/>
+          <w:b/>
+          <w:i w:val="0"/>
+          <w:color w:val="22307C"/>
+          <w:sz w:val="32"/>
+        </w:rPr>
+        <w:t>5.3 · Difusión y divulgación profesional</w:t>
       </w:r>
     </w:p>
     <w:p>
@@ -5756,68 +7935,6 @@
           <w:sz w:val="22"/>
         </w:rPr>
         <w:t>Podcast profesional en Spotify y canal de YouTube sobre diseño de aprendizaje y escritura académica.</w:t>
-      </w:r>
-    </w:p>
-    <w:p>
-      <w:r>
-        <w:rPr>
-          <w:rFonts w:ascii="Inter" w:hAnsi="Inter" w:cs="Inter"/>
-          <w:b/>
-          <w:i w:val="0"/>
-          <w:color w:val="1C1E2E"/>
-          <w:sz w:val="22"/>
-        </w:rPr>
-        <w:t>Acreditación:</w:t>
-      </w:r>
-      <w:r>
-        <w:rPr>
-          <w:rFonts w:ascii="Inter" w:hAnsi="Inter" w:cs="Inter"/>
-          <w:b w:val="0"/>
-          <w:i w:val="0"/>
-          <w:color w:val="1C1E2E"/>
-          <w:sz w:val="22"/>
-        </w:rPr>
-        <w:t xml:space="preserve"> primera y última página de la publicación </w:t>
-      </w:r>
-      <w:r>
-        <w:rPr>
-          <w:rFonts w:ascii="Inter" w:hAnsi="Inter" w:cs="Inter"/>
-          <w:b/>
-          <w:i w:val="0"/>
-          <w:color w:val="1C1E2E"/>
-          <w:sz w:val="22"/>
-        </w:rPr>
-        <w:t>[DOC-19]</w:t>
-      </w:r>
-      <w:r>
-        <w:rPr>
-          <w:rFonts w:ascii="Inter" w:hAnsi="Inter" w:cs="Inter"/>
-          <w:b w:val="0"/>
-          <w:i w:val="0"/>
-          <w:color w:val="1C1E2E"/>
-          <w:sz w:val="22"/>
-        </w:rPr>
-        <w:t xml:space="preserve"> · página de agradecimientos de Sotelo-Casas et al. (2019) </w:t>
-      </w:r>
-      <w:r>
-        <w:rPr>
-          <w:rFonts w:ascii="Inter" w:hAnsi="Inter" w:cs="Inter"/>
-          <w:b/>
-          <w:i w:val="0"/>
-          <w:color w:val="1C1E2E"/>
-          <w:sz w:val="22"/>
-        </w:rPr>
-        <w:t>[DOC-14]</w:t>
-      </w:r>
-      <w:r>
-        <w:rPr>
-          <w:rFonts w:ascii="Inter" w:hAnsi="Inter" w:cs="Inter"/>
-          <w:b w:val="0"/>
-          <w:i w:val="0"/>
-          <w:color w:val="1C1E2E"/>
-          <w:sz w:val="22"/>
-        </w:rPr>
-        <w:t>.</w:t>
       </w:r>
     </w:p>
     <w:p>
@@ -6720,14 +8837,15 @@
         <w:tblLook w:firstColumn="1" w:firstRow="1" w:lastColumn="0" w:lastRow="0" w:noHBand="0" w:noVBand="1" w:val="04A0"/>
       </w:tblPr>
       <w:tblGrid>
-        <w:gridCol w:w="3216"/>
-        <w:gridCol w:w="3216"/>
-        <w:gridCol w:w="3216"/>
+        <w:gridCol w:w="2412"/>
+        <w:gridCol w:w="2412"/>
+        <w:gridCol w:w="2412"/>
+        <w:gridCol w:w="2412"/>
       </w:tblGrid>
       <w:tr>
         <w:tc>
           <w:tcPr>
-            <w:tcW w:type="dxa" w:w="3216"/>
+            <w:tcW w:type="dxa" w:w="2412"/>
             <w:shd w:val="clear" w:color="auto" w:fill="EEF2FD"/>
           </w:tcPr>
           <w:p>
@@ -6749,7 +8867,7 @@
         </w:tc>
         <w:tc>
           <w:tcPr>
-            <w:tcW w:type="dxa" w:w="3216"/>
+            <w:tcW w:type="dxa" w:w="2412"/>
             <w:shd w:val="clear" w:color="auto" w:fill="EEF2FD"/>
           </w:tcPr>
           <w:p>
@@ -6771,7 +8889,7 @@
         </w:tc>
         <w:tc>
           <w:tcPr>
-            <w:tcW w:type="dxa" w:w="3216"/>
+            <w:tcW w:type="dxa" w:w="2412"/>
             <w:shd w:val="clear" w:color="auto" w:fill="EEF2FD"/>
           </w:tcPr>
           <w:p>
@@ -6791,11 +8909,10 @@
             </w:r>
           </w:p>
         </w:tc>
-      </w:tr>
-      <w:tr>
         <w:tc>
           <w:tcPr>
-            <w:tcW w:type="dxa" w:w="3216"/>
+            <w:tcW w:type="dxa" w:w="2412"/>
+            <w:shd w:val="clear" w:color="auto" w:fill="EEF2FD"/>
           </w:tcPr>
           <w:p>
             <w:pPr>
@@ -6805,18 +8922,20 @@
             <w:r>
               <w:rPr>
                 <w:rFonts w:ascii="Inter" w:hAnsi="Inter" w:cs="Inter"/>
-                <w:b w:val="0"/>
-                <w:i w:val="0"/>
-                <w:color w:val="1C1E2E"/>
-                <w:sz w:val="19"/>
-              </w:rPr>
-              <w:t>DOC-01</w:t>
+                <w:b/>
+                <w:i w:val="0"/>
+                <w:color w:val="22307C"/>
+                <w:sz w:val="19"/>
+              </w:rPr>
+              <w:t>Estado</w:t>
             </w:r>
           </w:p>
         </w:tc>
+      </w:tr>
+      <w:tr>
         <w:tc>
           <w:tcPr>
-            <w:tcW w:type="dxa" w:w="3216"/>
+            <w:tcW w:type="dxa" w:w="2412"/>
           </w:tcPr>
           <w:p>
             <w:pPr>
@@ -6831,13 +8950,13 @@
                 <w:color w:val="1C1E2E"/>
                 <w:sz w:val="19"/>
               </w:rPr>
-              <w:t>Certificación académica personal UPV (nota media 9,4/10 + 2 MH)</w:t>
+              <w:t>DOC-01</w:t>
             </w:r>
           </w:p>
         </w:tc>
         <w:tc>
           <w:tcPr>
-            <w:tcW w:type="dxa" w:w="3216"/>
+            <w:tcW w:type="dxa" w:w="2412"/>
           </w:tcPr>
           <w:p>
             <w:pPr>
@@ -6852,7 +8971,49 @@
                 <w:color w:val="1C1E2E"/>
                 <w:sz w:val="19"/>
               </w:rPr>
+              <w:t>Certificación académica personal UPV (nota media 9,4/10 + 2 MH)</w:t>
+            </w:r>
+          </w:p>
+        </w:tc>
+        <w:tc>
+          <w:tcPr>
+            <w:tcW w:type="dxa" w:w="2412"/>
+          </w:tcPr>
+          <w:p>
+            <w:pPr>
+              <w:spacing w:after="40"/>
+            </w:pPr>
+            <w:r/>
+            <w:r>
+              <w:rPr>
+                <w:rFonts w:ascii="Inter" w:hAnsi="Inter" w:cs="Inter"/>
+                <w:b w:val="0"/>
+                <w:i w:val="0"/>
+                <w:color w:val="1C1E2E"/>
+                <w:sz w:val="19"/>
+              </w:rPr>
               <w:t>A.1 · B.2</w:t>
+            </w:r>
+          </w:p>
+        </w:tc>
+        <w:tc>
+          <w:tcPr>
+            <w:tcW w:type="dxa" w:w="2412"/>
+          </w:tcPr>
+          <w:p>
+            <w:pPr>
+              <w:spacing w:after="40"/>
+            </w:pPr>
+            <w:r/>
+            <w:r>
+              <w:rPr>
+                <w:rFonts w:ascii="Inter" w:hAnsi="Inter" w:cs="Inter"/>
+                <w:b w:val="0"/>
+                <w:i w:val="0"/>
+                <w:color w:val="1C1E2E"/>
+                <w:sz w:val="19"/>
+              </w:rPr>
+              <w:t>⬜</w:t>
             </w:r>
           </w:p>
         </w:tc>
@@ -6860,7 +9021,7 @@
       <w:tr>
         <w:tc>
           <w:tcPr>
-            <w:tcW w:type="dxa" w:w="3216"/>
+            <w:tcW w:type="dxa" w:w="2412"/>
           </w:tcPr>
           <w:p>
             <w:pPr>
@@ -6881,7 +9042,7 @@
         </w:tc>
         <w:tc>
           <w:tcPr>
-            <w:tcW w:type="dxa" w:w="3216"/>
+            <w:tcW w:type="dxa" w:w="2412"/>
           </w:tcPr>
           <w:p>
             <w:pPr>
@@ -6902,7 +9063,7 @@
         </w:tc>
         <w:tc>
           <w:tcPr>
-            <w:tcW w:type="dxa" w:w="3216"/>
+            <w:tcW w:type="dxa" w:w="2412"/>
           </w:tcPr>
           <w:p>
             <w:pPr>
@@ -6921,11 +9082,9 @@
             </w:r>
           </w:p>
         </w:tc>
-      </w:tr>
-      <w:tr>
         <w:tc>
           <w:tcPr>
-            <w:tcW w:type="dxa" w:w="3216"/>
+            <w:tcW w:type="dxa" w:w="2412"/>
           </w:tcPr>
           <w:p>
             <w:pPr>
@@ -6940,13 +9099,15 @@
                 <w:color w:val="1C1E2E"/>
                 <w:sz w:val="19"/>
               </w:rPr>
-              <w:t>DOC-03</w:t>
+              <w:t>⬜</w:t>
             </w:r>
           </w:p>
         </w:tc>
+      </w:tr>
+      <w:tr>
         <w:tc>
           <w:tcPr>
-            <w:tcW w:type="dxa" w:w="3216"/>
+            <w:tcW w:type="dxa" w:w="2412"/>
           </w:tcPr>
           <w:p>
             <w:pPr>
@@ -6961,13 +9122,13 @@
                 <w:color w:val="1C1E2E"/>
                 <w:sz w:val="19"/>
               </w:rPr>
-              <w:t>Certificación académica personal ULA con nota media</w:t>
+              <w:t>DOC-03</w:t>
             </w:r>
           </w:p>
         </w:tc>
         <w:tc>
           <w:tcPr>
-            <w:tcW w:type="dxa" w:w="3216"/>
+            <w:tcW w:type="dxa" w:w="2412"/>
           </w:tcPr>
           <w:p>
             <w:pPr>
@@ -6982,7 +9143,49 @@
                 <w:color w:val="1C1E2E"/>
                 <w:sz w:val="19"/>
               </w:rPr>
+              <w:t>Certificación académica personal ULA con nota media</w:t>
+            </w:r>
+          </w:p>
+        </w:tc>
+        <w:tc>
+          <w:tcPr>
+            <w:tcW w:type="dxa" w:w="2412"/>
+          </w:tcPr>
+          <w:p>
+            <w:pPr>
+              <w:spacing w:after="40"/>
+            </w:pPr>
+            <w:r/>
+            <w:r>
+              <w:rPr>
+                <w:rFonts w:ascii="Inter" w:hAnsi="Inter" w:cs="Inter"/>
+                <w:b w:val="0"/>
+                <w:i w:val="0"/>
+                <w:color w:val="1C1E2E"/>
+                <w:sz w:val="19"/>
+              </w:rPr>
               <w:t>A.2</w:t>
+            </w:r>
+          </w:p>
+        </w:tc>
+        <w:tc>
+          <w:tcPr>
+            <w:tcW w:type="dxa" w:w="2412"/>
+          </w:tcPr>
+          <w:p>
+            <w:pPr>
+              <w:spacing w:after="40"/>
+            </w:pPr>
+            <w:r/>
+            <w:r>
+              <w:rPr>
+                <w:rFonts w:ascii="Inter" w:hAnsi="Inter" w:cs="Inter"/>
+                <w:b w:val="0"/>
+                <w:i w:val="0"/>
+                <w:color w:val="1C1E2E"/>
+                <w:sz w:val="19"/>
+              </w:rPr>
+              <w:t>⬜</w:t>
             </w:r>
           </w:p>
         </w:tc>
@@ -6990,7 +9193,7 @@
       <w:tr>
         <w:tc>
           <w:tcPr>
-            <w:tcW w:type="dxa" w:w="3216"/>
+            <w:tcW w:type="dxa" w:w="2412"/>
           </w:tcPr>
           <w:p>
             <w:pPr>
@@ -7011,7 +9214,7 @@
         </w:tc>
         <w:tc>
           <w:tcPr>
-            <w:tcW w:type="dxa" w:w="3216"/>
+            <w:tcW w:type="dxa" w:w="2412"/>
           </w:tcPr>
           <w:p>
             <w:pPr>
@@ -7026,13 +9229,23 @@
                 <w:color w:val="1C1E2E"/>
                 <w:sz w:val="19"/>
               </w:rPr>
-              <w:t>Título de Licenciatura (ULA)</w:t>
+              <w:t xml:space="preserve">Título de Licenciatura (ULA) + acta de grado con la distinción </w:t>
+            </w:r>
+            <w:r>
+              <w:rPr>
+                <w:rFonts w:ascii="Inter" w:hAnsi="Inter" w:cs="Inter"/>
+                <w:b w:val="0"/>
+                <w:i/>
+                <w:color w:val="1C1E2E"/>
+                <w:sz w:val="19"/>
+              </w:rPr>
+              <w:t>Summa Cum Laude</w:t>
             </w:r>
           </w:p>
         </w:tc>
         <w:tc>
           <w:tcPr>
-            <w:tcW w:type="dxa" w:w="3216"/>
+            <w:tcW w:type="dxa" w:w="2412"/>
           </w:tcPr>
           <w:p>
             <w:pPr>
@@ -7051,11 +9264,9 @@
             </w:r>
           </w:p>
         </w:tc>
-      </w:tr>
-      <w:tr>
         <w:tc>
           <w:tcPr>
-            <w:tcW w:type="dxa" w:w="3216"/>
+            <w:tcW w:type="dxa" w:w="2412"/>
           </w:tcPr>
           <w:p>
             <w:pPr>
@@ -7070,13 +9281,15 @@
                 <w:color w:val="1C1E2E"/>
                 <w:sz w:val="19"/>
               </w:rPr>
-              <w:t>DOC-05</w:t>
+              <w:t>⬜</w:t>
             </w:r>
           </w:p>
         </w:tc>
+      </w:tr>
+      <w:tr>
         <w:tc>
           <w:tcPr>
-            <w:tcW w:type="dxa" w:w="3216"/>
+            <w:tcW w:type="dxa" w:w="2412"/>
           </w:tcPr>
           <w:p>
             <w:pPr>
@@ -7091,13 +9304,13 @@
                 <w:color w:val="1C1E2E"/>
                 <w:sz w:val="19"/>
               </w:rPr>
-              <w:t>Equivalencia / declaración de equivalencia de nivel académico</w:t>
+              <w:t>DOC-05</w:t>
             </w:r>
           </w:p>
         </w:tc>
         <w:tc>
           <w:tcPr>
-            <w:tcW w:type="dxa" w:w="3216"/>
+            <w:tcW w:type="dxa" w:w="2412"/>
           </w:tcPr>
           <w:p>
             <w:pPr>
@@ -7107,12 +9320,104 @@
             <w:r>
               <w:rPr>
                 <w:rFonts w:ascii="Inter" w:hAnsi="Inter" w:cs="Inter"/>
+                <w:b/>
+                <w:i w:val="0"/>
+                <w:color w:val="1C1E2E"/>
+                <w:sz w:val="19"/>
+              </w:rPr>
+              <w:t>Declaración de equivalencia de la nota media</w:t>
+            </w:r>
+            <w:r>
+              <w:rPr>
+                <w:rFonts w:ascii="Inter" w:hAnsi="Inter" w:cs="Inter"/>
                 <w:b w:val="0"/>
                 <w:i w:val="0"/>
                 <w:color w:val="1C1E2E"/>
                 <w:sz w:val="19"/>
               </w:rPr>
-              <w:t>A.2</w:t>
+              <w:t xml:space="preserve"> — Secretaría General de Universidades · </w:t>
+            </w:r>
+            <w:r>
+              <w:rPr>
+                <w:rFonts w:ascii="Inter" w:hAnsi="Inter" w:cs="Inter"/>
+                <w:b/>
+                <w:i w:val="0"/>
+                <w:color w:val="1C1E2E"/>
+                <w:sz w:val="19"/>
+              </w:rPr>
+              <w:t>9,07/10</w:t>
+            </w:r>
+            <w:r>
+              <w:rPr>
+                <w:rFonts w:ascii="Inter" w:hAnsi="Inter" w:cs="Inter"/>
+                <w:b w:val="0"/>
+                <w:i w:val="0"/>
+                <w:color w:val="1C1E2E"/>
+                <w:sz w:val="19"/>
+              </w:rPr>
+              <w:t xml:space="preserve"> · CSV ⟨CSV en la copia entregada a la comisión⟩</w:t>
+            </w:r>
+          </w:p>
+        </w:tc>
+        <w:tc>
+          <w:tcPr>
+            <w:tcW w:type="dxa" w:w="2412"/>
+          </w:tcPr>
+          <w:p>
+            <w:pPr>
+              <w:spacing w:after="40"/>
+            </w:pPr>
+            <w:r/>
+            <w:r>
+              <w:rPr>
+                <w:rFonts w:ascii="Inter" w:hAnsi="Inter" w:cs="Inter"/>
+                <w:b w:val="0"/>
+                <w:i w:val="0"/>
+                <w:color w:val="1C1E2E"/>
+                <w:sz w:val="19"/>
+              </w:rPr>
+              <w:t xml:space="preserve">A.2 · </w:t>
+            </w:r>
+            <w:r>
+              <w:rPr>
+                <w:rFonts w:ascii="Inter" w:hAnsi="Inter" w:cs="Inter"/>
+                <w:b/>
+                <w:i w:val="0"/>
+                <w:color w:val="1C1E2E"/>
+                <w:sz w:val="19"/>
+              </w:rPr>
+              <w:t>70 %</w:t>
+            </w:r>
+          </w:p>
+        </w:tc>
+        <w:tc>
+          <w:tcPr>
+            <w:tcW w:type="dxa" w:w="2412"/>
+          </w:tcPr>
+          <w:p>
+            <w:pPr>
+              <w:spacing w:after="40"/>
+            </w:pPr>
+            <w:r/>
+            <w:r>
+              <w:rPr>
+                <w:rFonts w:ascii="Inter" w:hAnsi="Inter" w:cs="Inter"/>
+                <w:b w:val="0"/>
+                <w:i w:val="0"/>
+                <w:color w:val="1C1E2E"/>
+                <w:sz w:val="19"/>
+              </w:rPr>
+              <w:t xml:space="preserve">✅ </w:t>
+            </w:r>
+            <w:r>
+              <w:rPr>
+                <w:rFonts w:ascii="Inter" w:hAnsi="Inter" w:cs="Inter"/>
+                <w:b/>
+                <w:i w:val="0"/>
+                <w:color w:val="1C1E2E"/>
+                <w:sz w:val="19"/>
+              </w:rPr>
+              <w:t>en mano</w:t>
             </w:r>
           </w:p>
         </w:tc>
@@ -7120,7 +9425,7 @@
       <w:tr>
         <w:tc>
           <w:tcPr>
-            <w:tcW w:type="dxa" w:w="3216"/>
+            <w:tcW w:type="dxa" w:w="2412"/>
           </w:tcPr>
           <w:p>
             <w:pPr>
@@ -7141,7 +9446,7 @@
         </w:tc>
         <w:tc>
           <w:tcPr>
-            <w:tcW w:type="dxa" w:w="3216"/>
+            <w:tcW w:type="dxa" w:w="2412"/>
           </w:tcPr>
           <w:p>
             <w:pPr>
@@ -7151,18 +9456,38 @@
             <w:r>
               <w:rPr>
                 <w:rFonts w:ascii="Inter" w:hAnsi="Inter" w:cs="Inter"/>
+                <w:b/>
+                <w:i w:val="0"/>
+                <w:color w:val="1C1E2E"/>
+                <w:sz w:val="19"/>
+              </w:rPr>
+              <w:t>Constancia de Rango Académico</w:t>
+            </w:r>
+            <w:r>
+              <w:rPr>
+                <w:rFonts w:ascii="Inter" w:hAnsi="Inter" w:cs="Inter"/>
                 <w:b w:val="0"/>
                 <w:i w:val="0"/>
                 <w:color w:val="1C1E2E"/>
                 <w:sz w:val="19"/>
               </w:rPr>
-              <w:t>Resolución o diploma del Premio Extraordinario Fin de Carrera</w:t>
+              <w:t xml:space="preserve"> (1.º de 56) + certificación rectoral n.º ⟨n.º en la copia entregada a la comisión⟩ + </w:t>
+            </w:r>
+            <w:r>
+              <w:rPr>
+                <w:rFonts w:ascii="Inter" w:hAnsi="Inter" w:cs="Inter"/>
+                <w:b/>
+                <w:i w:val="0"/>
+                <w:color w:val="1C1E2E"/>
+                <w:sz w:val="19"/>
+              </w:rPr>
+              <w:t>Apostilla ⟨n.º en la copia entregada a la comisión⟩</w:t>
             </w:r>
           </w:p>
         </w:tc>
         <w:tc>
           <w:tcPr>
-            <w:tcW w:type="dxa" w:w="3216"/>
+            <w:tcW w:type="dxa" w:w="2412"/>
           </w:tcPr>
           <w:p>
             <w:pPr>
@@ -7181,11 +9506,9 @@
             </w:r>
           </w:p>
         </w:tc>
-      </w:tr>
-      <w:tr>
         <w:tc>
           <w:tcPr>
-            <w:tcW w:type="dxa" w:w="3216"/>
+            <w:tcW w:type="dxa" w:w="2412"/>
           </w:tcPr>
           <w:p>
             <w:pPr>
@@ -7200,13 +9523,25 @@
                 <w:color w:val="1C1E2E"/>
                 <w:sz w:val="19"/>
               </w:rPr>
-              <w:t>DOC-07</w:t>
+              <w:t xml:space="preserve">✅ </w:t>
+            </w:r>
+            <w:r>
+              <w:rPr>
+                <w:rFonts w:ascii="Inter" w:hAnsi="Inter" w:cs="Inter"/>
+                <w:b/>
+                <w:i w:val="0"/>
+                <w:color w:val="1C1E2E"/>
+                <w:sz w:val="19"/>
+              </w:rPr>
+              <w:t>en mano</w:t>
             </w:r>
           </w:p>
         </w:tc>
+      </w:tr>
+      <w:tr>
         <w:tc>
           <w:tcPr>
-            <w:tcW w:type="dxa" w:w="3216"/>
+            <w:tcW w:type="dxa" w:w="2412"/>
           </w:tcPr>
           <w:p>
             <w:pPr>
@@ -7221,13 +9556,13 @@
                 <w:color w:val="1C1E2E"/>
                 <w:sz w:val="19"/>
               </w:rPr>
-              <w:t>Certificación de primer rango de promoción</w:t>
+              <w:t>DOC-07</w:t>
             </w:r>
           </w:p>
         </w:tc>
         <w:tc>
           <w:tcPr>
-            <w:tcW w:type="dxa" w:w="3216"/>
+            <w:tcW w:type="dxa" w:w="2412"/>
           </w:tcPr>
           <w:p>
             <w:pPr>
@@ -7237,12 +9572,74 @@
             <w:r>
               <w:rPr>
                 <w:rFonts w:ascii="Inter" w:hAnsi="Inter" w:cs="Inter"/>
+                <w:b/>
+                <w:i w:val="0"/>
+                <w:color w:val="1C1E2E"/>
+                <w:sz w:val="19"/>
+              </w:rPr>
+              <w:t>Diploma de Honor</w:t>
+            </w:r>
+            <w:r>
+              <w:rPr>
+                <w:rFonts w:ascii="Inter" w:hAnsi="Inter" w:cs="Inter"/>
                 <w:b w:val="0"/>
                 <w:i w:val="0"/>
                 <w:color w:val="1C1E2E"/>
                 <w:sz w:val="19"/>
               </w:rPr>
-              <w:t>B.1</w:t>
+              <w:t xml:space="preserve"> del Trabajo Especial de Grado — 20/20 Sobresaliente, Rector de la ULA, 15 nov. 2004</w:t>
+            </w:r>
+          </w:p>
+        </w:tc>
+        <w:tc>
+          <w:tcPr>
+            <w:tcW w:type="dxa" w:w="2412"/>
+          </w:tcPr>
+          <w:p>
+            <w:pPr>
+              <w:spacing w:after="40"/>
+            </w:pPr>
+            <w:r/>
+            <w:r>
+              <w:rPr>
+                <w:rFonts w:ascii="Inter" w:hAnsi="Inter" w:cs="Inter"/>
+                <w:b w:val="0"/>
+                <w:i w:val="0"/>
+                <w:color w:val="1C1E2E"/>
+                <w:sz w:val="19"/>
+              </w:rPr>
+              <w:t>B.1 · §5</w:t>
+            </w:r>
+          </w:p>
+        </w:tc>
+        <w:tc>
+          <w:tcPr>
+            <w:tcW w:type="dxa" w:w="2412"/>
+          </w:tcPr>
+          <w:p>
+            <w:pPr>
+              <w:spacing w:after="40"/>
+            </w:pPr>
+            <w:r/>
+            <w:r>
+              <w:rPr>
+                <w:rFonts w:ascii="Inter" w:hAnsi="Inter" w:cs="Inter"/>
+                <w:b w:val="0"/>
+                <w:i w:val="0"/>
+                <w:color w:val="1C1E2E"/>
+                <w:sz w:val="19"/>
+              </w:rPr>
+              <w:t xml:space="preserve">✅ </w:t>
+            </w:r>
+            <w:r>
+              <w:rPr>
+                <w:rFonts w:ascii="Inter" w:hAnsi="Inter" w:cs="Inter"/>
+                <w:b/>
+                <w:i w:val="0"/>
+                <w:color w:val="1C1E2E"/>
+                <w:sz w:val="19"/>
+              </w:rPr>
+              <w:t>en mano</w:t>
             </w:r>
           </w:p>
         </w:tc>
@@ -7250,7 +9647,7 @@
       <w:tr>
         <w:tc>
           <w:tcPr>
-            <w:tcW w:type="dxa" w:w="3216"/>
+            <w:tcW w:type="dxa" w:w="2412"/>
           </w:tcPr>
           <w:p>
             <w:pPr>
@@ -7271,7 +9668,7 @@
         </w:tc>
         <w:tc>
           <w:tcPr>
-            <w:tcW w:type="dxa" w:w="3216"/>
+            <w:tcW w:type="dxa" w:w="2412"/>
           </w:tcPr>
           <w:p>
             <w:pPr>
@@ -7296,13 +9693,13 @@
                 <w:color w:val="1C1E2E"/>
                 <w:sz w:val="19"/>
               </w:rPr>
-              <w:t>(si procede)</w:t>
+              <w:t>(solo si la UPV lo resolviera; hoy no procede)</w:t>
             </w:r>
           </w:p>
         </w:tc>
         <w:tc>
           <w:tcPr>
-            <w:tcW w:type="dxa" w:w="3216"/>
+            <w:tcW w:type="dxa" w:w="2412"/>
           </w:tcPr>
           <w:p>
             <w:pPr>
@@ -7321,11 +9718,9 @@
             </w:r>
           </w:p>
         </w:tc>
-      </w:tr>
-      <w:tr>
         <w:tc>
           <w:tcPr>
-            <w:tcW w:type="dxa" w:w="3216"/>
+            <w:tcW w:type="dxa" w:w="2412"/>
           </w:tcPr>
           <w:p>
             <w:pPr>
@@ -7340,13 +9735,15 @@
                 <w:color w:val="1C1E2E"/>
                 <w:sz w:val="19"/>
               </w:rPr>
-              <w:t>DOC-09</w:t>
+              <w:t>➖</w:t>
             </w:r>
           </w:p>
         </w:tc>
+      </w:tr>
+      <w:tr>
         <w:tc>
           <w:tcPr>
-            <w:tcW w:type="dxa" w:w="3216"/>
+            <w:tcW w:type="dxa" w:w="2412"/>
           </w:tcPr>
           <w:p>
             <w:pPr>
@@ -7361,13 +9758,13 @@
                 <w:color w:val="1C1E2E"/>
                 <w:sz w:val="19"/>
               </w:rPr>
-              <w:t>Certificado C1 Advanced (CAE) — Cambridge</w:t>
+              <w:t>DOC-09</w:t>
             </w:r>
           </w:p>
         </w:tc>
         <w:tc>
           <w:tcPr>
-            <w:tcW w:type="dxa" w:w="3216"/>
+            <w:tcW w:type="dxa" w:w="2412"/>
           </w:tcPr>
           <w:p>
             <w:pPr>
@@ -7382,7 +9779,49 @@
                 <w:color w:val="1C1E2E"/>
                 <w:sz w:val="19"/>
               </w:rPr>
+              <w:t>Certificado C1 Advanced (CAE) — Cambridge</w:t>
+            </w:r>
+          </w:p>
+        </w:tc>
+        <w:tc>
+          <w:tcPr>
+            <w:tcW w:type="dxa" w:w="2412"/>
+          </w:tcPr>
+          <w:p>
+            <w:pPr>
+              <w:spacing w:after="40"/>
+            </w:pPr>
+            <w:r/>
+            <w:r>
+              <w:rPr>
+                <w:rFonts w:ascii="Inter" w:hAnsi="Inter" w:cs="Inter"/>
+                <w:b w:val="0"/>
+                <w:i w:val="0"/>
+                <w:color w:val="1C1E2E"/>
+                <w:sz w:val="19"/>
+              </w:rPr>
               <w:t>B.4</w:t>
+            </w:r>
+          </w:p>
+        </w:tc>
+        <w:tc>
+          <w:tcPr>
+            <w:tcW w:type="dxa" w:w="2412"/>
+          </w:tcPr>
+          <w:p>
+            <w:pPr>
+              <w:spacing w:after="40"/>
+            </w:pPr>
+            <w:r/>
+            <w:r>
+              <w:rPr>
+                <w:rFonts w:ascii="Inter" w:hAnsi="Inter" w:cs="Inter"/>
+                <w:b w:val="0"/>
+                <w:i w:val="0"/>
+                <w:color w:val="1C1E2E"/>
+                <w:sz w:val="19"/>
+              </w:rPr>
+              <w:t>⬜</w:t>
             </w:r>
           </w:p>
         </w:tc>
@@ -7390,7 +9829,7 @@
       <w:tr>
         <w:tc>
           <w:tcPr>
-            <w:tcW w:type="dxa" w:w="3216"/>
+            <w:tcW w:type="dxa" w:w="2412"/>
           </w:tcPr>
           <w:p>
             <w:pPr>
@@ -7411,7 +9850,7 @@
         </w:tc>
         <w:tc>
           <w:tcPr>
-            <w:tcW w:type="dxa" w:w="3216"/>
+            <w:tcW w:type="dxa" w:w="2412"/>
           </w:tcPr>
           <w:p>
             <w:pPr>
@@ -7432,7 +9871,7 @@
         </w:tc>
         <w:tc>
           <w:tcPr>
-            <w:tcW w:type="dxa" w:w="3216"/>
+            <w:tcW w:type="dxa" w:w="2412"/>
           </w:tcPr>
           <w:p>
             <w:pPr>
@@ -7451,11 +9890,9 @@
             </w:r>
           </w:p>
         </w:tc>
-      </w:tr>
-      <w:tr>
         <w:tc>
           <w:tcPr>
-            <w:tcW w:type="dxa" w:w="3216"/>
+            <w:tcW w:type="dxa" w:w="2412"/>
           </w:tcPr>
           <w:p>
             <w:pPr>
@@ -7470,13 +9907,15 @@
                 <w:color w:val="1C1E2E"/>
                 <w:sz w:val="19"/>
               </w:rPr>
-              <w:t>DOC-11</w:t>
+              <w:t>⬜</w:t>
             </w:r>
           </w:p>
         </w:tc>
+      </w:tr>
+      <w:tr>
         <w:tc>
           <w:tcPr>
-            <w:tcW w:type="dxa" w:w="3216"/>
+            <w:tcW w:type="dxa" w:w="2412"/>
           </w:tcPr>
           <w:p>
             <w:pPr>
@@ -7491,13 +9930,13 @@
                 <w:color w:val="1C1E2E"/>
                 <w:sz w:val="19"/>
               </w:rPr>
-              <w:t>Acreditación de examinadora DELE — Instituto Cervantes</w:t>
+              <w:t>DOC-11</w:t>
             </w:r>
           </w:p>
         </w:tc>
         <w:tc>
           <w:tcPr>
-            <w:tcW w:type="dxa" w:w="3216"/>
+            <w:tcW w:type="dxa" w:w="2412"/>
           </w:tcPr>
           <w:p>
             <w:pPr>
@@ -7512,7 +9951,49 @@
                 <w:color w:val="1C1E2E"/>
                 <w:sz w:val="19"/>
               </w:rPr>
+              <w:t>Acreditación de examinadora DELE — Instituto Cervantes</w:t>
+            </w:r>
+          </w:p>
+        </w:tc>
+        <w:tc>
+          <w:tcPr>
+            <w:tcW w:type="dxa" w:w="2412"/>
+          </w:tcPr>
+          <w:p>
+            <w:pPr>
+              <w:spacing w:after="40"/>
+            </w:pPr>
+            <w:r/>
+            <w:r>
+              <w:rPr>
+                <w:rFonts w:ascii="Inter" w:hAnsi="Inter" w:cs="Inter"/>
+                <w:b w:val="0"/>
+                <w:i w:val="0"/>
+                <w:color w:val="1C1E2E"/>
+                <w:sz w:val="19"/>
+              </w:rPr>
               <w:t>B.4</w:t>
+            </w:r>
+          </w:p>
+        </w:tc>
+        <w:tc>
+          <w:tcPr>
+            <w:tcW w:type="dxa" w:w="2412"/>
+          </w:tcPr>
+          <w:p>
+            <w:pPr>
+              <w:spacing w:after="40"/>
+            </w:pPr>
+            <w:r/>
+            <w:r>
+              <w:rPr>
+                <w:rFonts w:ascii="Inter" w:hAnsi="Inter" w:cs="Inter"/>
+                <w:b w:val="0"/>
+                <w:i w:val="0"/>
+                <w:color w:val="1C1E2E"/>
+                <w:sz w:val="19"/>
+              </w:rPr>
+              <w:t>⬜</w:t>
             </w:r>
           </w:p>
         </w:tc>
@@ -7520,7 +10001,7 @@
       <w:tr>
         <w:tc>
           <w:tcPr>
-            <w:tcW w:type="dxa" w:w="3216"/>
+            <w:tcW w:type="dxa" w:w="2412"/>
           </w:tcPr>
           <w:p>
             <w:pPr>
@@ -7541,7 +10022,7 @@
         </w:tc>
         <w:tc>
           <w:tcPr>
-            <w:tcW w:type="dxa" w:w="3216"/>
+            <w:tcW w:type="dxa" w:w="2412"/>
           </w:tcPr>
           <w:p>
             <w:pPr>
@@ -7556,13 +10037,33 @@
                 <w:color w:val="1C1E2E"/>
                 <w:sz w:val="19"/>
               </w:rPr>
-              <w:t>Credencial de la Beca de Excelencia Académica (ULA)</w:t>
+              <w:t xml:space="preserve">Credencial de la </w:t>
+            </w:r>
+            <w:r>
+              <w:rPr>
+                <w:rFonts w:ascii="Inter" w:hAnsi="Inter" w:cs="Inter"/>
+                <w:b/>
+                <w:i w:val="0"/>
+                <w:color w:val="1C1E2E"/>
+                <w:sz w:val="19"/>
+              </w:rPr>
+              <w:t>Beca de Excelencia Académica</w:t>
+            </w:r>
+            <w:r>
+              <w:rPr>
+                <w:rFonts w:ascii="Inter" w:hAnsi="Inter" w:cs="Inter"/>
+                <w:b w:val="0"/>
+                <w:i w:val="0"/>
+                <w:color w:val="1C1E2E"/>
+                <w:sz w:val="19"/>
+              </w:rPr>
+              <w:t xml:space="preserve"> (ULA, grado)</w:t>
             </w:r>
           </w:p>
         </w:tc>
         <w:tc>
           <w:tcPr>
-            <w:tcW w:type="dxa" w:w="3216"/>
+            <w:tcW w:type="dxa" w:w="2412"/>
           </w:tcPr>
           <w:p>
             <w:pPr>
@@ -7581,11 +10082,9 @@
             </w:r>
           </w:p>
         </w:tc>
-      </w:tr>
-      <w:tr>
         <w:tc>
           <w:tcPr>
-            <w:tcW w:type="dxa" w:w="3216"/>
+            <w:tcW w:type="dxa" w:w="2412"/>
           </w:tcPr>
           <w:p>
             <w:pPr>
@@ -7600,13 +10099,15 @@
                 <w:color w:val="1C1E2E"/>
                 <w:sz w:val="19"/>
               </w:rPr>
-              <w:t>DOC-13</w:t>
+              <w:t>⬜</w:t>
             </w:r>
           </w:p>
         </w:tc>
+      </w:tr>
+      <w:tr>
         <w:tc>
           <w:tcPr>
-            <w:tcW w:type="dxa" w:w="3216"/>
+            <w:tcW w:type="dxa" w:w="2412"/>
           </w:tcPr>
           <w:p>
             <w:pPr>
@@ -7621,13 +10122,13 @@
                 <w:color w:val="1C1E2E"/>
                 <w:sz w:val="19"/>
               </w:rPr>
-              <w:t>Resolución de concesión de la beca del Ministerio (máster UPV)</w:t>
+              <w:t>DOC-13</w:t>
             </w:r>
           </w:p>
         </w:tc>
         <w:tc>
           <w:tcPr>
-            <w:tcW w:type="dxa" w:w="3216"/>
+            <w:tcW w:type="dxa" w:w="2412"/>
           </w:tcPr>
           <w:p>
             <w:pPr>
@@ -7642,7 +10143,69 @@
                 <w:color w:val="1C1E2E"/>
                 <w:sz w:val="19"/>
               </w:rPr>
+              <w:t xml:space="preserve">Resolución de concesión de la </w:t>
+            </w:r>
+            <w:r>
+              <w:rPr>
+                <w:rFonts w:ascii="Inter" w:hAnsi="Inter" w:cs="Inter"/>
+                <w:b/>
+                <w:i w:val="0"/>
+                <w:color w:val="1C1E2E"/>
+                <w:sz w:val="19"/>
+              </w:rPr>
+              <w:t>beca del Ministerio</w:t>
+            </w:r>
+            <w:r>
+              <w:rPr>
+                <w:rFonts w:ascii="Inter" w:hAnsi="Inter" w:cs="Inter"/>
+                <w:b w:val="0"/>
+                <w:i w:val="0"/>
+                <w:color w:val="1C1E2E"/>
+                <w:sz w:val="19"/>
+              </w:rPr>
+              <w:t xml:space="preserve"> (máster UPV)</w:t>
+            </w:r>
+          </w:p>
+        </w:tc>
+        <w:tc>
+          <w:tcPr>
+            <w:tcW w:type="dxa" w:w="2412"/>
+          </w:tcPr>
+          <w:p>
+            <w:pPr>
+              <w:spacing w:after="40"/>
+            </w:pPr>
+            <w:r/>
+            <w:r>
+              <w:rPr>
+                <w:rFonts w:ascii="Inter" w:hAnsi="Inter" w:cs="Inter"/>
+                <w:b w:val="0"/>
+                <w:i w:val="0"/>
+                <w:color w:val="1C1E2E"/>
+                <w:sz w:val="19"/>
+              </w:rPr>
               <w:t>B.5</w:t>
+            </w:r>
+          </w:p>
+        </w:tc>
+        <w:tc>
+          <w:tcPr>
+            <w:tcW w:type="dxa" w:w="2412"/>
+          </w:tcPr>
+          <w:p>
+            <w:pPr>
+              <w:spacing w:after="40"/>
+            </w:pPr>
+            <w:r/>
+            <w:r>
+              <w:rPr>
+                <w:rFonts w:ascii="Inter" w:hAnsi="Inter" w:cs="Inter"/>
+                <w:b w:val="0"/>
+                <w:i w:val="0"/>
+                <w:color w:val="1C1E2E"/>
+                <w:sz w:val="19"/>
+              </w:rPr>
+              <w:t>⬜</w:t>
             </w:r>
           </w:p>
         </w:tc>
@@ -7650,7 +10213,7 @@
       <w:tr>
         <w:tc>
           <w:tcPr>
-            <w:tcW w:type="dxa" w:w="3216"/>
+            <w:tcW w:type="dxa" w:w="2412"/>
           </w:tcPr>
           <w:p>
             <w:pPr>
@@ -7671,7 +10234,7 @@
         </w:tc>
         <w:tc>
           <w:tcPr>
-            <w:tcW w:type="dxa" w:w="3216"/>
+            <w:tcW w:type="dxa" w:w="2412"/>
           </w:tcPr>
           <w:p>
             <w:pPr>
@@ -7692,7 +10255,7 @@
         </w:tc>
         <w:tc>
           <w:tcPr>
-            <w:tcW w:type="dxa" w:w="3216"/>
+            <w:tcW w:type="dxa" w:w="2412"/>
           </w:tcPr>
           <w:p>
             <w:pPr>
@@ -7711,11 +10274,9 @@
             </w:r>
           </w:p>
         </w:tc>
-      </w:tr>
-      <w:tr>
         <w:tc>
           <w:tcPr>
-            <w:tcW w:type="dxa" w:w="3216"/>
+            <w:tcW w:type="dxa" w:w="2412"/>
           </w:tcPr>
           <w:p>
             <w:pPr>
@@ -7730,13 +10291,15 @@
                 <w:color w:val="1C1E2E"/>
                 <w:sz w:val="19"/>
               </w:rPr>
-              <w:t>DOC-15</w:t>
+              <w:t>⬜</w:t>
             </w:r>
           </w:p>
         </w:tc>
+      </w:tr>
+      <w:tr>
         <w:tc>
           <w:tcPr>
-            <w:tcW w:type="dxa" w:w="3216"/>
+            <w:tcW w:type="dxa" w:w="2412"/>
           </w:tcPr>
           <w:p>
             <w:pPr>
@@ -7751,13 +10314,13 @@
                 <w:color w:val="1C1E2E"/>
                 <w:sz w:val="19"/>
               </w:rPr>
-              <w:t>Evidencia de la calificación 10/10 de Academic Writing Journey (UPV)</w:t>
+              <w:t>DOC-15</w:t>
             </w:r>
           </w:p>
         </w:tc>
         <w:tc>
           <w:tcPr>
-            <w:tcW w:type="dxa" w:w="3216"/>
+            <w:tcW w:type="dxa" w:w="2412"/>
           </w:tcPr>
           <w:p>
             <w:pPr>
@@ -7772,7 +10335,69 @@
                 <w:color w:val="1C1E2E"/>
                 <w:sz w:val="19"/>
               </w:rPr>
+              <w:t xml:space="preserve">Evidencia de la calificación 10/10 de </w:t>
+            </w:r>
+            <w:r>
+              <w:rPr>
+                <w:rFonts w:ascii="Inter" w:hAnsi="Inter" w:cs="Inter"/>
+                <w:b w:val="0"/>
+                <w:i/>
+                <w:color w:val="1C1E2E"/>
+                <w:sz w:val="19"/>
+              </w:rPr>
+              <w:t>Academic Writing Journey</w:t>
+            </w:r>
+            <w:r>
+              <w:rPr>
+                <w:rFonts w:ascii="Inter" w:hAnsi="Inter" w:cs="Inter"/>
+                <w:b w:val="0"/>
+                <w:i w:val="0"/>
+                <w:color w:val="1C1E2E"/>
+                <w:sz w:val="19"/>
+              </w:rPr>
+              <w:t xml:space="preserve"> (UPV)</w:t>
+            </w:r>
+          </w:p>
+        </w:tc>
+        <w:tc>
+          <w:tcPr>
+            <w:tcW w:type="dxa" w:w="2412"/>
+          </w:tcPr>
+          <w:p>
+            <w:pPr>
+              <w:spacing w:after="40"/>
+            </w:pPr>
+            <w:r/>
+            <w:r>
+              <w:rPr>
+                <w:rFonts w:ascii="Inter" w:hAnsi="Inter" w:cs="Inter"/>
+                <w:b w:val="0"/>
+                <w:i w:val="0"/>
+                <w:color w:val="1C1E2E"/>
+                <w:sz w:val="19"/>
+              </w:rPr>
               <w:t>A.1 · B.6</w:t>
+            </w:r>
+          </w:p>
+        </w:tc>
+        <w:tc>
+          <w:tcPr>
+            <w:tcW w:type="dxa" w:w="2412"/>
+          </w:tcPr>
+          <w:p>
+            <w:pPr>
+              <w:spacing w:after="40"/>
+            </w:pPr>
+            <w:r/>
+            <w:r>
+              <w:rPr>
+                <w:rFonts w:ascii="Inter" w:hAnsi="Inter" w:cs="Inter"/>
+                <w:b w:val="0"/>
+                <w:i w:val="0"/>
+                <w:color w:val="1C1E2E"/>
+                <w:sz w:val="19"/>
+              </w:rPr>
+              <w:t>⬜</w:t>
             </w:r>
           </w:p>
         </w:tc>
@@ -7780,7 +10405,7 @@
       <w:tr>
         <w:tc>
           <w:tcPr>
-            <w:tcW w:type="dxa" w:w="3216"/>
+            <w:tcW w:type="dxa" w:w="2412"/>
           </w:tcPr>
           <w:p>
             <w:pPr>
@@ -7801,7 +10426,7 @@
         </w:tc>
         <w:tc>
           <w:tcPr>
-            <w:tcW w:type="dxa" w:w="3216"/>
+            <w:tcW w:type="dxa" w:w="2412"/>
           </w:tcPr>
           <w:p>
             <w:pPr>
@@ -7816,7 +10441,7 @@
                 <w:color w:val="1C1E2E"/>
                 <w:sz w:val="19"/>
               </w:rPr>
-              <w:t xml:space="preserve">Certificados de servicio docente — UDO (2005–2015), </w:t>
+              <w:t xml:space="preserve">Certificados de servicio docente — UDO Núcleo Nueva Esparta (2005–2015), </w:t>
             </w:r>
             <w:r>
               <w:rPr>
@@ -7832,7 +10457,7 @@
         </w:tc>
         <w:tc>
           <w:tcPr>
-            <w:tcW w:type="dxa" w:w="3216"/>
+            <w:tcW w:type="dxa" w:w="2412"/>
           </w:tcPr>
           <w:p>
             <w:pPr>
@@ -7851,11 +10476,9 @@
             </w:r>
           </w:p>
         </w:tc>
-      </w:tr>
-      <w:tr>
         <w:tc>
           <w:tcPr>
-            <w:tcW w:type="dxa" w:w="3216"/>
+            <w:tcW w:type="dxa" w:w="2412"/>
           </w:tcPr>
           <w:p>
             <w:pPr>
@@ -7870,13 +10493,15 @@
                 <w:color w:val="1C1E2E"/>
                 <w:sz w:val="19"/>
               </w:rPr>
-              <w:t>DOC-17</w:t>
+              <w:t>⬜</w:t>
             </w:r>
           </w:p>
         </w:tc>
+      </w:tr>
+      <w:tr>
         <w:tc>
           <w:tcPr>
-            <w:tcW w:type="dxa" w:w="3216"/>
+            <w:tcW w:type="dxa" w:w="2412"/>
           </w:tcPr>
           <w:p>
             <w:pPr>
@@ -7891,13 +10516,13 @@
                 <w:color w:val="1C1E2E"/>
                 <w:sz w:val="19"/>
               </w:rPr>
-              <w:t>Vida laboral / certificado de actividad profesional en España</w:t>
+              <w:t>DOC-17</w:t>
             </w:r>
           </w:p>
         </w:tc>
         <w:tc>
           <w:tcPr>
-            <w:tcW w:type="dxa" w:w="3216"/>
+            <w:tcW w:type="dxa" w:w="2412"/>
           </w:tcPr>
           <w:p>
             <w:pPr>
@@ -7912,7 +10537,49 @@
                 <w:color w:val="1C1E2E"/>
                 <w:sz w:val="19"/>
               </w:rPr>
+              <w:t>Vida laboral / certificado de actividad profesional en España</w:t>
+            </w:r>
+          </w:p>
+        </w:tc>
+        <w:tc>
+          <w:tcPr>
+            <w:tcW w:type="dxa" w:w="2412"/>
+          </w:tcPr>
+          <w:p>
+            <w:pPr>
+              <w:spacing w:after="40"/>
+            </w:pPr>
+            <w:r/>
+            <w:r>
+              <w:rPr>
+                <w:rFonts w:ascii="Inter" w:hAnsi="Inter" w:cs="Inter"/>
+                <w:b w:val="0"/>
+                <w:i w:val="0"/>
+                <w:color w:val="1C1E2E"/>
+                <w:sz w:val="19"/>
+              </w:rPr>
               <w:t>B.6</w:t>
+            </w:r>
+          </w:p>
+        </w:tc>
+        <w:tc>
+          <w:tcPr>
+            <w:tcW w:type="dxa" w:w="2412"/>
+          </w:tcPr>
+          <w:p>
+            <w:pPr>
+              <w:spacing w:after="40"/>
+            </w:pPr>
+            <w:r/>
+            <w:r>
+              <w:rPr>
+                <w:rFonts w:ascii="Inter" w:hAnsi="Inter" w:cs="Inter"/>
+                <w:b w:val="0"/>
+                <w:i w:val="0"/>
+                <w:color w:val="1C1E2E"/>
+                <w:sz w:val="19"/>
+              </w:rPr>
+              <w:t>⬜</w:t>
             </w:r>
           </w:p>
         </w:tc>
@@ -7920,7 +10587,7 @@
       <w:tr>
         <w:tc>
           <w:tcPr>
-            <w:tcW w:type="dxa" w:w="3216"/>
+            <w:tcW w:type="dxa" w:w="2412"/>
           </w:tcPr>
           <w:p>
             <w:pPr>
@@ -7941,7 +10608,7 @@
         </w:tc>
         <w:tc>
           <w:tcPr>
-            <w:tcW w:type="dxa" w:w="3216"/>
+            <w:tcW w:type="dxa" w:w="2412"/>
           </w:tcPr>
           <w:p>
             <w:pPr>
@@ -7962,7 +10629,7 @@
         </w:tc>
         <w:tc>
           <w:tcPr>
-            <w:tcW w:type="dxa" w:w="3216"/>
+            <w:tcW w:type="dxa" w:w="2412"/>
           </w:tcPr>
           <w:p>
             <w:pPr>
@@ -7981,11 +10648,9 @@
             </w:r>
           </w:p>
         </w:tc>
-      </w:tr>
-      <w:tr>
         <w:tc>
           <w:tcPr>
-            <w:tcW w:type="dxa" w:w="3216"/>
+            <w:tcW w:type="dxa" w:w="2412"/>
           </w:tcPr>
           <w:p>
             <w:pPr>
@@ -8000,13 +10665,15 @@
                 <w:color w:val="1C1E2E"/>
                 <w:sz w:val="19"/>
               </w:rPr>
-              <w:t>DOC-19</w:t>
+              <w:t>⬜</w:t>
             </w:r>
           </w:p>
         </w:tc>
+      </w:tr>
+      <w:tr>
         <w:tc>
           <w:tcPr>
-            <w:tcW w:type="dxa" w:w="3216"/>
+            <w:tcW w:type="dxa" w:w="2412"/>
           </w:tcPr>
           <w:p>
             <w:pPr>
@@ -8021,13 +10688,13 @@
                 <w:color w:val="1C1E2E"/>
                 <w:sz w:val="19"/>
               </w:rPr>
-              <w:t>Publicación en Kaleidoscopio — primera y última página</w:t>
+              <w:t>DOC-19</w:t>
             </w:r>
           </w:p>
         </w:tc>
         <w:tc>
           <w:tcPr>
-            <w:tcW w:type="dxa" w:w="3216"/>
+            <w:tcW w:type="dxa" w:w="2412"/>
           </w:tcPr>
           <w:p>
             <w:pPr>
@@ -8037,12 +10704,74 @@
             <w:r>
               <w:rPr>
                 <w:rFonts w:ascii="Inter" w:hAnsi="Inter" w:cs="Inter"/>
+                <w:b/>
+                <w:i w:val="0"/>
+                <w:color w:val="1C1E2E"/>
+                <w:sz w:val="19"/>
+              </w:rPr>
+              <w:t>Kaleidoscopio 2(3), 51–56 (2005)</w:t>
+            </w:r>
+            <w:r>
+              <w:rPr>
+                <w:rFonts w:ascii="Inter" w:hAnsi="Inter" w:cs="Inter"/>
                 <w:b w:val="0"/>
                 <w:i w:val="0"/>
                 <w:color w:val="1C1E2E"/>
                 <w:sz w:val="19"/>
               </w:rPr>
+              <w:t xml:space="preserve"> — primera y última página + carta de aceptación tras arbitraje (UNEG, 09-03-2005)</w:t>
+            </w:r>
+          </w:p>
+        </w:tc>
+        <w:tc>
+          <w:tcPr>
+            <w:tcW w:type="dxa" w:w="2412"/>
+          </w:tcPr>
+          <w:p>
+            <w:pPr>
+              <w:spacing w:after="40"/>
+            </w:pPr>
+            <w:r/>
+            <w:r>
+              <w:rPr>
+                <w:rFonts w:ascii="Inter" w:hAnsi="Inter" w:cs="Inter"/>
+                <w:b w:val="0"/>
+                <w:i w:val="0"/>
+                <w:color w:val="1C1E2E"/>
+                <w:sz w:val="19"/>
+              </w:rPr>
               <w:t>§5</w:t>
+            </w:r>
+          </w:p>
+        </w:tc>
+        <w:tc>
+          <w:tcPr>
+            <w:tcW w:type="dxa" w:w="2412"/>
+          </w:tcPr>
+          <w:p>
+            <w:pPr>
+              <w:spacing w:after="40"/>
+            </w:pPr>
+            <w:r/>
+            <w:r>
+              <w:rPr>
+                <w:rFonts w:ascii="Inter" w:hAnsi="Inter" w:cs="Inter"/>
+                <w:b w:val="0"/>
+                <w:i w:val="0"/>
+                <w:color w:val="1C1E2E"/>
+                <w:sz w:val="19"/>
+              </w:rPr>
+              <w:t xml:space="preserve">✅ </w:t>
+            </w:r>
+            <w:r>
+              <w:rPr>
+                <w:rFonts w:ascii="Inter" w:hAnsi="Inter" w:cs="Inter"/>
+                <w:b/>
+                <w:i w:val="0"/>
+                <w:color w:val="1C1E2E"/>
+                <w:sz w:val="19"/>
+              </w:rPr>
+              <w:t>en mano</w:t>
             </w:r>
           </w:p>
         </w:tc>
@@ -8050,7 +10779,7 @@
       <w:tr>
         <w:tc>
           <w:tcPr>
-            <w:tcW w:type="dxa" w:w="3216"/>
+            <w:tcW w:type="dxa" w:w="2412"/>
           </w:tcPr>
           <w:p>
             <w:pPr>
@@ -8071,7 +10800,7 @@
         </w:tc>
         <w:tc>
           <w:tcPr>
-            <w:tcW w:type="dxa" w:w="3216"/>
+            <w:tcW w:type="dxa" w:w="2412"/>
           </w:tcPr>
           <w:p>
             <w:pPr>
@@ -8092,7 +10821,7 @@
         </w:tc>
         <w:tc>
           <w:tcPr>
-            <w:tcW w:type="dxa" w:w="3216"/>
+            <w:tcW w:type="dxa" w:w="2412"/>
           </w:tcPr>
           <w:p>
             <w:pPr>
@@ -8111,11 +10840,9 @@
             </w:r>
           </w:p>
         </w:tc>
-      </w:tr>
-      <w:tr>
         <w:tc>
           <w:tcPr>
-            <w:tcW w:type="dxa" w:w="3216"/>
+            <w:tcW w:type="dxa" w:w="2412"/>
           </w:tcPr>
           <w:p>
             <w:pPr>
@@ -8130,13 +10857,15 @@
                 <w:color w:val="1C1E2E"/>
                 <w:sz w:val="19"/>
               </w:rPr>
-              <w:t>DOC-21</w:t>
+              <w:t>⬜</w:t>
             </w:r>
           </w:p>
         </w:tc>
+      </w:tr>
+      <w:tr>
         <w:tc>
           <w:tcPr>
-            <w:tcW w:type="dxa" w:w="3216"/>
+            <w:tcW w:type="dxa" w:w="2412"/>
           </w:tcPr>
           <w:p>
             <w:pPr>
@@ -8151,13 +10880,13 @@
                 <w:color w:val="1C1E2E"/>
                 <w:sz w:val="19"/>
               </w:rPr>
-              <w:t>Certificado University of Cambridge (PCE)</w:t>
+              <w:t>DOC-21</w:t>
             </w:r>
           </w:p>
         </w:tc>
         <w:tc>
           <w:tcPr>
-            <w:tcW w:type="dxa" w:w="3216"/>
+            <w:tcW w:type="dxa" w:w="2412"/>
           </w:tcPr>
           <w:p>
             <w:pPr>
@@ -8172,7 +10901,49 @@
                 <w:color w:val="1C1E2E"/>
                 <w:sz w:val="19"/>
               </w:rPr>
+              <w:t>Certificado University of Cambridge (PCE)</w:t>
+            </w:r>
+          </w:p>
+        </w:tc>
+        <w:tc>
+          <w:tcPr>
+            <w:tcW w:type="dxa" w:w="2412"/>
+          </w:tcPr>
+          <w:p>
+            <w:pPr>
+              <w:spacing w:after="40"/>
+            </w:pPr>
+            <w:r/>
+            <w:r>
+              <w:rPr>
+                <w:rFonts w:ascii="Inter" w:hAnsi="Inter" w:cs="Inter"/>
+                <w:b w:val="0"/>
+                <w:i w:val="0"/>
+                <w:color w:val="1C1E2E"/>
+                <w:sz w:val="19"/>
+              </w:rPr>
               <w:t>§6</w:t>
+            </w:r>
+          </w:p>
+        </w:tc>
+        <w:tc>
+          <w:tcPr>
+            <w:tcW w:type="dxa" w:w="2412"/>
+          </w:tcPr>
+          <w:p>
+            <w:pPr>
+              <w:spacing w:after="40"/>
+            </w:pPr>
+            <w:r/>
+            <w:r>
+              <w:rPr>
+                <w:rFonts w:ascii="Inter" w:hAnsi="Inter" w:cs="Inter"/>
+                <w:b w:val="0"/>
+                <w:i w:val="0"/>
+                <w:color w:val="1C1E2E"/>
+                <w:sz w:val="19"/>
+              </w:rPr>
+              <w:t>⬜</w:t>
             </w:r>
           </w:p>
         </w:tc>
@@ -8180,7 +10951,7 @@
       <w:tr>
         <w:tc>
           <w:tcPr>
-            <w:tcW w:type="dxa" w:w="3216"/>
+            <w:tcW w:type="dxa" w:w="2412"/>
           </w:tcPr>
           <w:p>
             <w:pPr>
@@ -8201,7 +10972,7 @@
         </w:tc>
         <w:tc>
           <w:tcPr>
-            <w:tcW w:type="dxa" w:w="3216"/>
+            <w:tcW w:type="dxa" w:w="2412"/>
           </w:tcPr>
           <w:p>
             <w:pPr>
@@ -8222,7 +10993,7 @@
         </w:tc>
         <w:tc>
           <w:tcPr>
-            <w:tcW w:type="dxa" w:w="3216"/>
+            <w:tcW w:type="dxa" w:w="2412"/>
           </w:tcPr>
           <w:p>
             <w:pPr>
@@ -8241,11 +11012,9 @@
             </w:r>
           </w:p>
         </w:tc>
-      </w:tr>
-      <w:tr>
         <w:tc>
           <w:tcPr>
-            <w:tcW w:type="dxa" w:w="3216"/>
+            <w:tcW w:type="dxa" w:w="2412"/>
           </w:tcPr>
           <w:p>
             <w:pPr>
@@ -8260,13 +11029,15 @@
                 <w:color w:val="1C1E2E"/>
                 <w:sz w:val="19"/>
               </w:rPr>
-              <w:t>DOC-23</w:t>
+              <w:t>⬜</w:t>
             </w:r>
           </w:p>
         </w:tc>
+      </w:tr>
+      <w:tr>
         <w:tc>
           <w:tcPr>
-            <w:tcW w:type="dxa" w:w="3216"/>
+            <w:tcW w:type="dxa" w:w="2412"/>
           </w:tcPr>
           <w:p>
             <w:pPr>
@@ -8281,13 +11052,13 @@
                 <w:color w:val="1C1E2E"/>
                 <w:sz w:val="19"/>
               </w:rPr>
-              <w:t>Certificado SEPE</w:t>
+              <w:t>DOC-23</w:t>
             </w:r>
           </w:p>
         </w:tc>
         <w:tc>
           <w:tcPr>
-            <w:tcW w:type="dxa" w:w="3216"/>
+            <w:tcW w:type="dxa" w:w="2412"/>
           </w:tcPr>
           <w:p>
             <w:pPr>
@@ -8302,7 +11073,155 @@
                 <w:color w:val="1C1E2E"/>
                 <w:sz w:val="19"/>
               </w:rPr>
+              <w:t>Certificado SEPE</w:t>
+            </w:r>
+          </w:p>
+        </w:tc>
+        <w:tc>
+          <w:tcPr>
+            <w:tcW w:type="dxa" w:w="2412"/>
+          </w:tcPr>
+          <w:p>
+            <w:pPr>
+              <w:spacing w:after="40"/>
+            </w:pPr>
+            <w:r/>
+            <w:r>
+              <w:rPr>
+                <w:rFonts w:ascii="Inter" w:hAnsi="Inter" w:cs="Inter"/>
+                <w:b w:val="0"/>
+                <w:i w:val="0"/>
+                <w:color w:val="1C1E2E"/>
+                <w:sz w:val="19"/>
+              </w:rPr>
               <w:t>§6</w:t>
+            </w:r>
+          </w:p>
+        </w:tc>
+        <w:tc>
+          <w:tcPr>
+            <w:tcW w:type="dxa" w:w="2412"/>
+          </w:tcPr>
+          <w:p>
+            <w:pPr>
+              <w:spacing w:after="40"/>
+            </w:pPr>
+            <w:r/>
+            <w:r>
+              <w:rPr>
+                <w:rFonts w:ascii="Inter" w:hAnsi="Inter" w:cs="Inter"/>
+                <w:b w:val="0"/>
+                <w:i w:val="0"/>
+                <w:color w:val="1C1E2E"/>
+                <w:sz w:val="19"/>
+              </w:rPr>
+              <w:t>⬜</w:t>
+            </w:r>
+          </w:p>
+        </w:tc>
+      </w:tr>
+      <w:tr>
+        <w:tc>
+          <w:tcPr>
+            <w:tcW w:type="dxa" w:w="2412"/>
+          </w:tcPr>
+          <w:p>
+            <w:pPr>
+              <w:spacing w:after="40"/>
+            </w:pPr>
+            <w:r/>
+            <w:r>
+              <w:rPr>
+                <w:rFonts w:ascii="Inter" w:hAnsi="Inter" w:cs="Inter"/>
+                <w:b w:val="0"/>
+                <w:i w:val="0"/>
+                <w:color w:val="1C1E2E"/>
+                <w:sz w:val="19"/>
+              </w:rPr>
+              <w:t>DOC-24</w:t>
+            </w:r>
+          </w:p>
+        </w:tc>
+        <w:tc>
+          <w:tcPr>
+            <w:tcW w:type="dxa" w:w="2412"/>
+          </w:tcPr>
+          <w:p>
+            <w:pPr>
+              <w:spacing w:after="40"/>
+            </w:pPr>
+            <w:r/>
+            <w:r>
+              <w:rPr>
+                <w:rFonts w:ascii="Inter" w:hAnsi="Inter" w:cs="Inter"/>
+                <w:b/>
+                <w:i w:val="0"/>
+                <w:color w:val="1C1E2E"/>
+                <w:sz w:val="19"/>
+              </w:rPr>
+              <w:t>II Congreso Internacional de Educación Superior</w:t>
+            </w:r>
+            <w:r>
+              <w:rPr>
+                <w:rFonts w:ascii="Inter" w:hAnsi="Inter" w:cs="Inter"/>
+                <w:b w:val="0"/>
+                <w:i w:val="0"/>
+                <w:color w:val="1C1E2E"/>
+                <w:sz w:val="19"/>
+              </w:rPr>
+              <w:t xml:space="preserve"> (Cumaná, 2008) — carta de aceptación de la ponencia, ref. CIES/P 048</w:t>
+            </w:r>
+          </w:p>
+        </w:tc>
+        <w:tc>
+          <w:tcPr>
+            <w:tcW w:type="dxa" w:w="2412"/>
+          </w:tcPr>
+          <w:p>
+            <w:pPr>
+              <w:spacing w:after="40"/>
+            </w:pPr>
+            <w:r/>
+            <w:r>
+              <w:rPr>
+                <w:rFonts w:ascii="Inter" w:hAnsi="Inter" w:cs="Inter"/>
+                <w:b w:val="0"/>
+                <w:i w:val="0"/>
+                <w:color w:val="1C1E2E"/>
+                <w:sz w:val="19"/>
+              </w:rPr>
+              <w:t>§5</w:t>
+            </w:r>
+          </w:p>
+        </w:tc>
+        <w:tc>
+          <w:tcPr>
+            <w:tcW w:type="dxa" w:w="2412"/>
+          </w:tcPr>
+          <w:p>
+            <w:pPr>
+              <w:spacing w:after="40"/>
+            </w:pPr>
+            <w:r/>
+            <w:r>
+              <w:rPr>
+                <w:rFonts w:ascii="Inter" w:hAnsi="Inter" w:cs="Inter"/>
+                <w:b w:val="0"/>
+                <w:i w:val="0"/>
+                <w:color w:val="1C1E2E"/>
+                <w:sz w:val="19"/>
+              </w:rPr>
+              <w:t xml:space="preserve">✅ </w:t>
+            </w:r>
+            <w:r>
+              <w:rPr>
+                <w:rFonts w:ascii="Inter" w:hAnsi="Inter" w:cs="Inter"/>
+                <w:b/>
+                <w:i w:val="0"/>
+                <w:color w:val="1C1E2E"/>
+                <w:sz w:val="19"/>
+              </w:rPr>
+              <w:t>en mano</w:t>
             </w:r>
           </w:p>
         </w:tc>
@@ -8332,21 +11251,6 @@
       </w:r>
     </w:p>
     <w:p>
-      <w:pPr>
-        <w:pStyle w:val="ListBullet"/>
-        <w:spacing w:after="60"/>
-        <w:ind w:left="403"/>
-      </w:pPr>
-      <w:r>
-        <w:rPr>
-          <w:rFonts w:ascii="Inter" w:hAnsi="Inter" w:cs="Inter"/>
-          <w:b w:val="0"/>
-          <w:i w:val="0"/>
-          <w:color w:val="1C1E2E"/>
-          <w:sz w:val="22"/>
-        </w:rPr>
-        <w:t xml:space="preserve">☐ Confirmar la </w:t>
-      </w:r>
       <w:r>
         <w:rPr>
           <w:rFonts w:ascii="Inter" w:hAnsi="Inter" w:cs="Inter"/>
@@ -8355,17 +11259,7 @@
           <w:color w:val="1C1E2E"/>
           <w:sz w:val="22"/>
         </w:rPr>
-        <w:t>nota media de la licenciatura en escala 0–10</w:t>
-      </w:r>
-      <w:r>
-        <w:rPr>
-          <w:rFonts w:ascii="Inter" w:hAnsi="Inter" w:cs="Inter"/>
-          <w:b w:val="0"/>
-          <w:i w:val="0"/>
-          <w:color w:val="1C1E2E"/>
-          <w:sz w:val="22"/>
-        </w:rPr>
-        <w:t xml:space="preserve"> según la equivalencia española → §A.2.</w:t>
+        <w:t>Resuelto con la documentación ya aportada:</w:t>
       </w:r>
     </w:p>
     <w:p>
@@ -8382,7 +11276,7 @@
           <w:color w:val="1C1E2E"/>
           <w:sz w:val="22"/>
         </w:rPr>
-        <w:t xml:space="preserve">☐ Verificar en Secretaría el estado del </w:t>
+        <w:t xml:space="preserve">☑ Nota media de la licenciatura en escala 0–10 → </w:t>
       </w:r>
       <w:r>
         <w:rPr>
@@ -8392,7 +11286,7 @@
           <w:color w:val="1C1E2E"/>
           <w:sz w:val="22"/>
         </w:rPr>
-        <w:t>Premio Extraordinario de Máster</w:t>
+        <w:t>9,07</w:t>
       </w:r>
       <w:r>
         <w:rPr>
@@ -8402,7 +11296,177 @@
           <w:color w:val="1C1E2E"/>
           <w:sz w:val="22"/>
         </w:rPr>
-        <w:t xml:space="preserve"> → §B.2.</w:t>
+        <w:t>, certificada por la Administración española (DOC-05).</w:t>
+      </w:r>
+    </w:p>
+    <w:p>
+      <w:pPr>
+        <w:pStyle w:val="ListBullet"/>
+        <w:spacing w:after="60"/>
+        <w:ind w:left="403"/>
+      </w:pPr>
+      <w:r>
+        <w:rPr>
+          <w:rFonts w:ascii="Inter" w:hAnsi="Inter" w:cs="Inter"/>
+          <w:b w:val="0"/>
+          <w:i w:val="0"/>
+          <w:color w:val="1C1E2E"/>
+          <w:sz w:val="22"/>
+        </w:rPr>
+        <w:t xml:space="preserve">☑ Premio extraordinario de grado → </w:t>
+      </w:r>
+      <w:r>
+        <w:rPr>
+          <w:rFonts w:ascii="Inter" w:hAnsi="Inter" w:cs="Inter"/>
+          <w:b/>
+          <w:i w:val="0"/>
+          <w:color w:val="1C1E2E"/>
+          <w:sz w:val="22"/>
+        </w:rPr>
+        <w:t>1.º de 56</w:t>
+      </w:r>
+      <w:r>
+        <w:rPr>
+          <w:rFonts w:ascii="Inter" w:hAnsi="Inter" w:cs="Inter"/>
+          <w:b w:val="0"/>
+          <w:i w:val="0"/>
+          <w:color w:val="1C1E2E"/>
+          <w:sz w:val="22"/>
+        </w:rPr>
+        <w:t>, constancia apostillada (DOC-06).</w:t>
+      </w:r>
+    </w:p>
+    <w:p>
+      <w:pPr>
+        <w:pStyle w:val="ListBullet"/>
+        <w:spacing w:after="60"/>
+        <w:ind w:left="403"/>
+      </w:pPr>
+      <w:r>
+        <w:rPr>
+          <w:rFonts w:ascii="Inter" w:hAnsi="Inter" w:cs="Inter"/>
+          <w:b w:val="0"/>
+          <w:i w:val="0"/>
+          <w:color w:val="1C1E2E"/>
+          <w:sz w:val="22"/>
+        </w:rPr>
+        <w:t>☑ Estado del Premio Extraordinario de Máster → no procede; se declaran las 2 Matrículas de Honor.</w:t>
+      </w:r>
+    </w:p>
+    <w:p>
+      <w:pPr>
+        <w:pStyle w:val="ListBullet"/>
+        <w:spacing w:after="60"/>
+        <w:ind w:left="403"/>
+      </w:pPr>
+      <w:r>
+        <w:rPr>
+          <w:rFonts w:ascii="Inter" w:hAnsi="Inter" w:cs="Inter"/>
+          <w:b w:val="0"/>
+          <w:i w:val="0"/>
+          <w:color w:val="1C1E2E"/>
+          <w:sz w:val="22"/>
+        </w:rPr>
+        <w:t xml:space="preserve">☑ Datos completos de la publicación → </w:t>
+      </w:r>
+      <w:r>
+        <w:rPr>
+          <w:rFonts w:ascii="Inter" w:hAnsi="Inter" w:cs="Inter"/>
+          <w:b w:val="0"/>
+          <w:i/>
+          <w:color w:val="1C1E2E"/>
+          <w:sz w:val="22"/>
+        </w:rPr>
+        <w:t>Kaleidoscopio</w:t>
+      </w:r>
+      <w:r>
+        <w:rPr>
+          <w:rFonts w:ascii="Inter" w:hAnsi="Inter" w:cs="Inter"/>
+          <w:b w:val="0"/>
+          <w:i w:val="0"/>
+          <w:color w:val="1C1E2E"/>
+          <w:sz w:val="22"/>
+        </w:rPr>
+        <w:t xml:space="preserve"> 2(3), 51–56, 2005, con carta de arbitraje y ponencia en congreso internacional (DOC-19, DOC-24).</w:t>
+      </w:r>
+    </w:p>
+    <w:p>
+      <w:r>
+        <w:rPr>
+          <w:rFonts w:ascii="Inter" w:hAnsi="Inter" w:cs="Inter"/>
+          <w:b/>
+          <w:i w:val="0"/>
+          <w:color w:val="1C1E2E"/>
+          <w:sz w:val="22"/>
+        </w:rPr>
+        <w:t>Pendiente:</w:t>
+      </w:r>
+    </w:p>
+    <w:p>
+      <w:pPr>
+        <w:pStyle w:val="ListBullet"/>
+        <w:spacing w:after="60"/>
+        <w:ind w:left="403"/>
+      </w:pPr>
+      <w:r>
+        <w:rPr>
+          <w:rFonts w:ascii="Inter" w:hAnsi="Inter" w:cs="Inter"/>
+          <w:b w:val="0"/>
+          <w:i w:val="0"/>
+          <w:color w:val="1C1E2E"/>
+          <w:sz w:val="22"/>
+        </w:rPr>
+        <w:t xml:space="preserve">☐ 🔴 </w:t>
+      </w:r>
+      <w:r>
+        <w:rPr>
+          <w:rFonts w:ascii="Inter" w:hAnsi="Inter" w:cs="Inter"/>
+          <w:b/>
+          <w:i w:val="0"/>
+          <w:color w:val="1C1E2E"/>
+          <w:sz w:val="22"/>
+        </w:rPr>
+        <w:t>Comprobación de nivel del título extranjero</w:t>
+      </w:r>
+      <w:r>
+        <w:rPr>
+          <w:rFonts w:ascii="Inter" w:hAnsi="Inter" w:cs="Inter"/>
+          <w:b w:val="0"/>
+          <w:i w:val="0"/>
+          <w:color w:val="1C1E2E"/>
+          <w:sz w:val="22"/>
+        </w:rPr>
+        <w:t xml:space="preserve"> ante la Escuela de Doctorado de la UPV (art. 6 RD 99/2011). Es un requisito de </w:t>
+      </w:r>
+      <w:r>
+        <w:rPr>
+          <w:rFonts w:ascii="Inter" w:hAnsi="Inter" w:cs="Inter"/>
+          <w:b w:val="0"/>
+          <w:i/>
+          <w:color w:val="1C1E2E"/>
+          <w:sz w:val="22"/>
+        </w:rPr>
+        <w:t>admisibilidad</w:t>
+      </w:r>
+      <w:r>
+        <w:rPr>
+          <w:rFonts w:ascii="Inter" w:hAnsi="Inter" w:cs="Inter"/>
+          <w:b w:val="0"/>
+          <w:i w:val="0"/>
+          <w:color w:val="1C1E2E"/>
+          <w:sz w:val="22"/>
+        </w:rPr>
+        <w:t xml:space="preserve">, no de puntuación, y es lo que puede bloquear la solicitud aunque el baremo salga alto. </w:t>
+      </w:r>
+      <w:r>
+        <w:rPr>
+          <w:rFonts w:ascii="Inter" w:hAnsi="Inter" w:cs="Inter"/>
+          <w:b/>
+          <w:i w:val="0"/>
+          <w:color w:val="1C1E2E"/>
+          <w:sz w:val="22"/>
+        </w:rPr>
+        <w:t>Iniciarlo ya.</w:t>
       </w:r>
     </w:p>
     <w:p>
@@ -8496,7 +11560,7 @@
           <w:color w:val="1C1E2E"/>
           <w:sz w:val="22"/>
         </w:rPr>
-        <w:t xml:space="preserve"> de las dos becas y adjuntar sus resoluciones → §B.5.</w:t>
+        <w:t xml:space="preserve"> de las dos becas y localizar sus resoluciones → §B.5.</w:t>
       </w:r>
     </w:p>
     <w:p>
@@ -8513,7 +11577,24 @@
           <w:color w:val="1C1E2E"/>
           <w:sz w:val="22"/>
         </w:rPr>
-        <w:t xml:space="preserve">☐ Escanear todos los documentos en un </w:t>
+        <w:t>☐ Reunir el resto de certificados (DOC-01 a DOC-04, DOC-09 a DOC-18, DOC-20 a DOC-23).</w:t>
+      </w:r>
+    </w:p>
+    <w:p>
+      <w:pPr>
+        <w:pStyle w:val="ListBullet"/>
+        <w:spacing w:after="60"/>
+        <w:ind w:left="403"/>
+      </w:pPr>
+      <w:r>
+        <w:rPr>
+          <w:rFonts w:ascii="Inter" w:hAnsi="Inter" w:cs="Inter"/>
+          <w:b w:val="0"/>
+          <w:i w:val="0"/>
+          <w:color w:val="1C1E2E"/>
+          <w:sz w:val="22"/>
+        </w:rPr>
+        <w:t xml:space="preserve">☐ Escanear todo en un </w:t>
       </w:r>
       <w:r>
         <w:rPr>
@@ -8523,7 +11604,7 @@
           <w:color w:val="1C1E2E"/>
           <w:sz w:val="22"/>
         </w:rPr>
-        <w:t>único PDF</w:t>
+        <w:t>PDF único</w:t>
       </w:r>
       <w:r>
         <w:rPr>
@@ -8591,23 +11672,6 @@
           <w:sz w:val="22"/>
         </w:rPr>
         <w:t>).</w:t>
-      </w:r>
-    </w:p>
-    <w:p>
-      <w:pPr>
-        <w:pStyle w:val="ListBullet"/>
-        <w:spacing w:after="60"/>
-        <w:ind w:left="403"/>
-      </w:pPr>
-      <w:r>
-        <w:rPr>
-          <w:rFonts w:ascii="Inter" w:hAnsi="Inter" w:cs="Inter"/>
-          <w:b w:val="0"/>
-          <w:i w:val="0"/>
-          <w:color w:val="1C1E2E"/>
-          <w:sz w:val="22"/>
-        </w:rPr>
-        <w:t>☐ Revisar que ningún mérito declarado carezca de su documento acreditativo.</w:t>
       </w:r>
     </w:p>
     <w:p>

--- a/doctorado/04-docx/CV-Doctorado-Baremo-ES.docx
+++ b/doctorado/04-docx/CV-Doctorado-Baremo-ES.docx
@@ -1608,12 +1608,12 @@
             <w:r>
               <w:rPr>
                 <w:rFonts w:ascii="Inter" w:hAnsi="Inter" w:cs="Inter"/>
-                <w:b w:val="0"/>
+                <w:b/>
                 <w:i w:val="0"/>
                 <w:color w:val="1C1E2E"/>
                 <w:sz w:val="19"/>
               </w:rPr>
-              <w:t>Rama de conocimiento española · ISCED</w:t>
+              <w:t>Equivalencia del título</w:t>
             </w:r>
           </w:p>
         </w:tc>
@@ -1629,12 +1629,22 @@
             <w:r>
               <w:rPr>
                 <w:rFonts w:ascii="Inter" w:hAnsi="Inter" w:cs="Inter"/>
+                <w:b/>
+                <w:i w:val="0"/>
+                <w:color w:val="1C1E2E"/>
+                <w:sz w:val="19"/>
+              </w:rPr>
+              <w:t>Declarada al nivel académico de GRADO</w:t>
+            </w:r>
+            <w:r>
+              <w:rPr>
+                <w:rFonts w:ascii="Inter" w:hAnsi="Inter" w:cs="Inter"/>
                 <w:b w:val="0"/>
                 <w:i w:val="0"/>
                 <w:color w:val="1C1E2E"/>
                 <w:sz w:val="19"/>
               </w:rPr>
-              <w:t xml:space="preserve">Ciencias Sociales y Jurídicas · </w:t>
+              <w:t xml:space="preserve">, rama de </w:t>
             </w:r>
             <w:r>
               <w:rPr>
@@ -1644,7 +1654,7 @@
                 <w:color w:val="1C1E2E"/>
                 <w:sz w:val="19"/>
               </w:rPr>
-              <w:t>0114</w:t>
+              <w:t>Artes y Humanidades</w:t>
             </w:r>
             <w:r>
               <w:rPr>
@@ -1654,7 +1664,27 @@
                 <w:color w:val="1C1E2E"/>
                 <w:sz w:val="19"/>
               </w:rPr>
-              <w:t xml:space="preserve"> (formación de docentes)</w:t>
+              <w:t xml:space="preserve">, campo específico </w:t>
+            </w:r>
+            <w:r>
+              <w:rPr>
+                <w:rFonts w:ascii="Inter" w:hAnsi="Inter" w:cs="Inter"/>
+                <w:b/>
+                <w:i w:val="0"/>
+                <w:color w:val="1C1E2E"/>
+                <w:sz w:val="19"/>
+              </w:rPr>
+              <w:t>Idiomas</w:t>
+            </w:r>
+            <w:r>
+              <w:rPr>
+                <w:rFonts w:ascii="Inter" w:hAnsi="Inter" w:cs="Inter"/>
+                <w:b w:val="0"/>
+                <w:i w:val="0"/>
+                <w:color w:val="1C1E2E"/>
+                <w:sz w:val="19"/>
+              </w:rPr>
+              <w:t xml:space="preserve"> — Ministerio de Universidades, RD 967/2014, Madrid, 17 de junio de 2020</w:t>
             </w:r>
           </w:p>
         </w:tc>
@@ -1675,7 +1705,7 @@
                 <w:color w:val="1C1E2E"/>
                 <w:sz w:val="19"/>
               </w:rPr>
-              <w:t xml:space="preserve">Declaración de equivalencia </w:t>
+              <w:t xml:space="preserve">Resolución de equivalencia </w:t>
             </w:r>
             <w:r>
               <w:rPr>
@@ -1685,7 +1715,7 @@
                 <w:color w:val="1C1E2E"/>
                 <w:sz w:val="19"/>
               </w:rPr>
-              <w:t>[DOC-05]</w:t>
+              <w:t>[DOC-05B]</w:t>
             </w:r>
           </w:p>
         </w:tc>
@@ -1708,7 +1738,7 @@
                 <w:color w:val="1C1E2E"/>
                 <w:sz w:val="19"/>
               </w:rPr>
-              <w:t>Distinción académica</w:t>
+              <w:t>Rama de conocimiento · ISCED</w:t>
             </w:r>
           </w:p>
         </w:tc>
@@ -1724,12 +1754,32 @@
             <w:r>
               <w:rPr>
                 <w:rFonts w:ascii="Inter" w:hAnsi="Inter" w:cs="Inter"/>
+                <w:b w:val="0"/>
+                <w:i w:val="0"/>
+                <w:color w:val="1C1E2E"/>
+                <w:sz w:val="19"/>
+              </w:rPr>
+              <w:t xml:space="preserve">Artes y Humanidades / Idiomas (resolución del título) · ISCED </w:t>
+            </w:r>
+            <w:r>
+              <w:rPr>
+                <w:rFonts w:ascii="Inter" w:hAnsi="Inter" w:cs="Inter"/>
                 <w:b/>
                 <w:i w:val="0"/>
                 <w:color w:val="1C1E2E"/>
                 <w:sz w:val="19"/>
               </w:rPr>
-              <w:t>Summa Cum Laude</w:t>
+              <w:t>0114</w:t>
+            </w:r>
+            <w:r>
+              <w:rPr>
+                <w:rFonts w:ascii="Inter" w:hAnsi="Inter" w:cs="Inter"/>
+                <w:b w:val="0"/>
+                <w:i w:val="0"/>
+                <w:color w:val="1C1E2E"/>
+                <w:sz w:val="19"/>
+              </w:rPr>
+              <w:t>, formación de docentes (formulario de nota media)</w:t>
             </w:r>
           </w:p>
         </w:tc>
@@ -1745,12 +1795,22 @@
             <w:r>
               <w:rPr>
                 <w:rFonts w:ascii="Inter" w:hAnsi="Inter" w:cs="Inter"/>
+                <w:b/>
+                <w:i w:val="0"/>
+                <w:color w:val="1C1E2E"/>
+                <w:sz w:val="19"/>
+              </w:rPr>
+              <w:t>[DOC-05B]</w:t>
+            </w:r>
+            <w:r>
+              <w:rPr>
+                <w:rFonts w:ascii="Inter" w:hAnsi="Inter" w:cs="Inter"/>
                 <w:b w:val="0"/>
                 <w:i w:val="0"/>
                 <w:color w:val="1C1E2E"/>
                 <w:sz w:val="19"/>
               </w:rPr>
-              <w:t xml:space="preserve">Acta de grado / diploma </w:t>
+              <w:t xml:space="preserve"> · </w:t>
             </w:r>
             <w:r>
               <w:rPr>
@@ -1760,7 +1820,7 @@
                 <w:color w:val="1C1E2E"/>
                 <w:sz w:val="19"/>
               </w:rPr>
-              <w:t>[DOC-04]</w:t>
+              <w:t>[DOC-05]</w:t>
             </w:r>
           </w:p>
         </w:tc>
@@ -1778,12 +1838,12 @@
             <w:r>
               <w:rPr>
                 <w:rFonts w:ascii="Inter" w:hAnsi="Inter" w:cs="Inter"/>
-                <w:b/>
+                <w:b w:val="0"/>
                 <w:i w:val="0"/>
                 <w:color w:val="1C1E2E"/>
                 <w:sz w:val="19"/>
               </w:rPr>
-              <w:t>Trabajo Especial de Grado</w:t>
+              <w:t>Distinción académica</w:t>
             </w:r>
           </w:p>
         </w:tc>
@@ -1804,37 +1864,7 @@
                 <w:color w:val="1C1E2E"/>
                 <w:sz w:val="19"/>
               </w:rPr>
-              <w:t>20 / 20 — Sobresaliente</w:t>
-            </w:r>
-            <w:r>
-              <w:rPr>
-                <w:rFonts w:ascii="Inter" w:hAnsi="Inter" w:cs="Inter"/>
-                <w:b w:val="0"/>
-                <w:i w:val="0"/>
-                <w:color w:val="1C1E2E"/>
-                <w:sz w:val="19"/>
-              </w:rPr>
-              <w:t xml:space="preserve">, con </w:t>
-            </w:r>
-            <w:r>
-              <w:rPr>
-                <w:rFonts w:ascii="Inter" w:hAnsi="Inter" w:cs="Inter"/>
-                <w:b/>
-                <w:i w:val="0"/>
-                <w:color w:val="1C1E2E"/>
-                <w:sz w:val="19"/>
-              </w:rPr>
-              <w:t>Diploma de Honor concedido por el Rector de la ULA</w:t>
-            </w:r>
-            <w:r>
-              <w:rPr>
-                <w:rFonts w:ascii="Inter" w:hAnsi="Inter" w:cs="Inter"/>
-                <w:b w:val="0"/>
-                <w:i w:val="0"/>
-                <w:color w:val="1C1E2E"/>
-                <w:sz w:val="19"/>
-              </w:rPr>
-              <w:t xml:space="preserve"> (Mérida, 15 nov. 2004)</w:t>
+              <w:t>Summa Cum Laude</w:t>
             </w:r>
           </w:p>
         </w:tc>
@@ -1855,7 +1885,7 @@
                 <w:color w:val="1C1E2E"/>
                 <w:sz w:val="19"/>
               </w:rPr>
-              <w:t xml:space="preserve">Diploma de Honor </w:t>
+              <w:t xml:space="preserve">Acta de grado / diploma </w:t>
             </w:r>
             <w:r>
               <w:rPr>
@@ -1865,7 +1895,7 @@
                 <w:color w:val="1C1E2E"/>
                 <w:sz w:val="19"/>
               </w:rPr>
-              <w:t>[DOC-07]</w:t>
+              <w:t>[DOC-04]</w:t>
             </w:r>
           </w:p>
         </w:tc>
@@ -1883,12 +1913,12 @@
             <w:r>
               <w:rPr>
                 <w:rFonts w:ascii="Inter" w:hAnsi="Inter" w:cs="Inter"/>
-                <w:b w:val="0"/>
+                <w:b/>
                 <w:i w:val="0"/>
                 <w:color w:val="1C1E2E"/>
                 <w:sz w:val="19"/>
               </w:rPr>
-              <w:t>Recorrido investigador del TFG</w:t>
+              <w:t>Trabajo Especial de Grado</w:t>
             </w:r>
           </w:p>
         </w:tc>
@@ -1904,12 +1934,42 @@
             <w:r>
               <w:rPr>
                 <w:rFonts w:ascii="Inter" w:hAnsi="Inter" w:cs="Inter"/>
+                <w:b/>
+                <w:i w:val="0"/>
+                <w:color w:val="1C1E2E"/>
+                <w:sz w:val="19"/>
+              </w:rPr>
+              <w:t>20 / 20 — Sobresaliente</w:t>
+            </w:r>
+            <w:r>
+              <w:rPr>
+                <w:rFonts w:ascii="Inter" w:hAnsi="Inter" w:cs="Inter"/>
                 <w:b w:val="0"/>
                 <w:i w:val="0"/>
                 <w:color w:val="1C1E2E"/>
                 <w:sz w:val="19"/>
               </w:rPr>
-              <w:t>Publicado tras arbitraje en revista indexada y presentado como ponencia arbitrada en congreso internacional (§5.1)</w:t>
+              <w:t xml:space="preserve">, con </w:t>
+            </w:r>
+            <w:r>
+              <w:rPr>
+                <w:rFonts w:ascii="Inter" w:hAnsi="Inter" w:cs="Inter"/>
+                <w:b/>
+                <w:i w:val="0"/>
+                <w:color w:val="1C1E2E"/>
+                <w:sz w:val="19"/>
+              </w:rPr>
+              <w:t>Diploma de Honor concedido por el Rector de la ULA</w:t>
+            </w:r>
+            <w:r>
+              <w:rPr>
+                <w:rFonts w:ascii="Inter" w:hAnsi="Inter" w:cs="Inter"/>
+                <w:b w:val="0"/>
+                <w:i w:val="0"/>
+                <w:color w:val="1C1E2E"/>
+                <w:sz w:val="19"/>
+              </w:rPr>
+              <w:t xml:space="preserve"> (Mérida, 15 nov. 2004)</w:t>
             </w:r>
           </w:p>
         </w:tc>
@@ -1925,32 +1985,22 @@
             <w:r>
               <w:rPr>
                 <w:rFonts w:ascii="Inter" w:hAnsi="Inter" w:cs="Inter"/>
+                <w:b w:val="0"/>
+                <w:i w:val="0"/>
+                <w:color w:val="1C1E2E"/>
+                <w:sz w:val="19"/>
+              </w:rPr>
+              <w:t xml:space="preserve">Diploma de Honor </w:t>
+            </w:r>
+            <w:r>
+              <w:rPr>
+                <w:rFonts w:ascii="Inter" w:hAnsi="Inter" w:cs="Inter"/>
                 <w:b/>
                 <w:i w:val="0"/>
                 <w:color w:val="1C1E2E"/>
                 <w:sz w:val="19"/>
               </w:rPr>
-              <w:t>[DOC-19]</w:t>
-            </w:r>
-            <w:r>
-              <w:rPr>
-                <w:rFonts w:ascii="Inter" w:hAnsi="Inter" w:cs="Inter"/>
-                <w:b w:val="0"/>
-                <w:i w:val="0"/>
-                <w:color w:val="1C1E2E"/>
-                <w:sz w:val="19"/>
-              </w:rPr>
-              <w:t xml:space="preserve"> · </w:t>
-            </w:r>
-            <w:r>
-              <w:rPr>
-                <w:rFonts w:ascii="Inter" w:hAnsi="Inter" w:cs="Inter"/>
-                <w:b/>
-                <w:i w:val="0"/>
-                <w:color w:val="1C1E2E"/>
-                <w:sz w:val="19"/>
-              </w:rPr>
-              <w:t>[DOC-24]</w:t>
+              <w:t>[DOC-07]</w:t>
             </w:r>
           </w:p>
         </w:tc>
@@ -1973,7 +2023,7 @@
                 <w:color w:val="1C1E2E"/>
                 <w:sz w:val="19"/>
               </w:rPr>
-              <w:t>Líneas de investigación de la titulación</w:t>
+              <w:t>Recorrido investigador del TFG</w:t>
             </w:r>
           </w:p>
         </w:tc>
@@ -1994,7 +2044,7 @@
                 <w:color w:val="1C1E2E"/>
                 <w:sz w:val="19"/>
               </w:rPr>
-              <w:t>Diseño curricular y enseñanza del inglés</w:t>
+              <w:t>Publicado tras arbitraje en revista indexada y presentado como ponencia arbitrada en congreso internacional (§5.1)</w:t>
             </w:r>
           </w:p>
         </w:tc>
@@ -2010,6 +2060,91 @@
             <w:r>
               <w:rPr>
                 <w:rFonts w:ascii="Inter" w:hAnsi="Inter" w:cs="Inter"/>
+                <w:b/>
+                <w:i w:val="0"/>
+                <w:color w:val="1C1E2E"/>
+                <w:sz w:val="19"/>
+              </w:rPr>
+              <w:t>[DOC-19]</w:t>
+            </w:r>
+            <w:r>
+              <w:rPr>
+                <w:rFonts w:ascii="Inter" w:hAnsi="Inter" w:cs="Inter"/>
+                <w:b w:val="0"/>
+                <w:i w:val="0"/>
+                <w:color w:val="1C1E2E"/>
+                <w:sz w:val="19"/>
+              </w:rPr>
+              <w:t xml:space="preserve"> · </w:t>
+            </w:r>
+            <w:r>
+              <w:rPr>
+                <w:rFonts w:ascii="Inter" w:hAnsi="Inter" w:cs="Inter"/>
+                <w:b/>
+                <w:i w:val="0"/>
+                <w:color w:val="1C1E2E"/>
+                <w:sz w:val="19"/>
+              </w:rPr>
+              <w:t>[DOC-24]</w:t>
+            </w:r>
+          </w:p>
+        </w:tc>
+      </w:tr>
+      <w:tr>
+        <w:tc>
+          <w:tcPr>
+            <w:tcW w:type="dxa" w:w="3216"/>
+          </w:tcPr>
+          <w:p>
+            <w:pPr>
+              <w:spacing w:after="40"/>
+            </w:pPr>
+            <w:r/>
+            <w:r>
+              <w:rPr>
+                <w:rFonts w:ascii="Inter" w:hAnsi="Inter" w:cs="Inter"/>
+                <w:b w:val="0"/>
+                <w:i w:val="0"/>
+                <w:color w:val="1C1E2E"/>
+                <w:sz w:val="19"/>
+              </w:rPr>
+              <w:t>Líneas de investigación de la titulación</w:t>
+            </w:r>
+          </w:p>
+        </w:tc>
+        <w:tc>
+          <w:tcPr>
+            <w:tcW w:type="dxa" w:w="3216"/>
+          </w:tcPr>
+          <w:p>
+            <w:pPr>
+              <w:spacing w:after="40"/>
+            </w:pPr>
+            <w:r/>
+            <w:r>
+              <w:rPr>
+                <w:rFonts w:ascii="Inter" w:hAnsi="Inter" w:cs="Inter"/>
+                <w:b w:val="0"/>
+                <w:i w:val="0"/>
+                <w:color w:val="1C1E2E"/>
+                <w:sz w:val="19"/>
+              </w:rPr>
+              <w:t>Diseño curricular y enseñanza del inglés</w:t>
+            </w:r>
+          </w:p>
+        </w:tc>
+        <w:tc>
+          <w:tcPr>
+            <w:tcW w:type="dxa" w:w="3216"/>
+          </w:tcPr>
+          <w:p>
+            <w:pPr>
+              <w:spacing w:after="40"/>
+            </w:pPr>
+            <w:r/>
+            <w:r>
+              <w:rPr>
+                <w:rFonts w:ascii="Inter" w:hAnsi="Inter" w:cs="Inter"/>
                 <w:b w:val="0"/>
                 <w:i w:val="0"/>
                 <w:color w:val="1C1E2E"/>
@@ -2222,7 +2357,7 @@
           <w:color w:val="5B5F77"/>
           <w:sz w:val="21"/>
         </w:rPr>
-        <w:t xml:space="preserve">⚠️ </w:t>
+        <w:t xml:space="preserve">✅ </w:t>
       </w:r>
       <w:r>
         <w:rPr>
@@ -2232,7 +2367,7 @@
           <w:color w:val="5B5F77"/>
           <w:sz w:val="21"/>
         </w:rPr>
-        <w:t>Punto de acceso que hay que resolver — no es puntuación, es admisibilidad.</w:t>
+        <w:t>Acceso al doctorado — resuelto.</w:t>
       </w:r>
       <w:r>
         <w:rPr>
@@ -2242,7 +2377,7 @@
           <w:color w:val="5B5F77"/>
           <w:sz w:val="21"/>
         </w:rPr>
-        <w:t xml:space="preserve"> La declaración de equivalencia indica expresamente </w:t>
+        <w:t xml:space="preserve"> El Ministerio de Universidades declaró el </w:t>
       </w:r>
       <w:r>
         <w:rPr>
@@ -2252,7 +2387,7 @@
           <w:color w:val="5B5F77"/>
           <w:sz w:val="21"/>
         </w:rPr>
-        <w:t>«Título homologado/equivalente: NO»</w:t>
+        <w:t>17 de junio de 2020</w:t>
       </w:r>
       <w:r>
         <w:rPr>
@@ -2262,7 +2397,7 @@
           <w:color w:val="5B5F77"/>
           <w:sz w:val="21"/>
         </w:rPr>
-        <w:t xml:space="preserve">: lo que está declarado es la </w:t>
+        <w:t xml:space="preserve"> la </w:t>
       </w:r>
       <w:r>
         <w:rPr>
@@ -2272,7 +2407,7 @@
           <w:color w:val="5B5F77"/>
           <w:sz w:val="21"/>
         </w:rPr>
-        <w:t>equivalencia de la nota media</w:t>
+        <w:t>equivalencia del título</w:t>
       </w:r>
       <w:r>
         <w:rPr>
@@ -2282,7 +2417,7 @@
           <w:color w:val="5B5F77"/>
           <w:sz w:val="21"/>
         </w:rPr>
-        <w:t xml:space="preserve">, no la homologación del título. Para acceder a un doctorado con un título extranjero no homologado, el artículo 6 del RD 99/2011 permite la admisión previa </w:t>
+        <w:t xml:space="preserve"> de Licenciada en Educación mención Inglés </w:t>
       </w:r>
       <w:r>
         <w:rPr>
@@ -2292,7 +2427,7 @@
           <w:color w:val="5B5F77"/>
           <w:sz w:val="21"/>
         </w:rPr>
-        <w:t>comprobación por la universidad de que el título acredita un nivel de formación equivalente</w:t>
+        <w:t>al nivel académico de Grado</w:t>
       </w:r>
       <w:r>
         <w:rPr>
@@ -2302,7 +2437,7 @@
           <w:color w:val="5B5F77"/>
           <w:sz w:val="21"/>
         </w:rPr>
-        <w:t xml:space="preserve"> al de máster español y faculta para el acceso a doctorado en el país de expedición. </w:t>
+        <w:t xml:space="preserve"> (rama de Artes y Humanidades, campo específico Idiomas), conforme al </w:t>
       </w:r>
       <w:r>
         <w:rPr>
@@ -2312,7 +2447,7 @@
           <w:color w:val="5B5F77"/>
           <w:sz w:val="21"/>
         </w:rPr>
-        <w:t>Acción:</w:t>
+        <w:t>RD 967/2014</w:t>
       </w:r>
       <w:r>
         <w:rPr>
@@ -2322,7 +2457,7 @@
           <w:color w:val="5B5F77"/>
           <w:sz w:val="21"/>
         </w:rPr>
-        <w:t xml:space="preserve"> solicitar a la Escuela de Doctorado de la UPV la </w:t>
+        <w:t xml:space="preserve"> </w:t>
       </w:r>
       <w:r>
         <w:rPr>
@@ -2332,7 +2467,7 @@
           <w:color w:val="5B5F77"/>
           <w:sz w:val="21"/>
         </w:rPr>
-        <w:t>comprobación de nivel</w:t>
+        <w:t>[DOC-05B]</w:t>
       </w:r>
       <w:r>
         <w:rPr>
@@ -2342,7 +2477,7 @@
           <w:color w:val="5B5F77"/>
           <w:sz w:val="21"/>
         </w:rPr>
-        <w:t xml:space="preserve"> (o iniciar la equivalencia de nivel académico ante el Ministerio) </w:t>
+        <w:t xml:space="preserve">. Con eso, la vía de acceso al programa queda completa y sin trámites pendientes: </w:t>
       </w:r>
       <w:r>
         <w:rPr>
@@ -2352,7 +2487,7 @@
           <w:color w:val="5B5F77"/>
           <w:sz w:val="21"/>
         </w:rPr>
-        <w:t>antes</w:t>
+        <w:t>Título extranjero con equivalencia oficial a Grado (Ministerio, 2020)</w:t>
       </w:r>
       <w:r>
         <w:rPr>
@@ -2362,7 +2497,346 @@
           <w:color w:val="5B5F77"/>
           <w:sz w:val="21"/>
         </w:rPr>
-        <w:t xml:space="preserve"> de que cierre el plazo — este trámite tarda y bloquea la admisión aunque la puntuación sea alta. Adjuntar la declaración de equivalencia de nota media como documento de apoyo, no como sustituto.</w:t>
+        <w:t xml:space="preserve"> + </w:t>
+      </w:r>
+      <w:r>
+        <w:rPr>
+          <w:rFonts w:ascii="Inter" w:hAnsi="Inter" w:cs="Inter"/>
+          <w:b/>
+          <w:i w:val="0"/>
+          <w:color w:val="5B5F77"/>
+          <w:sz w:val="21"/>
+        </w:rPr>
+        <w:t>Máster Universitario oficial español en Lenguas y Tecnología (UPV, 2026)</w:t>
+      </w:r>
+      <w:r>
+        <w:rPr>
+          <w:rFonts w:ascii="Inter" w:hAnsi="Inter" w:cs="Inter"/>
+          <w:b w:val="0"/>
+          <w:i w:val="0"/>
+          <w:color w:val="5B5F77"/>
+          <w:sz w:val="21"/>
+        </w:rPr>
+        <w:t xml:space="preserve"> → </w:t>
+      </w:r>
+      <w:r>
+        <w:rPr>
+          <w:rFonts w:ascii="Inter" w:hAnsi="Inter" w:cs="Inter"/>
+          <w:b/>
+          <w:i w:val="0"/>
+          <w:color w:val="5B5F77"/>
+          <w:sz w:val="21"/>
+        </w:rPr>
+        <w:t>acceso general al doctorado por el art. 6 del RD 99/2011.</w:t>
+      </w:r>
+      <w:r>
+        <w:rPr>
+          <w:rFonts w:ascii="Inter" w:hAnsi="Inter" w:cs="Inter"/>
+          <w:b w:val="0"/>
+          <w:i w:val="0"/>
+          <w:color w:val="5B5F77"/>
+          <w:sz w:val="21"/>
+        </w:rPr>
+        <w:t xml:space="preserve"> Dos matices que conviene tener claros al redactar la solicitud: 1. </w:t>
+      </w:r>
+      <w:r>
+        <w:rPr>
+          <w:rFonts w:ascii="Inter" w:hAnsi="Inter" w:cs="Inter"/>
+          <w:b/>
+          <w:i w:val="0"/>
+          <w:color w:val="5B5F77"/>
+          <w:sz w:val="21"/>
+        </w:rPr>
+        <w:t>La equivalencia es a nivel de Grado, no de Máster.</w:t>
+      </w:r>
+      <w:r>
+        <w:rPr>
+          <w:rFonts w:ascii="Inter" w:hAnsi="Inter" w:cs="Inter"/>
+          <w:b w:val="0"/>
+          <w:i w:val="0"/>
+          <w:color w:val="5B5F77"/>
+          <w:sz w:val="21"/>
+        </w:rPr>
+        <w:t xml:space="preserve"> La titulación que da el acceso es, por tanto, el </w:t>
+      </w:r>
+      <w:r>
+        <w:rPr>
+          <w:rFonts w:ascii="Inter" w:hAnsi="Inter" w:cs="Inter"/>
+          <w:b/>
+          <w:i w:val="0"/>
+          <w:color w:val="5B5F77"/>
+          <w:sz w:val="21"/>
+        </w:rPr>
+        <w:t>máster oficial de la UPV</w:t>
+      </w:r>
+      <w:r>
+        <w:rPr>
+          <w:rFonts w:ascii="Inter" w:hAnsi="Inter" w:cs="Inter"/>
+          <w:b w:val="0"/>
+          <w:i w:val="0"/>
+          <w:color w:val="5B5F77"/>
+          <w:sz w:val="21"/>
+        </w:rPr>
+        <w:t xml:space="preserve">; la licenciatura entra en el expediente como titulación previa, ya reconocida oficialmente. No hace falta pedir ninguna «comprobación de nivel» adicional a la Escuela de Doctorado. 2. </w:t>
+      </w:r>
+      <w:r>
+        <w:rPr>
+          <w:rFonts w:ascii="Inter" w:hAnsi="Inter" w:cs="Inter"/>
+          <w:b/>
+          <w:i w:val="0"/>
+          <w:color w:val="5B5F77"/>
+          <w:sz w:val="21"/>
+        </w:rPr>
+        <w:t>Equivalencia ≠ homologación.</w:t>
+      </w:r>
+      <w:r>
+        <w:rPr>
+          <w:rFonts w:ascii="Inter" w:hAnsi="Inter" w:cs="Inter"/>
+          <w:b w:val="0"/>
+          <w:i w:val="0"/>
+          <w:color w:val="5B5F77"/>
+          <w:sz w:val="21"/>
+        </w:rPr>
+        <w:t xml:space="preserve"> El formulario de la nota media marca «Título homologado/equivalente: NO» porque la </w:t>
+      </w:r>
+      <w:r>
+        <w:rPr>
+          <w:rFonts w:ascii="Inter" w:hAnsi="Inter" w:cs="Inter"/>
+          <w:b w:val="0"/>
+          <w:i/>
+          <w:color w:val="5B5F77"/>
+          <w:sz w:val="21"/>
+        </w:rPr>
+        <w:t>homologación</w:t>
+      </w:r>
+      <w:r>
+        <w:rPr>
+          <w:rFonts w:ascii="Inter" w:hAnsi="Inter" w:cs="Inter"/>
+          <w:b w:val="0"/>
+          <w:i w:val="0"/>
+          <w:color w:val="5B5F77"/>
+          <w:sz w:val="21"/>
+        </w:rPr>
+        <w:t xml:space="preserve"> (a un título español concreto que habilita para profesión regulada) es otra figura, y la propia resolución advierte que la equivalencia </w:t>
+      </w:r>
+      <w:r>
+        <w:rPr>
+          <w:rFonts w:ascii="Inter" w:hAnsi="Inter" w:cs="Inter"/>
+          <w:b/>
+          <w:i w:val="0"/>
+          <w:color w:val="5B5F77"/>
+          <w:sz w:val="21"/>
+        </w:rPr>
+        <w:t>no habilita para el ejercicio de profesiones reguladas</w:t>
+      </w:r>
+      <w:r>
+        <w:rPr>
+          <w:rFonts w:ascii="Inter" w:hAnsi="Inter" w:cs="Inter"/>
+          <w:b w:val="0"/>
+          <w:i w:val="0"/>
+          <w:color w:val="5B5F77"/>
+          <w:sz w:val="21"/>
+        </w:rPr>
+        <w:t>. Para acceder a un doctorado eso es irrelevante: lo que se exige es el nivel académico, y está declarado.</w:t>
+      </w:r>
+    </w:p>
+    <w:p>
+      <w:pPr>
+        <w:pBdr>
+          <w:left w:val="single" w:sz="18" w:space="8" w:color="9A5B00"/>
+        </w:pBdr>
+        <w:spacing w:before="120" w:after="200"/>
+        <w:ind w:left="317"/>
+      </w:pPr>
+      <w:r>
+        <w:rPr>
+          <w:rFonts w:ascii="Inter" w:hAnsi="Inter" w:cs="Inter"/>
+          <w:b w:val="0"/>
+          <w:i w:val="0"/>
+          <w:color w:val="5B5F77"/>
+          <w:sz w:val="21"/>
+        </w:rPr>
+        <w:t xml:space="preserve">⚠️ </w:t>
+      </w:r>
+      <w:r>
+        <w:rPr>
+          <w:rFonts w:ascii="Inter" w:hAnsi="Inter" w:cs="Inter"/>
+          <w:b/>
+          <w:i w:val="0"/>
+          <w:color w:val="5B5F77"/>
+          <w:sz w:val="21"/>
+        </w:rPr>
+        <w:t>Un detalle administrativo que sí conviene resolver — la cadena de identidad.</w:t>
+      </w:r>
+      <w:r>
+        <w:rPr>
+          <w:rFonts w:ascii="Inter" w:hAnsi="Inter" w:cs="Inter"/>
+          <w:b w:val="0"/>
+          <w:i w:val="0"/>
+          <w:color w:val="5B5F77"/>
+          <w:sz w:val="21"/>
+        </w:rPr>
+        <w:t xml:space="preserve"> Los documentos llegan a nombre de </w:t>
+      </w:r>
+      <w:r>
+        <w:rPr>
+          <w:rFonts w:ascii="Inter" w:hAnsi="Inter" w:cs="Inter"/>
+          <w:b/>
+          <w:i w:val="0"/>
+          <w:color w:val="5B5F77"/>
+          <w:sz w:val="21"/>
+        </w:rPr>
+        <w:t>dos formas distintas</w:t>
+      </w:r>
+      <w:r>
+        <w:rPr>
+          <w:rFonts w:ascii="Inter" w:hAnsi="Inter" w:cs="Inter"/>
+          <w:b w:val="0"/>
+          <w:i w:val="0"/>
+          <w:color w:val="5B5F77"/>
+          <w:sz w:val="21"/>
+        </w:rPr>
+        <w:t xml:space="preserve">: - </w:t>
+      </w:r>
+      <w:r>
+        <w:rPr>
+          <w:rFonts w:ascii="Inter" w:hAnsi="Inter" w:cs="Inter"/>
+          <w:b/>
+          <w:i w:val="0"/>
+          <w:color w:val="5B5F77"/>
+          <w:sz w:val="21"/>
+        </w:rPr>
+        <w:t>Ana Zoraimy Eslava Graterol</w:t>
+      </w:r>
+      <w:r>
+        <w:rPr>
+          <w:rFonts w:ascii="Inter" w:hAnsi="Inter" w:cs="Inter"/>
+          <w:b w:val="0"/>
+          <w:i w:val="0"/>
+          <w:color w:val="5B5F77"/>
+          <w:sz w:val="21"/>
+        </w:rPr>
+        <w:t xml:space="preserve"> — certificación académica y Constancia de Rango Académico de la ULA, publicación en </w:t>
+      </w:r>
+      <w:r>
+        <w:rPr>
+          <w:rFonts w:ascii="Inter" w:hAnsi="Inter" w:cs="Inter"/>
+          <w:b w:val="0"/>
+          <w:i/>
+          <w:color w:val="5B5F77"/>
+          <w:sz w:val="21"/>
+        </w:rPr>
+        <w:t>Kaleidoscopio</w:t>
+      </w:r>
+      <w:r>
+        <w:rPr>
+          <w:rFonts w:ascii="Inter" w:hAnsi="Inter" w:cs="Inter"/>
+          <w:b w:val="0"/>
+          <w:i w:val="0"/>
+          <w:color w:val="5B5F77"/>
+          <w:sz w:val="21"/>
+        </w:rPr>
+        <w:t xml:space="preserve">. - </w:t>
+      </w:r>
+      <w:r>
+        <w:rPr>
+          <w:rFonts w:ascii="Inter" w:hAnsi="Inter" w:cs="Inter"/>
+          <w:b/>
+          <w:i w:val="0"/>
+          <w:color w:val="5B5F77"/>
+          <w:sz w:val="21"/>
+        </w:rPr>
+        <w:t>Ana Zoraimy Eslava de Morales</w:t>
+      </w:r>
+      <w:r>
+        <w:rPr>
+          <w:rFonts w:ascii="Inter" w:hAnsi="Inter" w:cs="Inter"/>
+          <w:b w:val="0"/>
+          <w:i w:val="0"/>
+          <w:color w:val="5B5F77"/>
+          <w:sz w:val="21"/>
+        </w:rPr>
+        <w:t xml:space="preserve"> — resolución de equivalencia del Ministerio (2020) y carta del congreso internacional (2008). Es el apellido de casada, pero </w:t>
+      </w:r>
+      <w:r>
+        <w:rPr>
+          <w:rFonts w:ascii="Inter" w:hAnsi="Inter" w:cs="Inter"/>
+          <w:b/>
+          <w:i w:val="0"/>
+          <w:color w:val="5B5F77"/>
+          <w:sz w:val="21"/>
+        </w:rPr>
+        <w:t>la comisión no tiene por qué saberlo</w:t>
+      </w:r>
+      <w:r>
+        <w:rPr>
+          <w:rFonts w:ascii="Inter" w:hAnsi="Inter" w:cs="Inter"/>
+          <w:b w:val="0"/>
+          <w:i w:val="0"/>
+          <w:color w:val="5B5F77"/>
+          <w:sz w:val="21"/>
+        </w:rPr>
+        <w:t xml:space="preserve"> y verá dos nombres en el mismo expediente. </w:t>
+      </w:r>
+      <w:r>
+        <w:rPr>
+          <w:rFonts w:ascii="Inter" w:hAnsi="Inter" w:cs="Inter"/>
+          <w:b/>
+          <w:i w:val="0"/>
+          <w:color w:val="5B5F77"/>
+          <w:sz w:val="21"/>
+        </w:rPr>
+        <w:t>Acción:</w:t>
+      </w:r>
+      <w:r>
+        <w:rPr>
+          <w:rFonts w:ascii="Inter" w:hAnsi="Inter" w:cs="Inter"/>
+          <w:b w:val="0"/>
+          <w:i w:val="0"/>
+          <w:color w:val="5B5F77"/>
+          <w:sz w:val="21"/>
+        </w:rPr>
+        <w:t xml:space="preserve"> incluir en el PDF de documentación una </w:t>
+      </w:r>
+      <w:r>
+        <w:rPr>
+          <w:rFonts w:ascii="Inter" w:hAnsi="Inter" w:cs="Inter"/>
+          <w:b/>
+          <w:i w:val="0"/>
+          <w:color w:val="5B5F77"/>
+          <w:sz w:val="21"/>
+        </w:rPr>
+        <w:t>nota de identidad</w:t>
+      </w:r>
+      <w:r>
+        <w:rPr>
+          <w:rFonts w:ascii="Inter" w:hAnsi="Inter" w:cs="Inter"/>
+          <w:b w:val="0"/>
+          <w:i w:val="0"/>
+          <w:color w:val="5B5F77"/>
+          <w:sz w:val="21"/>
+        </w:rPr>
+        <w:t xml:space="preserve"> de una línea junto con el documento que enlaza ambos nombres (DNI/NIE, acta de matrimonio o certificado de la ULA que recoja las dos formas), y usar </w:t>
+      </w:r>
+      <w:r>
+        <w:rPr>
+          <w:rFonts w:ascii="Inter" w:hAnsi="Inter" w:cs="Inter"/>
+          <w:b/>
+          <w:i w:val="0"/>
+          <w:color w:val="5B5F77"/>
+          <w:sz w:val="21"/>
+        </w:rPr>
+        <w:t>un solo nombre de manera consistente</w:t>
+      </w:r>
+      <w:r>
+        <w:rPr>
+          <w:rFonts w:ascii="Inter" w:hAnsi="Inter" w:cs="Inter"/>
+          <w:b w:val="0"/>
+          <w:i w:val="0"/>
+          <w:color w:val="5B5F77"/>
+          <w:sz w:val="21"/>
+        </w:rPr>
+        <w:t xml:space="preserve"> en el CV y en la propuesta. Es un trámite de cinco minutos que evita una incidencia en la revisión formal.</w:t>
       </w:r>
     </w:p>
     <w:p>
@@ -6381,7 +6855,17 @@
                 <w:color w:val="1C1E2E"/>
                 <w:sz w:val="19"/>
               </w:rPr>
-              <w:t xml:space="preserve"> (equivalencia oficial), 1.º de 56</w:t>
+              <w:t xml:space="preserve"> (equivalencia oficial de nota) · título con </w:t>
+            </w:r>
+            <w:r>
+              <w:rPr>
+                <w:rFonts w:ascii="Inter" w:hAnsi="Inter" w:cs="Inter"/>
+                <w:b/>
+                <w:i w:val="0"/>
+                <w:color w:val="1C1E2E"/>
+                <w:sz w:val="19"/>
+              </w:rPr>
+              <w:t>equivalencia oficial a Grado</w:t>
             </w:r>
           </w:p>
         </w:tc>
@@ -9138,12 +9622,22 @@
             <w:r>
               <w:rPr>
                 <w:rFonts w:ascii="Inter" w:hAnsi="Inter" w:cs="Inter"/>
+                <w:b/>
+                <w:i w:val="0"/>
+                <w:color w:val="1C1E2E"/>
+                <w:sz w:val="19"/>
+              </w:rPr>
+              <w:t>Certificación de Calificaciones Globales + listado de calificaciones</w:t>
+            </w:r>
+            <w:r>
+              <w:rPr>
+                <w:rFonts w:ascii="Inter" w:hAnsi="Inter" w:cs="Inter"/>
                 <w:b w:val="0"/>
                 <w:i w:val="0"/>
                 <w:color w:val="1C1E2E"/>
                 <w:sz w:val="19"/>
               </w:rPr>
-              <w:t>Certificación académica personal ULA con nota media</w:t>
+              <w:t xml:space="preserve"> — ULA, Secretaría, 28 ene. 2009 (n.º de control en la copia privada)</w:t>
             </w:r>
           </w:p>
         </w:tc>
@@ -9185,7 +9679,17 @@
                 <w:color w:val="1C1E2E"/>
                 <w:sz w:val="19"/>
               </w:rPr>
-              <w:t>⬜</w:t>
+              <w:t xml:space="preserve">✅ </w:t>
+            </w:r>
+            <w:r>
+              <w:rPr>
+                <w:rFonts w:ascii="Inter" w:hAnsi="Inter" w:cs="Inter"/>
+                <w:b/>
+                <w:i w:val="0"/>
+                <w:color w:val="1C1E2E"/>
+                <w:sz w:val="19"/>
+              </w:rPr>
+              <w:t>en mano</w:t>
             </w:r>
           </w:p>
         </w:tc>
@@ -9282,6 +9786,132 @@
                 <w:sz w:val="19"/>
               </w:rPr>
               <w:t>⬜</w:t>
+            </w:r>
+          </w:p>
+        </w:tc>
+      </w:tr>
+      <w:tr>
+        <w:tc>
+          <w:tcPr>
+            <w:tcW w:type="dxa" w:w="2412"/>
+          </w:tcPr>
+          <w:p>
+            <w:pPr>
+              <w:spacing w:after="40"/>
+            </w:pPr>
+            <w:r/>
+            <w:r>
+              <w:rPr>
+                <w:rFonts w:ascii="Inter" w:hAnsi="Inter" w:cs="Inter"/>
+                <w:b w:val="0"/>
+                <w:i w:val="0"/>
+                <w:color w:val="1C1E2E"/>
+                <w:sz w:val="19"/>
+              </w:rPr>
+              <w:t>DOC-05B</w:t>
+            </w:r>
+          </w:p>
+        </w:tc>
+        <w:tc>
+          <w:tcPr>
+            <w:tcW w:type="dxa" w:w="2412"/>
+          </w:tcPr>
+          <w:p>
+            <w:pPr>
+              <w:spacing w:after="40"/>
+            </w:pPr>
+            <w:r/>
+            <w:r>
+              <w:rPr>
+                <w:rFonts w:ascii="Inter" w:hAnsi="Inter" w:cs="Inter"/>
+                <w:b w:val="0"/>
+                <w:i w:val="0"/>
+                <w:color w:val="1C1E2E"/>
+                <w:sz w:val="19"/>
+              </w:rPr>
+              <w:t xml:space="preserve">⭐ </w:t>
+            </w:r>
+            <w:r>
+              <w:rPr>
+                <w:rFonts w:ascii="Inter" w:hAnsi="Inter" w:cs="Inter"/>
+                <w:b/>
+                <w:i w:val="0"/>
+                <w:color w:val="1C1E2E"/>
+                <w:sz w:val="19"/>
+              </w:rPr>
+              <w:t>Declaración de equivalencia del título al nivel académico de GRADO</w:t>
+            </w:r>
+            <w:r>
+              <w:rPr>
+                <w:rFonts w:ascii="Inter" w:hAnsi="Inter" w:cs="Inter"/>
+                <w:b w:val="0"/>
+                <w:i w:val="0"/>
+                <w:color w:val="1C1E2E"/>
+                <w:sz w:val="19"/>
+              </w:rPr>
+              <w:t xml:space="preserve"> — Ministerio de Universidades, RD 967/2014, 17 jun. 2020 (rama Artes y Humanidades, campo Idiomas)</w:t>
+            </w:r>
+          </w:p>
+        </w:tc>
+        <w:tc>
+          <w:tcPr>
+            <w:tcW w:type="dxa" w:w="2412"/>
+          </w:tcPr>
+          <w:p>
+            <w:pPr>
+              <w:spacing w:after="40"/>
+            </w:pPr>
+            <w:r/>
+            <w:r>
+              <w:rPr>
+                <w:rFonts w:ascii="Inter" w:hAnsi="Inter" w:cs="Inter"/>
+                <w:b w:val="0"/>
+                <w:i w:val="0"/>
+                <w:color w:val="1C1E2E"/>
+                <w:sz w:val="19"/>
+              </w:rPr>
+              <w:t xml:space="preserve">A.2 · </w:t>
+            </w:r>
+            <w:r>
+              <w:rPr>
+                <w:rFonts w:ascii="Inter" w:hAnsi="Inter" w:cs="Inter"/>
+                <w:b/>
+                <w:i w:val="0"/>
+                <w:color w:val="1C1E2E"/>
+                <w:sz w:val="19"/>
+              </w:rPr>
+              <w:t>acceso</w:t>
+            </w:r>
+          </w:p>
+        </w:tc>
+        <w:tc>
+          <w:tcPr>
+            <w:tcW w:type="dxa" w:w="2412"/>
+          </w:tcPr>
+          <w:p>
+            <w:pPr>
+              <w:spacing w:after="40"/>
+            </w:pPr>
+            <w:r/>
+            <w:r>
+              <w:rPr>
+                <w:rFonts w:ascii="Inter" w:hAnsi="Inter" w:cs="Inter"/>
+                <w:b w:val="0"/>
+                <w:i w:val="0"/>
+                <w:color w:val="1C1E2E"/>
+                <w:sz w:val="19"/>
+              </w:rPr>
+              <w:t xml:space="preserve">✅ </w:t>
+            </w:r>
+            <w:r>
+              <w:rPr>
+                <w:rFonts w:ascii="Inter" w:hAnsi="Inter" w:cs="Inter"/>
+                <w:b/>
+                <w:i w:val="0"/>
+                <w:color w:val="1C1E2E"/>
+                <w:sz w:val="19"/>
+              </w:rPr>
+              <w:t>en mano</w:t>
             </w:r>
           </w:p>
         </w:tc>
@@ -11391,6 +12021,21 @@
       </w:r>
     </w:p>
     <w:p>
+      <w:pPr>
+        <w:pStyle w:val="ListBullet"/>
+        <w:spacing w:after="60"/>
+        <w:ind w:left="403"/>
+      </w:pPr>
+      <w:r>
+        <w:rPr>
+          <w:rFonts w:ascii="Inter" w:hAnsi="Inter" w:cs="Inter"/>
+          <w:b w:val="0"/>
+          <w:i w:val="0"/>
+          <w:color w:val="1C1E2E"/>
+          <w:sz w:val="22"/>
+        </w:rPr>
+        <w:t xml:space="preserve">☑ </w:t>
+      </w:r>
       <w:r>
         <w:rPr>
           <w:rFonts w:ascii="Inter" w:hAnsi="Inter" w:cs="Inter"/>
@@ -11399,7 +12044,37 @@
           <w:color w:val="1C1E2E"/>
           <w:sz w:val="22"/>
         </w:rPr>
-        <w:t>Pendiente:</w:t>
+        <w:t>Acceso al doctorado</w:t>
+      </w:r>
+      <w:r>
+        <w:rPr>
+          <w:rFonts w:ascii="Inter" w:hAnsi="Inter" w:cs="Inter"/>
+          <w:b w:val="0"/>
+          <w:i w:val="0"/>
+          <w:color w:val="1C1E2E"/>
+          <w:sz w:val="22"/>
+        </w:rPr>
+        <w:t xml:space="preserve"> → título con </w:t>
+      </w:r>
+      <w:r>
+        <w:rPr>
+          <w:rFonts w:ascii="Inter" w:hAnsi="Inter" w:cs="Inter"/>
+          <w:b/>
+          <w:i w:val="0"/>
+          <w:color w:val="1C1E2E"/>
+          <w:sz w:val="22"/>
+        </w:rPr>
+        <w:t>equivalencia oficial a nivel de Grado</w:t>
+      </w:r>
+      <w:r>
+        <w:rPr>
+          <w:rFonts w:ascii="Inter" w:hAnsi="Inter" w:cs="Inter"/>
+          <w:b w:val="0"/>
+          <w:i w:val="0"/>
+          <w:color w:val="1C1E2E"/>
+          <w:sz w:val="22"/>
+        </w:rPr>
+        <w:t xml:space="preserve"> (Ministerio, 2020) + máster oficial español. No hace falta comprobación de nivel (DOC-05B).</w:t>
       </w:r>
     </w:p>
     <w:p>
@@ -11416,8 +12091,10 @@
           <w:color w:val="1C1E2E"/>
           <w:sz w:val="22"/>
         </w:rPr>
-        <w:t xml:space="preserve">☐ 🔴 </w:t>
-      </w:r>
+        <w:t>☑ Certificación académica de la licenciatura → en mano (DOC-03).</w:t>
+      </w:r>
+    </w:p>
+    <w:p>
       <w:r>
         <w:rPr>
           <w:rFonts w:ascii="Inter" w:hAnsi="Inter" w:cs="Inter"/>
@@ -11426,47 +12103,7 @@
           <w:color w:val="1C1E2E"/>
           <w:sz w:val="22"/>
         </w:rPr>
-        <w:t>Comprobación de nivel del título extranjero</w:t>
-      </w:r>
-      <w:r>
-        <w:rPr>
-          <w:rFonts w:ascii="Inter" w:hAnsi="Inter" w:cs="Inter"/>
-          <w:b w:val="0"/>
-          <w:i w:val="0"/>
-          <w:color w:val="1C1E2E"/>
-          <w:sz w:val="22"/>
-        </w:rPr>
-        <w:t xml:space="preserve"> ante la Escuela de Doctorado de la UPV (art. 6 RD 99/2011). Es un requisito de </w:t>
-      </w:r>
-      <w:r>
-        <w:rPr>
-          <w:rFonts w:ascii="Inter" w:hAnsi="Inter" w:cs="Inter"/>
-          <w:b w:val="0"/>
-          <w:i/>
-          <w:color w:val="1C1E2E"/>
-          <w:sz w:val="22"/>
-        </w:rPr>
-        <w:t>admisibilidad</w:t>
-      </w:r>
-      <w:r>
-        <w:rPr>
-          <w:rFonts w:ascii="Inter" w:hAnsi="Inter" w:cs="Inter"/>
-          <w:b w:val="0"/>
-          <w:i w:val="0"/>
-          <w:color w:val="1C1E2E"/>
-          <w:sz w:val="22"/>
-        </w:rPr>
-        <w:t xml:space="preserve">, no de puntuación, y es lo que puede bloquear la solicitud aunque el baremo salga alto. </w:t>
-      </w:r>
-      <w:r>
-        <w:rPr>
-          <w:rFonts w:ascii="Inter" w:hAnsi="Inter" w:cs="Inter"/>
-          <w:b/>
-          <w:i w:val="0"/>
-          <w:color w:val="1C1E2E"/>
-          <w:sz w:val="22"/>
-        </w:rPr>
-        <w:t>Iniciarlo ya.</w:t>
+        <w:t>Pendiente:</w:t>
       </w:r>
     </w:p>
     <w:p>
@@ -11483,7 +12120,7 @@
           <w:color w:val="1C1E2E"/>
           <w:sz w:val="22"/>
         </w:rPr>
-        <w:t xml:space="preserve">☐ Consultar a la comisión si el </w:t>
+        <w:t xml:space="preserve">☐ 🟠 </w:t>
       </w:r>
       <w:r>
         <w:rPr>
@@ -11493,7 +12130,7 @@
           <w:color w:val="1C1E2E"/>
           <w:sz w:val="22"/>
         </w:rPr>
-        <w:t>inglés computa</w:t>
+        <w:t>Nota de identidad</w:t>
       </w:r>
       <w:r>
         <w:rPr>
@@ -11503,7 +12140,7 @@
           <w:color w:val="1C1E2E"/>
           <w:sz w:val="22"/>
         </w:rPr>
-        <w:t xml:space="preserve"> en el apartado de idiomas → §B.4.</w:t>
+        <w:t xml:space="preserve"> que enlace «Eslava Graterol» y «Eslava de Morales», con el documento que lo acredite, y uso de un solo nombre en todo el expediente.</w:t>
       </w:r>
     </w:p>
     <w:p>
@@ -11520,7 +12157,7 @@
           <w:color w:val="1C1E2E"/>
           <w:sz w:val="22"/>
         </w:rPr>
-        <w:t xml:space="preserve">☐ Completar el </w:t>
+        <w:t xml:space="preserve">☐ Consultar a la comisión si el </w:t>
       </w:r>
       <w:r>
         <w:rPr>
@@ -11530,7 +12167,7 @@
           <w:color w:val="1C1E2E"/>
           <w:sz w:val="22"/>
         </w:rPr>
-        <w:t>curso académico</w:t>
+        <w:t>inglés computa</w:t>
       </w:r>
       <w:r>
         <w:rPr>
@@ -11540,27 +12177,7 @@
           <w:color w:val="1C1E2E"/>
           <w:sz w:val="22"/>
         </w:rPr>
-        <w:t xml:space="preserve"> y la </w:t>
-      </w:r>
-      <w:r>
-        <w:rPr>
-          <w:rFonts w:ascii="Inter" w:hAnsi="Inter" w:cs="Inter"/>
-          <w:b/>
-          <w:i w:val="0"/>
-          <w:color w:val="1C1E2E"/>
-          <w:sz w:val="22"/>
-        </w:rPr>
-        <w:t>denominación oficial</w:t>
-      </w:r>
-      <w:r>
-        <w:rPr>
-          <w:rFonts w:ascii="Inter" w:hAnsi="Inter" w:cs="Inter"/>
-          <w:b w:val="0"/>
-          <w:i w:val="0"/>
-          <w:color w:val="1C1E2E"/>
-          <w:sz w:val="22"/>
-        </w:rPr>
-        <w:t xml:space="preserve"> de las dos becas y localizar sus resoluciones → §B.5.</w:t>
+        <w:t xml:space="preserve"> en el apartado de idiomas → §B.4.</w:t>
       </w:r>
     </w:p>
     <w:p>
@@ -11577,7 +12194,64 @@
           <w:color w:val="1C1E2E"/>
           <w:sz w:val="22"/>
         </w:rPr>
-        <w:t>☐ Reunir el resto de certificados (DOC-01 a DOC-04, DOC-09 a DOC-18, DOC-20 a DOC-23).</w:t>
+        <w:t xml:space="preserve">☐ Completar el </w:t>
+      </w:r>
+      <w:r>
+        <w:rPr>
+          <w:rFonts w:ascii="Inter" w:hAnsi="Inter" w:cs="Inter"/>
+          <w:b/>
+          <w:i w:val="0"/>
+          <w:color w:val="1C1E2E"/>
+          <w:sz w:val="22"/>
+        </w:rPr>
+        <w:t>curso académico</w:t>
+      </w:r>
+      <w:r>
+        <w:rPr>
+          <w:rFonts w:ascii="Inter" w:hAnsi="Inter" w:cs="Inter"/>
+          <w:b w:val="0"/>
+          <w:i w:val="0"/>
+          <w:color w:val="1C1E2E"/>
+          <w:sz w:val="22"/>
+        </w:rPr>
+        <w:t xml:space="preserve"> y la </w:t>
+      </w:r>
+      <w:r>
+        <w:rPr>
+          <w:rFonts w:ascii="Inter" w:hAnsi="Inter" w:cs="Inter"/>
+          <w:b/>
+          <w:i w:val="0"/>
+          <w:color w:val="1C1E2E"/>
+          <w:sz w:val="22"/>
+        </w:rPr>
+        <w:t>denominación oficial</w:t>
+      </w:r>
+      <w:r>
+        <w:rPr>
+          <w:rFonts w:ascii="Inter" w:hAnsi="Inter" w:cs="Inter"/>
+          <w:b w:val="0"/>
+          <w:i w:val="0"/>
+          <w:color w:val="1C1E2E"/>
+          <w:sz w:val="22"/>
+        </w:rPr>
+        <w:t xml:space="preserve"> de las dos becas y localizar sus resoluciones → §B.5.</w:t>
+      </w:r>
+    </w:p>
+    <w:p>
+      <w:pPr>
+        <w:pStyle w:val="ListBullet"/>
+        <w:spacing w:after="60"/>
+        <w:ind w:left="403"/>
+      </w:pPr>
+      <w:r>
+        <w:rPr>
+          <w:rFonts w:ascii="Inter" w:hAnsi="Inter" w:cs="Inter"/>
+          <w:b w:val="0"/>
+          <w:i w:val="0"/>
+          <w:color w:val="1C1E2E"/>
+          <w:sz w:val="22"/>
+        </w:rPr>
+        <w:t>☐ Reunir el resto de certificados (DOC-01, DOC-02, DOC-04, DOC-09 a DOC-18, DOC-20 a DOC-23).</w:t>
       </w:r>
     </w:p>
     <w:p>

--- a/doctorado/04-docx/CV-Doctorado-Baremo-ES.docx
+++ b/doctorado/04-docx/CV-Doctorado-Baremo-ES.docx
@@ -2018,12 +2018,12 @@
             <w:r>
               <w:rPr>
                 <w:rFonts w:ascii="Inter" w:hAnsi="Inter" w:cs="Inter"/>
-                <w:b w:val="0"/>
-                <w:i w:val="0"/>
-                <w:color w:val="1C1E2E"/>
-                <w:sz w:val="19"/>
-              </w:rPr>
-              <w:t>Recorrido investigador del TFG</w:t>
+                <w:b/>
+                <w:i w:val="0"/>
+                <w:color w:val="1C1E2E"/>
+                <w:sz w:val="19"/>
+              </w:rPr>
+              <w:t>Distinción sostenida durante la carrera</w:t>
             </w:r>
           </w:p>
         </w:tc>
@@ -2039,12 +2039,62 @@
             <w:r>
               <w:rPr>
                 <w:rFonts w:ascii="Inter" w:hAnsi="Inter" w:cs="Inter"/>
+                <w:b/>
+                <w:i w:val="0"/>
+                <w:color w:val="1C1E2E"/>
+                <w:sz w:val="19"/>
+              </w:rPr>
+              <w:t>Orden «Luis María Ribas Dávila»</w:t>
+            </w:r>
+            <w:r>
+              <w:rPr>
+                <w:rFonts w:ascii="Inter" w:hAnsi="Inter" w:cs="Inter"/>
                 <w:b w:val="0"/>
                 <w:i w:val="0"/>
                 <w:color w:val="1C1E2E"/>
                 <w:sz w:val="19"/>
               </w:rPr>
-              <w:t>Publicado tras arbitraje en revista indexada y presentado como ponencia arbitrada en congreso internacional (§5.1)</w:t>
+              <w:t xml:space="preserve"> conferida por la ULA </w:t>
+            </w:r>
+            <w:r>
+              <w:rPr>
+                <w:rFonts w:ascii="Inter" w:hAnsi="Inter" w:cs="Inter"/>
+                <w:b/>
+                <w:i w:val="0"/>
+                <w:color w:val="1C1E2E"/>
+                <w:sz w:val="19"/>
+              </w:rPr>
+              <w:t>cuatro años consecutivos — 2000, 2001, 2002 y 2003</w:t>
+            </w:r>
+            <w:r>
+              <w:rPr>
+                <w:rFonts w:ascii="Inter" w:hAnsi="Inter" w:cs="Inter"/>
+                <w:b w:val="0"/>
+                <w:i w:val="0"/>
+                <w:color w:val="1C1E2E"/>
+                <w:sz w:val="19"/>
+              </w:rPr>
+              <w:t xml:space="preserve"> — por el </w:t>
+            </w:r>
+            <w:r>
+              <w:rPr>
+                <w:rFonts w:ascii="Inter" w:hAnsi="Inter" w:cs="Inter"/>
+                <w:b/>
+                <w:i w:val="0"/>
+                <w:color w:val="1C1E2E"/>
+                <w:sz w:val="19"/>
+              </w:rPr>
+              <w:t>más alto rendimiento académico</w:t>
+            </w:r>
+            <w:r>
+              <w:rPr>
+                <w:rFonts w:ascii="Inter" w:hAnsi="Inter" w:cs="Inter"/>
+                <w:b w:val="0"/>
+                <w:i w:val="0"/>
+                <w:color w:val="1C1E2E"/>
+                <w:sz w:val="19"/>
+              </w:rPr>
+              <w:t xml:space="preserve"> de la Escuela de Educación, Núcleo Universitario del Táchira</w:t>
             </w:r>
           </w:p>
         </w:tc>
@@ -2060,32 +2110,22 @@
             <w:r>
               <w:rPr>
                 <w:rFonts w:ascii="Inter" w:hAnsi="Inter" w:cs="Inter"/>
+                <w:b w:val="0"/>
+                <w:i w:val="0"/>
+                <w:color w:val="1C1E2E"/>
+                <w:sz w:val="19"/>
+              </w:rPr>
+              <w:t xml:space="preserve">Cuatro diplomas rectorales </w:t>
+            </w:r>
+            <w:r>
+              <w:rPr>
+                <w:rFonts w:ascii="Inter" w:hAnsi="Inter" w:cs="Inter"/>
                 <w:b/>
                 <w:i w:val="0"/>
                 <w:color w:val="1C1E2E"/>
                 <w:sz w:val="19"/>
               </w:rPr>
-              <w:t>[DOC-19]</w:t>
-            </w:r>
-            <w:r>
-              <w:rPr>
-                <w:rFonts w:ascii="Inter" w:hAnsi="Inter" w:cs="Inter"/>
-                <w:b w:val="0"/>
-                <w:i w:val="0"/>
-                <w:color w:val="1C1E2E"/>
-                <w:sz w:val="19"/>
-              </w:rPr>
-              <w:t xml:space="preserve"> · </w:t>
-            </w:r>
-            <w:r>
-              <w:rPr>
-                <w:rFonts w:ascii="Inter" w:hAnsi="Inter" w:cs="Inter"/>
-                <w:b/>
-                <w:i w:val="0"/>
-                <w:color w:val="1C1E2E"/>
-                <w:sz w:val="19"/>
-              </w:rPr>
-              <w:t>[DOC-24]</w:t>
+              <w:t>[DOC-07B]</w:t>
             </w:r>
           </w:p>
         </w:tc>
@@ -2108,7 +2148,7 @@
                 <w:color w:val="1C1E2E"/>
                 <w:sz w:val="19"/>
               </w:rPr>
-              <w:t>Líneas de investigación de la titulación</w:t>
+              <w:t>Recorrido investigador del TFG</w:t>
             </w:r>
           </w:p>
         </w:tc>
@@ -2129,7 +2169,7 @@
                 <w:color w:val="1C1E2E"/>
                 <w:sz w:val="19"/>
               </w:rPr>
-              <w:t>Diseño curricular y enseñanza del inglés</w:t>
+              <w:t>Publicado tras arbitraje en revista indexada y presentado como ponencia arbitrada en congreso internacional (§5.1)</w:t>
             </w:r>
           </w:p>
         </w:tc>
@@ -2145,6 +2185,91 @@
             <w:r>
               <w:rPr>
                 <w:rFonts w:ascii="Inter" w:hAnsi="Inter" w:cs="Inter"/>
+                <w:b/>
+                <w:i w:val="0"/>
+                <w:color w:val="1C1E2E"/>
+                <w:sz w:val="19"/>
+              </w:rPr>
+              <w:t>[DOC-19]</w:t>
+            </w:r>
+            <w:r>
+              <w:rPr>
+                <w:rFonts w:ascii="Inter" w:hAnsi="Inter" w:cs="Inter"/>
+                <w:b w:val="0"/>
+                <w:i w:val="0"/>
+                <w:color w:val="1C1E2E"/>
+                <w:sz w:val="19"/>
+              </w:rPr>
+              <w:t xml:space="preserve"> · </w:t>
+            </w:r>
+            <w:r>
+              <w:rPr>
+                <w:rFonts w:ascii="Inter" w:hAnsi="Inter" w:cs="Inter"/>
+                <w:b/>
+                <w:i w:val="0"/>
+                <w:color w:val="1C1E2E"/>
+                <w:sz w:val="19"/>
+              </w:rPr>
+              <w:t>[DOC-24]</w:t>
+            </w:r>
+          </w:p>
+        </w:tc>
+      </w:tr>
+      <w:tr>
+        <w:tc>
+          <w:tcPr>
+            <w:tcW w:type="dxa" w:w="3216"/>
+          </w:tcPr>
+          <w:p>
+            <w:pPr>
+              <w:spacing w:after="40"/>
+            </w:pPr>
+            <w:r/>
+            <w:r>
+              <w:rPr>
+                <w:rFonts w:ascii="Inter" w:hAnsi="Inter" w:cs="Inter"/>
+                <w:b w:val="0"/>
+                <w:i w:val="0"/>
+                <w:color w:val="1C1E2E"/>
+                <w:sz w:val="19"/>
+              </w:rPr>
+              <w:t>Líneas de investigación de la titulación</w:t>
+            </w:r>
+          </w:p>
+        </w:tc>
+        <w:tc>
+          <w:tcPr>
+            <w:tcW w:type="dxa" w:w="3216"/>
+          </w:tcPr>
+          <w:p>
+            <w:pPr>
+              <w:spacing w:after="40"/>
+            </w:pPr>
+            <w:r/>
+            <w:r>
+              <w:rPr>
+                <w:rFonts w:ascii="Inter" w:hAnsi="Inter" w:cs="Inter"/>
+                <w:b w:val="0"/>
+                <w:i w:val="0"/>
+                <w:color w:val="1C1E2E"/>
+                <w:sz w:val="19"/>
+              </w:rPr>
+              <w:t>Diseño curricular y enseñanza del inglés</w:t>
+            </w:r>
+          </w:p>
+        </w:tc>
+        <w:tc>
+          <w:tcPr>
+            <w:tcW w:type="dxa" w:w="3216"/>
+          </w:tcPr>
+          <w:p>
+            <w:pPr>
+              <w:spacing w:after="40"/>
+            </w:pPr>
+            <w:r/>
+            <w:r>
+              <w:rPr>
+                <w:rFonts w:ascii="Inter" w:hAnsi="Inter" w:cs="Inter"/>
                 <w:b w:val="0"/>
                 <w:i w:val="0"/>
                 <w:color w:val="1C1E2E"/>
@@ -2736,7 +2861,27 @@
           <w:color w:val="5B5F77"/>
           <w:sz w:val="21"/>
         </w:rPr>
-        <w:t xml:space="preserve">. - </w:t>
+        <w:t xml:space="preserve">, constancia de beca, Órdenes «Ribas Dávila» (una de ellas con la errata </w:t>
+      </w:r>
+      <w:r>
+        <w:rPr>
+          <w:rFonts w:ascii="Inter" w:hAnsi="Inter" w:cs="Inter"/>
+          <w:b/>
+          <w:i w:val="0"/>
+          <w:color w:val="5B5F77"/>
+          <w:sz w:val="21"/>
+        </w:rPr>
+        <w:t>«Ana Soraymi»</w:t>
+      </w:r>
+      <w:r>
+        <w:rPr>
+          <w:rFonts w:ascii="Inter" w:hAnsi="Inter" w:cs="Inter"/>
+          <w:b w:val="0"/>
+          <w:i w:val="0"/>
+          <w:color w:val="5B5F77"/>
+          <w:sz w:val="21"/>
+        </w:rPr>
+        <w:t xml:space="preserve">). - </w:t>
       </w:r>
       <w:r>
         <w:rPr>
@@ -3532,779 +3677,85 @@
       </w:r>
     </w:p>
     <w:p>
-      <w:pPr>
-        <w:pBdr>
-          <w:left w:val="single" w:sz="18" w:space="8" w:color="9A5B00"/>
-        </w:pBdr>
-        <w:spacing w:before="120" w:after="200"/>
-        <w:ind w:left="317"/>
-      </w:pPr>
       <w:r>
         <w:rPr>
           <w:rFonts w:ascii="Inter" w:hAnsi="Inter" w:cs="Inter"/>
           <w:b/>
           <w:i w:val="0"/>
-          <w:color w:val="5B5F77"/>
-          <w:sz w:val="21"/>
-        </w:rPr>
-        <w:t>Cómo redactarlo ante la comisión — esto importa.</w:t>
+          <w:color w:val="1C1E2E"/>
+          <w:sz w:val="22"/>
+        </w:rPr>
+        <w:t>El primer puesto no fue un resultado puntual.</w:t>
       </w:r>
       <w:r>
         <w:rPr>
           <w:rFonts w:ascii="Inter" w:hAnsi="Inter" w:cs="Inter"/>
           <w:b w:val="0"/>
           <w:i w:val="0"/>
-          <w:color w:val="5B5F77"/>
-          <w:sz w:val="21"/>
-        </w:rPr>
-        <w:t xml:space="preserve"> El documento venezolano </w:t>
+          <w:color w:val="1C1E2E"/>
+          <w:sz w:val="22"/>
+        </w:rPr>
+        <w:t xml:space="preserve"> La ULA le confirió la </w:t>
       </w:r>
       <w:r>
         <w:rPr>
           <w:rFonts w:ascii="Inter" w:hAnsi="Inter" w:cs="Inter"/>
           <w:b/>
           <w:i w:val="0"/>
-          <w:color w:val="5B5F77"/>
-          <w:sz w:val="21"/>
-        </w:rPr>
-        <w:t>no se titula «Premio Extraordinario Fin de Carrera»</w:t>
+          <w:color w:val="1C1E2E"/>
+          <w:sz w:val="22"/>
+        </w:rPr>
+        <w:t>Orden «Luis María Ribas Dávila»</w:t>
       </w:r>
       <w:r>
         <w:rPr>
           <w:rFonts w:ascii="Inter" w:hAnsi="Inter" w:cs="Inter"/>
           <w:b w:val="0"/>
           <w:i w:val="0"/>
-          <w:color w:val="5B5F77"/>
-          <w:sz w:val="21"/>
-        </w:rPr>
-        <w:t xml:space="preserve">, porque la ULA no emite ese premio con esa denominación: emite la </w:t>
+          <w:color w:val="1C1E2E"/>
+          <w:sz w:val="22"/>
+        </w:rPr>
+        <w:t xml:space="preserve"> —distinción rectoral al </w:t>
       </w:r>
       <w:r>
         <w:rPr>
           <w:rFonts w:ascii="Inter" w:hAnsi="Inter" w:cs="Inter"/>
           <w:b/>
           <w:i w:val="0"/>
-          <w:color w:val="5B5F77"/>
-          <w:sz w:val="21"/>
-        </w:rPr>
-        <w:t>Constancia de Rango Académico</w:t>
+          <w:color w:val="1C1E2E"/>
+          <w:sz w:val="22"/>
+        </w:rPr>
+        <w:t>más alto rendimiento académico</w:t>
       </w:r>
       <w:r>
         <w:rPr>
           <w:rFonts w:ascii="Inter" w:hAnsi="Inter" w:cs="Inter"/>
           <w:b w:val="0"/>
           <w:i w:val="0"/>
-          <w:color w:val="5B5F77"/>
-          <w:sz w:val="21"/>
-        </w:rPr>
-        <w:t xml:space="preserve">, que es su equivalente funcional y certifica exactamente lo mismo que el premio español acredita — </w:t>
+          <w:color w:val="1C1E2E"/>
+          <w:sz w:val="22"/>
+        </w:rPr>
+        <w:t xml:space="preserve"> de la Escuela de Educación, Núcleo Universitario del Táchira— en </w:t>
       </w:r>
       <w:r>
         <w:rPr>
           <w:rFonts w:ascii="Inter" w:hAnsi="Inter" w:cs="Inter"/>
           <w:b/>
           <w:i w:val="0"/>
-          <w:color w:val="5B5F77"/>
-          <w:sz w:val="21"/>
-        </w:rPr>
-        <w:t>haber ocupado el primer puesto de la promoción</w:t>
+          <w:color w:val="1C1E2E"/>
+          <w:sz w:val="22"/>
+        </w:rPr>
+        <w:t>cuatro años consecutivos</w:t>
       </w:r>
       <w:r>
         <w:rPr>
           <w:rFonts w:ascii="Inter" w:hAnsi="Inter" w:cs="Inter"/>
           <w:b w:val="0"/>
           <w:i w:val="0"/>
-          <w:color w:val="5B5F77"/>
-          <w:sz w:val="21"/>
-        </w:rPr>
-        <w:t xml:space="preserve">. Preséntalo así, con esas palabras, y adjunta la constancia apostillada: la comisión ve un dato numérico verificable (1.º de 56, 18,97 frente a 15,77) en lugar de una etiqueta que tendría que interpretar. Es, además, el mérito </w:t>
-      </w:r>
-      <w:r>
-        <w:rPr>
-          <w:rFonts w:ascii="Inter" w:hAnsi="Inter" w:cs="Inter"/>
-          <w:b/>
-          <w:i w:val="0"/>
-          <w:color w:val="5B5F77"/>
-          <w:sz w:val="21"/>
-        </w:rPr>
-        <w:t>mejor documentado de todo el expediente</w:t>
-      </w:r>
-      <w:r>
-        <w:rPr>
-          <w:rFonts w:ascii="Inter" w:hAnsi="Inter" w:cs="Inter"/>
-          <w:b w:val="0"/>
-          <w:i w:val="0"/>
-          <w:color w:val="5B5F77"/>
-          <w:sz w:val="21"/>
-        </w:rPr>
-        <w:t>: constancia oficial + certificación de firmas del Rectorado + apostilla de La Haya con código de validación en línea. Ningún otro apartado del baremo llega a ese nivel de prueba.</w:t>
-      </w:r>
-    </w:p>
-    <w:p>
-      <w:r>
-        <w:rPr>
-          <w:rFonts w:ascii="Inter" w:hAnsi="Inter" w:cs="Inter"/>
-          <w:b/>
-          <w:i w:val="0"/>
           <w:color w:val="1C1E2E"/>
           <w:sz w:val="22"/>
         </w:rPr>
-        <w:t>Acreditación:</w:t>
-      </w:r>
-      <w:r>
-        <w:rPr>
-          <w:rFonts w:ascii="Inter" w:hAnsi="Inter" w:cs="Inter"/>
-          <w:b w:val="0"/>
-          <w:i w:val="0"/>
-          <w:color w:val="1C1E2E"/>
-          <w:sz w:val="22"/>
-        </w:rPr>
-        <w:t xml:space="preserve"> Constancia de Rango Académico con certificación rectoral y apostilla </w:t>
-      </w:r>
-      <w:r>
-        <w:rPr>
-          <w:rFonts w:ascii="Inter" w:hAnsi="Inter" w:cs="Inter"/>
-          <w:b/>
-          <w:i w:val="0"/>
-          <w:color w:val="1C1E2E"/>
-          <w:sz w:val="22"/>
-        </w:rPr>
-        <w:t>[DOC-06]</w:t>
-      </w:r>
-      <w:r>
-        <w:rPr>
-          <w:rFonts w:ascii="Inter" w:hAnsi="Inter" w:cs="Inter"/>
-          <w:b w:val="0"/>
-          <w:i w:val="0"/>
-          <w:color w:val="1C1E2E"/>
-          <w:sz w:val="22"/>
-        </w:rPr>
-        <w:t xml:space="preserve"> · Diploma de Honor del TFG (20/20 Sobresaliente) </w:t>
-      </w:r>
-      <w:r>
-        <w:rPr>
-          <w:rFonts w:ascii="Inter" w:hAnsi="Inter" w:cs="Inter"/>
-          <w:b/>
-          <w:i w:val="0"/>
-          <w:color w:val="1C1E2E"/>
-          <w:sz w:val="22"/>
-        </w:rPr>
-        <w:t>[DOC-07]</w:t>
-      </w:r>
-      <w:r>
-        <w:rPr>
-          <w:rFonts w:ascii="Inter" w:hAnsi="Inter" w:cs="Inter"/>
-          <w:b w:val="0"/>
-          <w:i w:val="0"/>
-          <w:color w:val="1C1E2E"/>
-          <w:sz w:val="22"/>
-        </w:rPr>
-        <w:t>.</w:t>
-      </w:r>
-    </w:p>
-    <w:p>
-      <w:pPr>
-        <w:pBdr>
-          <w:bottom w:val="single" w:sz="6" w:space="1" w:color="E6E8F2"/>
-        </w:pBdr>
-      </w:pPr>
-    </w:p>
-    <w:p>
-      <w:pPr>
-        <w:spacing w:before="320" w:after="120"/>
-      </w:pPr>
-      <w:r>
-        <w:rPr>
-          <w:rFonts w:ascii="Fraunces" w:hAnsi="Fraunces" w:cs="Fraunces"/>
-          <w:b/>
-          <w:i w:val="0"/>
-          <w:color w:val="22307C"/>
-          <w:sz w:val="32"/>
-        </w:rPr>
-        <w:t xml:space="preserve">B.2 · Premio extraordinario de máster — </w:t>
-      </w:r>
-      <w:r>
-        <w:rPr>
-          <w:rFonts w:ascii="Fraunces" w:hAnsi="Fraunces" w:cs="Fraunces"/>
-          <w:b/>
-          <w:i w:val="0"/>
-          <w:color w:val="22307C"/>
-          <w:sz w:val="32"/>
-        </w:rPr>
-        <w:t>5 %</w:t>
-      </w:r>
-      <w:r>
-        <w:rPr>
-          <w:rFonts w:ascii="Fraunces" w:hAnsi="Fraunces" w:cs="Fraunces"/>
-          <w:b/>
-          <w:i w:val="0"/>
-          <w:color w:val="22307C"/>
-          <w:sz w:val="32"/>
-        </w:rPr>
-        <w:t xml:space="preserve"> ❌ NO PROCEDE COMO PREMIO</w:t>
-      </w:r>
-    </w:p>
-    <w:p>
-      <w:r>
-        <w:rPr>
-          <w:rFonts w:ascii="Inter" w:hAnsi="Inter" w:cs="Inter"/>
-          <w:b/>
-          <w:i w:val="0"/>
-          <w:color w:val="1C1E2E"/>
-          <w:sz w:val="22"/>
-        </w:rPr>
-        <w:t>El Premio Extraordinario que se posee es el de grado (§B.1), no el de máster.</w:t>
-      </w:r>
-      <w:r>
-        <w:rPr>
-          <w:rFonts w:ascii="Inter" w:hAnsi="Inter" w:cs="Inter"/>
-          <w:b w:val="0"/>
-          <w:i w:val="0"/>
-          <w:color w:val="1C1E2E"/>
-          <w:sz w:val="22"/>
-        </w:rPr>
-        <w:t xml:space="preserve"> No se declara aquí ningún premio.</w:t>
-      </w:r>
-    </w:p>
-    <w:p>
-      <w:r>
-        <w:rPr>
-          <w:rFonts w:ascii="Inter" w:hAnsi="Inter" w:cs="Inter"/>
-          <w:b/>
-          <w:i w:val="0"/>
-          <w:color w:val="1C1E2E"/>
-          <w:sz w:val="22"/>
-        </w:rPr>
-        <w:t>Lo que sí se declara como distinción académica del máster</w:t>
-      </w:r>
-      <w:r>
-        <w:rPr>
-          <w:rFonts w:ascii="Inter" w:hAnsi="Inter" w:cs="Inter"/>
-          <w:b w:val="0"/>
-          <w:i w:val="0"/>
-          <w:color w:val="1C1E2E"/>
-          <w:sz w:val="22"/>
-        </w:rPr>
-        <w:t xml:space="preserve"> — y que refuerza el Bloque A, no este apartado:</w:t>
-      </w:r>
-    </w:p>
-    <w:p>
-      <w:pPr>
-        <w:pStyle w:val="ListBullet"/>
-        <w:spacing w:after="60"/>
-        <w:ind w:left="403"/>
-      </w:pPr>
-      <w:r>
-        <w:rPr>
-          <w:rFonts w:ascii="Inter" w:hAnsi="Inter" w:cs="Inter"/>
-          <w:b/>
-          <w:i w:val="0"/>
-          <w:color w:val="1C1E2E"/>
-          <w:sz w:val="22"/>
-        </w:rPr>
-        <w:t>2 Matrículas de Honor</w:t>
-      </w:r>
-      <w:r>
-        <w:rPr>
-          <w:rFonts w:ascii="Inter" w:hAnsi="Inter" w:cs="Inter"/>
-          <w:b w:val="0"/>
-          <w:i w:val="0"/>
-          <w:color w:val="1C1E2E"/>
-          <w:sz w:val="22"/>
-        </w:rPr>
-        <w:t xml:space="preserve"> en el Máster Universitario en Lenguas y Tecnología (UPV, 2026).</w:t>
-      </w:r>
-    </w:p>
-    <w:p>
-      <w:pPr>
-        <w:pStyle w:val="ListBullet"/>
-        <w:spacing w:after="60"/>
-        <w:ind w:left="403"/>
-      </w:pPr>
-      <w:r>
-        <w:rPr>
-          <w:rFonts w:ascii="Inter" w:hAnsi="Inter" w:cs="Inter"/>
-          <w:b w:val="0"/>
-          <w:i w:val="0"/>
-          <w:color w:val="1C1E2E"/>
-          <w:sz w:val="22"/>
-        </w:rPr>
-        <w:t xml:space="preserve">Nota media del expediente </w:t>
-      </w:r>
-      <w:r>
-        <w:rPr>
-          <w:rFonts w:ascii="Inter" w:hAnsi="Inter" w:cs="Inter"/>
-          <w:b/>
-          <w:i w:val="0"/>
-          <w:color w:val="1C1E2E"/>
-          <w:sz w:val="22"/>
-        </w:rPr>
-        <w:t>9,4 / 10</w:t>
-      </w:r>
-      <w:r>
-        <w:rPr>
-          <w:rFonts w:ascii="Inter" w:hAnsi="Inter" w:cs="Inter"/>
-          <w:b w:val="0"/>
-          <w:i w:val="0"/>
-          <w:color w:val="1C1E2E"/>
-          <w:sz w:val="22"/>
-        </w:rPr>
-        <w:t>.</w:t>
-      </w:r>
-    </w:p>
-    <w:p>
-      <w:pPr>
-        <w:pStyle w:val="ListBullet"/>
-        <w:spacing w:after="60"/>
-        <w:ind w:left="403"/>
-      </w:pPr>
-      <w:r>
-        <w:rPr>
-          <w:rFonts w:ascii="Inter" w:hAnsi="Inter" w:cs="Inter"/>
-          <w:b w:val="0"/>
-          <w:i w:val="0"/>
-          <w:color w:val="1C1E2E"/>
-          <w:sz w:val="22"/>
-        </w:rPr>
-        <w:t xml:space="preserve">Calificación de </w:t>
-      </w:r>
-      <w:r>
-        <w:rPr>
-          <w:rFonts w:ascii="Inter" w:hAnsi="Inter" w:cs="Inter"/>
-          <w:b/>
-          <w:i w:val="0"/>
-          <w:color w:val="1C1E2E"/>
-          <w:sz w:val="22"/>
-        </w:rPr>
-        <w:t>10/10</w:t>
-      </w:r>
-      <w:r>
-        <w:rPr>
-          <w:rFonts w:ascii="Inter" w:hAnsi="Inter" w:cs="Inter"/>
-          <w:b w:val="0"/>
-          <w:i w:val="0"/>
-          <w:color w:val="1C1E2E"/>
-          <w:sz w:val="22"/>
-        </w:rPr>
-        <w:t xml:space="preserve"> en el proyecto </w:t>
-      </w:r>
-      <w:r>
-        <w:rPr>
-          <w:rFonts w:ascii="Inter" w:hAnsi="Inter" w:cs="Inter"/>
-          <w:b w:val="0"/>
-          <w:i/>
-          <w:color w:val="1C1E2E"/>
-          <w:sz w:val="22"/>
-        </w:rPr>
-        <w:t>Academic Writing Journey</w:t>
-      </w:r>
-      <w:r>
-        <w:rPr>
-          <w:rFonts w:ascii="Inter" w:hAnsi="Inter" w:cs="Inter"/>
-          <w:b w:val="0"/>
-          <w:i w:val="0"/>
-          <w:color w:val="1C1E2E"/>
-          <w:sz w:val="22"/>
-        </w:rPr>
-        <w:t>.</w:t>
-      </w:r>
-    </w:p>
-    <w:p>
-      <w:pPr>
-        <w:pBdr>
-          <w:left w:val="single" w:sz="18" w:space="8" w:color="9A5B00"/>
-        </w:pBdr>
-        <w:spacing w:before="120" w:after="200"/>
-        <w:ind w:left="317"/>
-      </w:pPr>
-      <w:r>
-        <w:rPr>
-          <w:rFonts w:ascii="Inter" w:hAnsi="Inter" w:cs="Inter"/>
-          <w:b/>
-          <w:i w:val="0"/>
-          <w:color w:val="5B5F77"/>
-          <w:sz w:val="21"/>
-        </w:rPr>
-        <w:t>Por qué dejarlo a cero es la decisión correcta.</w:t>
-      </w:r>
-      <w:r>
-        <w:rPr>
-          <w:rFonts w:ascii="Inter" w:hAnsi="Inter" w:cs="Inter"/>
-          <w:b w:val="0"/>
-          <w:i w:val="0"/>
-          <w:color w:val="5B5F77"/>
-          <w:sz w:val="21"/>
-        </w:rPr>
-        <w:t xml:space="preserve"> Una </w:t>
-      </w:r>
-      <w:r>
-        <w:rPr>
-          <w:rFonts w:ascii="Inter" w:hAnsi="Inter" w:cs="Inter"/>
-          <w:b w:val="0"/>
-          <w:i/>
-          <w:color w:val="5B5F77"/>
-          <w:sz w:val="21"/>
-        </w:rPr>
-        <w:t>Matrícula de Honor</w:t>
-      </w:r>
-      <w:r>
-        <w:rPr>
-          <w:rFonts w:ascii="Inter" w:hAnsi="Inter" w:cs="Inter"/>
-          <w:b w:val="0"/>
-          <w:i w:val="0"/>
-          <w:color w:val="5B5F77"/>
-          <w:sz w:val="21"/>
-        </w:rPr>
-        <w:t xml:space="preserve"> es una calificación de asignatura; el </w:t>
-      </w:r>
-      <w:r>
-        <w:rPr>
-          <w:rFonts w:ascii="Inter" w:hAnsi="Inter" w:cs="Inter"/>
-          <w:b w:val="0"/>
-          <w:i/>
-          <w:color w:val="5B5F77"/>
-          <w:sz w:val="21"/>
-        </w:rPr>
-        <w:t>Premio Extraordinario de Máster</w:t>
-      </w:r>
-      <w:r>
-        <w:rPr>
-          <w:rFonts w:ascii="Inter" w:hAnsi="Inter" w:cs="Inter"/>
-          <w:b w:val="0"/>
-          <w:i w:val="0"/>
-          <w:color w:val="5B5F77"/>
-          <w:sz w:val="21"/>
-        </w:rPr>
-        <w:t xml:space="preserve"> es una resolución de la universidad al mejor expediente de la promoción. Declarar la una como el otro invalidaría el mérito y restaría credibilidad al resto del CV — precisamente cuando §B.1 sí aporta un premio real, certificado y apostillado. Si la UPV resolviera el Premio Extraordinario a tu favor más adelante, se añade la resolución como </w:t>
-      </w:r>
-      <w:r>
-        <w:rPr>
-          <w:rFonts w:ascii="Inter" w:hAnsi="Inter" w:cs="Inter"/>
-          <w:b/>
-          <w:i w:val="0"/>
-          <w:color w:val="5B5F77"/>
-          <w:sz w:val="21"/>
-        </w:rPr>
-        <w:t>[DOC-08]</w:t>
-      </w:r>
-      <w:r>
-        <w:rPr>
-          <w:rFonts w:ascii="Inter" w:hAnsi="Inter" w:cs="Inter"/>
-          <w:b w:val="0"/>
-          <w:i w:val="0"/>
-          <w:color w:val="5B5F77"/>
-          <w:sz w:val="21"/>
-        </w:rPr>
-        <w:t xml:space="preserve"> y este apartado pasa a puntuar.</w:t>
-      </w:r>
-    </w:p>
-    <w:p>
-      <w:r>
-        <w:rPr>
-          <w:rFonts w:ascii="Inter" w:hAnsi="Inter" w:cs="Inter"/>
-          <w:b/>
-          <w:i w:val="0"/>
-          <w:color w:val="1C1E2E"/>
-          <w:sz w:val="22"/>
-        </w:rPr>
-        <w:t>Acreditación:</w:t>
-      </w:r>
-      <w:r>
-        <w:rPr>
-          <w:rFonts w:ascii="Inter" w:hAnsi="Inter" w:cs="Inter"/>
-          <w:b w:val="0"/>
-          <w:i w:val="0"/>
-          <w:color w:val="1C1E2E"/>
-          <w:sz w:val="22"/>
-        </w:rPr>
-        <w:t xml:space="preserve"> certificación académica con las 2 Matrículas de Honor, incluida en </w:t>
-      </w:r>
-      <w:r>
-        <w:rPr>
-          <w:rFonts w:ascii="Inter" w:hAnsi="Inter" w:cs="Inter"/>
-          <w:b/>
-          <w:i w:val="0"/>
-          <w:color w:val="1C1E2E"/>
-          <w:sz w:val="22"/>
-        </w:rPr>
-        <w:t>[DOC-01]</w:t>
-      </w:r>
-      <w:r>
-        <w:rPr>
-          <w:rFonts w:ascii="Inter" w:hAnsi="Inter" w:cs="Inter"/>
-          <w:b w:val="0"/>
-          <w:i w:val="0"/>
-          <w:color w:val="1C1E2E"/>
-          <w:sz w:val="22"/>
-        </w:rPr>
-        <w:t>.</w:t>
-      </w:r>
-    </w:p>
-    <w:p>
-      <w:pPr>
-        <w:pBdr>
-          <w:bottom w:val="single" w:sz="6" w:space="1" w:color="E6E8F2"/>
-        </w:pBdr>
-      </w:pPr>
-    </w:p>
-    <w:p>
-      <w:pPr>
-        <w:spacing w:before="320" w:after="120"/>
-      </w:pPr>
-      <w:r>
-        <w:rPr>
-          <w:rFonts w:ascii="Fraunces" w:hAnsi="Fraunces" w:cs="Fraunces"/>
-          <w:b/>
-          <w:i w:val="0"/>
-          <w:color w:val="22307C"/>
-          <w:sz w:val="32"/>
-        </w:rPr>
-        <w:t xml:space="preserve">B.3 · Realización de un segundo máster — </w:t>
-      </w:r>
-      <w:r>
-        <w:rPr>
-          <w:rFonts w:ascii="Fraunces" w:hAnsi="Fraunces" w:cs="Fraunces"/>
-          <w:b/>
-          <w:i w:val="0"/>
-          <w:color w:val="22307C"/>
-          <w:sz w:val="32"/>
-        </w:rPr>
-        <w:t>5 %</w:t>
-      </w:r>
-      <w:r>
-        <w:rPr>
-          <w:rFonts w:ascii="Fraunces" w:hAnsi="Fraunces" w:cs="Fraunces"/>
-          <w:b/>
-          <w:i w:val="0"/>
-          <w:color w:val="22307C"/>
-          <w:sz w:val="32"/>
-        </w:rPr>
-        <w:t xml:space="preserve"> ❌ NO ACREDITADO ACTUALMENTE</w:t>
-      </w:r>
-    </w:p>
-    <w:p>
-      <w:r>
-        <w:rPr>
-          <w:rFonts w:ascii="Inter" w:hAnsi="Inter" w:cs="Inter"/>
-          <w:b w:val="0"/>
-          <w:i w:val="0"/>
-          <w:color w:val="1C1E2E"/>
-          <w:sz w:val="22"/>
-        </w:rPr>
-        <w:t>No se posee, a fecha de esta solicitud, un segundo título de máster universitario oficial además del Máster en Lenguas y Tecnología (UPV).</w:t>
-      </w:r>
-    </w:p>
-    <w:p>
-      <w:r>
-        <w:rPr>
-          <w:rFonts w:ascii="Inter" w:hAnsi="Inter" w:cs="Inter"/>
-          <w:b/>
-          <w:i w:val="0"/>
-          <w:color w:val="1C1E2E"/>
-          <w:sz w:val="22"/>
-        </w:rPr>
-        <w:t>Qué SÍ se puede aportar como formación de posgrado complementaria</w:t>
-      </w:r>
-      <w:r>
-        <w:rPr>
-          <w:rFonts w:ascii="Inter" w:hAnsi="Inter" w:cs="Inter"/>
-          <w:b w:val="0"/>
-          <w:i w:val="0"/>
-          <w:color w:val="1C1E2E"/>
-          <w:sz w:val="22"/>
-        </w:rPr>
-        <w:t xml:space="preserve"> (no puntúa en este apartado, pero refuerza el conjunto y se declara en §6):</w:t>
-      </w:r>
-    </w:p>
-    <w:p>
-      <w:pPr>
-        <w:pStyle w:val="ListBullet"/>
-        <w:spacing w:after="60"/>
-        <w:ind w:left="403"/>
-      </w:pPr>
-      <w:r>
-        <w:rPr>
-          <w:rFonts w:ascii="Inter" w:hAnsi="Inter" w:cs="Inter"/>
-          <w:b w:val="0"/>
-          <w:i/>
-          <w:color w:val="1C1E2E"/>
-          <w:sz w:val="22"/>
-        </w:rPr>
-        <w:t>Instructional Design: Course Planning and Pedagogy</w:t>
-      </w:r>
-      <w:r>
-        <w:rPr>
-          <w:rFonts w:ascii="Inter" w:hAnsi="Inter" w:cs="Inter"/>
-          <w:b w:val="0"/>
-          <w:i w:val="0"/>
-          <w:color w:val="1C1E2E"/>
-          <w:sz w:val="22"/>
-        </w:rPr>
-        <w:t xml:space="preserve"> — University of California, Irvine (Division of Continuing Education), enero 2025.</w:t>
-      </w:r>
-    </w:p>
-    <w:p>
-      <w:pPr>
-        <w:pStyle w:val="ListBullet"/>
-        <w:spacing w:after="60"/>
-        <w:ind w:left="403"/>
-      </w:pPr>
-      <w:r>
-        <w:rPr>
-          <w:rFonts w:ascii="Inter" w:hAnsi="Inter" w:cs="Inter"/>
-          <w:b w:val="0"/>
-          <w:i/>
-          <w:color w:val="1C1E2E"/>
-          <w:sz w:val="22"/>
-        </w:rPr>
-        <w:t>Instructional Design Fundamentals</w:t>
-      </w:r>
-      <w:r>
-        <w:rPr>
-          <w:rFonts w:ascii="Inter" w:hAnsi="Inter" w:cs="Inter"/>
-          <w:b w:val="0"/>
-          <w:i w:val="0"/>
-          <w:color w:val="1C1E2E"/>
-          <w:sz w:val="22"/>
-        </w:rPr>
-        <w:t xml:space="preserve"> — University of Cambridge (Professional and Continuing Education), marzo 2025.</w:t>
-      </w:r>
-    </w:p>
-    <w:p>
-      <w:pPr>
-        <w:pStyle w:val="ListBullet"/>
-        <w:spacing w:after="60"/>
-        <w:ind w:left="403"/>
-      </w:pPr>
-      <w:r>
-        <w:rPr>
-          <w:rFonts w:ascii="Inter" w:hAnsi="Inter" w:cs="Inter"/>
-          <w:b w:val="0"/>
-          <w:i/>
-          <w:color w:val="1C1E2E"/>
-          <w:sz w:val="22"/>
-        </w:rPr>
-        <w:t>AP Stylebook Workshop Certificate</w:t>
-      </w:r>
-      <w:r>
-        <w:rPr>
-          <w:rFonts w:ascii="Inter" w:hAnsi="Inter" w:cs="Inter"/>
-          <w:b w:val="0"/>
-          <w:i w:val="0"/>
-          <w:color w:val="1C1E2E"/>
-          <w:sz w:val="22"/>
-        </w:rPr>
-        <w:t xml:space="preserve"> — The Associated Press, mayo 2024 (validez hasta diciembre 2034).</w:t>
-      </w:r>
-    </w:p>
-    <w:p>
-      <w:pPr>
-        <w:pStyle w:val="ListBullet"/>
-        <w:spacing w:after="60"/>
-        <w:ind w:left="403"/>
-      </w:pPr>
-      <w:r>
-        <w:rPr>
-          <w:rFonts w:ascii="Inter" w:hAnsi="Inter" w:cs="Inter"/>
-          <w:b w:val="0"/>
-          <w:i/>
-          <w:color w:val="1C1E2E"/>
-          <w:sz w:val="22"/>
-        </w:rPr>
-        <w:t>Creación de contenidos digitales, mobile learning y gamificación</w:t>
-      </w:r>
-      <w:r>
-        <w:rPr>
-          <w:rFonts w:ascii="Inter" w:hAnsi="Inter" w:cs="Inter"/>
-          <w:b w:val="0"/>
-          <w:i w:val="0"/>
-          <w:color w:val="1C1E2E"/>
-          <w:sz w:val="22"/>
-        </w:rPr>
-        <w:t xml:space="preserve"> — SEPE, 2024.</w:t>
-      </w:r>
-    </w:p>
-    <w:p>
-      <w:pPr>
-        <w:pBdr>
-          <w:left w:val="single" w:sz="18" w:space="8" w:color="9A5B00"/>
-        </w:pBdr>
-        <w:spacing w:before="120" w:after="200"/>
-        <w:ind w:left="317"/>
-      </w:pPr>
-      <w:r>
-        <w:rPr>
-          <w:rFonts w:ascii="Inter" w:hAnsi="Inter" w:cs="Inter"/>
-          <w:b/>
-          <w:i w:val="0"/>
-          <w:color w:val="5B5F77"/>
-          <w:sz w:val="21"/>
-        </w:rPr>
-        <w:t>Nota estratégica.</w:t>
-      </w:r>
-      <w:r>
-        <w:rPr>
-          <w:rFonts w:ascii="Inter" w:hAnsi="Inter" w:cs="Inter"/>
-          <w:b w:val="0"/>
-          <w:i w:val="0"/>
-          <w:color w:val="5B5F77"/>
-          <w:sz w:val="21"/>
-        </w:rPr>
-        <w:t xml:space="preserve"> Este es el único de los seis méritos que hoy queda a cero. Es honesto dejarlo así: la comisión valora la coherencia del expediente, y los otros cinco apartados están cubiertos. No conviene forzar cursos de especialización como si fueran un máster oficial.</w:t>
-      </w:r>
-    </w:p>
-    <w:p>
-      <w:pPr>
-        <w:pBdr>
-          <w:bottom w:val="single" w:sz="6" w:space="1" w:color="E6E8F2"/>
-        </w:pBdr>
-      </w:pPr>
-    </w:p>
-    <w:p>
-      <w:pPr>
-        <w:spacing w:before="320" w:after="120"/>
-      </w:pPr>
-      <w:r>
-        <w:rPr>
-          <w:rFonts w:ascii="Fraunces" w:hAnsi="Fraunces" w:cs="Fraunces"/>
-          <w:b/>
-          <w:i w:val="0"/>
-          <w:color w:val="22307C"/>
-          <w:sz w:val="32"/>
-        </w:rPr>
-        <w:t xml:space="preserve">B.4 · Conocimiento de idiomas diferentes a los de las titulaciones previas — </w:t>
-      </w:r>
-      <w:r>
-        <w:rPr>
-          <w:rFonts w:ascii="Fraunces" w:hAnsi="Fraunces" w:cs="Fraunces"/>
-          <w:b/>
-          <w:i w:val="0"/>
-          <w:color w:val="22307C"/>
-          <w:sz w:val="32"/>
-        </w:rPr>
-        <w:t>5 %</w:t>
-      </w:r>
-      <w:r>
-        <w:rPr>
-          <w:rFonts w:ascii="Fraunces" w:hAnsi="Fraunces" w:cs="Fraunces"/>
-          <w:b/>
-          <w:i w:val="0"/>
-          <w:color w:val="22307C"/>
-          <w:sz w:val="32"/>
-        </w:rPr>
-        <w:t xml:space="preserve"> ⚠️ INTERPRETACIÓN</w:t>
-      </w:r>
-    </w:p>
-    <w:p>
-      <w:r>
-        <w:rPr>
-          <w:rFonts w:ascii="Inter" w:hAnsi="Inter" w:cs="Inter"/>
-          <w:b/>
-          <w:i w:val="0"/>
-          <w:color w:val="1C1E2E"/>
-          <w:sz w:val="22"/>
-        </w:rPr>
-        <w:t>Acreditaciones que se aportan:</w:t>
+        <w:t>:</w:t>
       </w:r>
     </w:p>
     <w:tbl>
@@ -4346,7 +3797,7 @@
                 <w:color w:val="22307C"/>
                 <w:sz w:val="19"/>
               </w:rPr>
-              <w:t>Credencial</w:t>
+              <w:t>Año</w:t>
             </w:r>
           </w:p>
         </w:tc>
@@ -4368,7 +3819,7 @@
                 <w:color w:val="22307C"/>
                 <w:sz w:val="19"/>
               </w:rPr>
-              <w:t>Entidad</w:t>
+              <w:t>Distinción</w:t>
             </w:r>
           </w:p>
         </w:tc>
@@ -4390,7 +3841,7 @@
                 <w:color w:val="22307C"/>
                 <w:sz w:val="19"/>
               </w:rPr>
-              <w:t>Nivel / estado</w:t>
+              <w:t>Firmada por</w:t>
             </w:r>
           </w:p>
         </w:tc>
@@ -4413,7 +3864,7 @@
                 <w:color w:val="1C1E2E"/>
                 <w:sz w:val="19"/>
               </w:rPr>
-              <w:t>C1 Advanced (CAE)</w:t>
+              <w:t>2000</w:t>
             </w:r>
           </w:p>
         </w:tc>
@@ -4434,7 +3885,7 @@
                 <w:color w:val="1C1E2E"/>
                 <w:sz w:val="19"/>
               </w:rPr>
-              <w:t>Cambridge English</w:t>
+              <w:t>Orden «Luis María Ribas Dávila» — más alto rendimiento académico</w:t>
             </w:r>
           </w:p>
         </w:tc>
@@ -4450,32 +3901,12 @@
             <w:r>
               <w:rPr>
                 <w:rFonts w:ascii="Inter" w:hAnsi="Inter" w:cs="Inter"/>
-                <w:b/>
-                <w:i w:val="0"/>
-                <w:color w:val="1C1E2E"/>
-                <w:sz w:val="19"/>
-              </w:rPr>
-              <w:t>C1</w:t>
-            </w:r>
-            <w:r>
-              <w:rPr>
-                <w:rFonts w:ascii="Inter" w:hAnsi="Inter" w:cs="Inter"/>
                 <w:b w:val="0"/>
                 <w:i w:val="0"/>
                 <w:color w:val="1C1E2E"/>
                 <w:sz w:val="19"/>
               </w:rPr>
-              <w:t xml:space="preserve"> — acreditación oficial </w:t>
-            </w:r>
-            <w:r>
-              <w:rPr>
-                <w:rFonts w:ascii="Inter" w:hAnsi="Inter" w:cs="Inter"/>
-                <w:b/>
-                <w:i w:val="0"/>
-                <w:color w:val="1C1E2E"/>
-                <w:sz w:val="19"/>
-              </w:rPr>
-              <w:t>[DOC-09]</w:t>
+              <w:t>Rector y Secretaria de la ULA</w:t>
             </w:r>
           </w:p>
         </w:tc>
@@ -4498,7 +3929,7 @@
                 <w:color w:val="1C1E2E"/>
                 <w:sz w:val="19"/>
               </w:rPr>
-              <w:t>CELTA</w:t>
+              <w:t>2001</w:t>
             </w:r>
           </w:p>
         </w:tc>
@@ -4519,7 +3950,7 @@
                 <w:color w:val="1C1E2E"/>
                 <w:sz w:val="19"/>
               </w:rPr>
-              <w:t>Cambridge English</w:t>
+              <w:t>Orden «Luis María Ribas Dávila» — más alto rendimiento académico</w:t>
             </w:r>
           </w:p>
         </w:tc>
@@ -4540,17 +3971,7 @@
                 <w:color w:val="1C1E2E"/>
                 <w:sz w:val="19"/>
               </w:rPr>
-              <w:t xml:space="preserve">Certificado de habilitación docente en inglés </w:t>
-            </w:r>
-            <w:r>
-              <w:rPr>
-                <w:rFonts w:ascii="Inter" w:hAnsi="Inter" w:cs="Inter"/>
-                <w:b/>
-                <w:i w:val="0"/>
-                <w:color w:val="1C1E2E"/>
-                <w:sz w:val="19"/>
-              </w:rPr>
-              <w:t>[DOC-10]</w:t>
+              <w:t>Rector y Secretaria de la ULA</w:t>
             </w:r>
           </w:p>
         </w:tc>
@@ -4573,6 +3994,1194 @@
                 <w:color w:val="1C1E2E"/>
                 <w:sz w:val="19"/>
               </w:rPr>
+              <w:t>2002</w:t>
+            </w:r>
+          </w:p>
+        </w:tc>
+        <w:tc>
+          <w:tcPr>
+            <w:tcW w:type="dxa" w:w="3216"/>
+          </w:tcPr>
+          <w:p>
+            <w:pPr>
+              <w:spacing w:after="40"/>
+            </w:pPr>
+            <w:r/>
+            <w:r>
+              <w:rPr>
+                <w:rFonts w:ascii="Inter" w:hAnsi="Inter" w:cs="Inter"/>
+                <w:b w:val="0"/>
+                <w:i w:val="0"/>
+                <w:color w:val="1C1E2E"/>
+                <w:sz w:val="19"/>
+              </w:rPr>
+              <w:t>Orden «Luis María Ribas Dávila» — mayor rendimiento académico</w:t>
+            </w:r>
+          </w:p>
+        </w:tc>
+        <w:tc>
+          <w:tcPr>
+            <w:tcW w:type="dxa" w:w="3216"/>
+          </w:tcPr>
+          <w:p>
+            <w:pPr>
+              <w:spacing w:after="40"/>
+            </w:pPr>
+            <w:r/>
+            <w:r>
+              <w:rPr>
+                <w:rFonts w:ascii="Inter" w:hAnsi="Inter" w:cs="Inter"/>
+                <w:b w:val="0"/>
+                <w:i w:val="0"/>
+                <w:color w:val="1C1E2E"/>
+                <w:sz w:val="19"/>
+              </w:rPr>
+              <w:t>Rector y Secretaria de la ULA</w:t>
+            </w:r>
+          </w:p>
+        </w:tc>
+      </w:tr>
+      <w:tr>
+        <w:tc>
+          <w:tcPr>
+            <w:tcW w:type="dxa" w:w="3216"/>
+          </w:tcPr>
+          <w:p>
+            <w:pPr>
+              <w:spacing w:after="40"/>
+            </w:pPr>
+            <w:r/>
+            <w:r>
+              <w:rPr>
+                <w:rFonts w:ascii="Inter" w:hAnsi="Inter" w:cs="Inter"/>
+                <w:b/>
+                <w:i w:val="0"/>
+                <w:color w:val="1C1E2E"/>
+                <w:sz w:val="19"/>
+              </w:rPr>
+              <w:t>2003</w:t>
+            </w:r>
+          </w:p>
+        </w:tc>
+        <w:tc>
+          <w:tcPr>
+            <w:tcW w:type="dxa" w:w="3216"/>
+          </w:tcPr>
+          <w:p>
+            <w:pPr>
+              <w:spacing w:after="40"/>
+            </w:pPr>
+            <w:r/>
+            <w:r>
+              <w:rPr>
+                <w:rFonts w:ascii="Inter" w:hAnsi="Inter" w:cs="Inter"/>
+                <w:b w:val="0"/>
+                <w:i w:val="0"/>
+                <w:color w:val="1C1E2E"/>
+                <w:sz w:val="19"/>
+              </w:rPr>
+              <w:t>Orden «Luis María Ribas Dávila» — mayor rendimiento académico</w:t>
+            </w:r>
+          </w:p>
+        </w:tc>
+        <w:tc>
+          <w:tcPr>
+            <w:tcW w:type="dxa" w:w="3216"/>
+          </w:tcPr>
+          <w:p>
+            <w:pPr>
+              <w:spacing w:after="40"/>
+            </w:pPr>
+            <w:r/>
+            <w:r>
+              <w:rPr>
+                <w:rFonts w:ascii="Inter" w:hAnsi="Inter" w:cs="Inter"/>
+                <w:b w:val="0"/>
+                <w:i w:val="0"/>
+                <w:color w:val="1C1E2E"/>
+                <w:sz w:val="19"/>
+              </w:rPr>
+              <w:t>Rector y Secretaria de la ULA</w:t>
+            </w:r>
+          </w:p>
+        </w:tc>
+      </w:tr>
+    </w:tbl>
+    <w:p/>
+    <w:p>
+      <w:r>
+        <w:rPr>
+          <w:rFonts w:ascii="Inter" w:hAnsi="Inter" w:cs="Inter"/>
+          <w:b w:val="0"/>
+          <w:i w:val="0"/>
+          <w:color w:val="1C1E2E"/>
+          <w:sz w:val="22"/>
+        </w:rPr>
+        <w:t xml:space="preserve">Cuatro diplomas rectorales consecutivos </w:t>
+      </w:r>
+      <w:r>
+        <w:rPr>
+          <w:rFonts w:ascii="Inter" w:hAnsi="Inter" w:cs="Inter"/>
+          <w:b/>
+          <w:i w:val="0"/>
+          <w:color w:val="1C1E2E"/>
+          <w:sz w:val="22"/>
+        </w:rPr>
+        <w:t>[DOC-07B]</w:t>
+      </w:r>
+      <w:r>
+        <w:rPr>
+          <w:rFonts w:ascii="Inter" w:hAnsi="Inter" w:cs="Inter"/>
+          <w:b w:val="0"/>
+          <w:i w:val="0"/>
+          <w:color w:val="1C1E2E"/>
+          <w:sz w:val="22"/>
+        </w:rPr>
+        <w:t xml:space="preserve"> demuestran que el 1.º de 56 al graduarse fue la culminación de una trayectoria sostenida, no el resultado de un solo curso. Es el argumento que conviene poner por delante si la comisión duda de la equiparación con el Premio Extraordinario español.</w:t>
+      </w:r>
+    </w:p>
+    <w:p>
+      <w:pPr>
+        <w:pBdr>
+          <w:left w:val="single" w:sz="18" w:space="8" w:color="9A5B00"/>
+        </w:pBdr>
+        <w:spacing w:before="120" w:after="200"/>
+        <w:ind w:left="317"/>
+      </w:pPr>
+      <w:r>
+        <w:rPr>
+          <w:rFonts w:ascii="Inter" w:hAnsi="Inter" w:cs="Inter"/>
+          <w:b/>
+          <w:i w:val="0"/>
+          <w:color w:val="5B5F77"/>
+          <w:sz w:val="21"/>
+        </w:rPr>
+        <w:t>Cómo redactarlo ante la comisión — esto importa.</w:t>
+      </w:r>
+      <w:r>
+        <w:rPr>
+          <w:rFonts w:ascii="Inter" w:hAnsi="Inter" w:cs="Inter"/>
+          <w:b w:val="0"/>
+          <w:i w:val="0"/>
+          <w:color w:val="5B5F77"/>
+          <w:sz w:val="21"/>
+        </w:rPr>
+        <w:t xml:space="preserve"> El documento venezolano </w:t>
+      </w:r>
+      <w:r>
+        <w:rPr>
+          <w:rFonts w:ascii="Inter" w:hAnsi="Inter" w:cs="Inter"/>
+          <w:b/>
+          <w:i w:val="0"/>
+          <w:color w:val="5B5F77"/>
+          <w:sz w:val="21"/>
+        </w:rPr>
+        <w:t>no se titula «Premio Extraordinario Fin de Carrera»</w:t>
+      </w:r>
+      <w:r>
+        <w:rPr>
+          <w:rFonts w:ascii="Inter" w:hAnsi="Inter" w:cs="Inter"/>
+          <w:b w:val="0"/>
+          <w:i w:val="0"/>
+          <w:color w:val="5B5F77"/>
+          <w:sz w:val="21"/>
+        </w:rPr>
+        <w:t xml:space="preserve">, porque la ULA no emite ese premio con esa denominación: emite la </w:t>
+      </w:r>
+      <w:r>
+        <w:rPr>
+          <w:rFonts w:ascii="Inter" w:hAnsi="Inter" w:cs="Inter"/>
+          <w:b/>
+          <w:i w:val="0"/>
+          <w:color w:val="5B5F77"/>
+          <w:sz w:val="21"/>
+        </w:rPr>
+        <w:t>Constancia de Rango Académico</w:t>
+      </w:r>
+      <w:r>
+        <w:rPr>
+          <w:rFonts w:ascii="Inter" w:hAnsi="Inter" w:cs="Inter"/>
+          <w:b w:val="0"/>
+          <w:i w:val="0"/>
+          <w:color w:val="5B5F77"/>
+          <w:sz w:val="21"/>
+        </w:rPr>
+        <w:t xml:space="preserve">, que es su equivalente funcional y certifica exactamente lo mismo que el premio español acredita — </w:t>
+      </w:r>
+      <w:r>
+        <w:rPr>
+          <w:rFonts w:ascii="Inter" w:hAnsi="Inter" w:cs="Inter"/>
+          <w:b/>
+          <w:i w:val="0"/>
+          <w:color w:val="5B5F77"/>
+          <w:sz w:val="21"/>
+        </w:rPr>
+        <w:t>haber ocupado el primer puesto de la promoción</w:t>
+      </w:r>
+      <w:r>
+        <w:rPr>
+          <w:rFonts w:ascii="Inter" w:hAnsi="Inter" w:cs="Inter"/>
+          <w:b w:val="0"/>
+          <w:i w:val="0"/>
+          <w:color w:val="5B5F77"/>
+          <w:sz w:val="21"/>
+        </w:rPr>
+        <w:t xml:space="preserve">. Preséntalo así, con esas palabras, y adjunta la constancia apostillada: la comisión ve un dato numérico verificable (1.º de 56, 18,97 frente a 15,77) en lugar de una etiqueta que tendría que interpretar. Es, además, el mérito </w:t>
+      </w:r>
+      <w:r>
+        <w:rPr>
+          <w:rFonts w:ascii="Inter" w:hAnsi="Inter" w:cs="Inter"/>
+          <w:b/>
+          <w:i w:val="0"/>
+          <w:color w:val="5B5F77"/>
+          <w:sz w:val="21"/>
+        </w:rPr>
+        <w:t>mejor documentado de todo el expediente</w:t>
+      </w:r>
+      <w:r>
+        <w:rPr>
+          <w:rFonts w:ascii="Inter" w:hAnsi="Inter" w:cs="Inter"/>
+          <w:b w:val="0"/>
+          <w:i w:val="0"/>
+          <w:color w:val="5B5F77"/>
+          <w:sz w:val="21"/>
+        </w:rPr>
+        <w:t>: constancia oficial + certificación de firmas del Rectorado + apostilla de La Haya con código de validación en línea. Ningún otro apartado del baremo llega a ese nivel de prueba.</w:t>
+      </w:r>
+    </w:p>
+    <w:p>
+      <w:r>
+        <w:rPr>
+          <w:rFonts w:ascii="Inter" w:hAnsi="Inter" w:cs="Inter"/>
+          <w:b/>
+          <w:i w:val="0"/>
+          <w:color w:val="1C1E2E"/>
+          <w:sz w:val="22"/>
+        </w:rPr>
+        <w:t>Acreditación:</w:t>
+      </w:r>
+      <w:r>
+        <w:rPr>
+          <w:rFonts w:ascii="Inter" w:hAnsi="Inter" w:cs="Inter"/>
+          <w:b w:val="0"/>
+          <w:i w:val="0"/>
+          <w:color w:val="1C1E2E"/>
+          <w:sz w:val="22"/>
+        </w:rPr>
+        <w:t xml:space="preserve"> Constancia de Rango Académico con certificación rectoral y apostilla </w:t>
+      </w:r>
+      <w:r>
+        <w:rPr>
+          <w:rFonts w:ascii="Inter" w:hAnsi="Inter" w:cs="Inter"/>
+          <w:b/>
+          <w:i w:val="0"/>
+          <w:color w:val="1C1E2E"/>
+          <w:sz w:val="22"/>
+        </w:rPr>
+        <w:t>[DOC-06]</w:t>
+      </w:r>
+      <w:r>
+        <w:rPr>
+          <w:rFonts w:ascii="Inter" w:hAnsi="Inter" w:cs="Inter"/>
+          <w:b w:val="0"/>
+          <w:i w:val="0"/>
+          <w:color w:val="1C1E2E"/>
+          <w:sz w:val="22"/>
+        </w:rPr>
+        <w:t xml:space="preserve"> · Diploma de Honor del TFG (20/20 Sobresaliente) </w:t>
+      </w:r>
+      <w:r>
+        <w:rPr>
+          <w:rFonts w:ascii="Inter" w:hAnsi="Inter" w:cs="Inter"/>
+          <w:b/>
+          <w:i w:val="0"/>
+          <w:color w:val="1C1E2E"/>
+          <w:sz w:val="22"/>
+        </w:rPr>
+        <w:t>[DOC-07]</w:t>
+      </w:r>
+      <w:r>
+        <w:rPr>
+          <w:rFonts w:ascii="Inter" w:hAnsi="Inter" w:cs="Inter"/>
+          <w:b w:val="0"/>
+          <w:i w:val="0"/>
+          <w:color w:val="1C1E2E"/>
+          <w:sz w:val="22"/>
+        </w:rPr>
+        <w:t>.</w:t>
+      </w:r>
+    </w:p>
+    <w:p>
+      <w:pPr>
+        <w:pBdr>
+          <w:bottom w:val="single" w:sz="6" w:space="1" w:color="E6E8F2"/>
+        </w:pBdr>
+      </w:pPr>
+    </w:p>
+    <w:p>
+      <w:pPr>
+        <w:spacing w:before="320" w:after="120"/>
+      </w:pPr>
+      <w:r>
+        <w:rPr>
+          <w:rFonts w:ascii="Fraunces" w:hAnsi="Fraunces" w:cs="Fraunces"/>
+          <w:b/>
+          <w:i w:val="0"/>
+          <w:color w:val="22307C"/>
+          <w:sz w:val="32"/>
+        </w:rPr>
+        <w:t xml:space="preserve">B.2 · Premio extraordinario de máster — </w:t>
+      </w:r>
+      <w:r>
+        <w:rPr>
+          <w:rFonts w:ascii="Fraunces" w:hAnsi="Fraunces" w:cs="Fraunces"/>
+          <w:b/>
+          <w:i w:val="0"/>
+          <w:color w:val="22307C"/>
+          <w:sz w:val="32"/>
+        </w:rPr>
+        <w:t>5 %</w:t>
+      </w:r>
+      <w:r>
+        <w:rPr>
+          <w:rFonts w:ascii="Fraunces" w:hAnsi="Fraunces" w:cs="Fraunces"/>
+          <w:b/>
+          <w:i w:val="0"/>
+          <w:color w:val="22307C"/>
+          <w:sz w:val="32"/>
+        </w:rPr>
+        <w:t xml:space="preserve"> ❌ NO PROCEDE COMO PREMIO</w:t>
+      </w:r>
+    </w:p>
+    <w:p>
+      <w:r>
+        <w:rPr>
+          <w:rFonts w:ascii="Inter" w:hAnsi="Inter" w:cs="Inter"/>
+          <w:b/>
+          <w:i w:val="0"/>
+          <w:color w:val="1C1E2E"/>
+          <w:sz w:val="22"/>
+        </w:rPr>
+        <w:t>El Premio Extraordinario que se posee es el de grado (§B.1), no el de máster.</w:t>
+      </w:r>
+      <w:r>
+        <w:rPr>
+          <w:rFonts w:ascii="Inter" w:hAnsi="Inter" w:cs="Inter"/>
+          <w:b w:val="0"/>
+          <w:i w:val="0"/>
+          <w:color w:val="1C1E2E"/>
+          <w:sz w:val="22"/>
+        </w:rPr>
+        <w:t xml:space="preserve"> No se declara aquí ningún premio.</w:t>
+      </w:r>
+    </w:p>
+    <w:p>
+      <w:r>
+        <w:rPr>
+          <w:rFonts w:ascii="Inter" w:hAnsi="Inter" w:cs="Inter"/>
+          <w:b/>
+          <w:i w:val="0"/>
+          <w:color w:val="1C1E2E"/>
+          <w:sz w:val="22"/>
+        </w:rPr>
+        <w:t>Lo que sí se declara como distinción académica del máster</w:t>
+      </w:r>
+      <w:r>
+        <w:rPr>
+          <w:rFonts w:ascii="Inter" w:hAnsi="Inter" w:cs="Inter"/>
+          <w:b w:val="0"/>
+          <w:i w:val="0"/>
+          <w:color w:val="1C1E2E"/>
+          <w:sz w:val="22"/>
+        </w:rPr>
+        <w:t xml:space="preserve"> — y que refuerza el Bloque A, no este apartado:</w:t>
+      </w:r>
+    </w:p>
+    <w:p>
+      <w:pPr>
+        <w:pStyle w:val="ListBullet"/>
+        <w:spacing w:after="60"/>
+        <w:ind w:left="403"/>
+      </w:pPr>
+      <w:r>
+        <w:rPr>
+          <w:rFonts w:ascii="Inter" w:hAnsi="Inter" w:cs="Inter"/>
+          <w:b/>
+          <w:i w:val="0"/>
+          <w:color w:val="1C1E2E"/>
+          <w:sz w:val="22"/>
+        </w:rPr>
+        <w:t>2 Matrículas de Honor</w:t>
+      </w:r>
+      <w:r>
+        <w:rPr>
+          <w:rFonts w:ascii="Inter" w:hAnsi="Inter" w:cs="Inter"/>
+          <w:b w:val="0"/>
+          <w:i w:val="0"/>
+          <w:color w:val="1C1E2E"/>
+          <w:sz w:val="22"/>
+        </w:rPr>
+        <w:t xml:space="preserve"> en el Máster Universitario en Lenguas y Tecnología (UPV, 2026).</w:t>
+      </w:r>
+    </w:p>
+    <w:p>
+      <w:pPr>
+        <w:pStyle w:val="ListBullet"/>
+        <w:spacing w:after="60"/>
+        <w:ind w:left="403"/>
+      </w:pPr>
+      <w:r>
+        <w:rPr>
+          <w:rFonts w:ascii="Inter" w:hAnsi="Inter" w:cs="Inter"/>
+          <w:b w:val="0"/>
+          <w:i w:val="0"/>
+          <w:color w:val="1C1E2E"/>
+          <w:sz w:val="22"/>
+        </w:rPr>
+        <w:t xml:space="preserve">Nota media del expediente </w:t>
+      </w:r>
+      <w:r>
+        <w:rPr>
+          <w:rFonts w:ascii="Inter" w:hAnsi="Inter" w:cs="Inter"/>
+          <w:b/>
+          <w:i w:val="0"/>
+          <w:color w:val="1C1E2E"/>
+          <w:sz w:val="22"/>
+        </w:rPr>
+        <w:t>9,4 / 10</w:t>
+      </w:r>
+      <w:r>
+        <w:rPr>
+          <w:rFonts w:ascii="Inter" w:hAnsi="Inter" w:cs="Inter"/>
+          <w:b w:val="0"/>
+          <w:i w:val="0"/>
+          <w:color w:val="1C1E2E"/>
+          <w:sz w:val="22"/>
+        </w:rPr>
+        <w:t>.</w:t>
+      </w:r>
+    </w:p>
+    <w:p>
+      <w:pPr>
+        <w:pStyle w:val="ListBullet"/>
+        <w:spacing w:after="60"/>
+        <w:ind w:left="403"/>
+      </w:pPr>
+      <w:r>
+        <w:rPr>
+          <w:rFonts w:ascii="Inter" w:hAnsi="Inter" w:cs="Inter"/>
+          <w:b w:val="0"/>
+          <w:i w:val="0"/>
+          <w:color w:val="1C1E2E"/>
+          <w:sz w:val="22"/>
+        </w:rPr>
+        <w:t xml:space="preserve">Calificación de </w:t>
+      </w:r>
+      <w:r>
+        <w:rPr>
+          <w:rFonts w:ascii="Inter" w:hAnsi="Inter" w:cs="Inter"/>
+          <w:b/>
+          <w:i w:val="0"/>
+          <w:color w:val="1C1E2E"/>
+          <w:sz w:val="22"/>
+        </w:rPr>
+        <w:t>10/10</w:t>
+      </w:r>
+      <w:r>
+        <w:rPr>
+          <w:rFonts w:ascii="Inter" w:hAnsi="Inter" w:cs="Inter"/>
+          <w:b w:val="0"/>
+          <w:i w:val="0"/>
+          <w:color w:val="1C1E2E"/>
+          <w:sz w:val="22"/>
+        </w:rPr>
+        <w:t xml:space="preserve"> en el proyecto </w:t>
+      </w:r>
+      <w:r>
+        <w:rPr>
+          <w:rFonts w:ascii="Inter" w:hAnsi="Inter" w:cs="Inter"/>
+          <w:b w:val="0"/>
+          <w:i/>
+          <w:color w:val="1C1E2E"/>
+          <w:sz w:val="22"/>
+        </w:rPr>
+        <w:t>Academic Writing Journey</w:t>
+      </w:r>
+      <w:r>
+        <w:rPr>
+          <w:rFonts w:ascii="Inter" w:hAnsi="Inter" w:cs="Inter"/>
+          <w:b w:val="0"/>
+          <w:i w:val="0"/>
+          <w:color w:val="1C1E2E"/>
+          <w:sz w:val="22"/>
+        </w:rPr>
+        <w:t>.</w:t>
+      </w:r>
+    </w:p>
+    <w:p>
+      <w:pPr>
+        <w:pBdr>
+          <w:left w:val="single" w:sz="18" w:space="8" w:color="9A5B00"/>
+        </w:pBdr>
+        <w:spacing w:before="120" w:after="200"/>
+        <w:ind w:left="317"/>
+      </w:pPr>
+      <w:r>
+        <w:rPr>
+          <w:rFonts w:ascii="Inter" w:hAnsi="Inter" w:cs="Inter"/>
+          <w:b/>
+          <w:i w:val="0"/>
+          <w:color w:val="5B5F77"/>
+          <w:sz w:val="21"/>
+        </w:rPr>
+        <w:t>Por qué dejarlo a cero es la decisión correcta.</w:t>
+      </w:r>
+      <w:r>
+        <w:rPr>
+          <w:rFonts w:ascii="Inter" w:hAnsi="Inter" w:cs="Inter"/>
+          <w:b w:val="0"/>
+          <w:i w:val="0"/>
+          <w:color w:val="5B5F77"/>
+          <w:sz w:val="21"/>
+        </w:rPr>
+        <w:t xml:space="preserve"> Una </w:t>
+      </w:r>
+      <w:r>
+        <w:rPr>
+          <w:rFonts w:ascii="Inter" w:hAnsi="Inter" w:cs="Inter"/>
+          <w:b w:val="0"/>
+          <w:i/>
+          <w:color w:val="5B5F77"/>
+          <w:sz w:val="21"/>
+        </w:rPr>
+        <w:t>Matrícula de Honor</w:t>
+      </w:r>
+      <w:r>
+        <w:rPr>
+          <w:rFonts w:ascii="Inter" w:hAnsi="Inter" w:cs="Inter"/>
+          <w:b w:val="0"/>
+          <w:i w:val="0"/>
+          <w:color w:val="5B5F77"/>
+          <w:sz w:val="21"/>
+        </w:rPr>
+        <w:t xml:space="preserve"> es una calificación de asignatura; el </w:t>
+      </w:r>
+      <w:r>
+        <w:rPr>
+          <w:rFonts w:ascii="Inter" w:hAnsi="Inter" w:cs="Inter"/>
+          <w:b w:val="0"/>
+          <w:i/>
+          <w:color w:val="5B5F77"/>
+          <w:sz w:val="21"/>
+        </w:rPr>
+        <w:t>Premio Extraordinario de Máster</w:t>
+      </w:r>
+      <w:r>
+        <w:rPr>
+          <w:rFonts w:ascii="Inter" w:hAnsi="Inter" w:cs="Inter"/>
+          <w:b w:val="0"/>
+          <w:i w:val="0"/>
+          <w:color w:val="5B5F77"/>
+          <w:sz w:val="21"/>
+        </w:rPr>
+        <w:t xml:space="preserve"> es una resolución de la universidad al mejor expediente de la promoción. Declarar la una como el otro invalidaría el mérito y restaría credibilidad al resto del CV — precisamente cuando §B.1 sí aporta un premio real, certificado y apostillado. Si la UPV resolviera el Premio Extraordinario a tu favor más adelante, se añade la resolución como </w:t>
+      </w:r>
+      <w:r>
+        <w:rPr>
+          <w:rFonts w:ascii="Inter" w:hAnsi="Inter" w:cs="Inter"/>
+          <w:b/>
+          <w:i w:val="0"/>
+          <w:color w:val="5B5F77"/>
+          <w:sz w:val="21"/>
+        </w:rPr>
+        <w:t>[DOC-08]</w:t>
+      </w:r>
+      <w:r>
+        <w:rPr>
+          <w:rFonts w:ascii="Inter" w:hAnsi="Inter" w:cs="Inter"/>
+          <w:b w:val="0"/>
+          <w:i w:val="0"/>
+          <w:color w:val="5B5F77"/>
+          <w:sz w:val="21"/>
+        </w:rPr>
+        <w:t xml:space="preserve"> y este apartado pasa a puntuar.</w:t>
+      </w:r>
+    </w:p>
+    <w:p>
+      <w:r>
+        <w:rPr>
+          <w:rFonts w:ascii="Inter" w:hAnsi="Inter" w:cs="Inter"/>
+          <w:b/>
+          <w:i w:val="0"/>
+          <w:color w:val="1C1E2E"/>
+          <w:sz w:val="22"/>
+        </w:rPr>
+        <w:t>Acreditación:</w:t>
+      </w:r>
+      <w:r>
+        <w:rPr>
+          <w:rFonts w:ascii="Inter" w:hAnsi="Inter" w:cs="Inter"/>
+          <w:b w:val="0"/>
+          <w:i w:val="0"/>
+          <w:color w:val="1C1E2E"/>
+          <w:sz w:val="22"/>
+        </w:rPr>
+        <w:t xml:space="preserve"> certificación académica con las 2 Matrículas de Honor, incluida en </w:t>
+      </w:r>
+      <w:r>
+        <w:rPr>
+          <w:rFonts w:ascii="Inter" w:hAnsi="Inter" w:cs="Inter"/>
+          <w:b/>
+          <w:i w:val="0"/>
+          <w:color w:val="1C1E2E"/>
+          <w:sz w:val="22"/>
+        </w:rPr>
+        <w:t>[DOC-01]</w:t>
+      </w:r>
+      <w:r>
+        <w:rPr>
+          <w:rFonts w:ascii="Inter" w:hAnsi="Inter" w:cs="Inter"/>
+          <w:b w:val="0"/>
+          <w:i w:val="0"/>
+          <w:color w:val="1C1E2E"/>
+          <w:sz w:val="22"/>
+        </w:rPr>
+        <w:t>.</w:t>
+      </w:r>
+    </w:p>
+    <w:p>
+      <w:pPr>
+        <w:pBdr>
+          <w:bottom w:val="single" w:sz="6" w:space="1" w:color="E6E8F2"/>
+        </w:pBdr>
+      </w:pPr>
+    </w:p>
+    <w:p>
+      <w:pPr>
+        <w:spacing w:before="320" w:after="120"/>
+      </w:pPr>
+      <w:r>
+        <w:rPr>
+          <w:rFonts w:ascii="Fraunces" w:hAnsi="Fraunces" w:cs="Fraunces"/>
+          <w:b/>
+          <w:i w:val="0"/>
+          <w:color w:val="22307C"/>
+          <w:sz w:val="32"/>
+        </w:rPr>
+        <w:t xml:space="preserve">B.3 · Realización de un segundo máster — </w:t>
+      </w:r>
+      <w:r>
+        <w:rPr>
+          <w:rFonts w:ascii="Fraunces" w:hAnsi="Fraunces" w:cs="Fraunces"/>
+          <w:b/>
+          <w:i w:val="0"/>
+          <w:color w:val="22307C"/>
+          <w:sz w:val="32"/>
+        </w:rPr>
+        <w:t>5 %</w:t>
+      </w:r>
+      <w:r>
+        <w:rPr>
+          <w:rFonts w:ascii="Fraunces" w:hAnsi="Fraunces" w:cs="Fraunces"/>
+          <w:b/>
+          <w:i w:val="0"/>
+          <w:color w:val="22307C"/>
+          <w:sz w:val="32"/>
+        </w:rPr>
+        <w:t xml:space="preserve"> ❌ NO ACREDITADO ACTUALMENTE</w:t>
+      </w:r>
+    </w:p>
+    <w:p>
+      <w:r>
+        <w:rPr>
+          <w:rFonts w:ascii="Inter" w:hAnsi="Inter" w:cs="Inter"/>
+          <w:b w:val="0"/>
+          <w:i w:val="0"/>
+          <w:color w:val="1C1E2E"/>
+          <w:sz w:val="22"/>
+        </w:rPr>
+        <w:t>No se posee, a fecha de esta solicitud, un segundo título de máster universitario oficial además del Máster en Lenguas y Tecnología (UPV).</w:t>
+      </w:r>
+    </w:p>
+    <w:p>
+      <w:r>
+        <w:rPr>
+          <w:rFonts w:ascii="Inter" w:hAnsi="Inter" w:cs="Inter"/>
+          <w:b/>
+          <w:i w:val="0"/>
+          <w:color w:val="1C1E2E"/>
+          <w:sz w:val="22"/>
+        </w:rPr>
+        <w:t>Qué SÍ se puede aportar como formación de posgrado complementaria</w:t>
+      </w:r>
+      <w:r>
+        <w:rPr>
+          <w:rFonts w:ascii="Inter" w:hAnsi="Inter" w:cs="Inter"/>
+          <w:b w:val="0"/>
+          <w:i w:val="0"/>
+          <w:color w:val="1C1E2E"/>
+          <w:sz w:val="22"/>
+        </w:rPr>
+        <w:t xml:space="preserve"> (no puntúa en este apartado, pero refuerza el conjunto y se declara en §6):</w:t>
+      </w:r>
+    </w:p>
+    <w:p>
+      <w:pPr>
+        <w:pStyle w:val="ListBullet"/>
+        <w:spacing w:after="60"/>
+        <w:ind w:left="403"/>
+      </w:pPr>
+      <w:r>
+        <w:rPr>
+          <w:rFonts w:ascii="Inter" w:hAnsi="Inter" w:cs="Inter"/>
+          <w:b w:val="0"/>
+          <w:i/>
+          <w:color w:val="1C1E2E"/>
+          <w:sz w:val="22"/>
+        </w:rPr>
+        <w:t>Instructional Design: Course Planning and Pedagogy</w:t>
+      </w:r>
+      <w:r>
+        <w:rPr>
+          <w:rFonts w:ascii="Inter" w:hAnsi="Inter" w:cs="Inter"/>
+          <w:b w:val="0"/>
+          <w:i w:val="0"/>
+          <w:color w:val="1C1E2E"/>
+          <w:sz w:val="22"/>
+        </w:rPr>
+        <w:t xml:space="preserve"> — University of California, Irvine (Division of Continuing Education), enero 2025.</w:t>
+      </w:r>
+    </w:p>
+    <w:p>
+      <w:pPr>
+        <w:pStyle w:val="ListBullet"/>
+        <w:spacing w:after="60"/>
+        <w:ind w:left="403"/>
+      </w:pPr>
+      <w:r>
+        <w:rPr>
+          <w:rFonts w:ascii="Inter" w:hAnsi="Inter" w:cs="Inter"/>
+          <w:b w:val="0"/>
+          <w:i/>
+          <w:color w:val="1C1E2E"/>
+          <w:sz w:val="22"/>
+        </w:rPr>
+        <w:t>Instructional Design Fundamentals</w:t>
+      </w:r>
+      <w:r>
+        <w:rPr>
+          <w:rFonts w:ascii="Inter" w:hAnsi="Inter" w:cs="Inter"/>
+          <w:b w:val="0"/>
+          <w:i w:val="0"/>
+          <w:color w:val="1C1E2E"/>
+          <w:sz w:val="22"/>
+        </w:rPr>
+        <w:t xml:space="preserve"> — University of Cambridge (Professional and Continuing Education), marzo 2025.</w:t>
+      </w:r>
+    </w:p>
+    <w:p>
+      <w:pPr>
+        <w:pStyle w:val="ListBullet"/>
+        <w:spacing w:after="60"/>
+        <w:ind w:left="403"/>
+      </w:pPr>
+      <w:r>
+        <w:rPr>
+          <w:rFonts w:ascii="Inter" w:hAnsi="Inter" w:cs="Inter"/>
+          <w:b w:val="0"/>
+          <w:i/>
+          <w:color w:val="1C1E2E"/>
+          <w:sz w:val="22"/>
+        </w:rPr>
+        <w:t>AP Stylebook Workshop Certificate</w:t>
+      </w:r>
+      <w:r>
+        <w:rPr>
+          <w:rFonts w:ascii="Inter" w:hAnsi="Inter" w:cs="Inter"/>
+          <w:b w:val="0"/>
+          <w:i w:val="0"/>
+          <w:color w:val="1C1E2E"/>
+          <w:sz w:val="22"/>
+        </w:rPr>
+        <w:t xml:space="preserve"> — The Associated Press, mayo 2024 (validez hasta diciembre 2034).</w:t>
+      </w:r>
+    </w:p>
+    <w:p>
+      <w:pPr>
+        <w:pStyle w:val="ListBullet"/>
+        <w:spacing w:after="60"/>
+        <w:ind w:left="403"/>
+      </w:pPr>
+      <w:r>
+        <w:rPr>
+          <w:rFonts w:ascii="Inter" w:hAnsi="Inter" w:cs="Inter"/>
+          <w:b w:val="0"/>
+          <w:i/>
+          <w:color w:val="1C1E2E"/>
+          <w:sz w:val="22"/>
+        </w:rPr>
+        <w:t>Creación de contenidos digitales, mobile learning y gamificación</w:t>
+      </w:r>
+      <w:r>
+        <w:rPr>
+          <w:rFonts w:ascii="Inter" w:hAnsi="Inter" w:cs="Inter"/>
+          <w:b w:val="0"/>
+          <w:i w:val="0"/>
+          <w:color w:val="1C1E2E"/>
+          <w:sz w:val="22"/>
+        </w:rPr>
+        <w:t xml:space="preserve"> — SEPE, 2024.</w:t>
+      </w:r>
+    </w:p>
+    <w:p>
+      <w:pPr>
+        <w:pBdr>
+          <w:left w:val="single" w:sz="18" w:space="8" w:color="9A5B00"/>
+        </w:pBdr>
+        <w:spacing w:before="120" w:after="200"/>
+        <w:ind w:left="317"/>
+      </w:pPr>
+      <w:r>
+        <w:rPr>
+          <w:rFonts w:ascii="Inter" w:hAnsi="Inter" w:cs="Inter"/>
+          <w:b/>
+          <w:i w:val="0"/>
+          <w:color w:val="5B5F77"/>
+          <w:sz w:val="21"/>
+        </w:rPr>
+        <w:t>Nota estratégica.</w:t>
+      </w:r>
+      <w:r>
+        <w:rPr>
+          <w:rFonts w:ascii="Inter" w:hAnsi="Inter" w:cs="Inter"/>
+          <w:b w:val="0"/>
+          <w:i w:val="0"/>
+          <w:color w:val="5B5F77"/>
+          <w:sz w:val="21"/>
+        </w:rPr>
+        <w:t xml:space="preserve"> Este es el único de los seis méritos que hoy queda a cero. Es honesto dejarlo así: la comisión valora la coherencia del expediente, y los otros cinco apartados están cubiertos. No conviene forzar cursos de especialización como si fueran un máster oficial.</w:t>
+      </w:r>
+    </w:p>
+    <w:p>
+      <w:pPr>
+        <w:pBdr>
+          <w:bottom w:val="single" w:sz="6" w:space="1" w:color="E6E8F2"/>
+        </w:pBdr>
+      </w:pPr>
+    </w:p>
+    <w:p>
+      <w:pPr>
+        <w:spacing w:before="320" w:after="120"/>
+      </w:pPr>
+      <w:r>
+        <w:rPr>
+          <w:rFonts w:ascii="Fraunces" w:hAnsi="Fraunces" w:cs="Fraunces"/>
+          <w:b/>
+          <w:i w:val="0"/>
+          <w:color w:val="22307C"/>
+          <w:sz w:val="32"/>
+        </w:rPr>
+        <w:t xml:space="preserve">B.4 · Conocimiento de idiomas diferentes a los de las titulaciones previas — </w:t>
+      </w:r>
+      <w:r>
+        <w:rPr>
+          <w:rFonts w:ascii="Fraunces" w:hAnsi="Fraunces" w:cs="Fraunces"/>
+          <w:b/>
+          <w:i w:val="0"/>
+          <w:color w:val="22307C"/>
+          <w:sz w:val="32"/>
+        </w:rPr>
+        <w:t>5 %</w:t>
+      </w:r>
+      <w:r>
+        <w:rPr>
+          <w:rFonts w:ascii="Fraunces" w:hAnsi="Fraunces" w:cs="Fraunces"/>
+          <w:b/>
+          <w:i w:val="0"/>
+          <w:color w:val="22307C"/>
+          <w:sz w:val="32"/>
+        </w:rPr>
+        <w:t xml:space="preserve"> ⚠️ INTERPRETACIÓN</w:t>
+      </w:r>
+    </w:p>
+    <w:p>
+      <w:r>
+        <w:rPr>
+          <w:rFonts w:ascii="Inter" w:hAnsi="Inter" w:cs="Inter"/>
+          <w:b/>
+          <w:i w:val="0"/>
+          <w:color w:val="1C1E2E"/>
+          <w:sz w:val="22"/>
+        </w:rPr>
+        <w:t>Acreditaciones que se aportan:</w:t>
+      </w:r>
+    </w:p>
+    <w:tbl>
+      <w:tblPr>
+        <w:tblW w:type="auto" w:w="0"/>
+        <w:jc w:val="left"/>
+        <w:tblBorders>
+          <w:top w:val="single" w:sz="4" w:space="0" w:color="E6E8F2"/>
+          <w:left w:val="single" w:sz="4" w:space="0" w:color="E6E8F2"/>
+          <w:bottom w:val="single" w:sz="4" w:space="0" w:color="E6E8F2"/>
+          <w:right w:val="single" w:sz="4" w:space="0" w:color="E6E8F2"/>
+          <w:insideH w:val="single" w:sz="4" w:space="0" w:color="E6E8F2"/>
+          <w:insideV w:val="single" w:sz="4" w:space="0" w:color="E6E8F2"/>
+        </w:tblBorders>
+        <w:tblLayout w:type="autofit"/>
+        <w:tblLook w:firstColumn="1" w:firstRow="1" w:lastColumn="0" w:lastRow="0" w:noHBand="0" w:noVBand="1" w:val="04A0"/>
+      </w:tblPr>
+      <w:tblGrid>
+        <w:gridCol w:w="3216"/>
+        <w:gridCol w:w="3216"/>
+        <w:gridCol w:w="3216"/>
+      </w:tblGrid>
+      <w:tr>
+        <w:tc>
+          <w:tcPr>
+            <w:tcW w:type="dxa" w:w="3216"/>
+            <w:shd w:val="clear" w:color="auto" w:fill="EEF2FD"/>
+          </w:tcPr>
+          <w:p>
+            <w:pPr>
+              <w:spacing w:after="40"/>
+            </w:pPr>
+            <w:r/>
+            <w:r>
+              <w:rPr>
+                <w:rFonts w:ascii="Inter" w:hAnsi="Inter" w:cs="Inter"/>
+                <w:b/>
+                <w:i w:val="0"/>
+                <w:color w:val="22307C"/>
+                <w:sz w:val="19"/>
+              </w:rPr>
+              <w:t>Credencial</w:t>
+            </w:r>
+          </w:p>
+        </w:tc>
+        <w:tc>
+          <w:tcPr>
+            <w:tcW w:type="dxa" w:w="3216"/>
+            <w:shd w:val="clear" w:color="auto" w:fill="EEF2FD"/>
+          </w:tcPr>
+          <w:p>
+            <w:pPr>
+              <w:spacing w:after="40"/>
+            </w:pPr>
+            <w:r/>
+            <w:r>
+              <w:rPr>
+                <w:rFonts w:ascii="Inter" w:hAnsi="Inter" w:cs="Inter"/>
+                <w:b/>
+                <w:i w:val="0"/>
+                <w:color w:val="22307C"/>
+                <w:sz w:val="19"/>
+              </w:rPr>
+              <w:t>Entidad</w:t>
+            </w:r>
+          </w:p>
+        </w:tc>
+        <w:tc>
+          <w:tcPr>
+            <w:tcW w:type="dxa" w:w="3216"/>
+            <w:shd w:val="clear" w:color="auto" w:fill="EEF2FD"/>
+          </w:tcPr>
+          <w:p>
+            <w:pPr>
+              <w:spacing w:after="40"/>
+            </w:pPr>
+            <w:r/>
+            <w:r>
+              <w:rPr>
+                <w:rFonts w:ascii="Inter" w:hAnsi="Inter" w:cs="Inter"/>
+                <w:b/>
+                <w:i w:val="0"/>
+                <w:color w:val="22307C"/>
+                <w:sz w:val="19"/>
+              </w:rPr>
+              <w:t>Nivel / estado</w:t>
+            </w:r>
+          </w:p>
+        </w:tc>
+      </w:tr>
+      <w:tr>
+        <w:tc>
+          <w:tcPr>
+            <w:tcW w:type="dxa" w:w="3216"/>
+          </w:tcPr>
+          <w:p>
+            <w:pPr>
+              <w:spacing w:after="40"/>
+            </w:pPr>
+            <w:r/>
+            <w:r>
+              <w:rPr>
+                <w:rFonts w:ascii="Inter" w:hAnsi="Inter" w:cs="Inter"/>
+                <w:b/>
+                <w:i w:val="0"/>
+                <w:color w:val="1C1E2E"/>
+                <w:sz w:val="19"/>
+              </w:rPr>
+              <w:t>C1 Advanced (CAE)</w:t>
+            </w:r>
+          </w:p>
+        </w:tc>
+        <w:tc>
+          <w:tcPr>
+            <w:tcW w:type="dxa" w:w="3216"/>
+          </w:tcPr>
+          <w:p>
+            <w:pPr>
+              <w:spacing w:after="40"/>
+            </w:pPr>
+            <w:r/>
+            <w:r>
+              <w:rPr>
+                <w:rFonts w:ascii="Inter" w:hAnsi="Inter" w:cs="Inter"/>
+                <w:b w:val="0"/>
+                <w:i w:val="0"/>
+                <w:color w:val="1C1E2E"/>
+                <w:sz w:val="19"/>
+              </w:rPr>
+              <w:t>Cambridge English</w:t>
+            </w:r>
+          </w:p>
+        </w:tc>
+        <w:tc>
+          <w:tcPr>
+            <w:tcW w:type="dxa" w:w="3216"/>
+          </w:tcPr>
+          <w:p>
+            <w:pPr>
+              <w:spacing w:after="40"/>
+            </w:pPr>
+            <w:r/>
+            <w:r>
+              <w:rPr>
+                <w:rFonts w:ascii="Inter" w:hAnsi="Inter" w:cs="Inter"/>
+                <w:b/>
+                <w:i w:val="0"/>
+                <w:color w:val="1C1E2E"/>
+                <w:sz w:val="19"/>
+              </w:rPr>
+              <w:t>C1</w:t>
+            </w:r>
+            <w:r>
+              <w:rPr>
+                <w:rFonts w:ascii="Inter" w:hAnsi="Inter" w:cs="Inter"/>
+                <w:b w:val="0"/>
+                <w:i w:val="0"/>
+                <w:color w:val="1C1E2E"/>
+                <w:sz w:val="19"/>
+              </w:rPr>
+              <w:t xml:space="preserve"> — acreditación oficial </w:t>
+            </w:r>
+            <w:r>
+              <w:rPr>
+                <w:rFonts w:ascii="Inter" w:hAnsi="Inter" w:cs="Inter"/>
+                <w:b/>
+                <w:i w:val="0"/>
+                <w:color w:val="1C1E2E"/>
+                <w:sz w:val="19"/>
+              </w:rPr>
+              <w:t>[DOC-09]</w:t>
+            </w:r>
+          </w:p>
+        </w:tc>
+      </w:tr>
+      <w:tr>
+        <w:tc>
+          <w:tcPr>
+            <w:tcW w:type="dxa" w:w="3216"/>
+          </w:tcPr>
+          <w:p>
+            <w:pPr>
+              <w:spacing w:after="40"/>
+            </w:pPr>
+            <w:r/>
+            <w:r>
+              <w:rPr>
+                <w:rFonts w:ascii="Inter" w:hAnsi="Inter" w:cs="Inter"/>
+                <w:b/>
+                <w:i w:val="0"/>
+                <w:color w:val="1C1E2E"/>
+                <w:sz w:val="19"/>
+              </w:rPr>
+              <w:t>CELTA</w:t>
+            </w:r>
+          </w:p>
+        </w:tc>
+        <w:tc>
+          <w:tcPr>
+            <w:tcW w:type="dxa" w:w="3216"/>
+          </w:tcPr>
+          <w:p>
+            <w:pPr>
+              <w:spacing w:after="40"/>
+            </w:pPr>
+            <w:r/>
+            <w:r>
+              <w:rPr>
+                <w:rFonts w:ascii="Inter" w:hAnsi="Inter" w:cs="Inter"/>
+                <w:b w:val="0"/>
+                <w:i w:val="0"/>
+                <w:color w:val="1C1E2E"/>
+                <w:sz w:val="19"/>
+              </w:rPr>
+              <w:t>Cambridge English</w:t>
+            </w:r>
+          </w:p>
+        </w:tc>
+        <w:tc>
+          <w:tcPr>
+            <w:tcW w:type="dxa" w:w="3216"/>
+          </w:tcPr>
+          <w:p>
+            <w:pPr>
+              <w:spacing w:after="40"/>
+            </w:pPr>
+            <w:r/>
+            <w:r>
+              <w:rPr>
+                <w:rFonts w:ascii="Inter" w:hAnsi="Inter" w:cs="Inter"/>
+                <w:b w:val="0"/>
+                <w:i w:val="0"/>
+                <w:color w:val="1C1E2E"/>
+                <w:sz w:val="19"/>
+              </w:rPr>
+              <w:t xml:space="preserve">Certificado de habilitación docente en inglés </w:t>
+            </w:r>
+            <w:r>
+              <w:rPr>
+                <w:rFonts w:ascii="Inter" w:hAnsi="Inter" w:cs="Inter"/>
+                <w:b/>
+                <w:i w:val="0"/>
+                <w:color w:val="1C1E2E"/>
+                <w:sz w:val="19"/>
+              </w:rPr>
+              <w:t>[DOC-10]</w:t>
+            </w:r>
+          </w:p>
+        </w:tc>
+      </w:tr>
+      <w:tr>
+        <w:tc>
+          <w:tcPr>
+            <w:tcW w:type="dxa" w:w="3216"/>
+          </w:tcPr>
+          <w:p>
+            <w:pPr>
+              <w:spacing w:after="40"/>
+            </w:pPr>
+            <w:r/>
+            <w:r>
+              <w:rPr>
+                <w:rFonts w:ascii="Inter" w:hAnsi="Inter" w:cs="Inter"/>
+                <w:b/>
+                <w:i w:val="0"/>
+                <w:color w:val="1C1E2E"/>
+                <w:sz w:val="19"/>
+              </w:rPr>
               <w:t>Examinadora acreditada DELE</w:t>
             </w:r>
           </w:p>
@@ -4974,7 +5583,426 @@
           <w:color w:val="1C1E2E"/>
           <w:sz w:val="22"/>
         </w:rPr>
-        <w:t>Dos becas obtenidas, una en cada titulación — una de ellas de excelencia y la otra de convocatoria ministerial:</w:t>
+        <w:t>Beca de Alto Rendimiento — Universidad de Los Andes, Núcleo Táchira.</w:t>
+      </w:r>
+      <w:r>
+        <w:rPr>
+          <w:rFonts w:ascii="Inter" w:hAnsi="Inter" w:cs="Inter"/>
+          <w:b w:val="0"/>
+          <w:i w:val="0"/>
+          <w:color w:val="1C1E2E"/>
+          <w:sz w:val="22"/>
+        </w:rPr>
+        <w:t xml:space="preserve"> Beca </w:t>
+      </w:r>
+      <w:r>
+        <w:rPr>
+          <w:rFonts w:ascii="Inter" w:hAnsi="Inter" w:cs="Inter"/>
+          <w:b/>
+          <w:i w:val="0"/>
+          <w:color w:val="1C1E2E"/>
+          <w:sz w:val="22"/>
+        </w:rPr>
+        <w:t>de mérito, no asistencial</w:t>
+      </w:r>
+      <w:r>
+        <w:rPr>
+          <w:rFonts w:ascii="Inter" w:hAnsi="Inter" w:cs="Inter"/>
+          <w:b w:val="0"/>
+          <w:i w:val="0"/>
+          <w:color w:val="1C1E2E"/>
+          <w:sz w:val="22"/>
+        </w:rPr>
+        <w:t>: se concede por rendimiento académico, y en este caso es la consecuencia directa de las cuatro Órdenes «Luis María Ribas Dávila» (§B.1).</w:t>
+      </w:r>
+    </w:p>
+    <w:tbl>
+      <w:tblPr>
+        <w:tblW w:type="auto" w:w="0"/>
+        <w:jc w:val="left"/>
+        <w:tblBorders>
+          <w:top w:val="single" w:sz="4" w:space="0" w:color="E6E8F2"/>
+          <w:left w:val="single" w:sz="4" w:space="0" w:color="E6E8F2"/>
+          <w:bottom w:val="single" w:sz="4" w:space="0" w:color="E6E8F2"/>
+          <w:right w:val="single" w:sz="4" w:space="0" w:color="E6E8F2"/>
+          <w:insideH w:val="single" w:sz="4" w:space="0" w:color="E6E8F2"/>
+          <w:insideV w:val="single" w:sz="4" w:space="0" w:color="E6E8F2"/>
+        </w:tblBorders>
+        <w:tblLayout w:type="autofit"/>
+        <w:tblLook w:firstColumn="1" w:firstRow="1" w:lastColumn="0" w:lastRow="0" w:noHBand="0" w:noVBand="1" w:val="04A0"/>
+      </w:tblPr>
+      <w:tblGrid>
+        <w:gridCol w:w="4824"/>
+        <w:gridCol w:w="4824"/>
+      </w:tblGrid>
+      <w:tr>
+        <w:tc>
+          <w:tcPr>
+            <w:tcW w:type="dxa" w:w="4824"/>
+            <w:shd w:val="clear" w:color="auto" w:fill="EEF2FD"/>
+          </w:tcPr>
+          <w:p>
+            <w:pPr>
+              <w:spacing w:after="40"/>
+            </w:pPr>
+            <w:r/>
+            <w:r>
+              <w:rPr>
+                <w:rFonts w:ascii="Inter" w:hAnsi="Inter" w:cs="Inter"/>
+                <w:b/>
+                <w:i w:val="0"/>
+                <w:color w:val="22307C"/>
+                <w:sz w:val="19"/>
+              </w:rPr>
+              <w:t>Dato certificado</w:t>
+            </w:r>
+          </w:p>
+        </w:tc>
+        <w:tc>
+          <w:tcPr>
+            <w:tcW w:type="dxa" w:w="4824"/>
+            <w:shd w:val="clear" w:color="auto" w:fill="EEF2FD"/>
+          </w:tcPr>
+          <w:p>
+            <w:pPr>
+              <w:spacing w:after="40"/>
+            </w:pPr>
+            <w:r/>
+            <w:r>
+              <w:rPr>
+                <w:rFonts w:ascii="Inter" w:hAnsi="Inter" w:cs="Inter"/>
+                <w:b/>
+                <w:i w:val="0"/>
+                <w:color w:val="22307C"/>
+                <w:sz w:val="19"/>
+              </w:rPr>
+              <w:t>Valor</w:t>
+            </w:r>
+          </w:p>
+        </w:tc>
+      </w:tr>
+      <w:tr>
+        <w:tc>
+          <w:tcPr>
+            <w:tcW w:type="dxa" w:w="4824"/>
+          </w:tcPr>
+          <w:p>
+            <w:pPr>
+              <w:spacing w:after="40"/>
+            </w:pPr>
+            <w:r/>
+            <w:r>
+              <w:rPr>
+                <w:rFonts w:ascii="Inter" w:hAnsi="Inter" w:cs="Inter"/>
+                <w:b w:val="0"/>
+                <w:i w:val="0"/>
+                <w:color w:val="1C1E2E"/>
+                <w:sz w:val="19"/>
+              </w:rPr>
+              <w:t>Denominación</w:t>
+            </w:r>
+          </w:p>
+        </w:tc>
+        <w:tc>
+          <w:tcPr>
+            <w:tcW w:type="dxa" w:w="4824"/>
+          </w:tcPr>
+          <w:p>
+            <w:pPr>
+              <w:spacing w:after="40"/>
+            </w:pPr>
+            <w:r/>
+            <w:r>
+              <w:rPr>
+                <w:rFonts w:ascii="Inter" w:hAnsi="Inter" w:cs="Inter"/>
+                <w:b/>
+                <w:i w:val="0"/>
+                <w:color w:val="1C1E2E"/>
+                <w:sz w:val="19"/>
+              </w:rPr>
+              <w:t>Beca de Alto Rendimiento</w:t>
+            </w:r>
+          </w:p>
+        </w:tc>
+      </w:tr>
+      <w:tr>
+        <w:tc>
+          <w:tcPr>
+            <w:tcW w:type="dxa" w:w="4824"/>
+          </w:tcPr>
+          <w:p>
+            <w:pPr>
+              <w:spacing w:after="40"/>
+            </w:pPr>
+            <w:r/>
+            <w:r>
+              <w:rPr>
+                <w:rFonts w:ascii="Inter" w:hAnsi="Inter" w:cs="Inter"/>
+                <w:b w:val="0"/>
+                <w:i w:val="0"/>
+                <w:color w:val="1C1E2E"/>
+                <w:sz w:val="19"/>
+              </w:rPr>
+              <w:t>Entidad</w:t>
+            </w:r>
+          </w:p>
+        </w:tc>
+        <w:tc>
+          <w:tcPr>
+            <w:tcW w:type="dxa" w:w="4824"/>
+          </w:tcPr>
+          <w:p>
+            <w:pPr>
+              <w:spacing w:after="40"/>
+            </w:pPr>
+            <w:r/>
+            <w:r>
+              <w:rPr>
+                <w:rFonts w:ascii="Inter" w:hAnsi="Inter" w:cs="Inter"/>
+                <w:b w:val="0"/>
+                <w:i w:val="0"/>
+                <w:color w:val="1C1E2E"/>
+                <w:sz w:val="19"/>
+              </w:rPr>
+              <w:t xml:space="preserve">Universidad de Los Andes – Táchira, </w:t>
+            </w:r>
+            <w:r>
+              <w:rPr>
+                <w:rFonts w:ascii="Inter" w:hAnsi="Inter" w:cs="Inter"/>
+                <w:b/>
+                <w:i w:val="0"/>
+                <w:color w:val="1C1E2E"/>
+                <w:sz w:val="19"/>
+              </w:rPr>
+              <w:t>Dirección de Asuntos Estudiantiles</w:t>
+            </w:r>
+            <w:r>
+              <w:rPr>
+                <w:rFonts w:ascii="Inter" w:hAnsi="Inter" w:cs="Inter"/>
+                <w:b w:val="0"/>
+                <w:i w:val="0"/>
+                <w:color w:val="1C1E2E"/>
+                <w:sz w:val="19"/>
+              </w:rPr>
+              <w:t>, Jefatura de Asistencia Socio Económica Estudiantil</w:t>
+            </w:r>
+          </w:p>
+        </w:tc>
+      </w:tr>
+      <w:tr>
+        <w:tc>
+          <w:tcPr>
+            <w:tcW w:type="dxa" w:w="4824"/>
+          </w:tcPr>
+          <w:p>
+            <w:pPr>
+              <w:spacing w:after="40"/>
+            </w:pPr>
+            <w:r/>
+            <w:r>
+              <w:rPr>
+                <w:rFonts w:ascii="Inter" w:hAnsi="Inter" w:cs="Inter"/>
+                <w:b w:val="0"/>
+                <w:i w:val="0"/>
+                <w:color w:val="1C1E2E"/>
+                <w:sz w:val="19"/>
+              </w:rPr>
+              <w:t>Titulación</w:t>
+            </w:r>
+          </w:p>
+        </w:tc>
+        <w:tc>
+          <w:tcPr>
+            <w:tcW w:type="dxa" w:w="4824"/>
+          </w:tcPr>
+          <w:p>
+            <w:pPr>
+              <w:spacing w:after="40"/>
+            </w:pPr>
+            <w:r/>
+            <w:r>
+              <w:rPr>
+                <w:rFonts w:ascii="Inter" w:hAnsi="Inter" w:cs="Inter"/>
+                <w:b w:val="0"/>
+                <w:i w:val="0"/>
+                <w:color w:val="1C1E2E"/>
+                <w:sz w:val="19"/>
+              </w:rPr>
+              <w:t>Educación mención Inglés</w:t>
+            </w:r>
+          </w:p>
+        </w:tc>
+      </w:tr>
+      <w:tr>
+        <w:tc>
+          <w:tcPr>
+            <w:tcW w:type="dxa" w:w="4824"/>
+          </w:tcPr>
+          <w:p>
+            <w:pPr>
+              <w:spacing w:after="40"/>
+            </w:pPr>
+            <w:r/>
+            <w:r>
+              <w:rPr>
+                <w:rFonts w:ascii="Inter" w:hAnsi="Inter" w:cs="Inter"/>
+                <w:b w:val="0"/>
+                <w:i w:val="0"/>
+                <w:color w:val="1C1E2E"/>
+                <w:sz w:val="19"/>
+              </w:rPr>
+              <w:t>Periodo acreditado</w:t>
+            </w:r>
+          </w:p>
+        </w:tc>
+        <w:tc>
+          <w:tcPr>
+            <w:tcW w:type="dxa" w:w="4824"/>
+          </w:tcPr>
+          <w:p>
+            <w:pPr>
+              <w:spacing w:after="40"/>
+            </w:pPr>
+            <w:r/>
+            <w:r>
+              <w:rPr>
+                <w:rFonts w:ascii="Inter" w:hAnsi="Inter" w:cs="Inter"/>
+                <w:b/>
+                <w:i w:val="0"/>
+                <w:color w:val="1C1E2E"/>
+                <w:sz w:val="19"/>
+              </w:rPr>
+              <w:t>Julio – diciembre de 2003</w:t>
+            </w:r>
+            <w:r>
+              <w:rPr>
+                <w:rFonts w:ascii="Inter" w:hAnsi="Inter" w:cs="Inter"/>
+                <w:b w:val="0"/>
+                <w:i w:val="0"/>
+                <w:color w:val="1C1E2E"/>
+                <w:sz w:val="19"/>
+              </w:rPr>
+              <w:t xml:space="preserve">, y </w:t>
+            </w:r>
+            <w:r>
+              <w:rPr>
+                <w:rFonts w:ascii="Inter" w:hAnsi="Inter" w:cs="Inter"/>
+                <w:b/>
+                <w:i w:val="0"/>
+                <w:color w:val="1C1E2E"/>
+                <w:sz w:val="19"/>
+              </w:rPr>
+              <w:t>vigente</w:t>
+            </w:r>
+            <w:r>
+              <w:rPr>
+                <w:rFonts w:ascii="Inter" w:hAnsi="Inter" w:cs="Inter"/>
+                <w:b w:val="0"/>
+                <w:i w:val="0"/>
+                <w:color w:val="1C1E2E"/>
+                <w:sz w:val="19"/>
+              </w:rPr>
+              <w:t xml:space="preserve"> en la fecha de expedición</w:t>
+            </w:r>
+          </w:p>
+        </w:tc>
+      </w:tr>
+      <w:tr>
+        <w:tc>
+          <w:tcPr>
+            <w:tcW w:type="dxa" w:w="4824"/>
+          </w:tcPr>
+          <w:p>
+            <w:pPr>
+              <w:spacing w:after="40"/>
+            </w:pPr>
+            <w:r/>
+            <w:r>
+              <w:rPr>
+                <w:rFonts w:ascii="Inter" w:hAnsi="Inter" w:cs="Inter"/>
+                <w:b w:val="0"/>
+                <w:i w:val="0"/>
+                <w:color w:val="1C1E2E"/>
+                <w:sz w:val="19"/>
+              </w:rPr>
+              <w:t>Documento</w:t>
+            </w:r>
+          </w:p>
+        </w:tc>
+        <w:tc>
+          <w:tcPr>
+            <w:tcW w:type="dxa" w:w="4824"/>
+          </w:tcPr>
+          <w:p>
+            <w:pPr>
+              <w:spacing w:after="40"/>
+            </w:pPr>
+            <w:r/>
+            <w:r>
+              <w:rPr>
+                <w:rFonts w:ascii="Inter" w:hAnsi="Inter" w:cs="Inter"/>
+                <w:b/>
+                <w:i w:val="0"/>
+                <w:color w:val="1C1E2E"/>
+                <w:sz w:val="19"/>
+              </w:rPr>
+              <w:t>Constancia</w:t>
+            </w:r>
+            <w:r>
+              <w:rPr>
+                <w:rFonts w:ascii="Inter" w:hAnsi="Inter" w:cs="Inter"/>
+                <w:b w:val="0"/>
+                <w:i w:val="0"/>
+                <w:color w:val="1C1E2E"/>
+                <w:sz w:val="19"/>
+              </w:rPr>
+              <w:t xml:space="preserve"> firmada por la Trabajadora Social de la ULA-Táchira, San Cristóbal, </w:t>
+            </w:r>
+            <w:r>
+              <w:rPr>
+                <w:rFonts w:ascii="Inter" w:hAnsi="Inter" w:cs="Inter"/>
+                <w:b/>
+                <w:i w:val="0"/>
+                <w:color w:val="1C1E2E"/>
+                <w:sz w:val="19"/>
+              </w:rPr>
+              <w:t>13 de mayo de 2004</w:t>
+            </w:r>
+            <w:r>
+              <w:rPr>
+                <w:rFonts w:ascii="Inter" w:hAnsi="Inter" w:cs="Inter"/>
+                <w:b w:val="0"/>
+                <w:i w:val="0"/>
+                <w:color w:val="1C1E2E"/>
+                <w:sz w:val="19"/>
+              </w:rPr>
+              <w:t xml:space="preserve"> </w:t>
+            </w:r>
+            <w:r>
+              <w:rPr>
+                <w:rFonts w:ascii="Inter" w:hAnsi="Inter" w:cs="Inter"/>
+                <w:b/>
+                <w:i w:val="0"/>
+                <w:color w:val="1C1E2E"/>
+                <w:sz w:val="19"/>
+              </w:rPr>
+              <w:t>[DOC-12]</w:t>
+            </w:r>
+          </w:p>
+        </w:tc>
+      </w:tr>
+    </w:tbl>
+    <w:p/>
+    <w:p>
+      <w:r>
+        <w:rPr>
+          <w:rFonts w:ascii="Inter" w:hAnsi="Inter" w:cs="Inter"/>
+          <w:b/>
+          <w:i w:val="0"/>
+          <w:color w:val="1C1E2E"/>
+          <w:sz w:val="22"/>
+        </w:rPr>
+        <w:t>Segunda beca — beca del Ministerio (máster, UPV).</w:t>
       </w:r>
     </w:p>
     <w:tbl>
@@ -5152,7 +6180,7 @@
                 <w:color w:val="1C1E2E"/>
                 <w:sz w:val="19"/>
               </w:rPr>
-              <w:t>1</w:t>
+              <w:t>2</w:t>
             </w:r>
           </w:p>
         </w:tc>
@@ -5173,7 +6201,17 @@
                 <w:color w:val="1C1E2E"/>
                 <w:sz w:val="19"/>
               </w:rPr>
-              <w:t>Beca de Excelencia Académica</w:t>
+              <w:t>Beca del Ministerio</w:t>
+            </w:r>
+            <w:r>
+              <w:rPr>
+                <w:rFonts w:ascii="Inter" w:hAnsi="Inter" w:cs="Inter"/>
+                <w:b w:val="0"/>
+                <w:i w:val="0"/>
+                <w:color w:val="1C1E2E"/>
+                <w:sz w:val="19"/>
+              </w:rPr>
+              <w:t xml:space="preserve"> (beca general de estudios universitarios)</w:t>
             </w:r>
           </w:p>
         </w:tc>
@@ -5194,7 +6232,17 @@
                 <w:color w:val="1C1E2E"/>
                 <w:sz w:val="19"/>
               </w:rPr>
-              <w:t>Universidad de Los Andes (ULA), Táchira, Venezuela</w:t>
+              <w:t xml:space="preserve">Ministerio de Educación </w:t>
+            </w:r>
+            <w:r>
+              <w:rPr>
+                <w:rFonts w:ascii="Inter" w:hAnsi="Inter" w:cs="Inter"/>
+                <w:b w:val="0"/>
+                <w:i/>
+                <w:color w:val="1C1E2E"/>
+                <w:sz w:val="19"/>
+              </w:rPr>
+              <w:t>[confirmar denominación exacta de la convocatoria]</w:t>
             </w:r>
           </w:p>
         </w:tc>
@@ -5215,7 +6263,7 @@
                 <w:color w:val="1C1E2E"/>
                 <w:sz w:val="19"/>
               </w:rPr>
-              <w:t xml:space="preserve">Licenciatura en Educación, mención Inglés · </w:t>
+              <w:t xml:space="preserve">Máster Universitario en Lenguas y Tecnología, UPV · </w:t>
             </w:r>
             <w:r>
               <w:rPr>
@@ -5241,22 +6289,12 @@
             <w:r>
               <w:rPr>
                 <w:rFonts w:ascii="Inter" w:hAnsi="Inter" w:cs="Inter"/>
-                <w:b/>
-                <w:i w:val="0"/>
-                <w:color w:val="1C1E2E"/>
-                <w:sz w:val="19"/>
-              </w:rPr>
-              <w:t>Excelencia académica</w:t>
-            </w:r>
-            <w:r>
-              <w:rPr>
-                <w:rFonts w:ascii="Inter" w:hAnsi="Inter" w:cs="Inter"/>
                 <w:b w:val="0"/>
                 <w:i w:val="0"/>
                 <w:color w:val="1C1E2E"/>
                 <w:sz w:val="19"/>
               </w:rPr>
-              <w:t xml:space="preserve"> (concedida por rendimiento, no por renta)</w:t>
+              <w:t>Beca general de estudios de máster</w:t>
             </w:r>
           </w:p>
         </w:tc>
@@ -5277,164 +6315,6 @@
                 <w:color w:val="1C1E2E"/>
                 <w:sz w:val="19"/>
               </w:rPr>
-              <w:t>[DOC-12]</w:t>
-            </w:r>
-          </w:p>
-        </w:tc>
-      </w:tr>
-      <w:tr>
-        <w:tc>
-          <w:tcPr>
-            <w:tcW w:type="dxa" w:w="1608"/>
-          </w:tcPr>
-          <w:p>
-            <w:pPr>
-              <w:spacing w:after="40"/>
-            </w:pPr>
-            <w:r/>
-            <w:r>
-              <w:rPr>
-                <w:rFonts w:ascii="Inter" w:hAnsi="Inter" w:cs="Inter"/>
-                <w:b w:val="0"/>
-                <w:i w:val="0"/>
-                <w:color w:val="1C1E2E"/>
-                <w:sz w:val="19"/>
-              </w:rPr>
-              <w:t>2</w:t>
-            </w:r>
-          </w:p>
-        </w:tc>
-        <w:tc>
-          <w:tcPr>
-            <w:tcW w:type="dxa" w:w="1608"/>
-          </w:tcPr>
-          <w:p>
-            <w:pPr>
-              <w:spacing w:after="40"/>
-            </w:pPr>
-            <w:r/>
-            <w:r>
-              <w:rPr>
-                <w:rFonts w:ascii="Inter" w:hAnsi="Inter" w:cs="Inter"/>
-                <w:b/>
-                <w:i w:val="0"/>
-                <w:color w:val="1C1E2E"/>
-                <w:sz w:val="19"/>
-              </w:rPr>
-              <w:t>Beca del Ministerio</w:t>
-            </w:r>
-            <w:r>
-              <w:rPr>
-                <w:rFonts w:ascii="Inter" w:hAnsi="Inter" w:cs="Inter"/>
-                <w:b w:val="0"/>
-                <w:i w:val="0"/>
-                <w:color w:val="1C1E2E"/>
-                <w:sz w:val="19"/>
-              </w:rPr>
-              <w:t xml:space="preserve"> (beca general de estudios universitarios)</w:t>
-            </w:r>
-          </w:p>
-        </w:tc>
-        <w:tc>
-          <w:tcPr>
-            <w:tcW w:type="dxa" w:w="1608"/>
-          </w:tcPr>
-          <w:p>
-            <w:pPr>
-              <w:spacing w:after="40"/>
-            </w:pPr>
-            <w:r/>
-            <w:r>
-              <w:rPr>
-                <w:rFonts w:ascii="Inter" w:hAnsi="Inter" w:cs="Inter"/>
-                <w:b w:val="0"/>
-                <w:i w:val="0"/>
-                <w:color w:val="1C1E2E"/>
-                <w:sz w:val="19"/>
-              </w:rPr>
-              <w:t xml:space="preserve">Ministerio de Educación </w:t>
-            </w:r>
-            <w:r>
-              <w:rPr>
-                <w:rFonts w:ascii="Inter" w:hAnsi="Inter" w:cs="Inter"/>
-                <w:b w:val="0"/>
-                <w:i/>
-                <w:color w:val="1C1E2E"/>
-                <w:sz w:val="19"/>
-              </w:rPr>
-              <w:t>[confirmar denominación exacta de la convocatoria]</w:t>
-            </w:r>
-          </w:p>
-        </w:tc>
-        <w:tc>
-          <w:tcPr>
-            <w:tcW w:type="dxa" w:w="1608"/>
-          </w:tcPr>
-          <w:p>
-            <w:pPr>
-              <w:spacing w:after="40"/>
-            </w:pPr>
-            <w:r/>
-            <w:r>
-              <w:rPr>
-                <w:rFonts w:ascii="Inter" w:hAnsi="Inter" w:cs="Inter"/>
-                <w:b w:val="0"/>
-                <w:i w:val="0"/>
-                <w:color w:val="1C1E2E"/>
-                <w:sz w:val="19"/>
-              </w:rPr>
-              <w:t xml:space="preserve">Máster Universitario en Lenguas y Tecnología, UPV · </w:t>
-            </w:r>
-            <w:r>
-              <w:rPr>
-                <w:rFonts w:ascii="Inter" w:hAnsi="Inter" w:cs="Inter"/>
-                <w:b w:val="0"/>
-                <w:i/>
-                <w:color w:val="1C1E2E"/>
-                <w:sz w:val="19"/>
-              </w:rPr>
-              <w:t>[curso a completar]</w:t>
-            </w:r>
-          </w:p>
-        </w:tc>
-        <w:tc>
-          <w:tcPr>
-            <w:tcW w:type="dxa" w:w="1608"/>
-          </w:tcPr>
-          <w:p>
-            <w:pPr>
-              <w:spacing w:after="40"/>
-            </w:pPr>
-            <w:r/>
-            <w:r>
-              <w:rPr>
-                <w:rFonts w:ascii="Inter" w:hAnsi="Inter" w:cs="Inter"/>
-                <w:b w:val="0"/>
-                <w:i w:val="0"/>
-                <w:color w:val="1C1E2E"/>
-                <w:sz w:val="19"/>
-              </w:rPr>
-              <w:t>Beca general de estudios de máster</w:t>
-            </w:r>
-          </w:p>
-        </w:tc>
-        <w:tc>
-          <w:tcPr>
-            <w:tcW w:type="dxa" w:w="1608"/>
-          </w:tcPr>
-          <w:p>
-            <w:pPr>
-              <w:spacing w:after="40"/>
-            </w:pPr>
-            <w:r/>
-            <w:r>
-              <w:rPr>
-                <w:rFonts w:ascii="Inter" w:hAnsi="Inter" w:cs="Inter"/>
-                <w:b/>
-                <w:i w:val="0"/>
-                <w:color w:val="1C1E2E"/>
-                <w:sz w:val="19"/>
-              </w:rPr>
               <w:t>[DOC-13]</w:t>
             </w:r>
           </w:p>
@@ -5461,7 +6341,7 @@
           <w:color w:val="1C1E2E"/>
           <w:sz w:val="22"/>
         </w:rPr>
-        <w:t xml:space="preserve"> La </w:t>
+        <w:t xml:space="preserve"> La Beca de Alto Rendimiento </w:t>
       </w:r>
       <w:r>
         <w:rPr>
@@ -5471,7 +6351,7 @@
           <w:color w:val="1C1E2E"/>
           <w:sz w:val="22"/>
         </w:rPr>
-        <w:t>beca de excelencia académica</w:t>
+        <w:t>no es una ayuda por renta</w:t>
       </w:r>
       <w:r>
         <w:rPr>
@@ -5481,27 +6361,7 @@
           <w:color w:val="1C1E2E"/>
           <w:sz w:val="22"/>
         </w:rPr>
-        <w:t xml:space="preserve"> no es una ayuda asistencial: se concede por rendimiento, de modo que </w:t>
-      </w:r>
-      <w:r>
-        <w:rPr>
-          <w:rFonts w:ascii="Inter" w:hAnsi="Inter" w:cs="Inter"/>
-          <w:b/>
-          <w:i w:val="0"/>
-          <w:color w:val="1C1E2E"/>
-          <w:sz w:val="22"/>
-        </w:rPr>
-        <w:t>acredita por vía independiente el mismo hecho que el expediente de grado</w:t>
-      </w:r>
-      <w:r>
-        <w:rPr>
-          <w:rFonts w:ascii="Inter" w:hAnsi="Inter" w:cs="Inter"/>
-          <w:b w:val="0"/>
-          <w:i w:val="0"/>
-          <w:color w:val="1C1E2E"/>
-          <w:sz w:val="22"/>
-        </w:rPr>
-        <w:t xml:space="preserve"> (Summa Cum Laude, primer rango de promoción). Conviene señalarlo expresamente en la solicitud, porque convierte el 5 % de becas en una evidencia adicional del 70 % del expediente.</w:t>
+        <w:t>: se otorga por rendimiento académico. Acredita por vía independiente —y desde una oficina distinta de la que emite las calificaciones— el mismo hecho que sostiene el 70 % del expediente. Conviene decirlo así de forma explícita en la solicitud: convierte el 5 % de becas en una segunda fuente de prueba del expediente.</w:t>
       </w:r>
     </w:p>
     <w:p>
@@ -5530,7 +6390,7 @@
           <w:color w:val="5B5F77"/>
           <w:sz w:val="21"/>
         </w:rPr>
-        <w:t xml:space="preserve"> - Localizar la </w:t>
+        <w:t xml:space="preserve"> completar el </w:t>
       </w:r>
       <w:r>
         <w:rPr>
@@ -5540,7 +6400,7 @@
           <w:color w:val="5B5F77"/>
           <w:sz w:val="21"/>
         </w:rPr>
-        <w:t>credencial o resolución de concesión</w:t>
+        <w:t>curso académico</w:t>
       </w:r>
       <w:r>
         <w:rPr>
@@ -5550,7 +6410,7 @@
           <w:color w:val="5B5F77"/>
           <w:sz w:val="21"/>
         </w:rPr>
-        <w:t xml:space="preserve"> de cada beca (el justificante de pago no acredita el mérito). - Completar el </w:t>
+        <w:t xml:space="preserve"> y la </w:t>
       </w:r>
       <w:r>
         <w:rPr>
@@ -5560,7 +6420,7 @@
           <w:color w:val="5B5F77"/>
           <w:sz w:val="21"/>
         </w:rPr>
-        <w:t>curso académico</w:t>
+        <w:t>denominación oficial exacta</w:t>
       </w:r>
       <w:r>
         <w:rPr>
@@ -5570,47 +6430,7 @@
           <w:color w:val="5B5F77"/>
           <w:sz w:val="21"/>
         </w:rPr>
-        <w:t xml:space="preserve"> de cada una y la </w:t>
-      </w:r>
-      <w:r>
-        <w:rPr>
-          <w:rFonts w:ascii="Inter" w:hAnsi="Inter" w:cs="Inter"/>
-          <w:b/>
-          <w:i w:val="0"/>
-          <w:color w:val="5B5F77"/>
-          <w:sz w:val="21"/>
-        </w:rPr>
-        <w:t>denominación oficial exacta</w:t>
-      </w:r>
-      <w:r>
-        <w:rPr>
-          <w:rFonts w:ascii="Inter" w:hAnsi="Inter" w:cs="Inter"/>
-          <w:b w:val="0"/>
-          <w:i w:val="0"/>
-          <w:color w:val="5B5F77"/>
-          <w:sz w:val="21"/>
-        </w:rPr>
-        <w:t xml:space="preserve"> de la convocatoria ministerial. - Si la resolución de la ULA está en español venezolano con terminología local, adjuntar una </w:t>
-      </w:r>
-      <w:r>
-        <w:rPr>
-          <w:rFonts w:ascii="Inter" w:hAnsi="Inter" w:cs="Inter"/>
-          <w:b/>
-          <w:i w:val="0"/>
-          <w:color w:val="5B5F77"/>
-          <w:sz w:val="21"/>
-        </w:rPr>
-        <w:t>nota explicativa breve</w:t>
-      </w:r>
-      <w:r>
-        <w:rPr>
-          <w:rFonts w:ascii="Inter" w:hAnsi="Inter" w:cs="Inter"/>
-          <w:b w:val="0"/>
-          <w:i w:val="0"/>
-          <w:color w:val="5B5F77"/>
-          <w:sz w:val="21"/>
-        </w:rPr>
-        <w:t xml:space="preserve"> del carácter competitivo de la convocatoria.</w:t>
+        <w:t xml:space="preserve"> de la convocatoria ministerial y localizar su resolución de concesión (el justificante de pago no acredita el mérito).</w:t>
       </w:r>
     </w:p>
     <w:p>
@@ -6961,7 +7781,17 @@
                 <w:color w:val="1C1E2E"/>
                 <w:sz w:val="19"/>
               </w:rPr>
-              <w:t xml:space="preserve"> — constancia apostillada</w:t>
+              <w:t xml:space="preserve"> (constancia apostillada) + </w:t>
+            </w:r>
+            <w:r>
+              <w:rPr>
+                <w:rFonts w:ascii="Inter" w:hAnsi="Inter" w:cs="Inter"/>
+                <w:b/>
+                <w:i w:val="0"/>
+                <w:color w:val="1C1E2E"/>
+                <w:sz w:val="19"/>
+              </w:rPr>
+              <w:t>Orden «Ribas Dávila» 4 años seguidos</w:t>
             </w:r>
           </w:p>
         </w:tc>
@@ -7300,12 +8130,22 @@
             <w:r>
               <w:rPr>
                 <w:rFonts w:ascii="Inter" w:hAnsi="Inter" w:cs="Inter"/>
+                <w:b/>
+                <w:i w:val="0"/>
+                <w:color w:val="1C1E2E"/>
+                <w:sz w:val="19"/>
+              </w:rPr>
+              <w:t>Beca de Alto Rendimiento</w:t>
+            </w:r>
+            <w:r>
+              <w:rPr>
+                <w:rFonts w:ascii="Inter" w:hAnsi="Inter" w:cs="Inter"/>
                 <w:b w:val="0"/>
                 <w:i w:val="0"/>
                 <w:color w:val="1C1E2E"/>
                 <w:sz w:val="19"/>
               </w:rPr>
-              <w:t>Beca de excelencia académica (grado) · beca del Ministerio (máster)</w:t>
+              <w:t xml:space="preserve"> acreditada (ULA, 2003-2004) · beca del Ministerio (máster)</w:t>
             </w:r>
           </w:p>
         </w:tc>
@@ -10292,7 +11132,7 @@
                 <w:color w:val="1C1E2E"/>
                 <w:sz w:val="19"/>
               </w:rPr>
-              <w:t>DOC-08</w:t>
+              <w:t>DOC-07B</w:t>
             </w:r>
           </w:p>
         </w:tc>
@@ -10313,17 +11153,27 @@
                 <w:color w:val="1C1E2E"/>
                 <w:sz w:val="19"/>
               </w:rPr>
-              <w:t xml:space="preserve">Resolución del Premio Extraordinario de Máster </w:t>
+              <w:t xml:space="preserve">⭐ </w:t>
+            </w:r>
+            <w:r>
+              <w:rPr>
+                <w:rFonts w:ascii="Inter" w:hAnsi="Inter" w:cs="Inter"/>
+                <w:b/>
+                <w:i w:val="0"/>
+                <w:color w:val="1C1E2E"/>
+                <w:sz w:val="19"/>
+              </w:rPr>
+              <w:t>Cuatro Órdenes «Luis María Ribas Dávila»</w:t>
             </w:r>
             <w:r>
               <w:rPr>
                 <w:rFonts w:ascii="Inter" w:hAnsi="Inter" w:cs="Inter"/>
                 <w:b w:val="0"/>
-                <w:i/>
-                <w:color w:val="1C1E2E"/>
-                <w:sz w:val="19"/>
-              </w:rPr>
-              <w:t>(solo si la UPV lo resolviera; hoy no procede)</w:t>
+                <w:i w:val="0"/>
+                <w:color w:val="1C1E2E"/>
+                <w:sz w:val="19"/>
+              </w:rPr>
+              <w:t xml:space="preserve"> (2000, 2001, 2002, 2003) — más alto rendimiento académico, Escuela de Educación, ULA-Táchira</w:t>
             </w:r>
           </w:p>
         </w:tc>
@@ -10344,7 +11194,7 @@
                 <w:color w:val="1C1E2E"/>
                 <w:sz w:val="19"/>
               </w:rPr>
-              <w:t>B.2</w:t>
+              <w:t>B.1 · A.2</w:t>
             </w:r>
           </w:p>
         </w:tc>
@@ -10365,7 +11215,17 @@
                 <w:color w:val="1C1E2E"/>
                 <w:sz w:val="19"/>
               </w:rPr>
-              <w:t>➖</w:t>
+              <w:t xml:space="preserve">✅ </w:t>
+            </w:r>
+            <w:r>
+              <w:rPr>
+                <w:rFonts w:ascii="Inter" w:hAnsi="Inter" w:cs="Inter"/>
+                <w:b/>
+                <w:i w:val="0"/>
+                <w:color w:val="1C1E2E"/>
+                <w:sz w:val="19"/>
+              </w:rPr>
+              <w:t>en mano</w:t>
             </w:r>
           </w:p>
         </w:tc>
@@ -10388,7 +11248,7 @@
                 <w:color w:val="1C1E2E"/>
                 <w:sz w:val="19"/>
               </w:rPr>
-              <w:t>DOC-09</w:t>
+              <w:t>DOC-08</w:t>
             </w:r>
           </w:p>
         </w:tc>
@@ -10409,7 +11269,17 @@
                 <w:color w:val="1C1E2E"/>
                 <w:sz w:val="19"/>
               </w:rPr>
-              <w:t>Certificado C1 Advanced (CAE) — Cambridge</w:t>
+              <w:t xml:space="preserve">Resolución del Premio Extraordinario de Máster </w:t>
+            </w:r>
+            <w:r>
+              <w:rPr>
+                <w:rFonts w:ascii="Inter" w:hAnsi="Inter" w:cs="Inter"/>
+                <w:b w:val="0"/>
+                <w:i/>
+                <w:color w:val="1C1E2E"/>
+                <w:sz w:val="19"/>
+              </w:rPr>
+              <w:t>(solo si la UPV lo resolviera; hoy no procede)</w:t>
             </w:r>
           </w:p>
         </w:tc>
@@ -10430,7 +11300,7 @@
                 <w:color w:val="1C1E2E"/>
                 <w:sz w:val="19"/>
               </w:rPr>
-              <w:t>B.4</w:t>
+              <w:t>B.2</w:t>
             </w:r>
           </w:p>
         </w:tc>
@@ -10451,7 +11321,7 @@
                 <w:color w:val="1C1E2E"/>
                 <w:sz w:val="19"/>
               </w:rPr>
-              <w:t>⬜</w:t>
+              <w:t>➖</w:t>
             </w:r>
           </w:p>
         </w:tc>
@@ -10474,7 +11344,7 @@
                 <w:color w:val="1C1E2E"/>
                 <w:sz w:val="19"/>
               </w:rPr>
-              <w:t>DOC-10</w:t>
+              <w:t>DOC-09</w:t>
             </w:r>
           </w:p>
         </w:tc>
@@ -10495,7 +11365,7 @@
                 <w:color w:val="1C1E2E"/>
                 <w:sz w:val="19"/>
               </w:rPr>
-              <w:t>Certificado CELTA — Cambridge</w:t>
+              <w:t>Certificado C1 Advanced (CAE) — Cambridge</w:t>
             </w:r>
           </w:p>
         </w:tc>
@@ -10560,7 +11430,7 @@
                 <w:color w:val="1C1E2E"/>
                 <w:sz w:val="19"/>
               </w:rPr>
-              <w:t>DOC-11</w:t>
+              <w:t>DOC-10</w:t>
             </w:r>
           </w:p>
         </w:tc>
@@ -10581,7 +11451,7 @@
                 <w:color w:val="1C1E2E"/>
                 <w:sz w:val="19"/>
               </w:rPr>
-              <w:t>Acreditación de examinadora DELE — Instituto Cervantes</w:t>
+              <w:t>Certificado CELTA — Cambridge</w:t>
             </w:r>
           </w:p>
         </w:tc>
@@ -10646,7 +11516,7 @@
                 <w:color w:val="1C1E2E"/>
                 <w:sz w:val="19"/>
               </w:rPr>
-              <w:t>DOC-12</w:t>
+              <w:t>DOC-11</w:t>
             </w:r>
           </w:p>
         </w:tc>
@@ -10667,27 +11537,7 @@
                 <w:color w:val="1C1E2E"/>
                 <w:sz w:val="19"/>
               </w:rPr>
-              <w:t xml:space="preserve">Credencial de la </w:t>
-            </w:r>
-            <w:r>
-              <w:rPr>
-                <w:rFonts w:ascii="Inter" w:hAnsi="Inter" w:cs="Inter"/>
-                <w:b/>
-                <w:i w:val="0"/>
-                <w:color w:val="1C1E2E"/>
-                <w:sz w:val="19"/>
-              </w:rPr>
-              <w:t>Beca de Excelencia Académica</w:t>
-            </w:r>
-            <w:r>
-              <w:rPr>
-                <w:rFonts w:ascii="Inter" w:hAnsi="Inter" w:cs="Inter"/>
-                <w:b w:val="0"/>
-                <w:i w:val="0"/>
-                <w:color w:val="1C1E2E"/>
-                <w:sz w:val="19"/>
-              </w:rPr>
-              <w:t xml:space="preserve"> (ULA, grado)</w:t>
+              <w:t>Acreditación de examinadora DELE — Instituto Cervantes</w:t>
             </w:r>
           </w:p>
         </w:tc>
@@ -10708,7 +11558,7 @@
                 <w:color w:val="1C1E2E"/>
                 <w:sz w:val="19"/>
               </w:rPr>
-              <w:t>B.5</w:t>
+              <w:t>B.4</w:t>
             </w:r>
           </w:p>
         </w:tc>
@@ -10730,6 +11580,122 @@
                 <w:sz w:val="19"/>
               </w:rPr>
               <w:t>⬜</w:t>
+            </w:r>
+          </w:p>
+        </w:tc>
+      </w:tr>
+      <w:tr>
+        <w:tc>
+          <w:tcPr>
+            <w:tcW w:type="dxa" w:w="2412"/>
+          </w:tcPr>
+          <w:p>
+            <w:pPr>
+              <w:spacing w:after="40"/>
+            </w:pPr>
+            <w:r/>
+            <w:r>
+              <w:rPr>
+                <w:rFonts w:ascii="Inter" w:hAnsi="Inter" w:cs="Inter"/>
+                <w:b w:val="0"/>
+                <w:i w:val="0"/>
+                <w:color w:val="1C1E2E"/>
+                <w:sz w:val="19"/>
+              </w:rPr>
+              <w:t>DOC-12</w:t>
+            </w:r>
+          </w:p>
+        </w:tc>
+        <w:tc>
+          <w:tcPr>
+            <w:tcW w:type="dxa" w:w="2412"/>
+          </w:tcPr>
+          <w:p>
+            <w:pPr>
+              <w:spacing w:after="40"/>
+            </w:pPr>
+            <w:r/>
+            <w:r>
+              <w:rPr>
+                <w:rFonts w:ascii="Inter" w:hAnsi="Inter" w:cs="Inter"/>
+                <w:b w:val="0"/>
+                <w:i w:val="0"/>
+                <w:color w:val="1C1E2E"/>
+                <w:sz w:val="19"/>
+              </w:rPr>
+              <w:t xml:space="preserve">⭐ </w:t>
+            </w:r>
+            <w:r>
+              <w:rPr>
+                <w:rFonts w:ascii="Inter" w:hAnsi="Inter" w:cs="Inter"/>
+                <w:b/>
+                <w:i w:val="0"/>
+                <w:color w:val="1C1E2E"/>
+                <w:sz w:val="19"/>
+              </w:rPr>
+              <w:t>Constancia de Beca de Alto Rendimiento</w:t>
+            </w:r>
+            <w:r>
+              <w:rPr>
+                <w:rFonts w:ascii="Inter" w:hAnsi="Inter" w:cs="Inter"/>
+                <w:b w:val="0"/>
+                <w:i w:val="0"/>
+                <w:color w:val="1C1E2E"/>
+                <w:sz w:val="19"/>
+              </w:rPr>
+              <w:t xml:space="preserve"> — ULA-Táchira, Dirección de Asuntos Estudiantiles, 13 may. 2004 (periodo jul.–dic. 2003, vigente)</w:t>
+            </w:r>
+          </w:p>
+        </w:tc>
+        <w:tc>
+          <w:tcPr>
+            <w:tcW w:type="dxa" w:w="2412"/>
+          </w:tcPr>
+          <w:p>
+            <w:pPr>
+              <w:spacing w:after="40"/>
+            </w:pPr>
+            <w:r/>
+            <w:r>
+              <w:rPr>
+                <w:rFonts w:ascii="Inter" w:hAnsi="Inter" w:cs="Inter"/>
+                <w:b w:val="0"/>
+                <w:i w:val="0"/>
+                <w:color w:val="1C1E2E"/>
+                <w:sz w:val="19"/>
+              </w:rPr>
+              <w:t>B.5</w:t>
+            </w:r>
+          </w:p>
+        </w:tc>
+        <w:tc>
+          <w:tcPr>
+            <w:tcW w:type="dxa" w:w="2412"/>
+          </w:tcPr>
+          <w:p>
+            <w:pPr>
+              <w:spacing w:after="40"/>
+            </w:pPr>
+            <w:r/>
+            <w:r>
+              <w:rPr>
+                <w:rFonts w:ascii="Inter" w:hAnsi="Inter" w:cs="Inter"/>
+                <w:b w:val="0"/>
+                <w:i w:val="0"/>
+                <w:color w:val="1C1E2E"/>
+                <w:sz w:val="19"/>
+              </w:rPr>
+              <w:t xml:space="preserve">✅ </w:t>
+            </w:r>
+            <w:r>
+              <w:rPr>
+                <w:rFonts w:ascii="Inter" w:hAnsi="Inter" w:cs="Inter"/>
+                <w:b/>
+                <w:i w:val="0"/>
+                <w:color w:val="1C1E2E"/>
+                <w:sz w:val="19"/>
+              </w:rPr>
+              <w:t>en mano</w:t>
             </w:r>
           </w:p>
         </w:tc>
@@ -12095,6 +13061,83 @@
       </w:r>
     </w:p>
     <w:p>
+      <w:pPr>
+        <w:pStyle w:val="ListBullet"/>
+        <w:spacing w:after="60"/>
+        <w:ind w:left="403"/>
+      </w:pPr>
+      <w:r>
+        <w:rPr>
+          <w:rFonts w:ascii="Inter" w:hAnsi="Inter" w:cs="Inter"/>
+          <w:b w:val="0"/>
+          <w:i w:val="0"/>
+          <w:color w:val="1C1E2E"/>
+          <w:sz w:val="22"/>
+        </w:rPr>
+        <w:t xml:space="preserve">☑ </w:t>
+      </w:r>
+      <w:r>
+        <w:rPr>
+          <w:rFonts w:ascii="Inter" w:hAnsi="Inter" w:cs="Inter"/>
+          <w:b/>
+          <w:i w:val="0"/>
+          <w:color w:val="1C1E2E"/>
+          <w:sz w:val="22"/>
+        </w:rPr>
+        <w:t>Beca de grado</w:t>
+      </w:r>
+      <w:r>
+        <w:rPr>
+          <w:rFonts w:ascii="Inter" w:hAnsi="Inter" w:cs="Inter"/>
+          <w:b w:val="0"/>
+          <w:i w:val="0"/>
+          <w:color w:val="1C1E2E"/>
+          <w:sz w:val="22"/>
+        </w:rPr>
+        <w:t xml:space="preserve"> → </w:t>
+      </w:r>
+      <w:r>
+        <w:rPr>
+          <w:rFonts w:ascii="Inter" w:hAnsi="Inter" w:cs="Inter"/>
+          <w:b/>
+          <w:i w:val="0"/>
+          <w:color w:val="1C1E2E"/>
+          <w:sz w:val="22"/>
+        </w:rPr>
+        <w:t>Beca de Alto Rendimiento</w:t>
+      </w:r>
+      <w:r>
+        <w:rPr>
+          <w:rFonts w:ascii="Inter" w:hAnsi="Inter" w:cs="Inter"/>
+          <w:b w:val="0"/>
+          <w:i w:val="0"/>
+          <w:color w:val="1C1E2E"/>
+          <w:sz w:val="22"/>
+        </w:rPr>
+        <w:t xml:space="preserve"> de la ULA, acreditada por constancia oficial (DOC-12), más las </w:t>
+      </w:r>
+      <w:r>
+        <w:rPr>
+          <w:rFonts w:ascii="Inter" w:hAnsi="Inter" w:cs="Inter"/>
+          <w:b/>
+          <w:i w:val="0"/>
+          <w:color w:val="1C1E2E"/>
+          <w:sz w:val="22"/>
+        </w:rPr>
+        <w:t>cuatro Órdenes «Luis María Ribas Dávila»</w:t>
+      </w:r>
+      <w:r>
+        <w:rPr>
+          <w:rFonts w:ascii="Inter" w:hAnsi="Inter" w:cs="Inter"/>
+          <w:b w:val="0"/>
+          <w:i w:val="0"/>
+          <w:color w:val="1C1E2E"/>
+          <w:sz w:val="22"/>
+        </w:rPr>
+        <w:t xml:space="preserve"> (DOC-07B).</w:t>
+      </w:r>
+    </w:p>
+    <w:p>
       <w:r>
         <w:rPr>
           <w:rFonts w:ascii="Inter" w:hAnsi="Inter" w:cs="Inter"/>
@@ -12251,7 +13294,7 @@
           <w:color w:val="1C1E2E"/>
           <w:sz w:val="22"/>
         </w:rPr>
-        <w:t>☐ Reunir el resto de certificados (DOC-01, DOC-02, DOC-04, DOC-09 a DOC-18, DOC-20 a DOC-23).</w:t>
+        <w:t>☐ Reunir el resto de certificados (DOC-01, DOC-02, DOC-04, DOC-09 a DOC-11, DOC-13 a DOC-18, DOC-20 a DOC-23).</w:t>
       </w:r>
     </w:p>
     <w:p>

--- a/doctorado/04-docx/CV-Doctorado-Baremo-ES.docx
+++ b/doctorado/04-docx/CV-Doctorado-Baremo-ES.docx
@@ -85,7 +85,7 @@
           <w:color w:val="1C1E2E"/>
           <w:sz w:val="22"/>
         </w:rPr>
-        <w:t xml:space="preserve"> Tecnologías del lenguaje y diseño instruccional para el aprendizaje de lenguas</w:t>
+        <w:t xml:space="preserve"> Tecnologías del lenguaje, evaluación de la competencia oral y diseño instruccional anclado al MCER</w:t>
       </w:r>
     </w:p>
     <w:p>
@@ -117,7 +117,7 @@
           <w:color w:val="1C1E2E"/>
           <w:sz w:val="22"/>
         </w:rPr>
-        <w:t>MLLDE — Mobile Language Learning Design Environment: método para integrar tutores LLM y literacidad en IA en el diseño curricular CEFR</w:t>
+        <w:t>MLLDE — Multimodal Language Learning Design &amp; Evaluation: diseño curricular por modalidad para el aprendizaje móvil de lenguas y medición de la competencia oral con tres tiers de evidencia</w:t>
       </w:r>
     </w:p>
     <w:p>
@@ -6002,7 +6002,79 @@
           <w:color w:val="1C1E2E"/>
           <w:sz w:val="22"/>
         </w:rPr>
-        <w:t>Segunda beca — beca del Ministerio (máster, UPV).</w:t>
+        <w:t>Beca general del Ministerio de Educación, Formación Profesional y Deportes — curso 2025/2026.</w:t>
+      </w:r>
+    </w:p>
+    <w:p>
+      <w:r>
+        <w:rPr>
+          <w:rFonts w:ascii="Inter" w:hAnsi="Inter" w:cs="Inter"/>
+          <w:b w:val="0"/>
+          <w:i w:val="0"/>
+          <w:color w:val="1C1E2E"/>
+          <w:sz w:val="22"/>
+        </w:rPr>
+        <w:t xml:space="preserve">Concedida para el </w:t>
+      </w:r>
+      <w:r>
+        <w:rPr>
+          <w:rFonts w:ascii="Inter" w:hAnsi="Inter" w:cs="Inter"/>
+          <w:b/>
+          <w:i w:val="0"/>
+          <w:color w:val="1C1E2E"/>
+          <w:sz w:val="22"/>
+        </w:rPr>
+        <w:t>Máster Universitario en Lenguas y Tecnología (UPV, Departamento de Lingüística Aplicada)</w:t>
+      </w:r>
+      <w:r>
+        <w:rPr>
+          <w:rFonts w:ascii="Inter" w:hAnsi="Inter" w:cs="Inter"/>
+          <w:b w:val="0"/>
+          <w:i w:val="0"/>
+          <w:color w:val="1C1E2E"/>
+          <w:sz w:val="22"/>
+        </w:rPr>
+        <w:t xml:space="preserve"> al amparo de la convocatoria general de becas, </w:t>
+      </w:r>
+      <w:r>
+        <w:rPr>
+          <w:rFonts w:ascii="Inter" w:hAnsi="Inter" w:cs="Inter"/>
+          <w:b/>
+          <w:i w:val="0"/>
+          <w:color w:val="1C1E2E"/>
+          <w:sz w:val="22"/>
+        </w:rPr>
+        <w:t>Orden EFD/335/25, de 3 de abril</w:t>
+      </w:r>
+      <w:r>
+        <w:rPr>
+          <w:rFonts w:ascii="Inter" w:hAnsi="Inter" w:cs="Inter"/>
+          <w:b w:val="0"/>
+          <w:i w:val="0"/>
+          <w:color w:val="1C1E2E"/>
+          <w:sz w:val="22"/>
+        </w:rPr>
+        <w:t xml:space="preserve"> (BOE de 7 de abril). Unidad de trámite: Universitat Politècnica de València. Resolución de concesión de cuantía variable </w:t>
+      </w:r>
+      <w:r>
+        <w:rPr>
+          <w:rFonts w:ascii="Inter" w:hAnsi="Inter" w:cs="Inter"/>
+          <w:b/>
+          <w:i w:val="0"/>
+          <w:color w:val="1C1E2E"/>
+          <w:sz w:val="22"/>
+        </w:rPr>
+        <w:t>[DOC-13]</w:t>
+      </w:r>
+      <w:r>
+        <w:rPr>
+          <w:rFonts w:ascii="Inter" w:hAnsi="Inter" w:cs="Inter"/>
+          <w:b w:val="0"/>
+          <w:i w:val="0"/>
+          <w:color w:val="1C1E2E"/>
+          <w:sz w:val="22"/>
+        </w:rPr>
+        <w:t>.</w:t>
       </w:r>
     </w:p>
     <w:tbl>
@@ -6021,17 +6093,13 @@
         <w:tblLook w:firstColumn="1" w:firstRow="1" w:lastColumn="0" w:lastRow="0" w:noHBand="0" w:noVBand="1" w:val="04A0"/>
       </w:tblPr>
       <w:tblGrid>
-        <w:gridCol w:w="1608"/>
-        <w:gridCol w:w="1608"/>
-        <w:gridCol w:w="1608"/>
-        <w:gridCol w:w="1608"/>
-        <w:gridCol w:w="1608"/>
-        <w:gridCol w:w="1608"/>
+        <w:gridCol w:w="4824"/>
+        <w:gridCol w:w="4824"/>
       </w:tblGrid>
       <w:tr>
         <w:tc>
           <w:tcPr>
-            <w:tcW w:type="dxa" w:w="1608"/>
+            <w:tcW w:type="dxa" w:w="4824"/>
             <w:shd w:val="clear" w:color="auto" w:fill="EEF2FD"/>
           </w:tcPr>
           <w:p>
@@ -6047,13 +6115,13 @@
                 <w:color w:val="22307C"/>
                 <w:sz w:val="19"/>
               </w:rPr>
-              <w:t>#</w:t>
+              <w:t>Componente concedido</w:t>
             </w:r>
           </w:p>
         </w:tc>
         <w:tc>
           <w:tcPr>
-            <w:tcW w:type="dxa" w:w="1608"/>
+            <w:tcW w:type="dxa" w:w="4824"/>
             <w:shd w:val="clear" w:color="auto" w:fill="EEF2FD"/>
           </w:tcPr>
           <w:p>
@@ -6069,14 +6137,15 @@
                 <w:color w:val="22307C"/>
                 <w:sz w:val="19"/>
               </w:rPr>
-              <w:t>Beca</w:t>
+              <w:t>Importe</w:t>
             </w:r>
           </w:p>
         </w:tc>
+      </w:tr>
+      <w:tr>
         <w:tc>
           <w:tcPr>
-            <w:tcW w:type="dxa" w:w="1608"/>
-            <w:shd w:val="clear" w:color="auto" w:fill="EEF2FD"/>
+            <w:tcW w:type="dxa" w:w="4824"/>
           </w:tcPr>
           <w:p>
             <w:pPr>
@@ -6086,19 +6155,18 @@
             <w:r>
               <w:rPr>
                 <w:rFonts w:ascii="Inter" w:hAnsi="Inter" w:cs="Inter"/>
-                <w:b/>
-                <w:i w:val="0"/>
-                <w:color w:val="22307C"/>
-                <w:sz w:val="19"/>
-              </w:rPr>
-              <w:t>Entidad convocante</w:t>
+                <w:b w:val="0"/>
+                <w:i w:val="0"/>
+                <w:color w:val="1C1E2E"/>
+                <w:sz w:val="19"/>
+              </w:rPr>
+              <w:t>Cuantía fija ligada a la renta</w:t>
             </w:r>
           </w:p>
         </w:tc>
         <w:tc>
           <w:tcPr>
-            <w:tcW w:type="dxa" w:w="1608"/>
-            <w:shd w:val="clear" w:color="auto" w:fill="EEF2FD"/>
+            <w:tcW w:type="dxa" w:w="4824"/>
           </w:tcPr>
           <w:p>
             <w:pPr>
@@ -6108,19 +6176,20 @@
             <w:r>
               <w:rPr>
                 <w:rFonts w:ascii="Inter" w:hAnsi="Inter" w:cs="Inter"/>
-                <w:b/>
-                <w:i w:val="0"/>
-                <w:color w:val="22307C"/>
-                <w:sz w:val="19"/>
-              </w:rPr>
-              <w:t>Titulación / periodo</w:t>
+                <w:b w:val="0"/>
+                <w:i w:val="0"/>
+                <w:color w:val="1C1E2E"/>
+                <w:sz w:val="19"/>
+              </w:rPr>
+              <w:t>1.700,00 €</w:t>
             </w:r>
           </w:p>
         </w:tc>
+      </w:tr>
+      <w:tr>
         <w:tc>
           <w:tcPr>
-            <w:tcW w:type="dxa" w:w="1608"/>
-            <w:shd w:val="clear" w:color="auto" w:fill="EEF2FD"/>
+            <w:tcW w:type="dxa" w:w="4824"/>
           </w:tcPr>
           <w:p>
             <w:pPr>
@@ -6132,17 +6201,16 @@
                 <w:rFonts w:ascii="Inter" w:hAnsi="Inter" w:cs="Inter"/>
                 <w:b/>
                 <w:i w:val="0"/>
-                <w:color w:val="22307C"/>
-                <w:sz w:val="19"/>
-              </w:rPr>
-              <w:t>Tipo</w:t>
+                <w:color w:val="1C1E2E"/>
+                <w:sz w:val="19"/>
+              </w:rPr>
+              <w:t>Excelencia académica — tramo de nota media entre 9 y 9,49</w:t>
             </w:r>
           </w:p>
         </w:tc>
         <w:tc>
           <w:tcPr>
-            <w:tcW w:type="dxa" w:w="1608"/>
-            <w:shd w:val="clear" w:color="auto" w:fill="EEF2FD"/>
+            <w:tcW w:type="dxa" w:w="4824"/>
           </w:tcPr>
           <w:p>
             <w:pPr>
@@ -6154,10 +6222,10 @@
                 <w:rFonts w:ascii="Inter" w:hAnsi="Inter" w:cs="Inter"/>
                 <w:b/>
                 <w:i w:val="0"/>
-                <w:color w:val="22307C"/>
-                <w:sz w:val="19"/>
-              </w:rPr>
-              <w:t>Documento</w:t>
+                <w:color w:val="1C1E2E"/>
+                <w:sz w:val="19"/>
+              </w:rPr>
+              <w:t>100,00 €</w:t>
             </w:r>
           </w:p>
         </w:tc>
@@ -6165,7 +6233,7 @@
       <w:tr>
         <w:tc>
           <w:tcPr>
-            <w:tcW w:type="dxa" w:w="1608"/>
+            <w:tcW w:type="dxa" w:w="4824"/>
           </w:tcPr>
           <w:p>
             <w:pPr>
@@ -6180,13 +6248,13 @@
                 <w:color w:val="1C1E2E"/>
                 <w:sz w:val="19"/>
               </w:rPr>
-              <w:t>2</w:t>
+              <w:t>Cuantía variable</w:t>
             </w:r>
           </w:p>
         </w:tc>
         <w:tc>
           <w:tcPr>
-            <w:tcW w:type="dxa" w:w="1608"/>
+            <w:tcW w:type="dxa" w:w="4824"/>
           </w:tcPr>
           <w:p>
             <w:pPr>
@@ -6196,28 +6264,20 @@
             <w:r>
               <w:rPr>
                 <w:rFonts w:ascii="Inter" w:hAnsi="Inter" w:cs="Inter"/>
-                <w:b/>
-                <w:i w:val="0"/>
-                <w:color w:val="1C1E2E"/>
-                <w:sz w:val="19"/>
-              </w:rPr>
-              <w:t>Beca del Ministerio</w:t>
-            </w:r>
-            <w:r>
-              <w:rPr>
-                <w:rFonts w:ascii="Inter" w:hAnsi="Inter" w:cs="Inter"/>
                 <w:b w:val="0"/>
                 <w:i w:val="0"/>
                 <w:color w:val="1C1E2E"/>
                 <w:sz w:val="19"/>
               </w:rPr>
-              <w:t xml:space="preserve"> (beca general de estudios universitarios)</w:t>
+              <w:t>2.131,72 €</w:t>
             </w:r>
           </w:p>
         </w:tc>
+      </w:tr>
+      <w:tr>
         <w:tc>
           <w:tcPr>
-            <w:tcW w:type="dxa" w:w="1608"/>
+            <w:tcW w:type="dxa" w:w="4824"/>
           </w:tcPr>
           <w:p>
             <w:pPr>
@@ -6227,28 +6287,18 @@
             <w:r>
               <w:rPr>
                 <w:rFonts w:ascii="Inter" w:hAnsi="Inter" w:cs="Inter"/>
-                <w:b w:val="0"/>
-                <w:i w:val="0"/>
-                <w:color w:val="1C1E2E"/>
-                <w:sz w:val="19"/>
-              </w:rPr>
-              <w:t xml:space="preserve">Ministerio de Educación </w:t>
-            </w:r>
-            <w:r>
-              <w:rPr>
-                <w:rFonts w:ascii="Inter" w:hAnsi="Inter" w:cs="Inter"/>
-                <w:b w:val="0"/>
-                <w:i/>
-                <w:color w:val="1C1E2E"/>
-                <w:sz w:val="19"/>
-              </w:rPr>
-              <w:t>[confirmar denominación exacta de la convocatoria]</w:t>
+                <w:b/>
+                <w:i w:val="0"/>
+                <w:color w:val="1C1E2E"/>
+                <w:sz w:val="19"/>
+              </w:rPr>
+              <w:t>Beca de matrícula</w:t>
             </w:r>
           </w:p>
         </w:tc>
         <w:tc>
           <w:tcPr>
-            <w:tcW w:type="dxa" w:w="1608"/>
+            <w:tcW w:type="dxa" w:w="4824"/>
           </w:tcPr>
           <w:p>
             <w:pPr>
@@ -6263,59 +6313,7 @@
                 <w:color w:val="1C1E2E"/>
                 <w:sz w:val="19"/>
               </w:rPr>
-              <w:t xml:space="preserve">Máster Universitario en Lenguas y Tecnología, UPV · </w:t>
-            </w:r>
-            <w:r>
-              <w:rPr>
-                <w:rFonts w:ascii="Inter" w:hAnsi="Inter" w:cs="Inter"/>
-                <w:b w:val="0"/>
-                <w:i/>
-                <w:color w:val="1C1E2E"/>
-                <w:sz w:val="19"/>
-              </w:rPr>
-              <w:t>[curso a completar]</w:t>
-            </w:r>
-          </w:p>
-        </w:tc>
-        <w:tc>
-          <w:tcPr>
-            <w:tcW w:type="dxa" w:w="1608"/>
-          </w:tcPr>
-          <w:p>
-            <w:pPr>
-              <w:spacing w:after="40"/>
-            </w:pPr>
-            <w:r/>
-            <w:r>
-              <w:rPr>
-                <w:rFonts w:ascii="Inter" w:hAnsi="Inter" w:cs="Inter"/>
-                <w:b w:val="0"/>
-                <w:i w:val="0"/>
-                <w:color w:val="1C1E2E"/>
-                <w:sz w:val="19"/>
-              </w:rPr>
-              <w:t>Beca general de estudios de máster</w:t>
-            </w:r>
-          </w:p>
-        </w:tc>
-        <w:tc>
-          <w:tcPr>
-            <w:tcW w:type="dxa" w:w="1608"/>
-          </w:tcPr>
-          <w:p>
-            <w:pPr>
-              <w:spacing w:after="40"/>
-            </w:pPr>
-            <w:r/>
-            <w:r>
-              <w:rPr>
-                <w:rFonts w:ascii="Inter" w:hAnsi="Inter" w:cs="Inter"/>
-                <w:b/>
-                <w:i w:val="0"/>
-                <w:color w:val="1C1E2E"/>
-                <w:sz w:val="19"/>
-              </w:rPr>
-              <w:t>[DOC-13]</w:t>
+              <w:t>Compensada directamente a la universidad</w:t>
             </w:r>
           </w:p>
         </w:tc>
@@ -6323,6 +6321,85 @@
     </w:tbl>
     <w:p/>
     <w:p>
+      <w:pPr>
+        <w:pBdr>
+          <w:left w:val="single" w:sz="18" w:space="8" w:color="9A5B00"/>
+        </w:pBdr>
+        <w:spacing w:before="120" w:after="200"/>
+        <w:ind w:left="317"/>
+      </w:pPr>
+      <w:r>
+        <w:rPr>
+          <w:rFonts w:ascii="Inter" w:hAnsi="Inter" w:cs="Inter"/>
+          <w:b w:val="0"/>
+          <w:i w:val="0"/>
+          <w:color w:val="5B5F77"/>
+          <w:sz w:val="21"/>
+        </w:rPr>
+        <w:t xml:space="preserve">⭐ </w:t>
+      </w:r>
+      <w:r>
+        <w:rPr>
+          <w:rFonts w:ascii="Inter" w:hAnsi="Inter" w:cs="Inter"/>
+          <w:b/>
+          <w:i w:val="0"/>
+          <w:color w:val="5B5F77"/>
+          <w:sz w:val="21"/>
+        </w:rPr>
+        <w:t>El detalle que hay que señalar a la comisión.</w:t>
+      </w:r>
+      <w:r>
+        <w:rPr>
+          <w:rFonts w:ascii="Inter" w:hAnsi="Inter" w:cs="Inter"/>
+          <w:b w:val="0"/>
+          <w:i w:val="0"/>
+          <w:color w:val="5B5F77"/>
+          <w:sz w:val="21"/>
+        </w:rPr>
+        <w:t xml:space="preserve"> La resolución incluye un </w:t>
+      </w:r>
+      <w:r>
+        <w:rPr>
+          <w:rFonts w:ascii="Inter" w:hAnsi="Inter" w:cs="Inter"/>
+          <w:b/>
+          <w:i w:val="0"/>
+          <w:color w:val="5B5F77"/>
+          <w:sz w:val="21"/>
+        </w:rPr>
+        <w:t>componente específico de «Excelencia Académica» para el tramo de nota media entre 9 y 9,49</w:t>
+      </w:r>
+      <w:r>
+        <w:rPr>
+          <w:rFonts w:ascii="Inter" w:hAnsi="Inter" w:cs="Inter"/>
+          <w:b w:val="0"/>
+          <w:i w:val="0"/>
+          <w:color w:val="5B5F77"/>
+          <w:sz w:val="21"/>
+        </w:rPr>
+        <w:t xml:space="preserve">. Es decir: </w:t>
+      </w:r>
+      <w:r>
+        <w:rPr>
+          <w:rFonts w:ascii="Inter" w:hAnsi="Inter" w:cs="Inter"/>
+          <w:b/>
+          <w:i w:val="0"/>
+          <w:color w:val="5B5F77"/>
+          <w:sz w:val="21"/>
+        </w:rPr>
+        <w:t>el propio Ministerio certifica, en un acto administrativo independiente, que el expediente del máster está en ese tramo.</w:t>
+      </w:r>
+      <w:r>
+        <w:rPr>
+          <w:rFonts w:ascii="Inter" w:hAnsi="Inter" w:cs="Inter"/>
+          <w:b w:val="0"/>
+          <w:i w:val="0"/>
+          <w:color w:val="5B5F77"/>
+          <w:sz w:val="21"/>
+        </w:rPr>
+        <w:t xml:space="preserve"> Confirma el 9,4/10 desde una fuente distinta de la certificación académica de la UPV. Cítalo explícitamente en la solicitud —«beca general del Ministerio con componente de excelencia académica»— y no como una beca genérica.</w:t>
+      </w:r>
+    </w:p>
+    <w:p>
       <w:r>
         <w:rPr>
           <w:rFonts w:ascii="Inter" w:hAnsi="Inter" w:cs="Inter"/>
@@ -6331,7 +6408,7 @@
           <w:color w:val="1C1E2E"/>
           <w:sz w:val="22"/>
         </w:rPr>
-        <w:t>Por qué este mérito refuerza el bloque A.</w:t>
+        <w:t>Por qué este apartado vale más que su 5 %.</w:t>
       </w:r>
       <w:r>
         <w:rPr>
@@ -6341,7 +6418,7 @@
           <w:color w:val="1C1E2E"/>
           <w:sz w:val="22"/>
         </w:rPr>
-        <w:t xml:space="preserve"> La Beca de Alto Rendimiento </w:t>
+        <w:t xml:space="preserve"> Las dos becas acreditan rendimiento, cada una en un extremo de la trayectoria y </w:t>
       </w:r>
       <w:r>
         <w:rPr>
@@ -6351,7 +6428,7 @@
           <w:color w:val="1C1E2E"/>
           <w:sz w:val="22"/>
         </w:rPr>
-        <w:t>no es una ayuda por renta</w:t>
+        <w:t>cada una desde una administración distinta de la que emite las calificaciones</w:t>
       </w:r>
       <w:r>
         <w:rPr>
@@ -6361,7 +6438,133 @@
           <w:color w:val="1C1E2E"/>
           <w:sz w:val="22"/>
         </w:rPr>
-        <w:t>: se otorga por rendimiento académico. Acredita por vía independiente —y desde una oficina distinta de la que emite las calificaciones— el mismo hecho que sostiene el 70 % del expediente. Conviene decirlo así de forma explícita en la solicitud: convierte el 5 % de becas en una segunda fuente de prueba del expediente.</w:t>
+        <w:t>:</w:t>
+      </w:r>
+    </w:p>
+    <w:p>
+      <w:pPr>
+        <w:pStyle w:val="ListBullet"/>
+        <w:spacing w:after="60"/>
+        <w:ind w:left="403"/>
+      </w:pPr>
+      <w:r>
+        <w:rPr>
+          <w:rFonts w:ascii="Inter" w:hAnsi="Inter" w:cs="Inter"/>
+          <w:b w:val="0"/>
+          <w:i w:val="0"/>
+          <w:color w:val="1C1E2E"/>
+          <w:sz w:val="22"/>
+        </w:rPr>
+        <w:t xml:space="preserve">La </w:t>
+      </w:r>
+      <w:r>
+        <w:rPr>
+          <w:rFonts w:ascii="Inter" w:hAnsi="Inter" w:cs="Inter"/>
+          <w:b/>
+          <w:i w:val="0"/>
+          <w:color w:val="1C1E2E"/>
+          <w:sz w:val="22"/>
+        </w:rPr>
+        <w:t>Beca de Alto Rendimiento</w:t>
+      </w:r>
+      <w:r>
+        <w:rPr>
+          <w:rFonts w:ascii="Inter" w:hAnsi="Inter" w:cs="Inter"/>
+          <w:b w:val="0"/>
+          <w:i w:val="0"/>
+          <w:color w:val="1C1E2E"/>
+          <w:sz w:val="22"/>
+        </w:rPr>
+        <w:t xml:space="preserve"> de la ULA (2003–2004) certifica el rendimiento en el grado desde la Dirección de Asuntos Estudiantiles.</w:t>
+      </w:r>
+    </w:p>
+    <w:p>
+      <w:pPr>
+        <w:pStyle w:val="ListBullet"/>
+        <w:spacing w:after="60"/>
+        <w:ind w:left="403"/>
+      </w:pPr>
+      <w:r>
+        <w:rPr>
+          <w:rFonts w:ascii="Inter" w:hAnsi="Inter" w:cs="Inter"/>
+          <w:b w:val="0"/>
+          <w:i w:val="0"/>
+          <w:color w:val="1C1E2E"/>
+          <w:sz w:val="22"/>
+        </w:rPr>
+        <w:t xml:space="preserve">La </w:t>
+      </w:r>
+      <w:r>
+        <w:rPr>
+          <w:rFonts w:ascii="Inter" w:hAnsi="Inter" w:cs="Inter"/>
+          <w:b/>
+          <w:i w:val="0"/>
+          <w:color w:val="1C1E2E"/>
+          <w:sz w:val="22"/>
+        </w:rPr>
+        <w:t>beca del Ministerio</w:t>
+      </w:r>
+      <w:r>
+        <w:rPr>
+          <w:rFonts w:ascii="Inter" w:hAnsi="Inter" w:cs="Inter"/>
+          <w:b w:val="0"/>
+          <w:i w:val="0"/>
+          <w:color w:val="1C1E2E"/>
+          <w:sz w:val="22"/>
+        </w:rPr>
+        <w:t xml:space="preserve"> (2025/2026) certifica, con su componente de excelencia académica, que la nota del máster está en el tramo </w:t>
+      </w:r>
+      <w:r>
+        <w:rPr>
+          <w:rFonts w:ascii="Inter" w:hAnsi="Inter" w:cs="Inter"/>
+          <w:b/>
+          <w:i w:val="0"/>
+          <w:color w:val="1C1E2E"/>
+          <w:sz w:val="22"/>
+        </w:rPr>
+        <w:t>9–9,49</w:t>
+      </w:r>
+      <w:r>
+        <w:rPr>
+          <w:rFonts w:ascii="Inter" w:hAnsi="Inter" w:cs="Inter"/>
+          <w:b w:val="0"/>
+          <w:i w:val="0"/>
+          <w:color w:val="1C1E2E"/>
+          <w:sz w:val="22"/>
+        </w:rPr>
+        <w:t>.</w:t>
+      </w:r>
+    </w:p>
+    <w:p>
+      <w:r>
+        <w:rPr>
+          <w:rFonts w:ascii="Inter" w:hAnsi="Inter" w:cs="Inter"/>
+          <w:b w:val="0"/>
+          <w:i w:val="0"/>
+          <w:color w:val="1C1E2E"/>
+          <w:sz w:val="22"/>
+        </w:rPr>
+        <w:t xml:space="preserve">Es decir: el 70 % del expediente —9,07 en el grado y 9,4 en el máster— queda respaldado </w:t>
+      </w:r>
+      <w:r>
+        <w:rPr>
+          <w:rFonts w:ascii="Inter" w:hAnsi="Inter" w:cs="Inter"/>
+          <w:b/>
+          <w:i w:val="0"/>
+          <w:color w:val="1C1E2E"/>
+          <w:sz w:val="22"/>
+        </w:rPr>
+        <w:t>dos veces</w:t>
+      </w:r>
+      <w:r>
+        <w:rPr>
+          <w:rFonts w:ascii="Inter" w:hAnsi="Inter" w:cs="Inter"/>
+          <w:b w:val="0"/>
+          <w:i w:val="0"/>
+          <w:color w:val="1C1E2E"/>
+          <w:sz w:val="22"/>
+        </w:rPr>
+        <w:t>, por dos administraciones y con veinte años de diferencia. Conviene decirlo así de forma explícita en la solicitud.</w:t>
       </w:r>
     </w:p>
     <w:p>
@@ -6375,62 +6578,72 @@
       <w:r>
         <w:rPr>
           <w:rFonts w:ascii="Inter" w:hAnsi="Inter" w:cs="Inter"/>
-          <w:b/>
+          <w:b w:val="0"/>
           <w:i w:val="0"/>
           <w:color w:val="5B5F77"/>
           <w:sz w:val="21"/>
         </w:rPr>
-        <w:t>Acción antes de enviar:</w:t>
-      </w:r>
-      <w:r>
-        <w:rPr>
-          <w:rFonts w:ascii="Inter" w:hAnsi="Inter" w:cs="Inter"/>
-          <w:b w:val="0"/>
+        <w:t xml:space="preserve">⚠️ </w:t>
+      </w:r>
+      <w:r>
+        <w:rPr>
+          <w:rFonts w:ascii="Inter" w:hAnsi="Inter" w:cs="Inter"/>
+          <w:b/>
           <w:i w:val="0"/>
           <w:color w:val="5B5F77"/>
           <w:sz w:val="21"/>
         </w:rPr>
-        <w:t xml:space="preserve"> completar el </w:t>
-      </w:r>
-      <w:r>
-        <w:rPr>
-          <w:rFonts w:ascii="Inter" w:hAnsi="Inter" w:cs="Inter"/>
-          <w:b/>
+        <w:t>Antes de escanear la resolución del Ministerio:</w:t>
+      </w:r>
+      <w:r>
+        <w:rPr>
+          <w:rFonts w:ascii="Inter" w:hAnsi="Inter" w:cs="Inter"/>
+          <w:b w:val="0"/>
           <w:i w:val="0"/>
           <w:color w:val="5B5F77"/>
           <w:sz w:val="21"/>
         </w:rPr>
-        <w:t>curso académico</w:t>
-      </w:r>
-      <w:r>
-        <w:rPr>
-          <w:rFonts w:ascii="Inter" w:hAnsi="Inter" w:cs="Inter"/>
-          <w:b w:val="0"/>
+        <w:t xml:space="preserve"> el documento incluye tu </w:t>
+      </w:r>
+      <w:r>
+        <w:rPr>
+          <w:rFonts w:ascii="Inter" w:hAnsi="Inter" w:cs="Inter"/>
+          <w:b/>
           <w:i w:val="0"/>
           <w:color w:val="5B5F77"/>
           <w:sz w:val="21"/>
         </w:rPr>
-        <w:t xml:space="preserve"> y la </w:t>
-      </w:r>
-      <w:r>
-        <w:rPr>
-          <w:rFonts w:ascii="Inter" w:hAnsi="Inter" w:cs="Inter"/>
-          <w:b/>
+        <w:t>NIF, tu domicilio y tu número de cuenta bancaria completo</w:t>
+      </w:r>
+      <w:r>
+        <w:rPr>
+          <w:rFonts w:ascii="Inter" w:hAnsi="Inter" w:cs="Inter"/>
+          <w:b w:val="0"/>
           <w:i w:val="0"/>
           <w:color w:val="5B5F77"/>
           <w:sz w:val="21"/>
         </w:rPr>
-        <w:t>denominación oficial exacta</w:t>
-      </w:r>
-      <w:r>
-        <w:rPr>
-          <w:rFonts w:ascii="Inter" w:hAnsi="Inter" w:cs="Inter"/>
-          <w:b w:val="0"/>
+        <w:t xml:space="preserve">. </w:t>
+      </w:r>
+      <w:r>
+        <w:rPr>
+          <w:rFonts w:ascii="Inter" w:hAnsi="Inter" w:cs="Inter"/>
+          <w:b/>
           <w:i w:val="0"/>
           <w:color w:val="5B5F77"/>
           <w:sz w:val="21"/>
         </w:rPr>
-        <w:t xml:space="preserve"> de la convocatoria ministerial y localizar su resolución de concesión (el justificante de pago no acredita el mérito).</w:t>
+        <w:t>Tacha el número de cuenta</w:t>
+      </w:r>
+      <w:r>
+        <w:rPr>
+          <w:rFonts w:ascii="Inter" w:hAnsi="Inter" w:cs="Inter"/>
+          <w:b w:val="0"/>
+          <w:i w:val="0"/>
+          <w:color w:val="5B5F77"/>
+          <w:sz w:val="21"/>
+        </w:rPr>
+        <w:t xml:space="preserve"> antes de adjuntarlo — la comisión no lo necesita y no debe circular en un expediente que pasa por varias manos.</w:t>
       </w:r>
     </w:p>
     <w:p>
@@ -6837,17 +7050,17 @@
           <w:color w:val="1C1E2E"/>
           <w:sz w:val="22"/>
         </w:rPr>
-        <w:t xml:space="preserve"> para la generación de contenido y de código — antecedente directo del componente de </w:t>
-      </w:r>
-      <w:r>
-        <w:rPr>
-          <w:rFonts w:ascii="Inter" w:hAnsi="Inter" w:cs="Inter"/>
-          <w:b w:val="0"/>
-          <w:i/>
+        <w:t xml:space="preserve"> para la generación de contenido y de código — antecedente directo del principio </w:t>
+      </w:r>
+      <w:r>
+        <w:rPr>
+          <w:rFonts w:ascii="Inter" w:hAnsi="Inter" w:cs="Inter"/>
+          <w:b/>
+          <w:i w:val="0"/>
           <w:color w:val="1C1E2E"/>
           <w:sz w:val="22"/>
         </w:rPr>
-        <w:t>literacidad en IA</w:t>
+        <w:t>*Measure ≠ Decide</w:t>
       </w:r>
       <w:r>
         <w:rPr>
@@ -6857,7 +7070,7 @@
           <w:color w:val="1C1E2E"/>
           <w:sz w:val="22"/>
         </w:rPr>
-        <w:t xml:space="preserve"> de la tesis.</w:t>
+        <w:t>* de la tesis: quién observa, quién decide y qué queda registrado.</w:t>
       </w:r>
     </w:p>
     <w:p>
@@ -7418,7 +7631,27 @@
           <w:color w:val="5B5F77"/>
           <w:sz w:val="21"/>
         </w:rPr>
-        <w:t xml:space="preserve"> Los cuatro bloques de experiencia se corresponden uno a uno con los componentes de la propuesta MLLDE: docencia MCER → anclaje CEFR; diseño instruccional → método MLLDE; gobernanza humano–IA → literacidad en IA; SCORM/xAPI y administración de LMS → módulo de medición y arquitectura de datos de aprendizaje.</w:t>
+        <w:t xml:space="preserve"> Los cuatro bloques de experiencia se corresponden uno a uno con los componentes de MLLDE: docencia alineada al MCER → anclaje al estándar y criterio humano de evaluación; diseño instruccional → el pilar de diseño por modalidad; gobernanza humano–IA documentada → el principio </w:t>
+      </w:r>
+      <w:r>
+        <w:rPr>
+          <w:rFonts w:ascii="Inter" w:hAnsi="Inter" w:cs="Inter"/>
+          <w:b w:val="0"/>
+          <w:i/>
+          <w:color w:val="5B5F77"/>
+          <w:sz w:val="21"/>
+        </w:rPr>
+        <w:t>Measure ≠ Decide</w:t>
+      </w:r>
+      <w:r>
+        <w:rPr>
+          <w:rFonts w:ascii="Inter" w:hAnsi="Inter" w:cs="Inter"/>
+          <w:b w:val="0"/>
+          <w:i w:val="0"/>
+          <w:color w:val="5B5F77"/>
+          <w:sz w:val="21"/>
+        </w:rPr>
+        <w:t>; SCORM/xAPI y administración de LMS → el Módulo de Medición y su trazabilidad.</w:t>
       </w:r>
     </w:p>
     <w:p>

--- a/doctorado/04-docx/CV-Doctorado-Baremo-ES.docx
+++ b/doctorado/04-docx/CV-Doctorado-Baremo-ES.docx
@@ -6805,7 +6805,7 @@
           <w:color w:val="1C1E2E"/>
           <w:sz w:val="22"/>
         </w:rPr>
-        <w:t>Más de 20 años de experiencia continuada en el ámbito exacto de la tesis, con 1.568 horas de docencia universitaria acreditadas:</w:t>
+        <w:t>Más de 20 años de experiencia continuada en el ámbito exacto de la tesis, acreditada por tres vías independientes: 1.568 horas de docencia universitaria, 12 años de docencia de aula certificados por el Estado, y práctica profesional en diseño instruccional desde 2019:</w:t>
       </w:r>
       <w:r>
         <w:rPr>
@@ -6830,7 +6830,7 @@
           <w:color w:val="1C1E2E"/>
           <w:sz w:val="26"/>
         </w:rPr>
-        <w:t>B.6.1 · Docencia e investigación universitaria</w:t>
+        <w:t>B.6.1 · Docencia universitaria — Universidad de Oriente (UDO), Núcleo Nueva Esparta · 2007 – 2010</w:t>
       </w:r>
     </w:p>
     <w:p>
@@ -6842,8 +6842,10 @@
           <w:color w:val="1C1E2E"/>
           <w:sz w:val="22"/>
         </w:rPr>
-        <w:t>Profesora de Inglés Científico y redactora de contenido científico</w:t>
-      </w:r>
+        <w:t>1.568 horas docentes certificadas de inglés para fines específicos</w:t>
+      </w:r>
+    </w:p>
+    <w:p>
       <w:r>
         <w:rPr>
           <w:rFonts w:ascii="Inter" w:hAnsi="Inter" w:cs="Inter"/>
@@ -6852,7 +6854,7 @@
           <w:color w:val="1C1E2E"/>
           <w:sz w:val="22"/>
         </w:rPr>
-        <w:t xml:space="preserve"> — Universidad de Oriente (UDO), Núcleo Nueva Esparta, Venezuela · </w:t>
+        <w:t xml:space="preserve">Profesora </w:t>
       </w:r>
       <w:r>
         <w:rPr>
@@ -6862,15 +6864,697 @@
           <w:color w:val="1C1E2E"/>
           <w:sz w:val="22"/>
         </w:rPr>
-        <w:t>2005 – 2015</w:t>
+        <w:t>contratada</w:t>
+      </w:r>
+      <w:r>
+        <w:rPr>
+          <w:rFonts w:ascii="Inter" w:hAnsi="Inter" w:cs="Inter"/>
+          <w:b w:val="0"/>
+          <w:i w:val="0"/>
+          <w:color w:val="1C1E2E"/>
+          <w:sz w:val="22"/>
+        </w:rPr>
+        <w:t xml:space="preserve">, con posterior </w:t>
+      </w:r>
+      <w:r>
+        <w:rPr>
+          <w:rFonts w:ascii="Inter" w:hAnsi="Inter" w:cs="Inter"/>
+          <w:b/>
+          <w:i w:val="0"/>
+          <w:color w:val="1C1E2E"/>
+          <w:sz w:val="22"/>
+        </w:rPr>
+        <w:t>pase a código de cargo a Tiempo Completo</w:t>
+      </w:r>
+      <w:r>
+        <w:rPr>
+          <w:rFonts w:ascii="Inter" w:hAnsi="Inter" w:cs="Inter"/>
+          <w:b w:val="0"/>
+          <w:i w:val="0"/>
+          <w:color w:val="1C1E2E"/>
+          <w:sz w:val="22"/>
+        </w:rPr>
+        <w:t>, en la Unidad de Estudios Básicos.</w:t>
+      </w:r>
+    </w:p>
+    <w:tbl>
+      <w:tblPr>
+        <w:tblW w:type="auto" w:w="0"/>
+        <w:jc w:val="left"/>
+        <w:tblBorders>
+          <w:top w:val="single" w:sz="4" w:space="0" w:color="E6E8F2"/>
+          <w:left w:val="single" w:sz="4" w:space="0" w:color="E6E8F2"/>
+          <w:bottom w:val="single" w:sz="4" w:space="0" w:color="E6E8F2"/>
+          <w:right w:val="single" w:sz="4" w:space="0" w:color="E6E8F2"/>
+          <w:insideH w:val="single" w:sz="4" w:space="0" w:color="E6E8F2"/>
+          <w:insideV w:val="single" w:sz="4" w:space="0" w:color="E6E8F2"/>
+        </w:tblBorders>
+        <w:tblLayout w:type="autofit"/>
+        <w:tblLook w:firstColumn="1" w:firstRow="1" w:lastColumn="0" w:lastRow="0" w:noHBand="0" w:noVBand="1" w:val="04A0"/>
+      </w:tblPr>
+      <w:tblGrid>
+        <w:gridCol w:w="4824"/>
+        <w:gridCol w:w="4824"/>
+      </w:tblGrid>
+      <w:tr>
+        <w:tc>
+          <w:tcPr>
+            <w:tcW w:type="dxa" w:w="4824"/>
+            <w:shd w:val="clear" w:color="auto" w:fill="EEF2FD"/>
+          </w:tcPr>
+          <w:p>
+            <w:pPr>
+              <w:spacing w:after="40"/>
+            </w:pPr>
+            <w:r/>
+            <w:r>
+              <w:rPr>
+                <w:rFonts w:ascii="Inter" w:hAnsi="Inter" w:cs="Inter"/>
+                <w:b/>
+                <w:i w:val="0"/>
+                <w:color w:val="22307C"/>
+                <w:sz w:val="19"/>
+              </w:rPr>
+              <w:t>Dato certificado</w:t>
+            </w:r>
+          </w:p>
+        </w:tc>
+        <w:tc>
+          <w:tcPr>
+            <w:tcW w:type="dxa" w:w="4824"/>
+            <w:shd w:val="clear" w:color="auto" w:fill="EEF2FD"/>
+          </w:tcPr>
+          <w:p>
+            <w:pPr>
+              <w:spacing w:after="40"/>
+            </w:pPr>
+            <w:r/>
+            <w:r>
+              <w:rPr>
+                <w:rFonts w:ascii="Inter" w:hAnsi="Inter" w:cs="Inter"/>
+                <w:b/>
+                <w:i w:val="0"/>
+                <w:color w:val="22307C"/>
+                <w:sz w:val="19"/>
+              </w:rPr>
+              <w:t>Valor</w:t>
+            </w:r>
+          </w:p>
+        </w:tc>
+      </w:tr>
+      <w:tr>
+        <w:tc>
+          <w:tcPr>
+            <w:tcW w:type="dxa" w:w="4824"/>
+          </w:tcPr>
+          <w:p>
+            <w:pPr>
+              <w:spacing w:after="40"/>
+            </w:pPr>
+            <w:r/>
+            <w:r>
+              <w:rPr>
+                <w:rFonts w:ascii="Inter" w:hAnsi="Inter" w:cs="Inter"/>
+                <w:b/>
+                <w:i w:val="0"/>
+                <w:color w:val="1C1E2E"/>
+                <w:sz w:val="19"/>
+              </w:rPr>
+              <w:t>Total de horas docentes</w:t>
+            </w:r>
+          </w:p>
+        </w:tc>
+        <w:tc>
+          <w:tcPr>
+            <w:tcW w:type="dxa" w:w="4824"/>
+          </w:tcPr>
+          <w:p>
+            <w:pPr>
+              <w:spacing w:after="40"/>
+            </w:pPr>
+            <w:r/>
+            <w:r>
+              <w:rPr>
+                <w:rFonts w:ascii="Inter" w:hAnsi="Inter" w:cs="Inter"/>
+                <w:b/>
+                <w:i w:val="0"/>
+                <w:color w:val="1C1E2E"/>
+                <w:sz w:val="19"/>
+              </w:rPr>
+              <w:t>1.568 h</w:t>
+            </w:r>
+            <w:r>
+              <w:rPr>
+                <w:rFonts w:ascii="Inter" w:hAnsi="Inter" w:cs="Inter"/>
+                <w:b w:val="0"/>
+                <w:i w:val="0"/>
+                <w:color w:val="1C1E2E"/>
+                <w:sz w:val="19"/>
+              </w:rPr>
+              <w:t xml:space="preserve"> — siete semestres de 192 h y uno de 224 h</w:t>
+            </w:r>
+          </w:p>
+        </w:tc>
+      </w:tr>
+      <w:tr>
+        <w:tc>
+          <w:tcPr>
+            <w:tcW w:type="dxa" w:w="4824"/>
+          </w:tcPr>
+          <w:p>
+            <w:pPr>
+              <w:spacing w:after="40"/>
+            </w:pPr>
+            <w:r/>
+            <w:r>
+              <w:rPr>
+                <w:rFonts w:ascii="Inter" w:hAnsi="Inter" w:cs="Inter"/>
+                <w:b w:val="0"/>
+                <w:i w:val="0"/>
+                <w:color w:val="1C1E2E"/>
+                <w:sz w:val="19"/>
+              </w:rPr>
+              <w:t>Semestres</w:t>
+            </w:r>
+          </w:p>
+        </w:tc>
+        <w:tc>
+          <w:tcPr>
+            <w:tcW w:type="dxa" w:w="4824"/>
+          </w:tcPr>
+          <w:p>
+            <w:pPr>
+              <w:spacing w:after="40"/>
+            </w:pPr>
+            <w:r/>
+            <w:r>
+              <w:rPr>
+                <w:rFonts w:ascii="Inter" w:hAnsi="Inter" w:cs="Inter"/>
+                <w:b/>
+                <w:i w:val="0"/>
+                <w:color w:val="1C1E2E"/>
+                <w:sz w:val="19"/>
+              </w:rPr>
+              <w:t>8 consecutivos</w:t>
+            </w:r>
+            <w:r>
+              <w:rPr>
+                <w:rFonts w:ascii="Inter" w:hAnsi="Inter" w:cs="Inter"/>
+                <w:b w:val="0"/>
+                <w:i w:val="0"/>
+                <w:color w:val="1C1E2E"/>
+                <w:sz w:val="19"/>
+              </w:rPr>
+              <w:t xml:space="preserve"> (I-2007 a II-2010), 12–14 horas semanales</w:t>
+            </w:r>
+          </w:p>
+        </w:tc>
+      </w:tr>
+      <w:tr>
+        <w:tc>
+          <w:tcPr>
+            <w:tcW w:type="dxa" w:w="4824"/>
+          </w:tcPr>
+          <w:p>
+            <w:pPr>
+              <w:spacing w:after="40"/>
+            </w:pPr>
+            <w:r/>
+            <w:r>
+              <w:rPr>
+                <w:rFonts w:ascii="Inter" w:hAnsi="Inter" w:cs="Inter"/>
+                <w:b w:val="0"/>
+                <w:i w:val="0"/>
+                <w:color w:val="1C1E2E"/>
+                <w:sz w:val="19"/>
+              </w:rPr>
+              <w:t>Departamentos</w:t>
+            </w:r>
+          </w:p>
+        </w:tc>
+        <w:tc>
+          <w:tcPr>
+            <w:tcW w:type="dxa" w:w="4824"/>
+          </w:tcPr>
+          <w:p>
+            <w:pPr>
+              <w:spacing w:after="40"/>
+            </w:pPr>
+            <w:r/>
+            <w:r>
+              <w:rPr>
+                <w:rFonts w:ascii="Inter" w:hAnsi="Inter" w:cs="Inter"/>
+                <w:b w:val="0"/>
+                <w:i w:val="0"/>
+                <w:color w:val="1C1E2E"/>
+                <w:sz w:val="19"/>
+              </w:rPr>
+              <w:t xml:space="preserve">Socio-Humanidades · Hotelería y Turismo · </w:t>
+            </w:r>
+            <w:r>
+              <w:rPr>
+                <w:rFonts w:ascii="Inter" w:hAnsi="Inter" w:cs="Inter"/>
+                <w:b/>
+                <w:i w:val="0"/>
+                <w:color w:val="1C1E2E"/>
+                <w:sz w:val="19"/>
+              </w:rPr>
+              <w:t>Ciencias Aplicadas al Mar</w:t>
+            </w:r>
+          </w:p>
+        </w:tc>
+      </w:tr>
+      <w:tr>
+        <w:tc>
+          <w:tcPr>
+            <w:tcW w:type="dxa" w:w="4824"/>
+          </w:tcPr>
+          <w:p>
+            <w:pPr>
+              <w:spacing w:after="40"/>
+            </w:pPr>
+            <w:r/>
+            <w:r>
+              <w:rPr>
+                <w:rFonts w:ascii="Inter" w:hAnsi="Inter" w:cs="Inter"/>
+                <w:b w:val="0"/>
+                <w:i w:val="0"/>
+                <w:color w:val="1C1E2E"/>
+                <w:sz w:val="19"/>
+              </w:rPr>
+              <w:t>Titulaciones servidas</w:t>
+            </w:r>
+          </w:p>
+        </w:tc>
+        <w:tc>
+          <w:tcPr>
+            <w:tcW w:type="dxa" w:w="4824"/>
+          </w:tcPr>
+          <w:p>
+            <w:pPr>
+              <w:spacing w:after="40"/>
+            </w:pPr>
+            <w:r/>
+            <w:r>
+              <w:rPr>
+                <w:rFonts w:ascii="Inter" w:hAnsi="Inter" w:cs="Inter"/>
+                <w:b w:val="0"/>
+                <w:i w:val="0"/>
+                <w:color w:val="1C1E2E"/>
+                <w:sz w:val="19"/>
+              </w:rPr>
+              <w:t xml:space="preserve">Turismo · Contaduría · Servicios Turísticos · </w:t>
+            </w:r>
+            <w:r>
+              <w:rPr>
+                <w:rFonts w:ascii="Inter" w:hAnsi="Inter" w:cs="Inter"/>
+                <w:b/>
+                <w:i w:val="0"/>
+                <w:color w:val="1C1E2E"/>
+                <w:sz w:val="19"/>
+              </w:rPr>
+              <w:t>Biología Marina</w:t>
+            </w:r>
+            <w:r>
+              <w:rPr>
+                <w:rFonts w:ascii="Inter" w:hAnsi="Inter" w:cs="Inter"/>
+                <w:b w:val="0"/>
+                <w:i w:val="0"/>
+                <w:color w:val="1C1E2E"/>
+                <w:sz w:val="19"/>
+              </w:rPr>
+              <w:t xml:space="preserve"> · </w:t>
+            </w:r>
+            <w:r>
+              <w:rPr>
+                <w:rFonts w:ascii="Inter" w:hAnsi="Inter" w:cs="Inter"/>
+                <w:b/>
+                <w:i w:val="0"/>
+                <w:color w:val="1C1E2E"/>
+                <w:sz w:val="19"/>
+              </w:rPr>
+              <w:t>Acuacultura</w:t>
+            </w:r>
+          </w:p>
+        </w:tc>
+      </w:tr>
+      <w:tr>
+        <w:tc>
+          <w:tcPr>
+            <w:tcW w:type="dxa" w:w="4824"/>
+          </w:tcPr>
+          <w:p>
+            <w:pPr>
+              <w:spacing w:after="40"/>
+            </w:pPr>
+            <w:r/>
+            <w:r>
+              <w:rPr>
+                <w:rFonts w:ascii="Inter" w:hAnsi="Inter" w:cs="Inter"/>
+                <w:b w:val="0"/>
+                <w:i w:val="0"/>
+                <w:color w:val="1C1E2E"/>
+                <w:sz w:val="19"/>
+              </w:rPr>
+              <w:t>Asignaturas</w:t>
+            </w:r>
+          </w:p>
+        </w:tc>
+        <w:tc>
+          <w:tcPr>
+            <w:tcW w:type="dxa" w:w="4824"/>
+          </w:tcPr>
+          <w:p>
+            <w:pPr>
+              <w:spacing w:after="40"/>
+            </w:pPr>
+            <w:r/>
+            <w:r>
+              <w:rPr>
+                <w:rFonts w:ascii="Inter" w:hAnsi="Inter" w:cs="Inter"/>
+                <w:b w:val="0"/>
+                <w:i w:val="0"/>
+                <w:color w:val="1C1E2E"/>
+                <w:sz w:val="19"/>
+              </w:rPr>
+              <w:t xml:space="preserve">Inglés Instrumental · Inglés I · Inglés II · Inglés I para Ciencias Administrativas · </w:t>
+            </w:r>
+            <w:r>
+              <w:rPr>
+                <w:rFonts w:ascii="Inter" w:hAnsi="Inter" w:cs="Inter"/>
+                <w:b/>
+                <w:i w:val="0"/>
+                <w:color w:val="1C1E2E"/>
+                <w:sz w:val="19"/>
+              </w:rPr>
+              <w:t>Inglés Técnico</w:t>
+            </w:r>
+          </w:p>
+        </w:tc>
+      </w:tr>
+      <w:tr>
+        <w:tc>
+          <w:tcPr>
+            <w:tcW w:type="dxa" w:w="4824"/>
+          </w:tcPr>
+          <w:p>
+            <w:pPr>
+              <w:spacing w:after="40"/>
+            </w:pPr>
+            <w:r/>
+            <w:r>
+              <w:rPr>
+                <w:rFonts w:ascii="Inter" w:hAnsi="Inter" w:cs="Inter"/>
+                <w:b w:val="0"/>
+                <w:i w:val="0"/>
+                <w:color w:val="1C1E2E"/>
+                <w:sz w:val="19"/>
+              </w:rPr>
+              <w:t>Acreditación</w:t>
+            </w:r>
+          </w:p>
+        </w:tc>
+        <w:tc>
+          <w:tcPr>
+            <w:tcW w:type="dxa" w:w="4824"/>
+          </w:tcPr>
+          <w:p>
+            <w:pPr>
+              <w:spacing w:after="40"/>
+            </w:pPr>
+            <w:r/>
+            <w:r>
+              <w:rPr>
+                <w:rFonts w:ascii="Inter" w:hAnsi="Inter" w:cs="Inter"/>
+                <w:b/>
+                <w:i w:val="0"/>
+                <w:color w:val="1C1E2E"/>
+                <w:sz w:val="19"/>
+              </w:rPr>
+              <w:t>Constancia de Carga Académica</w:t>
+            </w:r>
+            <w:r>
+              <w:rPr>
+                <w:rFonts w:ascii="Inter" w:hAnsi="Inter" w:cs="Inter"/>
+                <w:b w:val="0"/>
+                <w:i w:val="0"/>
+                <w:color w:val="1C1E2E"/>
+                <w:sz w:val="19"/>
+              </w:rPr>
+              <w:t xml:space="preserve"> sellada, Unidad de Estudios Básicos, 25 may. 2026 </w:t>
+            </w:r>
+            <w:r>
+              <w:rPr>
+                <w:rFonts w:ascii="Inter" w:hAnsi="Inter" w:cs="Inter"/>
+                <w:b/>
+                <w:i w:val="0"/>
+                <w:color w:val="1C1E2E"/>
+                <w:sz w:val="19"/>
+              </w:rPr>
+              <w:t>[DOC-16]</w:t>
+            </w:r>
+            <w:r>
+              <w:rPr>
+                <w:rFonts w:ascii="Inter" w:hAnsi="Inter" w:cs="Inter"/>
+                <w:b w:val="0"/>
+                <w:i w:val="0"/>
+                <w:color w:val="1C1E2E"/>
+                <w:sz w:val="19"/>
+              </w:rPr>
+              <w:t xml:space="preserve"> · hoja de carga docente con desglose y total </w:t>
+            </w:r>
+            <w:r>
+              <w:rPr>
+                <w:rFonts w:ascii="Inter" w:hAnsi="Inter" w:cs="Inter"/>
+                <w:b/>
+                <w:i w:val="0"/>
+                <w:color w:val="1C1E2E"/>
+                <w:sz w:val="19"/>
+              </w:rPr>
+              <w:t>[DOC-25]</w:t>
+            </w:r>
+          </w:p>
+        </w:tc>
+      </w:tr>
+    </w:tbl>
+    <w:p/>
+    <w:p>
+      <w:pPr>
+        <w:pBdr>
+          <w:left w:val="single" w:sz="18" w:space="8" w:color="9A5B00"/>
+        </w:pBdr>
+        <w:spacing w:before="120" w:after="200"/>
+        <w:ind w:left="317"/>
+      </w:pPr>
+      <w:r>
+        <w:rPr>
+          <w:rFonts w:ascii="Inter" w:hAnsi="Inter" w:cs="Inter"/>
+          <w:b w:val="0"/>
+          <w:i w:val="0"/>
+          <w:color w:val="5B5F77"/>
+          <w:sz w:val="21"/>
+        </w:rPr>
+        <w:t xml:space="preserve">⭐ </w:t>
+      </w:r>
+      <w:r>
+        <w:rPr>
+          <w:rFonts w:ascii="Inter" w:hAnsi="Inter" w:cs="Inter"/>
+          <w:b/>
+          <w:i w:val="0"/>
+          <w:color w:val="5B5F77"/>
+          <w:sz w:val="21"/>
+        </w:rPr>
+        <w:t>La especialización que acredita, y que conviene señalar.</w:t>
+      </w:r>
+      <w:r>
+        <w:rPr>
+          <w:rFonts w:ascii="Inter" w:hAnsi="Inter" w:cs="Inter"/>
+          <w:b w:val="0"/>
+          <w:i w:val="0"/>
+          <w:color w:val="5B5F77"/>
+          <w:sz w:val="21"/>
+        </w:rPr>
+        <w:t xml:space="preserve"> Impartió </w:t>
+      </w:r>
+      <w:r>
+        <w:rPr>
+          <w:rFonts w:ascii="Inter" w:hAnsi="Inter" w:cs="Inter"/>
+          <w:b/>
+          <w:i w:val="0"/>
+          <w:color w:val="5B5F77"/>
+          <w:sz w:val="21"/>
+        </w:rPr>
+        <w:t>Inglés Técnico e Inglés Instrumental a Biología Marina y Acuacultura</w:t>
+      </w:r>
+      <w:r>
+        <w:rPr>
+          <w:rFonts w:ascii="Inter" w:hAnsi="Inter" w:cs="Inter"/>
+          <w:b w:val="0"/>
+          <w:i w:val="0"/>
+          <w:color w:val="5B5F77"/>
+          <w:sz w:val="21"/>
+        </w:rPr>
+        <w:t xml:space="preserve"> mientras, en el mismo periodo, redactaba y revisaba artículos científicos de </w:t>
+      </w:r>
+      <w:r>
+        <w:rPr>
+          <w:rFonts w:ascii="Inter" w:hAnsi="Inter" w:cs="Inter"/>
+          <w:b/>
+          <w:i w:val="0"/>
+          <w:color w:val="5B5F77"/>
+          <w:sz w:val="21"/>
+        </w:rPr>
+        <w:t>biología marina</w:t>
+      </w:r>
+      <w:r>
+        <w:rPr>
+          <w:rFonts w:ascii="Inter" w:hAnsi="Inter" w:cs="Inter"/>
+          <w:b w:val="0"/>
+          <w:i w:val="0"/>
+          <w:color w:val="5B5F77"/>
+          <w:sz w:val="21"/>
+        </w:rPr>
+        <w:t xml:space="preserve"> en inglés para revistas de alto impacto — trabajo reconocido en los agradecimientos de Sotelo-Casas et al. (2019), </w:t>
+      </w:r>
+      <w:r>
+        <w:rPr>
+          <w:rFonts w:ascii="Inter" w:hAnsi="Inter" w:cs="Inter"/>
+          <w:b w:val="0"/>
+          <w:i/>
+          <w:color w:val="5B5F77"/>
+          <w:sz w:val="21"/>
+        </w:rPr>
+        <w:t>Estuarine, Coastal and Shelf Science</w:t>
+      </w:r>
+      <w:r>
+        <w:rPr>
+          <w:rFonts w:ascii="Inter" w:hAnsi="Inter" w:cs="Inter"/>
+          <w:b w:val="0"/>
+          <w:i w:val="0"/>
+          <w:color w:val="5B5F77"/>
+          <w:sz w:val="21"/>
+        </w:rPr>
+        <w:t xml:space="preserve"> (Elsevier) </w:t>
+      </w:r>
+      <w:r>
+        <w:rPr>
+          <w:rFonts w:ascii="Inter" w:hAnsi="Inter" w:cs="Inter"/>
+          <w:b/>
+          <w:i w:val="0"/>
+          <w:color w:val="5B5F77"/>
+          <w:sz w:val="21"/>
+        </w:rPr>
+        <w:t>[DOC-14]</w:t>
+      </w:r>
+      <w:r>
+        <w:rPr>
+          <w:rFonts w:ascii="Inter" w:hAnsi="Inter" w:cs="Inter"/>
+          <w:b w:val="0"/>
+          <w:i w:val="0"/>
+          <w:color w:val="5B5F77"/>
+          <w:sz w:val="21"/>
+        </w:rPr>
+        <w:t xml:space="preserve">. Es </w:t>
+      </w:r>
+      <w:r>
+        <w:rPr>
+          <w:rFonts w:ascii="Inter" w:hAnsi="Inter" w:cs="Inter"/>
+          <w:b/>
+          <w:i w:val="0"/>
+          <w:color w:val="5B5F77"/>
+          <w:sz w:val="21"/>
+        </w:rPr>
+        <w:t>inglés para las ciencias enseñado en la universidad y ejercido para publicación internacional</w:t>
+      </w:r>
+      <w:r>
+        <w:rPr>
+          <w:rFonts w:ascii="Inter" w:hAnsi="Inter" w:cs="Inter"/>
+          <w:b w:val="0"/>
+          <w:i w:val="0"/>
+          <w:color w:val="5B5F77"/>
+          <w:sz w:val="21"/>
+        </w:rPr>
+        <w:t>: la misma especialización por dos vías, y el terreno exacto de la tesis.</w:t>
+      </w:r>
+    </w:p>
+    <w:p>
+      <w:r>
+        <w:rPr>
+          <w:rFonts w:ascii="Inter" w:hAnsi="Inter" w:cs="Inter"/>
+          <w:b/>
+          <w:i w:val="0"/>
+          <w:color w:val="1C1E2E"/>
+          <w:sz w:val="22"/>
+        </w:rPr>
+        <w:t>Difusión.</w:t>
+      </w:r>
+      <w:r>
+        <w:rPr>
+          <w:rFonts w:ascii="Inter" w:hAnsi="Inter" w:cs="Inter"/>
+          <w:b w:val="0"/>
+          <w:i w:val="0"/>
+          <w:color w:val="1C1E2E"/>
+          <w:sz w:val="22"/>
+        </w:rPr>
+        <w:t xml:space="preserve"> Ponencia aceptada por arbitraje y presentada, con afiliación a la UDO, en el </w:t>
+      </w:r>
+      <w:r>
+        <w:rPr>
+          <w:rFonts w:ascii="Inter" w:hAnsi="Inter" w:cs="Inter"/>
+          <w:b/>
+          <w:i w:val="0"/>
+          <w:color w:val="1C1E2E"/>
+          <w:sz w:val="22"/>
+        </w:rPr>
+        <w:t>II Congreso Internacional de Educación Superior</w:t>
+      </w:r>
+      <w:r>
+        <w:rPr>
+          <w:rFonts w:ascii="Inter" w:hAnsi="Inter" w:cs="Inter"/>
+          <w:b w:val="0"/>
+          <w:i w:val="0"/>
+          <w:color w:val="1C1E2E"/>
+          <w:sz w:val="22"/>
+        </w:rPr>
+        <w:t xml:space="preserve">, Cumaná, 2008 (ref. CIES/P 048) </w:t>
+      </w:r>
+      <w:r>
+        <w:rPr>
+          <w:rFonts w:ascii="Inter" w:hAnsi="Inter" w:cs="Inter"/>
+          <w:b/>
+          <w:i w:val="0"/>
+          <w:color w:val="1C1E2E"/>
+          <w:sz w:val="22"/>
+        </w:rPr>
+        <w:t>[DOC-24]</w:t>
+      </w:r>
+      <w:r>
+        <w:rPr>
+          <w:rFonts w:ascii="Inter" w:hAnsi="Inter" w:cs="Inter"/>
+          <w:b w:val="0"/>
+          <w:i w:val="0"/>
+          <w:color w:val="1C1E2E"/>
+          <w:sz w:val="22"/>
+        </w:rPr>
+        <w:t>.</w:t>
       </w:r>
     </w:p>
     <w:p>
       <w:pPr>
-        <w:pStyle w:val="ListBullet"/>
-        <w:spacing w:after="60"/>
-        <w:ind w:left="403"/>
+        <w:spacing w:before="240" w:after="120"/>
       </w:pPr>
+      <w:r>
+        <w:rPr>
+          <w:rFonts w:ascii="Inter" w:hAnsi="Inter" w:cs="Inter"/>
+          <w:b/>
+          <w:i w:val="0"/>
+          <w:color w:val="1C1E2E"/>
+          <w:sz w:val="26"/>
+        </w:rPr>
+        <w:t>B.6.1b · Docencia en educación media — Ministerio del Poder Popular para la Educación · oct. 2006 – ene. 2019</w:t>
+      </w:r>
+    </w:p>
+    <w:p>
       <w:r>
         <w:rPr>
           <w:rFonts w:ascii="Inter" w:hAnsi="Inter" w:cs="Inter"/>
@@ -6879,128 +7563,567 @@
           <w:color w:val="1C1E2E"/>
           <w:sz w:val="22"/>
         </w:rPr>
-        <w:t>1.568 horas acreditadas de docencia universitaria</w:t>
-      </w:r>
-      <w:r>
-        <w:rPr>
-          <w:rFonts w:ascii="Inter" w:hAnsi="Inter" w:cs="Inter"/>
-          <w:b w:val="0"/>
+        <w:t>12 años y 3 meses, 36 horas semanales de Inglés</w:t>
+      </w:r>
+    </w:p>
+    <w:p>
+      <w:r>
+        <w:rPr>
+          <w:rFonts w:ascii="Inter" w:hAnsi="Inter" w:cs="Inter"/>
+          <w:b/>
           <w:i w:val="0"/>
           <w:color w:val="1C1E2E"/>
           <w:sz w:val="22"/>
         </w:rPr>
-        <w:t xml:space="preserve"> (certificación de servicio docente, </w:t>
-      </w:r>
-      <w:r>
-        <w:rPr>
-          <w:rFonts w:ascii="Inter" w:hAnsi="Inter" w:cs="Inter"/>
-          <w:b/>
+        <w:t>Docente III de Aula</w:t>
+      </w:r>
+      <w:r>
+        <w:rPr>
+          <w:rFonts w:ascii="Inter" w:hAnsi="Inter" w:cs="Inter"/>
+          <w:b w:val="0"/>
           <w:i w:val="0"/>
           <w:color w:val="1C1E2E"/>
           <w:sz w:val="22"/>
         </w:rPr>
-        <w:t>[DOC-16]</w:t>
-      </w:r>
-      <w:r>
-        <w:rPr>
-          <w:rFonts w:ascii="Inter" w:hAnsi="Inter" w:cs="Inter"/>
-          <w:b w:val="0"/>
+        <w:t xml:space="preserve">, código de cargo </w:t>
+      </w:r>
+      <w:r>
+        <w:rPr>
+          <w:rFonts w:ascii="Inter" w:hAnsi="Inter" w:cs="Inter"/>
+          <w:b/>
           <w:i w:val="0"/>
           <w:color w:val="1C1E2E"/>
           <w:sz w:val="22"/>
         </w:rPr>
-        <w:t>).</w:t>
+        <w:t>1133DH</w:t>
+      </w:r>
+      <w:r>
+        <w:rPr>
+          <w:rFonts w:ascii="Inter" w:hAnsi="Inter" w:cs="Inter"/>
+          <w:b w:val="0"/>
+          <w:i w:val="0"/>
+          <w:color w:val="1C1E2E"/>
+          <w:sz w:val="22"/>
+        </w:rPr>
+        <w:t xml:space="preserve">, en la </w:t>
+      </w:r>
+      <w:r>
+        <w:rPr>
+          <w:rFonts w:ascii="Inter" w:hAnsi="Inter" w:cs="Inter"/>
+          <w:b/>
+          <w:i w:val="0"/>
+          <w:color w:val="1C1E2E"/>
+          <w:sz w:val="22"/>
+        </w:rPr>
+        <w:t>L.N. Santa Rosalía de Palermo</w:t>
+      </w:r>
+      <w:r>
+        <w:rPr>
+          <w:rFonts w:ascii="Inter" w:hAnsi="Inter" w:cs="Inter"/>
+          <w:b w:val="0"/>
+          <w:i w:val="0"/>
+          <w:color w:val="1C1E2E"/>
+          <w:sz w:val="22"/>
+        </w:rPr>
+        <w:t xml:space="preserve"> (antes E.B. Antonio Díaz), Zona Educativa del Estado Nueva Esparta.</w:t>
+      </w:r>
+    </w:p>
+    <w:tbl>
+      <w:tblPr>
+        <w:tblW w:type="auto" w:w="0"/>
+        <w:jc w:val="left"/>
+        <w:tblBorders>
+          <w:top w:val="single" w:sz="4" w:space="0" w:color="E6E8F2"/>
+          <w:left w:val="single" w:sz="4" w:space="0" w:color="E6E8F2"/>
+          <w:bottom w:val="single" w:sz="4" w:space="0" w:color="E6E8F2"/>
+          <w:right w:val="single" w:sz="4" w:space="0" w:color="E6E8F2"/>
+          <w:insideH w:val="single" w:sz="4" w:space="0" w:color="E6E8F2"/>
+          <w:insideV w:val="single" w:sz="4" w:space="0" w:color="E6E8F2"/>
+        </w:tblBorders>
+        <w:tblLayout w:type="autofit"/>
+        <w:tblLook w:firstColumn="1" w:firstRow="1" w:lastColumn="0" w:lastRow="0" w:noHBand="0" w:noVBand="1" w:val="04A0"/>
+      </w:tblPr>
+      <w:tblGrid>
+        <w:gridCol w:w="3216"/>
+        <w:gridCol w:w="3216"/>
+        <w:gridCol w:w="3216"/>
+      </w:tblGrid>
+      <w:tr>
+        <w:tc>
+          <w:tcPr>
+            <w:tcW w:type="dxa" w:w="3216"/>
+            <w:shd w:val="clear" w:color="auto" w:fill="EEF2FD"/>
+          </w:tcPr>
+          <w:p>
+            <w:pPr>
+              <w:spacing w:after="40"/>
+            </w:pPr>
+            <w:r/>
+            <w:r>
+              <w:rPr>
+                <w:rFonts w:ascii="Inter" w:hAnsi="Inter" w:cs="Inter"/>
+                <w:b/>
+                <w:i w:val="0"/>
+                <w:color w:val="22307C"/>
+                <w:sz w:val="19"/>
+              </w:rPr>
+              <w:t>Dato</w:t>
+            </w:r>
+          </w:p>
+        </w:tc>
+        <w:tc>
+          <w:tcPr>
+            <w:tcW w:type="dxa" w:w="3216"/>
+            <w:shd w:val="clear" w:color="auto" w:fill="EEF2FD"/>
+          </w:tcPr>
+          <w:p>
+            <w:pPr>
+              <w:spacing w:after="40"/>
+            </w:pPr>
+            <w:r/>
+            <w:r>
+              <w:rPr>
+                <w:rFonts w:ascii="Inter" w:hAnsi="Inter" w:cs="Inter"/>
+                <w:b/>
+                <w:i w:val="0"/>
+                <w:color w:val="22307C"/>
+                <w:sz w:val="19"/>
+              </w:rPr>
+              <w:t>Valor</w:t>
+            </w:r>
+          </w:p>
+        </w:tc>
+        <w:tc>
+          <w:tcPr>
+            <w:tcW w:type="dxa" w:w="3216"/>
+            <w:shd w:val="clear" w:color="auto" w:fill="EEF2FD"/>
+          </w:tcPr>
+          <w:p>
+            <w:pPr>
+              <w:spacing w:after="40"/>
+            </w:pPr>
+            <w:r/>
+            <w:r>
+              <w:rPr>
+                <w:rFonts w:ascii="Inter" w:hAnsi="Inter" w:cs="Inter"/>
+                <w:b/>
+                <w:i w:val="0"/>
+                <w:color w:val="22307C"/>
+                <w:sz w:val="19"/>
+              </w:rPr>
+              <w:t>Documento</w:t>
+            </w:r>
+          </w:p>
+        </w:tc>
+      </w:tr>
+      <w:tr>
+        <w:tc>
+          <w:tcPr>
+            <w:tcW w:type="dxa" w:w="3216"/>
+          </w:tcPr>
+          <w:p>
+            <w:pPr>
+              <w:spacing w:after="40"/>
+            </w:pPr>
+            <w:r/>
+            <w:r>
+              <w:rPr>
+                <w:rFonts w:ascii="Inter" w:hAnsi="Inter" w:cs="Inter"/>
+                <w:b w:val="0"/>
+                <w:i w:val="0"/>
+                <w:color w:val="1C1E2E"/>
+                <w:sz w:val="19"/>
+              </w:rPr>
+              <w:t>Ingreso</w:t>
+            </w:r>
+          </w:p>
+        </w:tc>
+        <w:tc>
+          <w:tcPr>
+            <w:tcW w:type="dxa" w:w="3216"/>
+          </w:tcPr>
+          <w:p>
+            <w:pPr>
+              <w:spacing w:after="40"/>
+            </w:pPr>
+            <w:r/>
+            <w:r>
+              <w:rPr>
+                <w:rFonts w:ascii="Inter" w:hAnsi="Inter" w:cs="Inter"/>
+                <w:b/>
+                <w:i w:val="0"/>
+                <w:color w:val="1C1E2E"/>
+                <w:sz w:val="19"/>
+              </w:rPr>
+              <w:t>01/10/2006</w:t>
+            </w:r>
+          </w:p>
+        </w:tc>
+        <w:tc>
+          <w:tcPr>
+            <w:tcW w:type="dxa" w:w="3216"/>
+          </w:tcPr>
+          <w:p>
+            <w:pPr>
+              <w:spacing w:after="40"/>
+            </w:pPr>
+            <w:r/>
+            <w:r>
+              <w:rPr>
+                <w:rFonts w:ascii="Inter" w:hAnsi="Inter" w:cs="Inter"/>
+                <w:b w:val="0"/>
+                <w:i w:val="0"/>
+                <w:color w:val="1C1E2E"/>
+                <w:sz w:val="19"/>
+              </w:rPr>
+              <w:t xml:space="preserve">Constancia provisional de la Zona Educativa · constancia de trabajo del Ministerio </w:t>
+            </w:r>
+            <w:r>
+              <w:rPr>
+                <w:rFonts w:ascii="Inter" w:hAnsi="Inter" w:cs="Inter"/>
+                <w:b/>
+                <w:i w:val="0"/>
+                <w:color w:val="1C1E2E"/>
+                <w:sz w:val="19"/>
+              </w:rPr>
+              <w:t>[DOC-26]</w:t>
+            </w:r>
+          </w:p>
+        </w:tc>
+      </w:tr>
+      <w:tr>
+        <w:tc>
+          <w:tcPr>
+            <w:tcW w:type="dxa" w:w="3216"/>
+          </w:tcPr>
+          <w:p>
+            <w:pPr>
+              <w:spacing w:after="40"/>
+            </w:pPr>
+            <w:r/>
+            <w:r>
+              <w:rPr>
+                <w:rFonts w:ascii="Inter" w:hAnsi="Inter" w:cs="Inter"/>
+                <w:b w:val="0"/>
+                <w:i w:val="0"/>
+                <w:color w:val="1C1E2E"/>
+                <w:sz w:val="19"/>
+              </w:rPr>
+              <w:t>Egreso</w:t>
+            </w:r>
+          </w:p>
+        </w:tc>
+        <w:tc>
+          <w:tcPr>
+            <w:tcW w:type="dxa" w:w="3216"/>
+          </w:tcPr>
+          <w:p>
+            <w:pPr>
+              <w:spacing w:after="40"/>
+            </w:pPr>
+            <w:r/>
+            <w:r>
+              <w:rPr>
+                <w:rFonts w:ascii="Inter" w:hAnsi="Inter" w:cs="Inter"/>
+                <w:b/>
+                <w:i w:val="0"/>
+                <w:color w:val="1C1E2E"/>
+                <w:sz w:val="19"/>
+              </w:rPr>
+              <w:t>01/01/2019</w:t>
+            </w:r>
+          </w:p>
+        </w:tc>
+        <w:tc>
+          <w:tcPr>
+            <w:tcW w:type="dxa" w:w="3216"/>
+          </w:tcPr>
+          <w:p>
+            <w:pPr>
+              <w:spacing w:after="40"/>
+            </w:pPr>
+            <w:r/>
+            <w:r>
+              <w:rPr>
+                <w:rFonts w:ascii="Inter" w:hAnsi="Inter" w:cs="Inter"/>
+                <w:b w:val="0"/>
+                <w:i w:val="0"/>
+                <w:color w:val="1C1E2E"/>
+                <w:sz w:val="19"/>
+              </w:rPr>
+              <w:t xml:space="preserve">Cuenta Individual del IVSS </w:t>
+            </w:r>
+            <w:r>
+              <w:rPr>
+                <w:rFonts w:ascii="Inter" w:hAnsi="Inter" w:cs="Inter"/>
+                <w:b/>
+                <w:i w:val="0"/>
+                <w:color w:val="1C1E2E"/>
+                <w:sz w:val="19"/>
+              </w:rPr>
+              <w:t>[DOC-27]</w:t>
+            </w:r>
+          </w:p>
+        </w:tc>
+      </w:tr>
+      <w:tr>
+        <w:tc>
+          <w:tcPr>
+            <w:tcW w:type="dxa" w:w="3216"/>
+          </w:tcPr>
+          <w:p>
+            <w:pPr>
+              <w:spacing w:after="40"/>
+            </w:pPr>
+            <w:r/>
+            <w:r>
+              <w:rPr>
+                <w:rFonts w:ascii="Inter" w:hAnsi="Inter" w:cs="Inter"/>
+                <w:b w:val="0"/>
+                <w:i w:val="0"/>
+                <w:color w:val="1C1E2E"/>
+                <w:sz w:val="19"/>
+              </w:rPr>
+              <w:t>Continuidad</w:t>
+            </w:r>
+          </w:p>
+        </w:tc>
+        <w:tc>
+          <w:tcPr>
+            <w:tcW w:type="dxa" w:w="3216"/>
+          </w:tcPr>
+          <w:p>
+            <w:pPr>
+              <w:spacing w:after="40"/>
+            </w:pPr>
+            <w:r/>
+            <w:r>
+              <w:rPr>
+                <w:rFonts w:ascii="Inter" w:hAnsi="Inter" w:cs="Inter"/>
+                <w:b/>
+                <w:i w:val="0"/>
+                <w:color w:val="1C1E2E"/>
+                <w:sz w:val="19"/>
+              </w:rPr>
+              <w:t>52–53 semanas cotizadas cada año, 2011–2018</w:t>
+            </w:r>
+          </w:p>
+        </w:tc>
+        <w:tc>
+          <w:tcPr>
+            <w:tcW w:type="dxa" w:w="3216"/>
+          </w:tcPr>
+          <w:p>
+            <w:pPr>
+              <w:spacing w:after="40"/>
+            </w:pPr>
+            <w:r/>
+            <w:r>
+              <w:rPr>
+                <w:rFonts w:ascii="Inter" w:hAnsi="Inter" w:cs="Inter"/>
+                <w:b w:val="0"/>
+                <w:i w:val="0"/>
+                <w:color w:val="1C1E2E"/>
+                <w:sz w:val="19"/>
+              </w:rPr>
+              <w:t xml:space="preserve">Cuenta Individual del IVSS </w:t>
+            </w:r>
+            <w:r>
+              <w:rPr>
+                <w:rFonts w:ascii="Inter" w:hAnsi="Inter" w:cs="Inter"/>
+                <w:b/>
+                <w:i w:val="0"/>
+                <w:color w:val="1C1E2E"/>
+                <w:sz w:val="19"/>
+              </w:rPr>
+              <w:t>[DOC-27]</w:t>
+            </w:r>
+          </w:p>
+        </w:tc>
+      </w:tr>
+      <w:tr>
+        <w:tc>
+          <w:tcPr>
+            <w:tcW w:type="dxa" w:w="3216"/>
+          </w:tcPr>
+          <w:p>
+            <w:pPr>
+              <w:spacing w:after="40"/>
+            </w:pPr>
+            <w:r/>
+            <w:r>
+              <w:rPr>
+                <w:rFonts w:ascii="Inter" w:hAnsi="Inter" w:cs="Inter"/>
+                <w:b w:val="0"/>
+                <w:i w:val="0"/>
+                <w:color w:val="1C1E2E"/>
+                <w:sz w:val="19"/>
+              </w:rPr>
+              <w:t>Verificación</w:t>
+            </w:r>
+          </w:p>
+        </w:tc>
+        <w:tc>
+          <w:tcPr>
+            <w:tcW w:type="dxa" w:w="3216"/>
+          </w:tcPr>
+          <w:p>
+            <w:pPr>
+              <w:spacing w:after="40"/>
+            </w:pPr>
+            <w:r/>
+            <w:r>
+              <w:rPr>
+                <w:rFonts w:ascii="Inter" w:hAnsi="Inter" w:cs="Inter"/>
+                <w:b w:val="0"/>
+                <w:i w:val="0"/>
+                <w:color w:val="1C1E2E"/>
+                <w:sz w:val="19"/>
+              </w:rPr>
+              <w:t xml:space="preserve">Constancia ministerial con </w:t>
+            </w:r>
+            <w:r>
+              <w:rPr>
+                <w:rFonts w:ascii="Inter" w:hAnsi="Inter" w:cs="Inter"/>
+                <w:b/>
+                <w:i w:val="0"/>
+                <w:color w:val="1C1E2E"/>
+                <w:sz w:val="19"/>
+              </w:rPr>
+              <w:t>código de verificación en línea</w:t>
+            </w:r>
+          </w:p>
+        </w:tc>
+        <w:tc>
+          <w:tcPr>
+            <w:tcW w:type="dxa" w:w="3216"/>
+          </w:tcPr>
+          <w:p>
+            <w:pPr>
+              <w:spacing w:after="40"/>
+            </w:pPr>
+            <w:r/>
+            <w:r>
+              <w:rPr>
+                <w:rFonts w:ascii="Inter" w:hAnsi="Inter" w:cs="Inter"/>
+                <w:b w:val="0"/>
+                <w:i w:val="0"/>
+                <w:color w:val="1C1E2E"/>
+                <w:sz w:val="19"/>
+              </w:rPr>
+              <w:t>Portal de autogestión del Ministerio</w:t>
+            </w:r>
+          </w:p>
+        </w:tc>
+      </w:tr>
+    </w:tbl>
+    <w:p/>
+    <w:p>
+      <w:pPr>
+        <w:pBdr>
+          <w:left w:val="single" w:sz="18" w:space="8" w:color="9A5B00"/>
+        </w:pBdr>
+        <w:spacing w:before="120" w:after="200"/>
+        <w:ind w:left="317"/>
+      </w:pPr>
+      <w:r>
+        <w:rPr>
+          <w:rFonts w:ascii="Inter" w:hAnsi="Inter" w:cs="Inter"/>
+          <w:b/>
+          <w:i w:val="0"/>
+          <w:color w:val="5B5F77"/>
+          <w:sz w:val="21"/>
+        </w:rPr>
+        <w:t>Son dos empleos simultáneos, no uno.</w:t>
+      </w:r>
+      <w:r>
+        <w:rPr>
+          <w:rFonts w:ascii="Inter" w:hAnsi="Inter" w:cs="Inter"/>
+          <w:b w:val="0"/>
+          <w:i w:val="0"/>
+          <w:color w:val="5B5F77"/>
+          <w:sz w:val="21"/>
+        </w:rPr>
+        <w:t xml:space="preserve"> Entre 2007 y 2010 compaginó la docencia universitaria en la UDO con la docencia de aula en el Ministerio. La contratación universitaria por honorarios </w:t>
+      </w:r>
+      <w:r>
+        <w:rPr>
+          <w:rFonts w:ascii="Inter" w:hAnsi="Inter" w:cs="Inter"/>
+          <w:b/>
+          <w:i w:val="0"/>
+          <w:color w:val="5B5F77"/>
+          <w:sz w:val="21"/>
+        </w:rPr>
+        <w:t>no genera cotización</w:t>
+      </w:r>
+      <w:r>
+        <w:rPr>
+          <w:rFonts w:ascii="Inter" w:hAnsi="Inter" w:cs="Inter"/>
+          <w:b w:val="0"/>
+          <w:i w:val="0"/>
+          <w:color w:val="5B5F77"/>
+          <w:sz w:val="21"/>
+        </w:rPr>
+        <w:t>, y por eso el IVSS solo refleja el Ministerio: la ausencia es lo esperable en esa figura contractual, no una laguna. Declararlos por separado suma y evita que un revisor detecte una inconsistencia al cruzar los documentos.</w:t>
       </w:r>
     </w:p>
     <w:p>
       <w:pPr>
-        <w:pStyle w:val="ListBullet"/>
-        <w:spacing w:after="60"/>
-        <w:ind w:left="403"/>
+        <w:pBdr>
+          <w:left w:val="single" w:sz="18" w:space="8" w:color="9A5B00"/>
+        </w:pBdr>
+        <w:spacing w:before="120" w:after="200"/>
+        <w:ind w:left="317"/>
       </w:pPr>
       <w:r>
         <w:rPr>
           <w:rFonts w:ascii="Inter" w:hAnsi="Inter" w:cs="Inter"/>
           <w:b w:val="0"/>
           <w:i w:val="0"/>
-          <w:color w:val="1C1E2E"/>
-          <w:sz w:val="22"/>
-        </w:rPr>
-        <w:t>Docencia de inglés científico en titulaciones de ciencias.</w:t>
-      </w:r>
-    </w:p>
-    <w:p>
-      <w:pPr>
-        <w:pStyle w:val="ListBullet"/>
-        <w:spacing w:after="60"/>
-        <w:ind w:left="403"/>
-      </w:pPr>
+          <w:color w:val="5B5F77"/>
+          <w:sz w:val="21"/>
+        </w:rPr>
+        <w:t xml:space="preserve">ℹ️ </w:t>
+      </w:r>
+      <w:r>
+        <w:rPr>
+          <w:rFonts w:ascii="Inter" w:hAnsi="Inter" w:cs="Inter"/>
+          <w:b/>
+          <w:i w:val="0"/>
+          <w:color w:val="5B5F77"/>
+          <w:sz w:val="21"/>
+        </w:rPr>
+        <w:t>Sobre la acreditación exhaustiva.</w:t>
+      </w:r>
       <w:r>
         <w:rPr>
           <w:rFonts w:ascii="Inter" w:hAnsi="Inter" w:cs="Inter"/>
           <w:b w:val="0"/>
           <w:i w:val="0"/>
-          <w:color w:val="1C1E2E"/>
-          <w:sz w:val="22"/>
-        </w:rPr>
-        <w:t>Redacción y revisión de contenido científico en inglés (odontología, biología marina) para revistas revisadas por pares de alto impacto.</w:t>
-      </w:r>
-    </w:p>
-    <w:p>
-      <w:pPr>
-        <w:pStyle w:val="ListBullet"/>
-        <w:spacing w:after="60"/>
-        <w:ind w:left="403"/>
-      </w:pPr>
+          <w:color w:val="5B5F77"/>
+          <w:sz w:val="21"/>
+        </w:rPr>
+        <w:t xml:space="preserve"> Los archivos de la UDO sufrieron vandalismo e incendios documentados entre 2018 y 2020, por lo que la certificación disponible cubre los periodos cuyos registros pudieron recuperarse. Se adjunta nota explicativa y referencia de prensa a título contextual </w:t>
+      </w:r>
       <w:r>
         <w:rPr>
           <w:rFonts w:ascii="Inter" w:hAnsi="Inter" w:cs="Inter"/>
           <w:b/>
           <w:i w:val="0"/>
-          <w:color w:val="1C1E2E"/>
-          <w:sz w:val="22"/>
-        </w:rPr>
-        <w:t>Reconocimiento en los agradecimientos</w:t>
+          <w:color w:val="5B5F77"/>
+          <w:sz w:val="21"/>
+        </w:rPr>
+        <w:t>[DOC-28]</w:t>
       </w:r>
       <w:r>
         <w:rPr>
           <w:rFonts w:ascii="Inter" w:hAnsi="Inter" w:cs="Inter"/>
           <w:b w:val="0"/>
           <w:i w:val="0"/>
-          <w:color w:val="1C1E2E"/>
-          <w:sz w:val="22"/>
-        </w:rPr>
-        <w:t xml:space="preserve"> de Sotelo-Casas et al. (2019), </w:t>
-      </w:r>
-      <w:r>
-        <w:rPr>
-          <w:rFonts w:ascii="Inter" w:hAnsi="Inter" w:cs="Inter"/>
-          <w:b w:val="0"/>
-          <w:i/>
-          <w:color w:val="1C1E2E"/>
-          <w:sz w:val="22"/>
-        </w:rPr>
-        <w:t>Estuarine, Coastal and Shelf Science</w:t>
-      </w:r>
-      <w:r>
-        <w:rPr>
-          <w:rFonts w:ascii="Inter" w:hAnsi="Inter" w:cs="Inter"/>
-          <w:b w:val="0"/>
-          <w:i w:val="0"/>
-          <w:color w:val="1C1E2E"/>
-          <w:sz w:val="22"/>
-        </w:rPr>
-        <w:t xml:space="preserve"> (Elsevier), p. 8, por el contenido científico y la revisión en inglés del manuscrito. </w:t>
-      </w:r>
-      <w:r>
-        <w:rPr>
-          <w:rFonts w:ascii="Inter" w:hAnsi="Inter" w:cs="Inter"/>
-          <w:b/>
-          <w:i w:val="0"/>
-          <w:color w:val="1C1E2E"/>
-          <w:sz w:val="22"/>
-        </w:rPr>
-        <w:t>[DOC-14]</w:t>
+          <w:color w:val="5B5F77"/>
+          <w:sz w:val="21"/>
+        </w:rPr>
+        <w:t>. El bloque del Ministerio es ajeno a esa pérdida: lo certifica el Estado, no el empleador.</w:t>
       </w:r>
     </w:p>
     <w:p>
@@ -8582,7 +9705,7 @@
                 <w:color w:val="1C1E2E"/>
                 <w:sz w:val="19"/>
               </w:rPr>
-              <w:t>1.568 h de docencia universitaria acreditadas</w:t>
+              <w:t>1.568 h de docencia universitaria</w:t>
             </w:r>
             <w:r>
               <w:rPr>
@@ -8592,7 +9715,27 @@
                 <w:color w:val="1C1E2E"/>
                 <w:sz w:val="19"/>
               </w:rPr>
-              <w:t xml:space="preserve"> · 20+ años · ID 2019-actualidad</w:t>
+              <w:t xml:space="preserve"> (ESP en ciencias) · </w:t>
+            </w:r>
+            <w:r>
+              <w:rPr>
+                <w:rFonts w:ascii="Inter" w:hAnsi="Inter" w:cs="Inter"/>
+                <w:b/>
+                <w:i w:val="0"/>
+                <w:color w:val="1C1E2E"/>
+                <w:sz w:val="19"/>
+              </w:rPr>
+              <w:t>12 años de docencia de aula</w:t>
+            </w:r>
+            <w:r>
+              <w:rPr>
+                <w:rFonts w:ascii="Inter" w:hAnsi="Inter" w:cs="Inter"/>
+                <w:b w:val="0"/>
+                <w:i w:val="0"/>
+                <w:color w:val="1C1E2E"/>
+                <w:sz w:val="19"/>
+              </w:rPr>
+              <w:t xml:space="preserve"> verificables ante el Estado · diseño instruccional 2019–actualidad</w:t>
             </w:r>
           </w:p>
         </w:tc>
@@ -12507,7 +13650,7 @@
                 <w:color w:val="1C1E2E"/>
                 <w:sz w:val="19"/>
               </w:rPr>
-              <w:t xml:space="preserve">Certificados de servicio docente — UDO Núcleo Nueva Esparta (2005–2015), </w:t>
+              <w:t xml:space="preserve">⭐ </w:t>
             </w:r>
             <w:r>
               <w:rPr>
@@ -12517,7 +13660,17 @@
                 <w:color w:val="1C1E2E"/>
                 <w:sz w:val="19"/>
               </w:rPr>
-              <w:t>1.568 h acreditadas</w:t>
+              <w:t>Constancia de Carga Académica</w:t>
+            </w:r>
+            <w:r>
+              <w:rPr>
+                <w:rFonts w:ascii="Inter" w:hAnsi="Inter" w:cs="Inter"/>
+                <w:b w:val="0"/>
+                <w:i w:val="0"/>
+                <w:color w:val="1C1E2E"/>
+                <w:sz w:val="19"/>
+              </w:rPr>
+              <w:t xml:space="preserve"> sellada — UDO Núcleo Nueva Esparta, 25 may. 2026 (8 semestres, 12–14 h semanales)</w:t>
             </w:r>
           </w:p>
         </w:tc>
@@ -12559,7 +13712,17 @@
                 <w:color w:val="1C1E2E"/>
                 <w:sz w:val="19"/>
               </w:rPr>
-              <w:t>⬜</w:t>
+              <w:t xml:space="preserve">✅ </w:t>
+            </w:r>
+            <w:r>
+              <w:rPr>
+                <w:rFonts w:ascii="Inter" w:hAnsi="Inter" w:cs="Inter"/>
+                <w:b/>
+                <w:i w:val="0"/>
+                <w:color w:val="1C1E2E"/>
+                <w:sz w:val="19"/>
+              </w:rPr>
+              <w:t>en mano</w:t>
             </w:r>
           </w:p>
         </w:tc>
@@ -12582,7 +13745,7 @@
                 <w:color w:val="1C1E2E"/>
                 <w:sz w:val="19"/>
               </w:rPr>
-              <w:t>DOC-17</w:t>
+              <w:t>DOC-25</w:t>
             </w:r>
           </w:p>
         </w:tc>
@@ -12603,7 +13766,37 @@
                 <w:color w:val="1C1E2E"/>
                 <w:sz w:val="19"/>
               </w:rPr>
-              <w:t>Vida laboral / certificado de actividad profesional en España</w:t>
+              <w:t xml:space="preserve">⭐ </w:t>
+            </w:r>
+            <w:r>
+              <w:rPr>
+                <w:rFonts w:ascii="Inter" w:hAnsi="Inter" w:cs="Inter"/>
+                <w:b/>
+                <w:i w:val="0"/>
+                <w:color w:val="1C1E2E"/>
+                <w:sz w:val="19"/>
+              </w:rPr>
+              <w:t>Hoja de carga docente UDO 2007–2011</w:t>
+            </w:r>
+            <w:r>
+              <w:rPr>
+                <w:rFonts w:ascii="Inter" w:hAnsi="Inter" w:cs="Inter"/>
+                <w:b w:val="0"/>
+                <w:i w:val="0"/>
+                <w:color w:val="1C1E2E"/>
+                <w:sz w:val="19"/>
+              </w:rPr>
+              <w:t xml:space="preserve"> — desglose por sección, departamento y titulación · </w:t>
+            </w:r>
+            <w:r>
+              <w:rPr>
+                <w:rFonts w:ascii="Inter" w:hAnsi="Inter" w:cs="Inter"/>
+                <w:b/>
+                <w:i w:val="0"/>
+                <w:color w:val="1C1E2E"/>
+                <w:sz w:val="19"/>
+              </w:rPr>
+              <w:t>total 1.568 h</w:t>
             </w:r>
           </w:p>
         </w:tc>
@@ -12645,7 +13838,567 @@
                 <w:color w:val="1C1E2E"/>
                 <w:sz w:val="19"/>
               </w:rPr>
+              <w:t xml:space="preserve">✅ </w:t>
+            </w:r>
+            <w:r>
+              <w:rPr>
+                <w:rFonts w:ascii="Inter" w:hAnsi="Inter" w:cs="Inter"/>
+                <w:b/>
+                <w:i w:val="0"/>
+                <w:color w:val="1C1E2E"/>
+                <w:sz w:val="19"/>
+              </w:rPr>
+              <w:t>en mano</w:t>
+            </w:r>
+            <w:r>
+              <w:rPr>
+                <w:rFonts w:ascii="Inter" w:hAnsi="Inter" w:cs="Inter"/>
+                <w:b w:val="0"/>
+                <w:i w:val="0"/>
+                <w:color w:val="1C1E2E"/>
+                <w:sz w:val="19"/>
+              </w:rPr>
+              <w:t xml:space="preserve"> ⚠️ pedir sello</w:t>
+            </w:r>
+          </w:p>
+        </w:tc>
+      </w:tr>
+      <w:tr>
+        <w:tc>
+          <w:tcPr>
+            <w:tcW w:type="dxa" w:w="2412"/>
+          </w:tcPr>
+          <w:p>
+            <w:pPr>
+              <w:spacing w:after="40"/>
+            </w:pPr>
+            <w:r/>
+            <w:r>
+              <w:rPr>
+                <w:rFonts w:ascii="Inter" w:hAnsi="Inter" w:cs="Inter"/>
+                <w:b w:val="0"/>
+                <w:i w:val="0"/>
+                <w:color w:val="1C1E2E"/>
+                <w:sz w:val="19"/>
+              </w:rPr>
+              <w:t>DOC-26</w:t>
+            </w:r>
+          </w:p>
+        </w:tc>
+        <w:tc>
+          <w:tcPr>
+            <w:tcW w:type="dxa" w:w="2412"/>
+          </w:tcPr>
+          <w:p>
+            <w:pPr>
+              <w:spacing w:after="40"/>
+            </w:pPr>
+            <w:r/>
+            <w:r>
+              <w:rPr>
+                <w:rFonts w:ascii="Inter" w:hAnsi="Inter" w:cs="Inter"/>
+                <w:b w:val="0"/>
+                <w:i w:val="0"/>
+                <w:color w:val="1C1E2E"/>
+                <w:sz w:val="19"/>
+              </w:rPr>
+              <w:t xml:space="preserve">⭐ </w:t>
+            </w:r>
+            <w:r>
+              <w:rPr>
+                <w:rFonts w:ascii="Inter" w:hAnsi="Inter" w:cs="Inter"/>
+                <w:b/>
+                <w:i w:val="0"/>
+                <w:color w:val="1C1E2E"/>
+                <w:sz w:val="19"/>
+              </w:rPr>
+              <w:t>Constancias del Ministerio de Educación</w:t>
+            </w:r>
+            <w:r>
+              <w:rPr>
+                <w:rFonts w:ascii="Inter" w:hAnsi="Inter" w:cs="Inter"/>
+                <w:b w:val="0"/>
+                <w:i w:val="0"/>
+                <w:color w:val="1C1E2E"/>
+                <w:sz w:val="19"/>
+              </w:rPr>
+              <w:t xml:space="preserve"> — provisional (06/10/2006, 36 h Inglés) y de trabajo (05/03/2018, Docente III/Aula, cód. 1133DH)</w:t>
+            </w:r>
+          </w:p>
+        </w:tc>
+        <w:tc>
+          <w:tcPr>
+            <w:tcW w:type="dxa" w:w="2412"/>
+          </w:tcPr>
+          <w:p>
+            <w:pPr>
+              <w:spacing w:after="40"/>
+            </w:pPr>
+            <w:r/>
+            <w:r>
+              <w:rPr>
+                <w:rFonts w:ascii="Inter" w:hAnsi="Inter" w:cs="Inter"/>
+                <w:b w:val="0"/>
+                <w:i w:val="0"/>
+                <w:color w:val="1C1E2E"/>
+                <w:sz w:val="19"/>
+              </w:rPr>
+              <w:t>B.6</w:t>
+            </w:r>
+          </w:p>
+        </w:tc>
+        <w:tc>
+          <w:tcPr>
+            <w:tcW w:type="dxa" w:w="2412"/>
+          </w:tcPr>
+          <w:p>
+            <w:pPr>
+              <w:spacing w:after="40"/>
+            </w:pPr>
+            <w:r/>
+            <w:r>
+              <w:rPr>
+                <w:rFonts w:ascii="Inter" w:hAnsi="Inter" w:cs="Inter"/>
+                <w:b w:val="0"/>
+                <w:i w:val="0"/>
+                <w:color w:val="1C1E2E"/>
+                <w:sz w:val="19"/>
+              </w:rPr>
+              <w:t xml:space="preserve">✅ </w:t>
+            </w:r>
+            <w:r>
+              <w:rPr>
+                <w:rFonts w:ascii="Inter" w:hAnsi="Inter" w:cs="Inter"/>
+                <w:b/>
+                <w:i w:val="0"/>
+                <w:color w:val="1C1E2E"/>
+                <w:sz w:val="19"/>
+              </w:rPr>
+              <w:t>en mano</w:t>
+            </w:r>
+          </w:p>
+        </w:tc>
+      </w:tr>
+      <w:tr>
+        <w:tc>
+          <w:tcPr>
+            <w:tcW w:type="dxa" w:w="2412"/>
+          </w:tcPr>
+          <w:p>
+            <w:pPr>
+              <w:spacing w:after="40"/>
+            </w:pPr>
+            <w:r/>
+            <w:r>
+              <w:rPr>
+                <w:rFonts w:ascii="Inter" w:hAnsi="Inter" w:cs="Inter"/>
+                <w:b w:val="0"/>
+                <w:i w:val="0"/>
+                <w:color w:val="1C1E2E"/>
+                <w:sz w:val="19"/>
+              </w:rPr>
+              <w:t>DOC-27</w:t>
+            </w:r>
+          </w:p>
+        </w:tc>
+        <w:tc>
+          <w:tcPr>
+            <w:tcW w:type="dxa" w:w="2412"/>
+          </w:tcPr>
+          <w:p>
+            <w:pPr>
+              <w:spacing w:after="40"/>
+            </w:pPr>
+            <w:r/>
+            <w:r>
+              <w:rPr>
+                <w:rFonts w:ascii="Inter" w:hAnsi="Inter" w:cs="Inter"/>
+                <w:b w:val="0"/>
+                <w:i w:val="0"/>
+                <w:color w:val="1C1E2E"/>
+                <w:sz w:val="19"/>
+              </w:rPr>
+              <w:t xml:space="preserve">⭐ </w:t>
+            </w:r>
+            <w:r>
+              <w:rPr>
+                <w:rFonts w:ascii="Inter" w:hAnsi="Inter" w:cs="Inter"/>
+                <w:b/>
+                <w:i w:val="0"/>
+                <w:color w:val="1C1E2E"/>
+                <w:sz w:val="19"/>
+              </w:rPr>
+              <w:t>Cuenta Individual (IVSS)</w:t>
+            </w:r>
+            <w:r>
+              <w:rPr>
+                <w:rFonts w:ascii="Inter" w:hAnsi="Inter" w:cs="Inter"/>
+                <w:b w:val="0"/>
+                <w:i w:val="0"/>
+                <w:color w:val="1C1E2E"/>
+                <w:sz w:val="19"/>
+              </w:rPr>
+              <w:t xml:space="preserve"> — ingreso 12/09/2005, egreso 01/01/2019, cotización continua 2011–2018</w:t>
+            </w:r>
+          </w:p>
+        </w:tc>
+        <w:tc>
+          <w:tcPr>
+            <w:tcW w:type="dxa" w:w="2412"/>
+          </w:tcPr>
+          <w:p>
+            <w:pPr>
+              <w:spacing w:after="40"/>
+            </w:pPr>
+            <w:r/>
+            <w:r>
+              <w:rPr>
+                <w:rFonts w:ascii="Inter" w:hAnsi="Inter" w:cs="Inter"/>
+                <w:b w:val="0"/>
+                <w:i w:val="0"/>
+                <w:color w:val="1C1E2E"/>
+                <w:sz w:val="19"/>
+              </w:rPr>
+              <w:t>B.6</w:t>
+            </w:r>
+          </w:p>
+        </w:tc>
+        <w:tc>
+          <w:tcPr>
+            <w:tcW w:type="dxa" w:w="2412"/>
+          </w:tcPr>
+          <w:p>
+            <w:pPr>
+              <w:spacing w:after="40"/>
+            </w:pPr>
+            <w:r/>
+            <w:r>
+              <w:rPr>
+                <w:rFonts w:ascii="Inter" w:hAnsi="Inter" w:cs="Inter"/>
+                <w:b w:val="0"/>
+                <w:i w:val="0"/>
+                <w:color w:val="1C1E2E"/>
+                <w:sz w:val="19"/>
+              </w:rPr>
+              <w:t xml:space="preserve">✅ </w:t>
+            </w:r>
+            <w:r>
+              <w:rPr>
+                <w:rFonts w:ascii="Inter" w:hAnsi="Inter" w:cs="Inter"/>
+                <w:b/>
+                <w:i w:val="0"/>
+                <w:color w:val="1C1E2E"/>
+                <w:sz w:val="19"/>
+              </w:rPr>
+              <w:t>en mano</w:t>
+            </w:r>
+          </w:p>
+        </w:tc>
+      </w:tr>
+      <w:tr>
+        <w:tc>
+          <w:tcPr>
+            <w:tcW w:type="dxa" w:w="2412"/>
+          </w:tcPr>
+          <w:p>
+            <w:pPr>
+              <w:spacing w:after="40"/>
+            </w:pPr>
+            <w:r/>
+            <w:r>
+              <w:rPr>
+                <w:rFonts w:ascii="Inter" w:hAnsi="Inter" w:cs="Inter"/>
+                <w:b w:val="0"/>
+                <w:i w:val="0"/>
+                <w:color w:val="1C1E2E"/>
+                <w:sz w:val="19"/>
+              </w:rPr>
+              <w:t>DOC-28</w:t>
+            </w:r>
+          </w:p>
+        </w:tc>
+        <w:tc>
+          <w:tcPr>
+            <w:tcW w:type="dxa" w:w="2412"/>
+          </w:tcPr>
+          <w:p>
+            <w:pPr>
+              <w:spacing w:after="40"/>
+            </w:pPr>
+            <w:r/>
+            <w:r>
+              <w:rPr>
+                <w:rFonts w:ascii="Inter" w:hAnsi="Inter" w:cs="Inter"/>
+                <w:b w:val="0"/>
+                <w:i w:val="0"/>
+                <w:color w:val="1C1E2E"/>
+                <w:sz w:val="19"/>
+              </w:rPr>
+              <w:t xml:space="preserve">Referencia de prensa sobre la destrucción de archivos de la UDO (2018–2020) — documento </w:t>
+            </w:r>
+            <w:r>
+              <w:rPr>
+                <w:rFonts w:ascii="Inter" w:hAnsi="Inter" w:cs="Inter"/>
+                <w:b/>
+                <w:i w:val="0"/>
+                <w:color w:val="1C1E2E"/>
+                <w:sz w:val="19"/>
+              </w:rPr>
+              <w:t>contextual</w:t>
+            </w:r>
+            <w:r>
+              <w:rPr>
+                <w:rFonts w:ascii="Inter" w:hAnsi="Inter" w:cs="Inter"/>
+                <w:b w:val="0"/>
+                <w:i w:val="0"/>
+                <w:color w:val="1C1E2E"/>
+                <w:sz w:val="19"/>
+              </w:rPr>
+              <w:t>, no probatorio del servicio</w:t>
+            </w:r>
+          </w:p>
+        </w:tc>
+        <w:tc>
+          <w:tcPr>
+            <w:tcW w:type="dxa" w:w="2412"/>
+          </w:tcPr>
+          <w:p>
+            <w:pPr>
+              <w:spacing w:after="40"/>
+            </w:pPr>
+            <w:r/>
+            <w:r>
+              <w:rPr>
+                <w:rFonts w:ascii="Inter" w:hAnsi="Inter" w:cs="Inter"/>
+                <w:b w:val="0"/>
+                <w:i w:val="0"/>
+                <w:color w:val="1C1E2E"/>
+                <w:sz w:val="19"/>
+              </w:rPr>
+              <w:t>B.6</w:t>
+            </w:r>
+          </w:p>
+        </w:tc>
+        <w:tc>
+          <w:tcPr>
+            <w:tcW w:type="dxa" w:w="2412"/>
+          </w:tcPr>
+          <w:p>
+            <w:pPr>
+              <w:spacing w:after="40"/>
+            </w:pPr>
+            <w:r/>
+            <w:r>
+              <w:rPr>
+                <w:rFonts w:ascii="Inter" w:hAnsi="Inter" w:cs="Inter"/>
+                <w:b w:val="0"/>
+                <w:i w:val="0"/>
+                <w:color w:val="1C1E2E"/>
+                <w:sz w:val="19"/>
+              </w:rPr>
+              <w:t xml:space="preserve">✅ </w:t>
+            </w:r>
+            <w:r>
+              <w:rPr>
+                <w:rFonts w:ascii="Inter" w:hAnsi="Inter" w:cs="Inter"/>
+                <w:b/>
+                <w:i w:val="0"/>
+                <w:color w:val="1C1E2E"/>
+                <w:sz w:val="19"/>
+              </w:rPr>
+              <w:t>en mano</w:t>
+            </w:r>
+          </w:p>
+        </w:tc>
+      </w:tr>
+      <w:tr>
+        <w:tc>
+          <w:tcPr>
+            <w:tcW w:type="dxa" w:w="2412"/>
+          </w:tcPr>
+          <w:p>
+            <w:pPr>
+              <w:spacing w:after="40"/>
+            </w:pPr>
+            <w:r/>
+            <w:r>
+              <w:rPr>
+                <w:rFonts w:ascii="Inter" w:hAnsi="Inter" w:cs="Inter"/>
+                <w:b w:val="0"/>
+                <w:i w:val="0"/>
+                <w:color w:val="1C1E2E"/>
+                <w:sz w:val="19"/>
+              </w:rPr>
+              <w:t>DOC-17</w:t>
+            </w:r>
+          </w:p>
+        </w:tc>
+        <w:tc>
+          <w:tcPr>
+            <w:tcW w:type="dxa" w:w="2412"/>
+          </w:tcPr>
+          <w:p>
+            <w:pPr>
+              <w:spacing w:after="40"/>
+            </w:pPr>
+            <w:r/>
+            <w:r>
+              <w:rPr>
+                <w:rFonts w:ascii="Inter" w:hAnsi="Inter" w:cs="Inter"/>
+                <w:b w:val="0"/>
+                <w:i w:val="0"/>
+                <w:color w:val="1C1E2E"/>
+                <w:sz w:val="19"/>
+              </w:rPr>
+              <w:t>Vida laboral / certificado de actividad profesional en España</w:t>
+            </w:r>
+          </w:p>
+        </w:tc>
+        <w:tc>
+          <w:tcPr>
+            <w:tcW w:type="dxa" w:w="2412"/>
+          </w:tcPr>
+          <w:p>
+            <w:pPr>
+              <w:spacing w:after="40"/>
+            </w:pPr>
+            <w:r/>
+            <w:r>
+              <w:rPr>
+                <w:rFonts w:ascii="Inter" w:hAnsi="Inter" w:cs="Inter"/>
+                <w:b w:val="0"/>
+                <w:i w:val="0"/>
+                <w:color w:val="1C1E2E"/>
+                <w:sz w:val="19"/>
+              </w:rPr>
+              <w:t>B.6</w:t>
+            </w:r>
+          </w:p>
+        </w:tc>
+        <w:tc>
+          <w:tcPr>
+            <w:tcW w:type="dxa" w:w="2412"/>
+          </w:tcPr>
+          <w:p>
+            <w:pPr>
+              <w:spacing w:after="40"/>
+            </w:pPr>
+            <w:r/>
+            <w:r>
+              <w:rPr>
+                <w:rFonts w:ascii="Inter" w:hAnsi="Inter" w:cs="Inter"/>
+                <w:b w:val="0"/>
+                <w:i w:val="0"/>
+                <w:color w:val="1C1E2E"/>
+                <w:sz w:val="19"/>
+              </w:rPr>
               <w:t>⬜</w:t>
+            </w:r>
+          </w:p>
+        </w:tc>
+      </w:tr>
+      <w:tr>
+        <w:tc>
+          <w:tcPr>
+            <w:tcW w:type="dxa" w:w="2412"/>
+          </w:tcPr>
+          <w:p>
+            <w:pPr>
+              <w:spacing w:after="40"/>
+            </w:pPr>
+            <w:r/>
+            <w:r>
+              <w:rPr>
+                <w:rFonts w:ascii="Inter" w:hAnsi="Inter" w:cs="Inter"/>
+                <w:b w:val="0"/>
+                <w:i w:val="0"/>
+                <w:color w:val="1C1E2E"/>
+                <w:sz w:val="19"/>
+              </w:rPr>
+              <w:t>—</w:t>
+            </w:r>
+          </w:p>
+        </w:tc>
+        <w:tc>
+          <w:tcPr>
+            <w:tcW w:type="dxa" w:w="2412"/>
+          </w:tcPr>
+          <w:p>
+            <w:pPr>
+              <w:spacing w:after="40"/>
+            </w:pPr>
+            <w:r/>
+            <w:r>
+              <w:rPr>
+                <w:rFonts w:ascii="Inter" w:hAnsi="Inter" w:cs="Inter"/>
+                <w:b w:val="0"/>
+                <w:i/>
+                <w:color w:val="1C1E2E"/>
+                <w:sz w:val="19"/>
+              </w:rPr>
+              <w:t>Nota explicativa sobre la acreditación de la docencia en Venezuela</w:t>
+            </w:r>
+            <w:r>
+              <w:rPr>
+                <w:rFonts w:ascii="Inter" w:hAnsi="Inter" w:cs="Inter"/>
+                <w:b w:val="0"/>
+                <w:i w:val="0"/>
+                <w:color w:val="1C1E2E"/>
+                <w:sz w:val="19"/>
+              </w:rPr>
+              <w:t xml:space="preserve"> — ver </w:t>
+            </w:r>
+            <w:r>
+              <w:rPr>
+                <w:rFonts w:ascii="Consolas" w:hAnsi="Consolas" w:cs="Consolas"/>
+                <w:b w:val="0"/>
+                <w:i w:val="0"/>
+                <w:color w:val="5B5F77"/>
+                <w:sz w:val="18"/>
+              </w:rPr>
+              <w:t>09-evidencia-docencia/</w:t>
+            </w:r>
+          </w:p>
+        </w:tc>
+        <w:tc>
+          <w:tcPr>
+            <w:tcW w:type="dxa" w:w="2412"/>
+          </w:tcPr>
+          <w:p>
+            <w:pPr>
+              <w:spacing w:after="40"/>
+            </w:pPr>
+            <w:r/>
+            <w:r>
+              <w:rPr>
+                <w:rFonts w:ascii="Inter" w:hAnsi="Inter" w:cs="Inter"/>
+                <w:b w:val="0"/>
+                <w:i w:val="0"/>
+                <w:color w:val="1C1E2E"/>
+                <w:sz w:val="19"/>
+              </w:rPr>
+              <w:t>B.6</w:t>
+            </w:r>
+          </w:p>
+        </w:tc>
+        <w:tc>
+          <w:tcPr>
+            <w:tcW w:type="dxa" w:w="2412"/>
+          </w:tcPr>
+          <w:p>
+            <w:pPr>
+              <w:spacing w:after="40"/>
+            </w:pPr>
+            <w:r/>
+            <w:r>
+              <w:rPr>
+                <w:rFonts w:ascii="Inter" w:hAnsi="Inter" w:cs="Inter"/>
+                <w:b w:val="0"/>
+                <w:i w:val="0"/>
+                <w:color w:val="1C1E2E"/>
+                <w:sz w:val="19"/>
+              </w:rPr>
+              <w:t>✅</w:t>
             </w:r>
           </w:p>
         </w:tc>

--- a/doctorado/04-docx/CV-Doctorado-Baremo-ES.docx
+++ b/doctorado/04-docx/CV-Doctorado-Baremo-ES.docx
@@ -8287,11 +8287,11 @@
         <w:rPr>
           <w:rFonts w:ascii="Inter" w:hAnsi="Inter" w:cs="Inter"/>
           <w:b/>
-          <w:i w:val="0"/>
+          <w:i/>
           <w:color w:val="1C1E2E"/>
           <w:sz w:val="22"/>
         </w:rPr>
-        <w:t>*Measure ≠ Decide</w:t>
+        <w:t>Measure ≠ Decide</w:t>
       </w:r>
       <w:r>
         <w:rPr>
@@ -8301,7 +8301,7 @@
           <w:color w:val="1C1E2E"/>
           <w:sz w:val="22"/>
         </w:rPr>
-        <w:t>* de la tesis: quién observa, quién decide y qué queda registrado.</w:t>
+        <w:t xml:space="preserve"> de la tesis: quién observa, quién decide y qué queda registrado.</w:t>
       </w:r>
     </w:p>
     <w:p>
@@ -10665,11 +10665,21 @@
         <w:rPr>
           <w:rFonts w:ascii="Inter" w:hAnsi="Inter" w:cs="Inter"/>
           <w:b/>
-          <w:i w:val="0"/>
+          <w:i/>
           <w:color w:val="5B5F77"/>
           <w:sz w:val="21"/>
         </w:rPr>
-        <w:t>*Kaleidoscopio* dejó de publicarse en 2015</w:t>
+        <w:t>Kaleidoscopio</w:t>
+      </w:r>
+      <w:r>
+        <w:rPr>
+          <w:rFonts w:ascii="Inter" w:hAnsi="Inter" w:cs="Inter"/>
+          <w:b/>
+          <w:i w:val="0"/>
+          <w:color w:val="5B5F77"/>
+          <w:sz w:val="21"/>
+        </w:rPr>
+        <w:t xml:space="preserve"> dejó de publicarse en 2015</w:t>
       </w:r>
       <w:r>
         <w:rPr>
